--- a/Portfolio-Texte.docx
+++ b/Portfolio-Texte.docx
@@ -39,7 +39,7 @@
     <w:p>
       <w:pPr>
         <w:pStyle w:val="Heading1"/>
-        <w:spacing w:after="140" w:before="320"/>
+        <w:spacing w:before="320" w:after="140"/>
       </w:pPr>
       <w:r>
         <w:t xml:space="preserve">Allgemein</w:t>
@@ -661,7 +661,7 @@
     <w:p>
       <w:pPr>
         <w:pStyle w:val="Heading1"/>
-        <w:spacing w:after="140" w:before="320"/>
+        <w:spacing w:before="320" w:after="140"/>
       </w:pPr>
       <w:r>
         <w:t xml:space="preserve">Creative Technology</w:t>
@@ -1148,7 +1148,7 @@
     <w:p>
       <w:pPr>
         <w:pStyle w:val="Heading2"/>
-        <w:spacing w:after="140" w:before="320"/>
+        <w:spacing w:before="320" w:after="140"/>
       </w:pPr>
       <w:r>
         <w:t xml:space="preserve">Rreth</w:t>
@@ -1311,7 +1311,7 @@
                 <w:sz w:val="21"/>
                 <w:szCs w:val="21"/>
               </w:rPr>
-              <w:t xml:space="preserve">2020 - 2025</w:t>
+              <w:t xml:space="preserve">2020–2025</w:t>
             </w:r>
           </w:p>
         </w:tc>
@@ -1446,7 +1446,7 @@
                 <w:sz w:val="21"/>
                 <w:szCs w:val="21"/>
               </w:rPr>
-              <w:t xml:space="preserve">Rreth — albanisch für Kreis — begann 2020 mit einem kleinen Magazin und einem Schlüsselanhänger und läuft seither in drei Etappen. Von 2021 bis 2023 entstand als Bachelorarbeit eine immersive Rauminstallation über die komplexe posttraumatische Belastungsstörung: ein vierteiliges Video, ein eigener Soundtrack und ein Magazin, das durch die psychologischen Modelle dahinter führt. Als eigenständige Diagnose steht die Erkrankung erst in der ICD-11, 2018 veröffentlicht und seit 2022 in Kraft — entsprechend wenig bekannt ist sie, dabei erfüllt ein erheblicher Teil derer, die über depressive Symptome berichten, zugleich ihre Kriterien. 2025 kam das Projekt im Master noch einmal auf den Tisch, diesmal zu dritt mit Cara Brüggendieck und Laura Zahn: ein Pitch über fünf Phasen, Symbole für jeden Akt und die Planung einer begehbaren Videoinstallation. 2028 soll daraus das werden, was im Pitch steht — eine Ausstellung in der Halle 93 in Stuttgart, mit überarbeitetem Magazin und einer App, die den Besucher über die Installation hinaus begleitet.</w:t>
+              <w:t xml:space="preserve">Rreth — albanisch für Kreis — läuft seit 2020 in drei Etappen: angefangen mit einem kleinen Magazin und einem Schlüsselanhänger, daraus eine begehbare Videoinstallation über die komplexe posttraumatische Belastungsstörung, und 2028 eine Ausstellung, die beides zusammenbringt. Wer hineingeht, soll am Ende selbst sprechen dürfen.</w:t>
             </w:r>
           </w:p>
         </w:tc>
@@ -1536,7 +1536,7 @@
                 <w:sz w:val="21"/>
                 <w:szCs w:val="21"/>
               </w:rPr>
-              <w:t xml:space="preserve">Projektpitch</w:t>
+              <w:t xml:space="preserve">Ein Wort, das fehlt</w:t>
             </w:r>
           </w:p>
         </w:tc>
@@ -1581,7 +1581,7 @@
                 <w:sz w:val="21"/>
                 <w:szCs w:val="21"/>
               </w:rPr>
-              <w:t xml:space="preserve">Der Pitch beschreibt die Installation in fünf Phasen, jede mit Farbe, Ton, Gefühl, Zeitdauer und Referenz: von absoluter Dunkelheit über konfrontierende Video-Akte bis in einen hellen Raum mit anonymen Telefonzellen, in denen Besucher ihre eigene Geschichte erzählen können. „Take It All Off — Break the Silence" in Schwarz und Rot war die erste Präsentation dazu; mit ihr sind Cara Brüggendieck und Laura Zahn 2025 eingestiegen. Für jeden Akt steht ein eigenes Symbol, jedes für eine Form von Kreislauf, aus dem man alleine schwer herauskommt.</w:t>
+              <w:t xml:space="preserve">Als eigenständige Diagnose steht die komplexe posttraumatische Belastungsstörung erst in der ICD-11 — 2018 veröffentlicht, seit 2022 in Kraft. Entsprechend wenig bekannt ist sie, dabei erfüllt ein erheblicher Teil derer, die über depressive Symptome berichten, zugleich ihre Kriterien. Wer davon betroffen ist, hat selten ein Wort dafür. Die Frage war deshalb nicht, wie man darüber aufklärt, sondern wie man es spürbar macht — so, dass jemand den Raum anders verlässt, als er hineingegangen ist. Von 2021 bis 2023 entstand daraus die Bachelorarbeit: ein vierteiliges Video, ein eigener Soundtrack und ein Magazin.</w:t>
             </w:r>
           </w:p>
         </w:tc>
@@ -1626,7 +1626,7 @@
                 <w:sz w:val="21"/>
                 <w:szCs w:val="21"/>
               </w:rPr>
-              <w:t xml:space="preserve">Videoextrakte</w:t>
+              <w:t xml:space="preserve">Vier Akte</w:t>
             </w:r>
           </w:p>
         </w:tc>
@@ -1671,7 +1671,7 @@
                 <w:sz w:val="21"/>
                 <w:szCs w:val="21"/>
               </w:rPr>
-              <w:t xml:space="preserve">Das Hauptvideo läuft in vier Akten mit albanischen Namen: „Themeli" (Grundstein) zeigt die Reaktionsmuster aus der Kindheit — Kampf, Flucht, Erstarrung, Unterwerfung. „Shprehje Emocionale" übersetzt in Tanz, was passiert, wenn ein Trigger auf ein altes Muster trifft. „Metamorfoza" ist der Wendepunkt in Embryohaltung, „Çlirim" die Katharsis, in der zum ersten Mal Farbe ins Bild kommt. Die ersten drei Akte sind streng schwarzweiß, als Bild für das Schwarz-Weiß-Denken; gedreht wurde mit Carina Borgards aus dem Tanztheater, gebaut aus Rotoskopie, EbSynth und einem Soundtrack aus 42 Spuren. 2025 ist neu gedreht worden: Kamera Joscha Reuther, Licht Jan Borghart, Soundkulisse Denzel — Bild, Licht und Ton miteinander statt nacheinander.</w:t>
+              <w:t xml:space="preserve">Das Hauptvideo läuft in vier Akten mit albanischen Namen. „Themeli" (Grundstein) zeigt die Reaktionsmuster aus der Kindheit — Kampf, Flucht, Erstarrung, Unterwerfung. „Shprehje Emocionale" übersetzt in Tanz, was passiert, wenn ein Trigger auf ein altes Muster trifft. „Metamorfoza" ist der Wendepunkt in Embryohaltung, „Çlirim" die Katharsis, in der zum ersten Mal Farbe ins Bild kommt. Die ersten drei Akte sind streng schwarzweiß, als Bild für das Schwarz-Weiß-Denken; gedreht mit Carina Borgards aus dem Tanztheater, gebaut aus Rotoskopie, EbSynth und einem Soundtrack aus 42 Spuren. 2025 kam das Projekt im Master zu dritt mit Cara Brüggendieck und Laura Zahn noch einmal auf den Tisch und wurde neu gedreht: Kamera Joscha Reuther, Licht Jan Borghart, Soundkulisse Denzel — Bild, Licht und Ton miteinander statt nacheinander. Der Pitch dazu beschreibt die Installation in fünf Phasen, jede mit Farbe, Ton, Gefühl, Dauer und Referenz, und gibt jedem Akt ein eigenes Symbol: je eine Form von Kreislauf, aus dem man alleine schwer herauskommt.</w:t>
             </w:r>
           </w:p>
         </w:tc>
@@ -1716,7 +1716,7 @@
                 <w:sz w:val="21"/>
                 <w:szCs w:val="21"/>
               </w:rPr>
-              <w:t xml:space="preserve">Magazin</w:t>
+              <w:t xml:space="preserve">Der Weg hindurch</w:t>
             </w:r>
           </w:p>
         </w:tc>
@@ -1761,7 +1761,7 @@
                 <w:sz w:val="21"/>
                 <w:szCs w:val="21"/>
               </w:rPr>
-              <w:t xml:space="preserve">Das Magazin ist der Wegweiser durch die Modelle hinter der Installation: vom Instanzenmodell nach Freud über Melanie Kleins Objektbeziehungstheorie zu Pete Walkers vier Überlebensstrategien, und am Ende konkrete Gedankenkorrekturen. Jede dieser Strategien hat einmal funktioniert — sie war nie ein Charakterfehler, sondern eine Lösung für eine Situation, die so heute nicht mehr herrscht. Oben auf dieser Seite lässt es sich durchblättern.</w:t>
+              <w:t xml:space="preserve">Der Weg führt von absoluter Dunkelheit durch die vier Akte in einen hellen Raum mit anonymen Telefonzellen — dort darf erzählen, wer will. Das Magazin ist der Wegweiser durch die Modelle dahinter: vom Instanzenmodell nach Freud über Melanie Kleins Objektbeziehungstheorie zu Pete Walkers vier Überlebensstrategien, am Ende konkrete Gedankenkorrekturen. Der Satz, auf den alles hinausläuft: Jede dieser Strategien hat einmal funktioniert. Sie war nie ein Charakterfehler, sondern eine Lösung für eine Situation, die so heute nicht mehr herrscht. Oben auf dieser Seite lässt sich das Heft durchblättern.</w:t>
             </w:r>
           </w:p>
         </w:tc>
@@ -1806,7 +1806,7 @@
                 <w:sz w:val="21"/>
                 <w:szCs w:val="21"/>
               </w:rPr>
-              <w:t xml:space="preserve">Zukunft</w:t>
+              <w:t xml:space="preserve">Halle 93</w:t>
             </w:r>
           </w:p>
         </w:tc>
@@ -1851,7 +1851,7 @@
                 <w:sz w:val="21"/>
                 <w:szCs w:val="21"/>
               </w:rPr>
-              <w:t xml:space="preserve">2028 soll die Installation wieder aufgenommen und genau nach dem Pitch in der Halle 93 in Stuttgart ausgestellt werden, mit überarbeitetem Magazin und einer App, die den Besucher weiter trägt als bis zum Ausgang. Die Instagram-Kampagne läuft im Vorfeld und bewirbt beides: kurze Videos, selbst aufgenommen und mit KI weiterbearbeitet, dazu Captions in der ersten Person. Jeder Post trägt den Namen eines Musters statt eines Titels: Suppressing, Self Sabotage, Self Destruction.</w:t>
+              <w:t xml:space="preserve">2028 soll die Installation genau nach dem Pitch in der Halle 93 in Stuttgart stehen, mit überarbeitetem Magazin und einer App, die den Besucher weiter trägt als bis zum Ausgang. Die Instagram-Kampagne läuft im Vorfeld und bewirbt beides: kurze Videos, selbst aufgenommen und mit KI weiterbearbeitet, dazu Captions in der ersten Person. Jeder Post trägt den Namen eines Musters statt eines Titels — Suppressing, Self Sabotage, Self Destruction.</w:t>
             </w:r>
           </w:p>
         </w:tc>
@@ -1860,7 +1860,7 @@
     <w:p>
       <w:pPr>
         <w:pStyle w:val="Heading2"/>
-        <w:spacing w:after="140" w:before="320"/>
+        <w:spacing w:before="320" w:after="140"/>
       </w:pPr>
       <w:r>
         <w:t xml:space="preserve">In Lak’ech</w:t>
@@ -2113,7 +2113,7 @@
                 <w:sz w:val="21"/>
                 <w:szCs w:val="21"/>
               </w:rPr>
-              <w:t xml:space="preserve">„In Lak’ech" ist ein Gruß der Maya und heißt: Ich bin ein anderes Du. Wer gegenübersteht, ist nicht das Fremde, sondern dasselbe in einer anderen Gestalt — und was ich dir antue, tue ich mir an. Dieser Satz nach außen zu tragen ist mir wichtig, und zwar nicht als Spruch, sondern als Erfahrung, die man gemacht haben muss. Also ein Automat, der zwei Fremde zusammenbringt, die sonst aneinander vorbeigelaufen wären: ein Videospiel im Nokia-3310-Look, programmiert in Python auf einem Raspberry Pi, bedient über zwei Arcade-Knöpfe. Zwei Figuren streiten sich im Pokémon-Stil durch ein Duell, bis am Ende die Frage steht: to die or to live together? Nur wenn beide gleichzeitig drücken, löst die Kamera aus und der Kassenbon-Drucker gibt ein Foto der Begegnung aus, durchnummeriert. Entstanden in einem fünfwöchigen Workshop mit der Aufgabe, eine Begegnung im öffentlichen Raum zu schaffen.</w:t>
+              <w:t xml:space="preserve">„In Lak’ech" ist ein Gruß der Maya und heißt: Ich bin ein anderes Du. Ein Automat, der zwei Fremde zusammenbringt, die sonst aneinander vorbeigelaufen wären — ein Videospiel im Nokia-3310-Look auf einem Raspberry Pi, bedient über zwei Arcade-Knöpfe. Weitergehen kann es nur, wenn beide gleichzeitig drücken.</w:t>
             </w:r>
           </w:p>
         </w:tc>
@@ -2203,7 +2203,7 @@
                 <w:sz w:val="21"/>
                 <w:szCs w:val="21"/>
               </w:rPr>
-              <w:t xml:space="preserve">Ideenentwicklung</w:t>
+              <w:t xml:space="preserve">Himmel und Hölle</w:t>
             </w:r>
           </w:p>
         </w:tc>
@@ -2248,7 +2248,7 @@
                 <w:sz w:val="21"/>
                 <w:szCs w:val="21"/>
               </w:rPr>
-              <w:t xml:space="preserve">Zuerst habe ich nach einem Spiel gesucht, das zwei Fremde zueinander bringt, ohne dass einer den Anfang machen muss: „Himmel und Hölle", zwei Spielfelder einander gegenüber, jede beantwortete Frage bringt einen Schritt, bis sich beide in der Mitte treffen und sich die Hand geben. Ein paar Tage später lag auf dem Weg zu einer Freundin „Feuerwaffen" von Howard Ricketts auf dem Boden. Ich habe es mitgenommen und zerschnitten — Pistolen aus dem einen Buch, Landschaften aus einem Naturmagazin, daraus ein Collagenbuch. Daraus wurde die Idee, genau das in einen Automaten zu übersetzen und mit dem zu spielen, was zwischen zwei Fremden immer zuerst da ist: Misstrauen. Auf Rasterpapier entstand dann das Spiel selbst, im Raster des späteren Pixelbildes.</w:t>
+              <w:t xml:space="preserve">Wer gegenübersteht, ist nicht das Fremde, sondern dasselbe in einer anderen Gestalt — und was ich dir antue, tue ich mir an. Diesen Satz nach außen zu tragen war mir wichtig, aber nicht als Spruch, sondern als Erfahrung, die man gemacht haben muss. Also habe ich nach einem Spiel gesucht, das zwei Fremde zueinander bringt, ohne dass einer den Anfang machen muss: „Himmel und Hölle", zwei Spielfelder einander gegenüber, jede beantwortete Frage bringt einen Schritt, bis sich beide in der Mitte treffen. Ein paar Tage später lag auf dem Weg zu einer Freundin „Feuerwaffen" von Howard Ricketts auf dem Boden. Ich habe es mitgenommen und zerschnitten — Pistolen aus dem einen Buch, Landschaften aus einem Naturmagazin, daraus ein Collagenbuch. Daraus wurde die Idee, genau das in einen Automaten zu übersetzen und mit dem zu spielen, was zwischen zwei Fremden immer zuerst da ist: Misstrauen.</w:t>
             </w:r>
           </w:p>
         </w:tc>
@@ -2293,7 +2293,7 @@
                 <w:sz w:val="21"/>
                 <w:szCs w:val="21"/>
               </w:rPr>
-              <w:t xml:space="preserve">Test in Furtwangen</w:t>
+              <w:t xml:space="preserve">Zettel auf den Stufen</w:t>
             </w:r>
           </w:p>
         </w:tc>
@@ -2338,7 +2338,7 @@
                 <w:sz w:val="21"/>
                 <w:szCs w:val="21"/>
               </w:rPr>
-              <w:t xml:space="preserve">Die Fragen landeten auf kleinen Notizzetteln, die Zettel auf den Stufen einer Unterführung: Von beiden Seiten geht je eine Stufe weiter, wer eine Frage beantwortet, bis man sich in der Mitte trifft. An dem Tag war das Wetter so schlecht, dass kaum jemand kam — die Erkenntnis blieb trotzdem: Der öffentliche Raum muss mitspielen, wenn man ihn bespielen will.</w:t>
+              <w:t xml:space="preserve">Auf Rasterpapier entstand das Spiel im Raster des späteren Pixelbildes. Davor stand ein Test ohne jede Technik: Die Fragen landeten auf kleinen Notizzetteln, die Zettel auf den Stufen einer Unterführung. Von beiden Seiten geht je eine Stufe weiter, wer eine Frage beantwortet, bis man sich in der Mitte trifft. An dem Tag war das Wetter so schlecht, dass kaum jemand kam — die Erkenntnis blieb trotzdem: Der öffentliche Raum muss mitspielen, wenn man ihn bespielen will. Also ein Gehäuse, das für sich steht. Die beiden Figuren heißen Taiyo und Tsuki, Sonne und Mond; jede gehört zu einem Arcade-Knopf, der nur leuchtet, wenn sie spricht. Programmiert in Python mit Pygame, fünf Wochen Workshop.</w:t>
             </w:r>
           </w:p>
         </w:tc>
@@ -2383,7 +2383,7 @@
                 <w:sz w:val="21"/>
                 <w:szCs w:val="21"/>
               </w:rPr>
-              <w:t xml:space="preserve">Der Automat</w:t>
+              <w:t xml:space="preserve">Taiyo und Tsuki</w:t>
             </w:r>
           </w:p>
         </w:tc>
@@ -2428,7 +2428,97 @@
                 <w:sz w:val="21"/>
                 <w:szCs w:val="21"/>
               </w:rPr>
-              <w:t xml:space="preserve">Die beiden Figuren heißen Taiyo und Tsuki, Sonne und Mond; jede gehört zu einem Arcade-Knopf, der nur leuchtet, wenn sie spricht. Zuerst stand am Ende nur der Handschlag, inzwischen ist der Vertrauenstest im Spiel: „Kann ich dir vertrauen?", „Das hat weh getan", „Wir sind verletzt", „Ich hab dich trotzdem lieb." Jede gelungene Begegnung wird fotografiert und auf einem Kassenbon ausgedruckt, durchnummeriert — zwei Menschen, die sich vorher nicht kannten, halten danach denselben Zettel in der Hand. Im Sommer 2027 soll der Automat in der Innenstadt von Regensburg stehen.</w:t>
+              <w:t xml:space="preserve">Zwei Figuren streiten sich im Pokémon-Stil durch ein Duell, bis die Frage steht: to die or to live together? Zuerst stand am Ende nur der Handschlag, inzwischen ist der Vertrauenstest im Spiel: „Kann ich dir vertrauen?", „Das hat weh getan", „Wir sind verletzt", „Ich hab dich trotzdem lieb." Nur wenn beide gleichzeitig drücken, löst die Kamera aus. Der Kassenbon-Drucker gibt ein Foto der Begegnung aus, durchnummeriert — zwei Menschen, die sich vorher nicht kannten, halten danach denselben Zettel in der Hand. Oben auf dieser Seite lässt sich das Duell spielen; am besten zu zweit.</w:t>
+            </w:r>
+          </w:p>
+        </w:tc>
+      </w:tr>
+      <w:tr>
+        <w:tc>
+          <w:tcPr>
+            <w:tcW w:type="dxa" w:w="2500"/>
+            <w:shd w:fill="F2F2F2" w:val="clear"/>
+            <w:tcMar>
+              <w:top w:type="dxa" w:w="80"/>
+              <w:left w:type="dxa" w:w="120"/>
+              <w:bottom w:type="dxa" w:w="80"/>
+              <w:right w:type="dxa" w:w="120"/>
+            </w:tcMar>
+          </w:tcPr>
+          <w:p>
+            <w:r>
+              <w:rPr>
+                <w:rFonts w:ascii="Consolas" w:cs="Consolas" w:eastAsia="Consolas" w:hAnsi="Consolas"/>
+                <w:color w:val="666666"/>
+                <w:sz w:val="16"/>
+                <w:szCs w:val="16"/>
+              </w:rPr>
+              <w:t xml:space="preserve">chapters[3].title</w:t>
+            </w:r>
+          </w:p>
+        </w:tc>
+        <w:tc>
+          <w:tcPr>
+            <w:tcW w:type="dxa" w:w="7138"/>
+            <w:tcMar>
+              <w:top w:type="dxa" w:w="80"/>
+              <w:left w:type="dxa" w:w="120"/>
+              <w:bottom w:type="dxa" w:w="80"/>
+              <w:right w:type="dxa" w:w="120"/>
+            </w:tcMar>
+          </w:tcPr>
+          <w:p>
+            <w:r>
+              <w:rPr>
+                <w:sz w:val="21"/>
+                <w:szCs w:val="21"/>
+              </w:rPr>
+              <w:t xml:space="preserve">Regensburg, Sommer 2027</w:t>
+            </w:r>
+          </w:p>
+        </w:tc>
+      </w:tr>
+      <w:tr>
+        <w:tc>
+          <w:tcPr>
+            <w:tcW w:type="dxa" w:w="2500"/>
+            <w:shd w:fill="F2F2F2" w:val="clear"/>
+            <w:tcMar>
+              <w:top w:type="dxa" w:w="80"/>
+              <w:left w:type="dxa" w:w="120"/>
+              <w:bottom w:type="dxa" w:w="80"/>
+              <w:right w:type="dxa" w:w="120"/>
+            </w:tcMar>
+          </w:tcPr>
+          <w:p>
+            <w:r>
+              <w:rPr>
+                <w:rFonts w:ascii="Consolas" w:cs="Consolas" w:eastAsia="Consolas" w:hAnsi="Consolas"/>
+                <w:color w:val="666666"/>
+                <w:sz w:val="16"/>
+                <w:szCs w:val="16"/>
+              </w:rPr>
+              <w:t xml:space="preserve">chapters[3].text</w:t>
+            </w:r>
+          </w:p>
+        </w:tc>
+        <w:tc>
+          <w:tcPr>
+            <w:tcW w:type="dxa" w:w="7138"/>
+            <w:tcMar>
+              <w:top w:type="dxa" w:w="80"/>
+              <w:left w:type="dxa" w:w="120"/>
+              <w:bottom w:type="dxa" w:w="80"/>
+              <w:right w:type="dxa" w:w="120"/>
+            </w:tcMar>
+          </w:tcPr>
+          <w:p>
+            <w:r>
+              <w:rPr>
+                <w:sz w:val="21"/>
+                <w:szCs w:val="21"/>
+              </w:rPr>
+              <w:t xml:space="preserve">Im Sommer 2027 soll der Automat in der Innenstadt von Regensburg stehen — dort, wo die Leute ohnehin aneinander vorbeigehen.</w:t>
             </w:r>
           </w:p>
         </w:tc>
@@ -2437,7 +2527,7 @@
     <w:p>
       <w:pPr>
         <w:pStyle w:val="Heading2"/>
-        <w:spacing w:after="140" w:before="320"/>
+        <w:spacing w:before="320" w:after="140"/>
       </w:pPr>
       <w:r>
         <w:t xml:space="preserve">Nostalgia is a Portal</w:t>
@@ -2580,51 +2670,6 @@
                 <w:sz w:val="16"/>
                 <w:szCs w:val="16"/>
               </w:rPr>
-              <w:t xml:space="preserve">year</w:t>
-            </w:r>
-          </w:p>
-        </w:tc>
-        <w:tc>
-          <w:tcPr>
-            <w:tcW w:type="dxa" w:w="7138"/>
-            <w:tcMar>
-              <w:top w:type="dxa" w:w="80"/>
-              <w:left w:type="dxa" w:w="120"/>
-              <w:bottom w:type="dxa" w:w="80"/>
-              <w:right w:type="dxa" w:w="120"/>
-            </w:tcMar>
-          </w:tcPr>
-          <w:p>
-            <w:r>
-              <w:rPr>
-                <w:sz w:val="21"/>
-                <w:szCs w:val="21"/>
-              </w:rPr>
-              <w:t xml:space="preserve">2026</w:t>
-            </w:r>
-          </w:p>
-        </w:tc>
-      </w:tr>
-      <w:tr>
-        <w:tc>
-          <w:tcPr>
-            <w:tcW w:type="dxa" w:w="2500"/>
-            <w:shd w:fill="F2F2F2" w:val="clear"/>
-            <w:tcMar>
-              <w:top w:type="dxa" w:w="80"/>
-              <w:left w:type="dxa" w:w="120"/>
-              <w:bottom w:type="dxa" w:w="80"/>
-              <w:right w:type="dxa" w:w="120"/>
-            </w:tcMar>
-          </w:tcPr>
-          <w:p>
-            <w:r>
-              <w:rPr>
-                <w:rFonts w:ascii="Consolas" w:cs="Consolas" w:eastAsia="Consolas" w:hAnsi="Consolas"/>
-                <w:color w:val="666666"/>
-                <w:sz w:val="16"/>
-                <w:szCs w:val="16"/>
-              </w:rPr>
               <w:t xml:space="preserve">role</w:t>
             </w:r>
           </w:p>
@@ -2735,7 +2780,7 @@
                 <w:sz w:val="21"/>
                 <w:szCs w:val="21"/>
               </w:rPr>
-              <w:t xml:space="preserve">Eine Videoinstallation ueber Nostalgie als Abwehrmechanismus: THESE: Wir verdraengen, was gerade passiert, und romantisieren es spaeter durch den Filter von Social Media, statt es zu verarbeiten. Zwei alte Roehrenmonitore stehen an den Ausgaengen des Aufzugs — gesteuert wird nur mit Koerperhaltung und Handbewegung, ohne Controller.</w:t>
+              <w:t xml:space="preserve">Eine Videoinstallation über Nostalgie als Abwehrmechanismus. Die These: Wir verdrängen, was gerade passiert, und romantisieren es später durch den Filter von Social Media, statt es zu verarbeiten. Zwei alte Röhrenmonitore stehen an den Ausgängen des Aufzugs — gesteuert wird nur mit Körperhaltung und Handbewegung, ohne Controller.</w:t>
             </w:r>
           </w:p>
         </w:tc>
@@ -2825,7 +2870,7 @@
                 <w:sz w:val="21"/>
                 <w:szCs w:val="21"/>
               </w:rPr>
-              <w:t xml:space="preserve">Brainstorm</w:t>
+              <w:t xml:space="preserve">Die Schwelle</w:t>
             </w:r>
           </w:p>
         </w:tc>
@@ -2870,7 +2915,7 @@
                 <w:sz w:val="21"/>
                 <w:szCs w:val="21"/>
               </w:rPr>
-              <w:t xml:space="preserve">Der Ausgangspunkt war der Begriff Liminalitaet — der Schwellenzustand zwischen zwei Zustaenden. Aus Brainstorming und Materialarchiv haben wir drei Straenge verfolgt: Sprache, nationale Identitaet und Spiritualitaet.</w:t>
+              <w:t xml:space="preserve">Der Ausgangspunkt war Liminalität — der Schwellenzustand zwischen zwei Zuständen. Aus Brainstorming und Materialarchiv haben wir drei Stränge verfolgt: Sprache, nationale Identität und Spiritualität. Daraus wurde die These, auf der alles steht: Nostalgie ist kein Erinnern, sondern ein Ausweichen. Wir lassen das, was gerade passiert, nicht an uns heran und holen es später als schöne Erinnerung zurück, gefiltert und ungefährlich.</w:t>
             </w:r>
           </w:p>
         </w:tc>
@@ -2915,7 +2960,7 @@
                 <w:sz w:val="21"/>
                 <w:szCs w:val="21"/>
               </w:rPr>
-              <w:t xml:space="preserve">Raumkonzept</w:t>
+              <w:t xml:space="preserve">Zwei Monitore am Aufzug</w:t>
             </w:r>
           </w:p>
         </w:tc>
@@ -2960,7 +3005,7 @@
                 <w:sz w:val="21"/>
                 <w:szCs w:val="21"/>
               </w:rPr>
-              <w:t xml:space="preserve">Die Skizzen klaeren die entscheidende Frage: Wo stehen die Monitore, damit die Besucher sie beim Verlassen des Aufzugs zwangslaeufig sehen? Der Aufzug ist selbst schon eine Schwelle — das Konzept nutzt sie.</w:t>
+              <w:t xml:space="preserve">Die entscheidende Frage war nicht, was auf den Monitoren läuft, sondern wo sie stehen: Der Aufzug ist selbst schon eine Schwelle, und wer ihn verlässt, soll die Bilder zwangsläufig sehen. Zwei TouchDesigner-Projekte lesen die Körperhaltung aus und streamen live auf die Röhren; die Knotennetze zeigen, wie aus Kamerabild, Schwellenwerten und Videospuren die Reaktion wird. Die Ästhetik kommt vom Signalfehler: RGB-Versatz, Bildrauschen, verrissene Zeilen. Was auf einem modernen Bildschirm wie ein Defekt aussieht, ist auf der Röhre das natürliche Verhalten.</w:t>
             </w:r>
           </w:p>
         </w:tc>
@@ -3005,7 +3050,7 @@
                 <w:sz w:val="21"/>
                 <w:szCs w:val="21"/>
               </w:rPr>
-              <w:t xml:space="preserve">Technik in TouchDesigner</w:t>
+              <w:t xml:space="preserve">Niemand bedient etwas</w:t>
             </w:r>
           </w:p>
         </w:tc>
@@ -3050,367 +3095,7 @@
                 <w:sz w:val="21"/>
                 <w:szCs w:val="21"/>
               </w:rPr>
-              <w:t xml:space="preserve">Zwei TouchDesigner-Projekte lesen die Koerperhaltung aus und streamen live auf die Roehrenmonitore. Die Knotennetze zeigen, wie aus Kamerabild, Schwellenwerten und Videospuren die Reaktion wird.</w:t>
-            </w:r>
-          </w:p>
-        </w:tc>
-      </w:tr>
-      <w:tr>
-        <w:tc>
-          <w:tcPr>
-            <w:tcW w:type="dxa" w:w="2500"/>
-            <w:shd w:fill="F2F2F2" w:val="clear"/>
-            <w:tcMar>
-              <w:top w:type="dxa" w:w="80"/>
-              <w:left w:type="dxa" w:w="120"/>
-              <w:bottom w:type="dxa" w:w="80"/>
-              <w:right w:type="dxa" w:w="120"/>
-            </w:tcMar>
-          </w:tcPr>
-          <w:p>
-            <w:r>
-              <w:rPr>
-                <w:rFonts w:ascii="Consolas" w:cs="Consolas" w:eastAsia="Consolas" w:hAnsi="Consolas"/>
-                <w:color w:val="666666"/>
-                <w:sz w:val="16"/>
-                <w:szCs w:val="16"/>
-              </w:rPr>
-              <w:t xml:space="preserve">chapters[3].title</w:t>
-            </w:r>
-          </w:p>
-        </w:tc>
-        <w:tc>
-          <w:tcPr>
-            <w:tcW w:type="dxa" w:w="7138"/>
-            <w:tcMar>
-              <w:top w:type="dxa" w:w="80"/>
-              <w:left w:type="dxa" w:w="120"/>
-              <w:bottom w:type="dxa" w:w="80"/>
-              <w:right w:type="dxa" w:w="120"/>
-            </w:tcMar>
-          </w:tcPr>
-          <w:p>
-            <w:r>
-              <w:rPr>
-                <w:sz w:val="21"/>
-                <w:szCs w:val="21"/>
-              </w:rPr>
-              <w:t xml:space="preserve">Bildwelt</w:t>
-            </w:r>
-          </w:p>
-        </w:tc>
-      </w:tr>
-      <w:tr>
-        <w:tc>
-          <w:tcPr>
-            <w:tcW w:type="dxa" w:w="2500"/>
-            <w:shd w:fill="F2F2F2" w:val="clear"/>
-            <w:tcMar>
-              <w:top w:type="dxa" w:w="80"/>
-              <w:left w:type="dxa" w:w="120"/>
-              <w:bottom w:type="dxa" w:w="80"/>
-              <w:right w:type="dxa" w:w="120"/>
-            </w:tcMar>
-          </w:tcPr>
-          <w:p>
-            <w:r>
-              <w:rPr>
-                <w:rFonts w:ascii="Consolas" w:cs="Consolas" w:eastAsia="Consolas" w:hAnsi="Consolas"/>
-                <w:color w:val="666666"/>
-                <w:sz w:val="16"/>
-                <w:szCs w:val="16"/>
-              </w:rPr>
-              <w:t xml:space="preserve">chapters[3].text</w:t>
-            </w:r>
-          </w:p>
-        </w:tc>
-        <w:tc>
-          <w:tcPr>
-            <w:tcW w:type="dxa" w:w="7138"/>
-            <w:tcMar>
-              <w:top w:type="dxa" w:w="80"/>
-              <w:left w:type="dxa" w:w="120"/>
-              <w:bottom w:type="dxa" w:w="80"/>
-              <w:right w:type="dxa" w:w="120"/>
-            </w:tcMar>
-          </w:tcPr>
-          <w:p>
-            <w:r>
-              <w:rPr>
-                <w:sz w:val="21"/>
-                <w:szCs w:val="21"/>
-              </w:rPr>
-              <w:t xml:space="preserve">Die Aesthetik kommt vom Signalfehler: RGB-Versatz, Bildrauschen, verrissene Zeilen. Was auf einem modernen Bildschirm wie ein Defekt aussieht, ist auf der Roehre das natuerliche Verhalten.</w:t>
-            </w:r>
-          </w:p>
-        </w:tc>
-      </w:tr>
-      <w:tr>
-        <w:tc>
-          <w:tcPr>
-            <w:tcW w:type="dxa" w:w="2500"/>
-            <w:shd w:fill="F2F2F2" w:val="clear"/>
-            <w:tcMar>
-              <w:top w:type="dxa" w:w="80"/>
-              <w:left w:type="dxa" w:w="120"/>
-              <w:bottom w:type="dxa" w:w="80"/>
-              <w:right w:type="dxa" w:w="120"/>
-            </w:tcMar>
-          </w:tcPr>
-          <w:p>
-            <w:r>
-              <w:rPr>
-                <w:rFonts w:ascii="Consolas" w:cs="Consolas" w:eastAsia="Consolas" w:hAnsi="Consolas"/>
-                <w:color w:val="666666"/>
-                <w:sz w:val="16"/>
-                <w:szCs w:val="16"/>
-              </w:rPr>
-              <w:t xml:space="preserve">chapters[4].title</w:t>
-            </w:r>
-          </w:p>
-        </w:tc>
-        <w:tc>
-          <w:tcPr>
-            <w:tcW w:type="dxa" w:w="7138"/>
-            <w:tcMar>
-              <w:top w:type="dxa" w:w="80"/>
-              <w:left w:type="dxa" w:w="120"/>
-              <w:bottom w:type="dxa" w:w="80"/>
-              <w:right w:type="dxa" w:w="120"/>
-            </w:tcMar>
-          </w:tcPr>
-          <w:p>
-            <w:r>
-              <w:rPr>
-                <w:sz w:val="21"/>
-                <w:szCs w:val="21"/>
-              </w:rPr>
-              <w:t xml:space="preserve">Plakate</w:t>
-            </w:r>
-          </w:p>
-        </w:tc>
-      </w:tr>
-      <w:tr>
-        <w:tc>
-          <w:tcPr>
-            <w:tcW w:type="dxa" w:w="2500"/>
-            <w:shd w:fill="F2F2F2" w:val="clear"/>
-            <w:tcMar>
-              <w:top w:type="dxa" w:w="80"/>
-              <w:left w:type="dxa" w:w="120"/>
-              <w:bottom w:type="dxa" w:w="80"/>
-              <w:right w:type="dxa" w:w="120"/>
-            </w:tcMar>
-          </w:tcPr>
-          <w:p>
-            <w:r>
-              <w:rPr>
-                <w:rFonts w:ascii="Consolas" w:cs="Consolas" w:eastAsia="Consolas" w:hAnsi="Consolas"/>
-                <w:color w:val="666666"/>
-                <w:sz w:val="16"/>
-                <w:szCs w:val="16"/>
-              </w:rPr>
-              <w:t xml:space="preserve">chapters[4].text</w:t>
-            </w:r>
-          </w:p>
-        </w:tc>
-        <w:tc>
-          <w:tcPr>
-            <w:tcW w:type="dxa" w:w="7138"/>
-            <w:tcMar>
-              <w:top w:type="dxa" w:w="80"/>
-              <w:left w:type="dxa" w:w="120"/>
-              <w:bottom w:type="dxa" w:w="80"/>
-              <w:right w:type="dxa" w:w="120"/>
-            </w:tcMar>
-          </w:tcPr>
-          <w:p>
-            <w:r>
-              <w:rPr>
-                <w:sz w:val="21"/>
-                <w:szCs w:val="21"/>
-              </w:rPr>
-              <w:t xml:space="preserve">Das Titelplakat greift den Chromlook der Nullerjahre auf, die beiden Steuerungsplakate erklaeren wortlos, wie man mit dem Koerper spielt — Hand vor die Kamera, Position im Raum.</w:t>
-            </w:r>
-          </w:p>
-        </w:tc>
-      </w:tr>
-      <w:tr>
-        <w:tc>
-          <w:tcPr>
-            <w:tcW w:type="dxa" w:w="2500"/>
-            <w:shd w:fill="F2F2F2" w:val="clear"/>
-            <w:tcMar>
-              <w:top w:type="dxa" w:w="80"/>
-              <w:left w:type="dxa" w:w="120"/>
-              <w:bottom w:type="dxa" w:w="80"/>
-              <w:right w:type="dxa" w:w="120"/>
-            </w:tcMar>
-          </w:tcPr>
-          <w:p>
-            <w:r>
-              <w:rPr>
-                <w:rFonts w:ascii="Consolas" w:cs="Consolas" w:eastAsia="Consolas" w:hAnsi="Consolas"/>
-                <w:color w:val="666666"/>
-                <w:sz w:val="16"/>
-                <w:szCs w:val="16"/>
-              </w:rPr>
-              <w:t xml:space="preserve">chapters[5].title</w:t>
-            </w:r>
-          </w:p>
-        </w:tc>
-        <w:tc>
-          <w:tcPr>
-            <w:tcW w:type="dxa" w:w="7138"/>
-            <w:tcMar>
-              <w:top w:type="dxa" w:w="80"/>
-              <w:left w:type="dxa" w:w="120"/>
-              <w:bottom w:type="dxa" w:w="80"/>
-              <w:right w:type="dxa" w:w="120"/>
-            </w:tcMar>
-          </w:tcPr>
-          <w:p>
-            <w:r>
-              <w:rPr>
-                <w:sz w:val="21"/>
-                <w:szCs w:val="21"/>
-              </w:rPr>
-              <w:t xml:space="preserve">Erster provisorischer Aufbau</w:t>
-            </w:r>
-          </w:p>
-        </w:tc>
-      </w:tr>
-      <w:tr>
-        <w:tc>
-          <w:tcPr>
-            <w:tcW w:type="dxa" w:w="2500"/>
-            <w:shd w:fill="F2F2F2" w:val="clear"/>
-            <w:tcMar>
-              <w:top w:type="dxa" w:w="80"/>
-              <w:left w:type="dxa" w:w="120"/>
-              <w:bottom w:type="dxa" w:w="80"/>
-              <w:right w:type="dxa" w:w="120"/>
-            </w:tcMar>
-          </w:tcPr>
-          <w:p>
-            <w:r>
-              <w:rPr>
-                <w:rFonts w:ascii="Consolas" w:cs="Consolas" w:eastAsia="Consolas" w:hAnsi="Consolas"/>
-                <w:color w:val="666666"/>
-                <w:sz w:val="16"/>
-                <w:szCs w:val="16"/>
-              </w:rPr>
-              <w:t xml:space="preserve">chapters[5].text</w:t>
-            </w:r>
-          </w:p>
-        </w:tc>
-        <w:tc>
-          <w:tcPr>
-            <w:tcW w:type="dxa" w:w="7138"/>
-            <w:tcMar>
-              <w:top w:type="dxa" w:w="80"/>
-              <w:left w:type="dxa" w:w="120"/>
-              <w:bottom w:type="dxa" w:w="80"/>
-              <w:right w:type="dxa" w:w="120"/>
-            </w:tcMar>
-          </w:tcPr>
-          <w:p>
-            <w:r>
-              <w:rPr>
-                <w:sz w:val="21"/>
-                <w:szCs w:val="21"/>
-              </w:rPr>
-              <w:t xml:space="preserve">Die Fernseher standen auf einem verhuellten Tisch, daneben die Plakate.</w:t>
-            </w:r>
-          </w:p>
-        </w:tc>
-      </w:tr>
-      <w:tr>
-        <w:tc>
-          <w:tcPr>
-            <w:tcW w:type="dxa" w:w="2500"/>
-            <w:shd w:fill="F2F2F2" w:val="clear"/>
-            <w:tcMar>
-              <w:top w:type="dxa" w:w="80"/>
-              <w:left w:type="dxa" w:w="120"/>
-              <w:bottom w:type="dxa" w:w="80"/>
-              <w:right w:type="dxa" w:w="120"/>
-            </w:tcMar>
-          </w:tcPr>
-          <w:p>
-            <w:r>
-              <w:rPr>
-                <w:rFonts w:ascii="Consolas" w:cs="Consolas" w:eastAsia="Consolas" w:hAnsi="Consolas"/>
-                <w:color w:val="666666"/>
-                <w:sz w:val="16"/>
-                <w:szCs w:val="16"/>
-              </w:rPr>
-              <w:t xml:space="preserve">chapters[6].title</w:t>
-            </w:r>
-          </w:p>
-        </w:tc>
-        <w:tc>
-          <w:tcPr>
-            <w:tcW w:type="dxa" w:w="7138"/>
-            <w:tcMar>
-              <w:top w:type="dxa" w:w="80"/>
-              <w:left w:type="dxa" w:w="120"/>
-              <w:bottom w:type="dxa" w:w="80"/>
-              <w:right w:type="dxa" w:w="120"/>
-            </w:tcMar>
-          </w:tcPr>
-          <w:p>
-            <w:r>
-              <w:rPr>
-                <w:sz w:val="21"/>
-                <w:szCs w:val="21"/>
-              </w:rPr>
-              <w:t xml:space="preserve">Snippets</w:t>
-            </w:r>
-          </w:p>
-        </w:tc>
-      </w:tr>
-      <w:tr>
-        <w:tc>
-          <w:tcPr>
-            <w:tcW w:type="dxa" w:w="2500"/>
-            <w:shd w:fill="F2F2F2" w:val="clear"/>
-            <w:tcMar>
-              <w:top w:type="dxa" w:w="80"/>
-              <w:left w:type="dxa" w:w="120"/>
-              <w:bottom w:type="dxa" w:w="80"/>
-              <w:right w:type="dxa" w:w="120"/>
-            </w:tcMar>
-          </w:tcPr>
-          <w:p>
-            <w:r>
-              <w:rPr>
-                <w:rFonts w:ascii="Consolas" w:cs="Consolas" w:eastAsia="Consolas" w:hAnsi="Consolas"/>
-                <w:color w:val="666666"/>
-                <w:sz w:val="16"/>
-                <w:szCs w:val="16"/>
-              </w:rPr>
-              <w:t xml:space="preserve">chapters[6].text</w:t>
-            </w:r>
-          </w:p>
-        </w:tc>
-        <w:tc>
-          <w:tcPr>
-            <w:tcW w:type="dxa" w:w="7138"/>
-            <w:tcMar>
-              <w:top w:type="dxa" w:w="80"/>
-              <w:left w:type="dxa" w:w="120"/>
-              <w:bottom w:type="dxa" w:w="80"/>
-              <w:right w:type="dxa" w:w="120"/>
-            </w:tcMar>
-          </w:tcPr>
-          <w:p>
-            <w:r>
-              <w:rPr>
-                <w:sz w:val="21"/>
-                <w:szCs w:val="21"/>
-              </w:rPr>
-              <w:t xml:space="preserve">Textfragmente erscheinen und zerfallen wieder. "where does one begin and the other end?", "Light, Future, Past".</w:t>
+              <w:t xml:space="preserve">Wer aus dem Aufzug tritt, steht im Bild, bevor er es merkt — und beide Ebenen reagieren zugleich. Es gibt nichts zu bedienen: Die Position im Raum und die Hand vor der Kamera sind die ganze Steuerung, und die beiden Plakate erklären das wortlos. Textfragmente erscheinen und zerfallen wieder — „where does one begin and the other end?", „Light, Future, Past". Das Titelplakat greift den Chromlook der Nullerjahre auf. Oben auf dieser Seite läuft dieselbe Erkennung im Browser.</w:t>
             </w:r>
           </w:p>
         </w:tc>
@@ -3419,7 +3104,7 @@
     <w:p>
       <w:pPr>
         <w:pStyle w:val="Heading2"/>
-        <w:spacing w:after="140" w:before="320"/>
+        <w:spacing w:before="320" w:after="140"/>
       </w:pPr>
       <w:r>
         <w:t xml:space="preserve">Multi Shepard</w:t>
@@ -3562,51 +3247,6 @@
                 <w:sz w:val="16"/>
                 <w:szCs w:val="16"/>
               </w:rPr>
-              <w:t xml:space="preserve">year</w:t>
-            </w:r>
-          </w:p>
-        </w:tc>
-        <w:tc>
-          <w:tcPr>
-            <w:tcW w:type="dxa" w:w="7138"/>
-            <w:tcMar>
-              <w:top w:type="dxa" w:w="80"/>
-              <w:left w:type="dxa" w:w="120"/>
-              <w:bottom w:type="dxa" w:w="80"/>
-              <w:right w:type="dxa" w:w="120"/>
-            </w:tcMar>
-          </w:tcPr>
-          <w:p>
-            <w:r>
-              <w:rPr>
-                <w:sz w:val="21"/>
-                <w:szCs w:val="21"/>
-              </w:rPr>
-              <w:t xml:space="preserve">Januar 2026</w:t>
-            </w:r>
-          </w:p>
-        </w:tc>
-      </w:tr>
-      <w:tr>
-        <w:tc>
-          <w:tcPr>
-            <w:tcW w:type="dxa" w:w="2500"/>
-            <w:shd w:fill="F2F2F2" w:val="clear"/>
-            <w:tcMar>
-              <w:top w:type="dxa" w:w="80"/>
-              <w:left w:type="dxa" w:w="120"/>
-              <w:bottom w:type="dxa" w:w="80"/>
-              <w:right w:type="dxa" w:w="120"/>
-            </w:tcMar>
-          </w:tcPr>
-          <w:p>
-            <w:r>
-              <w:rPr>
-                <w:rFonts w:ascii="Consolas" w:cs="Consolas" w:eastAsia="Consolas" w:hAnsi="Consolas"/>
-                <w:color w:val="666666"/>
-                <w:sz w:val="16"/>
-                <w:szCs w:val="16"/>
-              </w:rPr>
               <w:t xml:space="preserve">role</w:t>
             </w:r>
           </w:p>
@@ -3717,7 +3357,7 @@
                 <w:sz w:val="21"/>
                 <w:szCs w:val="21"/>
               </w:rPr>
-              <w:t xml:space="preserve">Der Shepard-Ton ist eine Hoertaeuschung: eine Tonhoehe, die endlos zu steigen oder zu fallen scheint, ohne je irgendwo anzukommen. Multi Shepard bringt ihn in einen Vorlesungssaal und stellt ihm eine projizierte optische Illusion zur Seite. Wer den Raum betritt, laeuft mitten hindurch — der Ton laeuft bereits, und der Weg nach unten ist das Erlebnis.</w:t>
+              <w:t xml:space="preserve">Der Shepard-Ton ist eine Hörtäuschung: eine Tonhöhe, die endlos zu steigen scheint, ohne je irgendwo anzukommen. Multi Shepard bringt ihn in einen Vorlesungssaal und stellt ihm eine projizierte optische Illusion zur Seite. Der Ton läuft bereits, bevor jemand da ist — der Weg nach unten ist das Erlebnis.</w:t>
             </w:r>
           </w:p>
         </w:tc>
@@ -3762,7 +3402,7 @@
                 <w:sz w:val="21"/>
                 <w:szCs w:val="21"/>
               </w:rPr>
-              <w:t xml:space="preserve">Kann ich meinen Sinnen ueberhaupt trauen?</w:t>
+              <w:t xml:space="preserve">Kann ich meinen Sinnen überhaupt trauen?</w:t>
             </w:r>
           </w:p>
         </w:tc>
@@ -3807,7 +3447,7 @@
                 <w:sz w:val="21"/>
                 <w:szCs w:val="21"/>
               </w:rPr>
-              <w:t xml:space="preserve">Konzeptfindung</w:t>
+              <w:t xml:space="preserve">Drei Parameter</w:t>
             </w:r>
           </w:p>
         </w:tc>
@@ -3852,7 +3492,7 @@
                 <w:sz w:val="21"/>
                 <w:szCs w:val="21"/>
               </w:rPr>
-              <w:t xml:space="preserve">Zuerst die Frage, welche Emotion der Ton tragen soll. Nach einer Diskussion ueber Horror fiel die Entscheidung auf Action. Die urspruengliche Idee sah eine Installation mit Positionstracking vor — auf Rat von Prof. Norbert Schnell haben wir radikal vereinfacht und uns auf drei Parameter beschraenkt: Geschwindigkeit, Richtung und Lautstaerke.</w:t>
+              <w:t xml:space="preserve">Zuerst die Frage, welche Emotion der Ton tragen soll. Nach einer Diskussion über Horror fiel die Entscheidung auf Action — auf das Gefühl kurz vor dem Höhepunkt einer Filmszene: dauernde Eskalation, die nie aufgelöst wird. Die ursprüngliche Idee sah eine Installation mit Positionstracking vor. Auf Rat von Prof. Norbert Schnell haben wir radikal vereinfacht und uns auf drei Parameter beschränkt: Geschwindigkeit, Richtung und Lautstärke. Weniger ging nicht, mehr brauchte es nicht.</w:t>
             </w:r>
           </w:p>
         </w:tc>
@@ -3897,7 +3537,7 @@
                 <w:sz w:val="21"/>
                 <w:szCs w:val="21"/>
               </w:rPr>
-              <w:t xml:space="preserve">Erlebnisgestaltung</w:t>
+              <w:t xml:space="preserve">Elf Oszillatoren</w:t>
             </w:r>
           </w:p>
         </w:tc>
@@ -3942,7 +3582,7 @@
                 <w:sz w:val="21"/>
                 <w:szCs w:val="21"/>
               </w:rPr>
-              <w:t xml:space="preserve">Das Erlebnis sollte sich anfuehlen wie der Moment kurz vor dem Hoehepunkt einer Filmszene: dauernde Eskalation, die nie aufgeloest wird. Deshalb laeuft der Ton schon, bevor jemand den Raum betritt. Stehenbleiben und zuschauen geht nicht — der Weg durch den Raum ist die Arbeit.</w:t>
+              <w:t xml:space="preserve">Elf Oszillatoren decken das Spektrum von 20 Hz bis 20.480 Hz in Oktaven ab, eine Amplituden-Hüllkurve macht die Übergänge an den Rändern unhörbar — deshalb hört niemand, wann ein Ton verschwindet und am anderen Ende wieder auftaucht. Der Grundriss zeigt, warum der Vorlesungssaal passt: Nur ein Weg führt links durch den Raum, alles andere versperren die Sitzreihen. Jeder Besucher geht dieselbe Strecke. Als visuelles Gegenstück kamen optische Illusionen dazu; der Ton selbst ist längst kein Kuriosum mehr — Hans Zimmer baut den gesamten Dunkirk-Score darauf auf, der Batpod in The Dark Knight beschleunigt scheinbar endlos, und die Endlostreppe in Super Mario 64 nutzt denselben Trick.</w:t>
             </w:r>
           </w:p>
         </w:tc>
@@ -3987,7 +3627,7 @@
                 <w:sz w:val="21"/>
                 <w:szCs w:val="21"/>
               </w:rPr>
-              <w:t xml:space="preserve">Referenzen</w:t>
+              <w:t xml:space="preserve">Der Weg nach unten</w:t>
             </w:r>
           </w:p>
         </w:tc>
@@ -4032,187 +3672,7 @@
                 <w:sz w:val="21"/>
                 <w:szCs w:val="21"/>
               </w:rPr>
-              <w:t xml:space="preserve">Der Shepard-Ton ist laengst kein Kuriosum mehr: Hans Zimmer baut den gesamten Dunkirk-Score darauf auf, der Batpod in The Dark Knight beschleunigt scheinbar endlos, und die Endlostreppe in Super Mario 64 nutzt denselben Trick. Dazu kamen optische Illusionen als visuelles Gegenstueck.</w:t>
-            </w:r>
-          </w:p>
-        </w:tc>
-      </w:tr>
-      <w:tr>
-        <w:tc>
-          <w:tcPr>
-            <w:tcW w:type="dxa" w:w="2500"/>
-            <w:shd w:fill="F2F2F2" w:val="clear"/>
-            <w:tcMar>
-              <w:top w:type="dxa" w:w="80"/>
-              <w:left w:type="dxa" w:w="120"/>
-              <w:bottom w:type="dxa" w:w="80"/>
-              <w:right w:type="dxa" w:w="120"/>
-            </w:tcMar>
-          </w:tcPr>
-          <w:p>
-            <w:r>
-              <w:rPr>
-                <w:rFonts w:ascii="Consolas" w:cs="Consolas" w:eastAsia="Consolas" w:hAnsi="Consolas"/>
-                <w:color w:val="666666"/>
-                <w:sz w:val="16"/>
-                <w:szCs w:val="16"/>
-              </w:rPr>
-              <w:t xml:space="preserve">chapters[3].title</w:t>
-            </w:r>
-          </w:p>
-        </w:tc>
-        <w:tc>
-          <w:tcPr>
-            <w:tcW w:type="dxa" w:w="7138"/>
-            <w:tcMar>
-              <w:top w:type="dxa" w:w="80"/>
-              <w:left w:type="dxa" w:w="120"/>
-              <w:bottom w:type="dxa" w:w="80"/>
-              <w:right w:type="dxa" w:w="120"/>
-            </w:tcMar>
-          </w:tcPr>
-          <w:p>
-            <w:r>
-              <w:rPr>
-                <w:sz w:val="21"/>
-                <w:szCs w:val="21"/>
-              </w:rPr>
-              <w:t xml:space="preserve">Technischer Aufbau</w:t>
-            </w:r>
-          </w:p>
-        </w:tc>
-      </w:tr>
-      <w:tr>
-        <w:tc>
-          <w:tcPr>
-            <w:tcW w:type="dxa" w:w="2500"/>
-            <w:shd w:fill="F2F2F2" w:val="clear"/>
-            <w:tcMar>
-              <w:top w:type="dxa" w:w="80"/>
-              <w:left w:type="dxa" w:w="120"/>
-              <w:bottom w:type="dxa" w:w="80"/>
-              <w:right w:type="dxa" w:w="120"/>
-            </w:tcMar>
-          </w:tcPr>
-          <w:p>
-            <w:r>
-              <w:rPr>
-                <w:rFonts w:ascii="Consolas" w:cs="Consolas" w:eastAsia="Consolas" w:hAnsi="Consolas"/>
-                <w:color w:val="666666"/>
-                <w:sz w:val="16"/>
-                <w:szCs w:val="16"/>
-              </w:rPr>
-              <w:t xml:space="preserve">chapters[3].text</w:t>
-            </w:r>
-          </w:p>
-        </w:tc>
-        <w:tc>
-          <w:tcPr>
-            <w:tcW w:type="dxa" w:w="7138"/>
-            <w:tcMar>
-              <w:top w:type="dxa" w:w="80"/>
-              <w:left w:type="dxa" w:w="120"/>
-              <w:bottom w:type="dxa" w:w="80"/>
-              <w:right w:type="dxa" w:w="120"/>
-            </w:tcMar>
-          </w:tcPr>
-          <w:p>
-            <w:r>
-              <w:rPr>
-                <w:sz w:val="21"/>
-                <w:szCs w:val="21"/>
-              </w:rPr>
-              <w:t xml:space="preserve">Elf Oszillatoren decken das Frequenzspektrum von 20 Hz bis 20.480 Hz in Oktaven ab, eine Amplituden-Huellkurve macht die Uebergaenge an den Raendern unhoerbar. Der Grundriss zeigt, warum der Vorlesungssaal passt: Nur ein Weg fuehrt links durch den Raum, alles andere versperren die Sitzreihen — jeder Besucher geht dieselbe Strecke.</w:t>
-            </w:r>
-          </w:p>
-        </w:tc>
-      </w:tr>
-      <w:tr>
-        <w:tc>
-          <w:tcPr>
-            <w:tcW w:type="dxa" w:w="2500"/>
-            <w:shd w:fill="F2F2F2" w:val="clear"/>
-            <w:tcMar>
-              <w:top w:type="dxa" w:w="80"/>
-              <w:left w:type="dxa" w:w="120"/>
-              <w:bottom w:type="dxa" w:w="80"/>
-              <w:right w:type="dxa" w:w="120"/>
-            </w:tcMar>
-          </w:tcPr>
-          <w:p>
-            <w:r>
-              <w:rPr>
-                <w:rFonts w:ascii="Consolas" w:cs="Consolas" w:eastAsia="Consolas" w:hAnsi="Consolas"/>
-                <w:color w:val="666666"/>
-                <w:sz w:val="16"/>
-                <w:szCs w:val="16"/>
-              </w:rPr>
-              <w:t xml:space="preserve">chapters[4].title</w:t>
-            </w:r>
-          </w:p>
-        </w:tc>
-        <w:tc>
-          <w:tcPr>
-            <w:tcW w:type="dxa" w:w="7138"/>
-            <w:tcMar>
-              <w:top w:type="dxa" w:w="80"/>
-              <w:left w:type="dxa" w:w="120"/>
-              <w:bottom w:type="dxa" w:w="80"/>
-              <w:right w:type="dxa" w:w="120"/>
-            </w:tcMar>
-          </w:tcPr>
-          <w:p>
-            <w:r>
-              <w:rPr>
-                <w:sz w:val="21"/>
-                <w:szCs w:val="21"/>
-              </w:rPr>
-              <w:t xml:space="preserve">User Testing</w:t>
-            </w:r>
-          </w:p>
-        </w:tc>
-      </w:tr>
-      <w:tr>
-        <w:tc>
-          <w:tcPr>
-            <w:tcW w:type="dxa" w:w="2500"/>
-            <w:shd w:fill="F2F2F2" w:val="clear"/>
-            <w:tcMar>
-              <w:top w:type="dxa" w:w="80"/>
-              <w:left w:type="dxa" w:w="120"/>
-              <w:bottom w:type="dxa" w:w="80"/>
-              <w:right w:type="dxa" w:w="120"/>
-            </w:tcMar>
-          </w:tcPr>
-          <w:p>
-            <w:r>
-              <w:rPr>
-                <w:rFonts w:ascii="Consolas" w:cs="Consolas" w:eastAsia="Consolas" w:hAnsi="Consolas"/>
-                <w:color w:val="666666"/>
-                <w:sz w:val="16"/>
-                <w:szCs w:val="16"/>
-              </w:rPr>
-              <w:t xml:space="preserve">chapters[4].text</w:t>
-            </w:r>
-          </w:p>
-        </w:tc>
-        <w:tc>
-          <w:tcPr>
-            <w:tcW w:type="dxa" w:w="7138"/>
-            <w:tcMar>
-              <w:top w:type="dxa" w:w="80"/>
-              <w:left w:type="dxa" w:w="120"/>
-              <w:bottom w:type="dxa" w:w="80"/>
-              <w:right w:type="dxa" w:w="120"/>
-            </w:tcMar>
-          </w:tcPr>
-          <w:p>
-            <w:r>
-              <w:rPr>
-                <w:sz w:val="21"/>
-                <w:szCs w:val="21"/>
-              </w:rPr>
-              <w:t xml:space="preserve">Weil alle denselben Weg nehmen, lassen sich die Durchgaenge vergleichen. Geplant sind Fragebogen und Kurzinterviews, dazu die Beobachtung von Koerpersprache und Gehgeschwindigkeit: Ab wann setzt die Illusion ein? Bricht sie, wenn man stehenbleibt? Fuehlt sich der Abstieg laenger an, als er ist?</w:t>
+              <w:t xml:space="preserve">Der Ton läuft schon, bevor jemand den Raum betritt. Stehenbleiben und zuschauen geht nicht — der Weg durch den Raum ist die Arbeit. Weil alle denselben Weg nehmen, lassen sich die Durchgänge vergleichen: Geplant sind Fragebogen und Kurzinterviews, dazu die Beobachtung von Körpersprache und Gehgeschwindigkeit. Ab wann setzt die Illusion ein? Bricht sie, wenn man stehenbleibt? Fühlt sich der Abstieg länger an, als er ist? Oben auf dieser Seite lässt sich der Saal durchlaufen, mit demselben Klang und denselben drei Parametern.</w:t>
             </w:r>
           </w:p>
         </w:tc>
@@ -4221,7 +3681,7 @@
     <w:p>
       <w:pPr>
         <w:pStyle w:val="Heading2"/>
-        <w:spacing w:after="140" w:before="320"/>
+        <w:spacing w:before="320" w:after="140"/>
       </w:pPr>
       <w:r>
         <w:t xml:space="preserve">Inner Flow</w:t>
@@ -4364,51 +3824,6 @@
                 <w:sz w:val="16"/>
                 <w:szCs w:val="16"/>
               </w:rPr>
-              <w:t xml:space="preserve">year</w:t>
-            </w:r>
-          </w:p>
-        </w:tc>
-        <w:tc>
-          <w:tcPr>
-            <w:tcW w:type="dxa" w:w="7138"/>
-            <w:tcMar>
-              <w:top w:type="dxa" w:w="80"/>
-              <w:left w:type="dxa" w:w="120"/>
-              <w:bottom w:type="dxa" w:w="80"/>
-              <w:right w:type="dxa" w:w="120"/>
-            </w:tcMar>
-          </w:tcPr>
-          <w:p>
-            <w:r>
-              <w:rPr>
-                <w:sz w:val="21"/>
-                <w:szCs w:val="21"/>
-              </w:rPr>
-              <w:t xml:space="preserve">2026</w:t>
-            </w:r>
-          </w:p>
-        </w:tc>
-      </w:tr>
-      <w:tr>
-        <w:tc>
-          <w:tcPr>
-            <w:tcW w:type="dxa" w:w="2500"/>
-            <w:shd w:fill="F2F2F2" w:val="clear"/>
-            <w:tcMar>
-              <w:top w:type="dxa" w:w="80"/>
-              <w:left w:type="dxa" w:w="120"/>
-              <w:bottom w:type="dxa" w:w="80"/>
-              <w:right w:type="dxa" w:w="120"/>
-            </w:tcMar>
-          </w:tcPr>
-          <w:p>
-            <w:r>
-              <w:rPr>
-                <w:rFonts w:ascii="Consolas" w:cs="Consolas" w:eastAsia="Consolas" w:hAnsi="Consolas"/>
-                <w:color w:val="666666"/>
-                <w:sz w:val="16"/>
-                <w:szCs w:val="16"/>
-              </w:rPr>
               <w:t xml:space="preserve">role</w:t>
             </w:r>
           </w:p>
@@ -4519,7 +3934,52 @@
                 <w:sz w:val="21"/>
                 <w:szCs w:val="21"/>
               </w:rPr>
-              <w:t xml:space="preserve">Eine Studienarbeit im Interaktionsdesign: Wie lassen sich emotionale Zustaende so darstellen, dass sie therapeutische Prozesse unterstuetzen? Entwickelt im Human-Centered-Design-Prozess mit Interviews, Personas und Prototypen.</w:t>
+              <w:t xml:space="preserve">Eine Studienarbeit im Interaktionsdesign: Wie lassen sich emotionale Zustände so darstellen, dass sie therapeutische Prozesse unterstützen? Entwickelt im Human-Centered-Design-Prozess mit Interviews, Personas und Prototypen.</w:t>
+            </w:r>
+          </w:p>
+        </w:tc>
+      </w:tr>
+      <w:tr>
+        <w:tc>
+          <w:tcPr>
+            <w:tcW w:type="dxa" w:w="2500"/>
+            <w:shd w:fill="F2F2F2" w:val="clear"/>
+            <w:tcMar>
+              <w:top w:type="dxa" w:w="80"/>
+              <w:left w:type="dxa" w:w="120"/>
+              <w:bottom w:type="dxa" w:w="80"/>
+              <w:right w:type="dxa" w:w="120"/>
+            </w:tcMar>
+          </w:tcPr>
+          <w:p>
+            <w:r>
+              <w:rPr>
+                <w:rFonts w:ascii="Consolas" w:cs="Consolas" w:eastAsia="Consolas" w:hAnsi="Consolas"/>
+                <w:color w:val="666666"/>
+                <w:sz w:val="16"/>
+                <w:szCs w:val="16"/>
+              </w:rPr>
+              <w:t xml:space="preserve">pull</w:t>
+            </w:r>
+          </w:p>
+        </w:tc>
+        <w:tc>
+          <w:tcPr>
+            <w:tcW w:type="dxa" w:w="7138"/>
+            <w:tcMar>
+              <w:top w:type="dxa" w:w="80"/>
+              <w:left w:type="dxa" w:w="120"/>
+              <w:bottom w:type="dxa" w:w="80"/>
+              <w:right w:type="dxa" w:w="120"/>
+            </w:tcMar>
+          </w:tcPr>
+          <w:p>
+            <w:r>
+              <w:rPr>
+                <w:sz w:val="21"/>
+                <w:szCs w:val="21"/>
+              </w:rPr>
+              <w:t xml:space="preserve">Ein Gefühl lässt sich nicht messen — aber zeigen.</w:t>
             </w:r>
           </w:p>
         </w:tc>
@@ -4564,7 +4024,7 @@
                 <w:sz w:val="21"/>
                 <w:szCs w:val="21"/>
               </w:rPr>
-              <w:t xml:space="preserve">Projektbericht</w:t>
+              <w:t xml:space="preserve">Beschreiben reicht nicht</w:t>
             </w:r>
           </w:p>
         </w:tc>
@@ -4609,7 +4069,97 @@
                 <w:sz w:val="21"/>
                 <w:szCs w:val="21"/>
               </w:rPr>
-              <w:t xml:space="preserve">Der Bericht folgt dem Human-Centered-Design-Prozess: Problemstellung, Interviews mit Therapeutinnen und Betroffenen, Personas, Use Cases, Wireframes und schliesslich das Dashboard.</w:t>
+              <w:t xml:space="preserve">In der Therapie wird viel beschrieben und wenig gezeigt. Wer über Wochen von seinem Befinden erzählt, verliert den Überblick über das eigene Muster — und die Therapeutin sieht nur Ausschnitte. Die Frage war, ob sich emotionale Zustände so darstellen lassen, dass beide dasselbe vor sich haben, ohne das Gefühl auf eine Zahl zu reduzieren.</w:t>
+            </w:r>
+          </w:p>
+        </w:tc>
+      </w:tr>
+      <w:tr>
+        <w:tc>
+          <w:tcPr>
+            <w:tcW w:type="dxa" w:w="2500"/>
+            <w:shd w:fill="F2F2F2" w:val="clear"/>
+            <w:tcMar>
+              <w:top w:type="dxa" w:w="80"/>
+              <w:left w:type="dxa" w:w="120"/>
+              <w:bottom w:type="dxa" w:w="80"/>
+              <w:right w:type="dxa" w:w="120"/>
+            </w:tcMar>
+          </w:tcPr>
+          <w:p>
+            <w:r>
+              <w:rPr>
+                <w:rFonts w:ascii="Consolas" w:cs="Consolas" w:eastAsia="Consolas" w:hAnsi="Consolas"/>
+                <w:color w:val="666666"/>
+                <w:sz w:val="16"/>
+                <w:szCs w:val="16"/>
+              </w:rPr>
+              <w:t xml:space="preserve">chapters[1].title</w:t>
+            </w:r>
+          </w:p>
+        </w:tc>
+        <w:tc>
+          <w:tcPr>
+            <w:tcW w:type="dxa" w:w="7138"/>
+            <w:tcMar>
+              <w:top w:type="dxa" w:w="80"/>
+              <w:left w:type="dxa" w:w="120"/>
+              <w:bottom w:type="dxa" w:w="80"/>
+              <w:right w:type="dxa" w:w="120"/>
+            </w:tcMar>
+          </w:tcPr>
+          <w:p>
+            <w:r>
+              <w:rPr>
+                <w:sz w:val="21"/>
+                <w:szCs w:val="21"/>
+              </w:rPr>
+              <w:t xml:space="preserve">Vom Interview zum Dashboard</w:t>
+            </w:r>
+          </w:p>
+        </w:tc>
+      </w:tr>
+      <w:tr>
+        <w:tc>
+          <w:tcPr>
+            <w:tcW w:type="dxa" w:w="2500"/>
+            <w:shd w:fill="F2F2F2" w:val="clear"/>
+            <w:tcMar>
+              <w:top w:type="dxa" w:w="80"/>
+              <w:left w:type="dxa" w:w="120"/>
+              <w:bottom w:type="dxa" w:w="80"/>
+              <w:right w:type="dxa" w:w="120"/>
+            </w:tcMar>
+          </w:tcPr>
+          <w:p>
+            <w:r>
+              <w:rPr>
+                <w:rFonts w:ascii="Consolas" w:cs="Consolas" w:eastAsia="Consolas" w:hAnsi="Consolas"/>
+                <w:color w:val="666666"/>
+                <w:sz w:val="16"/>
+                <w:szCs w:val="16"/>
+              </w:rPr>
+              <w:t xml:space="preserve">chapters[1].text</w:t>
+            </w:r>
+          </w:p>
+        </w:tc>
+        <w:tc>
+          <w:tcPr>
+            <w:tcW w:type="dxa" w:w="7138"/>
+            <w:tcMar>
+              <w:top w:type="dxa" w:w="80"/>
+              <w:left w:type="dxa" w:w="120"/>
+              <w:bottom w:type="dxa" w:w="80"/>
+              <w:right w:type="dxa" w:w="120"/>
+            </w:tcMar>
+          </w:tcPr>
+          <w:p>
+            <w:r>
+              <w:rPr>
+                <w:sz w:val="21"/>
+                <w:szCs w:val="21"/>
+              </w:rPr>
+              <w:t xml:space="preserve">Erst Interviews — mit Therapeutinnen und mit Betroffenen. Daraus Personas und Anwendungsfälle, daraus Wireframes, am Ende das Dashboard. Entworfen in Figma, dokumentiert in InDesign.</w:t>
             </w:r>
           </w:p>
         </w:tc>
@@ -4618,7 +4168,7 @@
     <w:p>
       <w:pPr>
         <w:pStyle w:val="Heading2"/>
-        <w:spacing w:after="140" w:before="320"/>
+        <w:spacing w:before="320" w:after="140"/>
       </w:pPr>
       <w:r>
         <w:t xml:space="preserve">ZodiZine</w:t>
@@ -4761,51 +4311,6 @@
                 <w:sz w:val="16"/>
                 <w:szCs w:val="16"/>
               </w:rPr>
-              <w:t xml:space="preserve">year</w:t>
-            </w:r>
-          </w:p>
-        </w:tc>
-        <w:tc>
-          <w:tcPr>
-            <w:tcW w:type="dxa" w:w="7138"/>
-            <w:tcMar>
-              <w:top w:type="dxa" w:w="80"/>
-              <w:left w:type="dxa" w:w="120"/>
-              <w:bottom w:type="dxa" w:w="80"/>
-              <w:right w:type="dxa" w:w="120"/>
-            </w:tcMar>
-          </w:tcPr>
-          <w:p>
-            <w:r>
-              <w:rPr>
-                <w:sz w:val="21"/>
-                <w:szCs w:val="21"/>
-              </w:rPr>
-              <w:t xml:space="preserve">2026</w:t>
-            </w:r>
-          </w:p>
-        </w:tc>
-      </w:tr>
-      <w:tr>
-        <w:tc>
-          <w:tcPr>
-            <w:tcW w:type="dxa" w:w="2500"/>
-            <w:shd w:fill="F2F2F2" w:val="clear"/>
-            <w:tcMar>
-              <w:top w:type="dxa" w:w="80"/>
-              <w:left w:type="dxa" w:w="120"/>
-              <w:bottom w:type="dxa" w:w="80"/>
-              <w:right w:type="dxa" w:w="120"/>
-            </w:tcMar>
-          </w:tcPr>
-          <w:p>
-            <w:r>
-              <w:rPr>
-                <w:rFonts w:ascii="Consolas" w:cs="Consolas" w:eastAsia="Consolas" w:hAnsi="Consolas"/>
-                <w:color w:val="666666"/>
-                <w:sz w:val="16"/>
-                <w:szCs w:val="16"/>
-              </w:rPr>
               <w:t xml:space="preserve">role</w:t>
             </w:r>
           </w:p>
@@ -4916,7 +4421,7 @@
                 <w:sz w:val="21"/>
                 <w:szCs w:val="21"/>
               </w:rPr>
-              <w:t xml:space="preserve">Eine Station, an der Besucher ihr Geburtsdatum auf einem Touchscreen eingeben und daraufhin ein persoenliches Zine gedruckt bekommen — berechnet aus chinesischem, indischem und keltischem Tierkreis. Ein simples Druckerzeugnis, das durch Personalisierung vom fluechtigen Wegwerfprodukt zum greifbaren Erlebnis wird. Alles laeuft offline auf einem Raspberry Pi.</w:t>
+              <w:t xml:space="preserve">Eine Station, an der Besucher ihr Geburtsdatum eingeben und daraufhin ein persönliches Zine gedruckt bekommen — berechnet aus chinesischem, indischem und keltischem Tierkreis. Ein simples Druckerzeugnis, das durch Personalisierung vom flüchtigen Wegwerfprodukt zum greifbaren Erlebnis wird. Alles läuft offline auf einem Raspberry Pi.</w:t>
             </w:r>
           </w:p>
         </w:tc>
@@ -4961,7 +4466,7 @@
                 <w:sz w:val="21"/>
                 <w:szCs w:val="21"/>
               </w:rPr>
-              <w:t xml:space="preserve">Banalitaet als Input, Interaktion als Verstaerker, Emotion als Ziel.</w:t>
+              <w:t xml:space="preserve">Banalität als Input, Interaktion als Verstärker, Emotion als Ziel.</w:t>
             </w:r>
           </w:p>
         </w:tc>
@@ -5006,7 +4511,7 @@
                 <w:sz w:val="21"/>
                 <w:szCs w:val="21"/>
               </w:rPr>
-              <w:t xml:space="preserve">Ursprung</w:t>
+              <w:t xml:space="preserve">Ein Weihnachtsgeschenk</w:t>
             </w:r>
           </w:p>
         </w:tc>
@@ -5051,7 +4556,7 @@
                 <w:sz w:val="21"/>
                 <w:szCs w:val="21"/>
               </w:rPr>
-              <w:t xml:space="preserve">Die Idee entsprang einem banalen Gespraech: Cara plante, ihrer Familie zu Weihnachten ein personalisiertes Zine zu schenken. Darin steckte das passende Alltagsobjekt fuer das Modul. Im selben Gespraech stand fest, dass der Prototyp im oeffentlichen Raum inszeniert werden sollte — erst in einer Telefonzelle, die sich nicht anmieten liess, dann in einer halboffenen Bushaltestelle, die an Wetter und Zeit scheiterte.</w:t>
+              <w:t xml:space="preserve">Die Idee entsprang einem banalen Gespräch: Cara plante, ihrer Familie zu Weihnachten ein personalisiertes Zine zu schenken. Darin steckte das passende Alltagsobjekt für das Modul — und die Frage, ab wann ein Stück bedrucktes Papier aufhört, Wegwerfware zu sein. Im selben Gespräch stand fest, dass der Prototyp im öffentlichen Raum inszeniert werden sollte: erst in einer Telefonzelle, die sich nicht anmieten ließ, dann in einer halboffenen Bushaltestelle, die an Wetter und Zeit scheiterte.</w:t>
             </w:r>
           </w:p>
         </w:tc>
@@ -5096,7 +4601,7 @@
                 <w:sz w:val="21"/>
                 <w:szCs w:val="21"/>
               </w:rPr>
-              <w:t xml:space="preserve">Das Interface</w:t>
+              <w:t xml:space="preserve">Tag, Monat, Jahr</w:t>
             </w:r>
           </w:p>
         </w:tc>
@@ -5141,7 +4646,7 @@
                 <w:sz w:val="21"/>
                 <w:szCs w:val="21"/>
               </w:rPr>
-              <w:t xml:space="preserve">Die ganze Interaktion besteht aus einem Schritt: Tag, Monat, Jahr. Das Interface durchlief zwei Fassungen — zuerst eng an der Aesthetik des Nokia 3310, dann zugunsten einer stimmigeren Gestaltung ueberarbeitet.</w:t>
+              <w:t xml:space="preserve">Die ganze Interaktion besteht aus einem Schritt: Tag, Monat, Jahr. Das Interface durchlief zwei Fassungen — zuerst eng an der Ästhetik des Nokia 3310, dann zugunsten einer stimmigeren Gestaltung überarbeitet. Die Arbeit lief parallel: Cara entwickelte die visuelle Identität und ein Datenset mit den Charakteristika der Sternzeichen aus drei astrologischen Systemen. Ich habe die Technik dahinter gebaut: Raspberry Pi im Kiosk-Modus, die Oberfläche und die Logik, die Geburtsdaten in personalisierte Layouts übersetzt und daraus ein druckfertiges PDF erzeugt.</w:t>
             </w:r>
           </w:p>
         </w:tc>
@@ -5186,7 +4691,7 @@
                 <w:sz w:val="21"/>
                 <w:szCs w:val="21"/>
               </w:rPr>
-              <w:t xml:space="preserve">Technischer Aufbau</w:t>
+              <w:t xml:space="preserve">Das warme Papier</w:t>
             </w:r>
           </w:p>
         </w:tc>
@@ -5231,187 +4736,7 @@
                 <w:sz w:val="21"/>
                 <w:szCs w:val="21"/>
               </w:rPr>
-              <w:t xml:space="preserve">Die Arbeit lief parallel: Cara entwickelte die visuelle Identitaet und ein Datenset mit den Charakteristika der Sternzeichen aus drei astrologischen Systemen. Ich habe die Infrastruktur gebaut — Raspberry Pi im Kiosk-Modus, die Oberflaeche und die Logik, die Geburtsdaten in personalisierte Layouts uebersetzt und daraus ein PDF erzeugt.</w:t>
-            </w:r>
-          </w:p>
-        </w:tc>
-      </w:tr>
-      <w:tr>
-        <w:tc>
-          <w:tcPr>
-            <w:tcW w:type="dxa" w:w="2500"/>
-            <w:shd w:fill="F2F2F2" w:val="clear"/>
-            <w:tcMar>
-              <w:top w:type="dxa" w:w="80"/>
-              <w:left w:type="dxa" w:w="120"/>
-              <w:bottom w:type="dxa" w:w="80"/>
-              <w:right w:type="dxa" w:w="120"/>
-            </w:tcMar>
-          </w:tcPr>
-          <w:p>
-            <w:r>
-              <w:rPr>
-                <w:rFonts w:ascii="Consolas" w:cs="Consolas" w:eastAsia="Consolas" w:hAnsi="Consolas"/>
-                <w:color w:val="666666"/>
-                <w:sz w:val="16"/>
-                <w:szCs w:val="16"/>
-              </w:rPr>
-              <w:t xml:space="preserve">chapters[3].title</w:t>
-            </w:r>
-          </w:p>
-        </w:tc>
-        <w:tc>
-          <w:tcPr>
-            <w:tcW w:type="dxa" w:w="7138"/>
-            <w:tcMar>
-              <w:top w:type="dxa" w:w="80"/>
-              <w:left w:type="dxa" w:w="120"/>
-              <w:bottom w:type="dxa" w:w="80"/>
-              <w:right w:type="dxa" w:w="120"/>
-            </w:tcMar>
-          </w:tcPr>
-          <w:p>
-            <w:r>
-              <w:rPr>
-                <w:sz w:val="21"/>
-                <w:szCs w:val="21"/>
-              </w:rPr>
-              <w:t xml:space="preserve">ZodiZine in Anwendung</w:t>
-            </w:r>
-          </w:p>
-        </w:tc>
-      </w:tr>
-      <w:tr>
-        <w:tc>
-          <w:tcPr>
-            <w:tcW w:type="dxa" w:w="2500"/>
-            <w:shd w:fill="F2F2F2" w:val="clear"/>
-            <w:tcMar>
-              <w:top w:type="dxa" w:w="80"/>
-              <w:left w:type="dxa" w:w="120"/>
-              <w:bottom w:type="dxa" w:w="80"/>
-              <w:right w:type="dxa" w:w="120"/>
-            </w:tcMar>
-          </w:tcPr>
-          <w:p>
-            <w:r>
-              <w:rPr>
-                <w:rFonts w:ascii="Consolas" w:cs="Consolas" w:eastAsia="Consolas" w:hAnsi="Consolas"/>
-                <w:color w:val="666666"/>
-                <w:sz w:val="16"/>
-                <w:szCs w:val="16"/>
-              </w:rPr>
-              <w:t xml:space="preserve">chapters[3].text</w:t>
-            </w:r>
-          </w:p>
-        </w:tc>
-        <w:tc>
-          <w:tcPr>
-            <w:tcW w:type="dxa" w:w="7138"/>
-            <w:tcMar>
-              <w:top w:type="dxa" w:w="80"/>
-              <w:left w:type="dxa" w:w="120"/>
-              <w:bottom w:type="dxa" w:w="80"/>
-              <w:right w:type="dxa" w:w="120"/>
-            </w:tcMar>
-          </w:tcPr>
-          <w:p>
-            <w:r>
-              <w:rPr>
-                <w:sz w:val="21"/>
-                <w:szCs w:val="21"/>
-              </w:rPr>
-              <w:t xml:space="preserve">Der Automat im Betrieb am Tag der Medien. Für die räumliche Inszenierung haben wir uns an Wahrsagersalons bedient: Tücher verdeckten die Umgebung und erzeugten eine mystische Atmosphäre. So wird der nüchterne Automat zum rituellen Ort.</w:t>
-            </w:r>
-          </w:p>
-        </w:tc>
-      </w:tr>
-      <w:tr>
-        <w:tc>
-          <w:tcPr>
-            <w:tcW w:type="dxa" w:w="2500"/>
-            <w:shd w:fill="F2F2F2" w:val="clear"/>
-            <w:tcMar>
-              <w:top w:type="dxa" w:w="80"/>
-              <w:left w:type="dxa" w:w="120"/>
-              <w:bottom w:type="dxa" w:w="80"/>
-              <w:right w:type="dxa" w:w="120"/>
-            </w:tcMar>
-          </w:tcPr>
-          <w:p>
-            <w:r>
-              <w:rPr>
-                <w:rFonts w:ascii="Consolas" w:cs="Consolas" w:eastAsia="Consolas" w:hAnsi="Consolas"/>
-                <w:color w:val="666666"/>
-                <w:sz w:val="16"/>
-                <w:szCs w:val="16"/>
-              </w:rPr>
-              <w:t xml:space="preserve">chapters[4].title</w:t>
-            </w:r>
-          </w:p>
-        </w:tc>
-        <w:tc>
-          <w:tcPr>
-            <w:tcW w:type="dxa" w:w="7138"/>
-            <w:tcMar>
-              <w:top w:type="dxa" w:w="80"/>
-              <w:left w:type="dxa" w:w="120"/>
-              <w:bottom w:type="dxa" w:w="80"/>
-              <w:right w:type="dxa" w:w="120"/>
-            </w:tcMar>
-          </w:tcPr>
-          <w:p>
-            <w:r>
-              <w:rPr>
-                <w:sz w:val="21"/>
-                <w:szCs w:val="21"/>
-              </w:rPr>
-              <w:t xml:space="preserve">Das Zine als Artefakt</w:t>
-            </w:r>
-          </w:p>
-        </w:tc>
-      </w:tr>
-      <w:tr>
-        <w:tc>
-          <w:tcPr>
-            <w:tcW w:type="dxa" w:w="2500"/>
-            <w:shd w:fill="F2F2F2" w:val="clear"/>
-            <w:tcMar>
-              <w:top w:type="dxa" w:w="80"/>
-              <w:left w:type="dxa" w:w="120"/>
-              <w:bottom w:type="dxa" w:w="80"/>
-              <w:right w:type="dxa" w:w="120"/>
-            </w:tcMar>
-          </w:tcPr>
-          <w:p>
-            <w:r>
-              <w:rPr>
-                <w:rFonts w:ascii="Consolas" w:cs="Consolas" w:eastAsia="Consolas" w:hAnsi="Consolas"/>
-                <w:color w:val="666666"/>
-                <w:sz w:val="16"/>
-                <w:szCs w:val="16"/>
-              </w:rPr>
-              <w:t xml:space="preserve">chapters[4].text</w:t>
-            </w:r>
-          </w:p>
-        </w:tc>
-        <w:tc>
-          <w:tcPr>
-            <w:tcW w:type="dxa" w:w="7138"/>
-            <w:tcMar>
-              <w:top w:type="dxa" w:w="80"/>
-              <w:left w:type="dxa" w:w="120"/>
-              <w:bottom w:type="dxa" w:w="80"/>
-              <w:right w:type="dxa" w:w="120"/>
-            </w:tcMar>
-          </w:tcPr>
-          <w:p>
-            <w:r>
-              <w:rPr>
-                <w:sz w:val="21"/>
-                <w:szCs w:val="21"/>
-              </w:rPr>
-              <w:t xml:space="preserve">Der Automat inszeniert den Uebergang vom Digitalen zum Analogen als koerperliches Ritual: die Beruehrung des Touchscreens, das gespannte Warten, waehrend Drucker und Mechanik arbeiten, schliesslich die Uebergabe des noch warmen Papiers. Die Faltung macht den Nutzer zum Mitproduzenten. Aus flachen Boegen entsteht ein dreidimensionales Objekt. Jedes Zine traegt individuelle Spuren und existiert als Unikat in einer Serie von Unikaten.</w:t>
+              <w:t xml:space="preserve">Für die räumliche Inszenierung haben wir uns an Wahrsagersalons bedient: Tücher verdeckten die Umgebung und erzeugten eine mystische Atmosphäre, der nüchterne Automat wurde zum rituellen Ort. Der Übergang vom Digitalen zum Analogen ist körperlich inszeniert — die Berührung des Touchscreens, das gespannte Warten, während Drucker und Mechanik arbeiten, schließlich die Übergabe des noch warmen Papiers. Die Faltung macht den Nutzer zum Mitproduzenten: Aus flachen Bögen entsteht ein dreidimensionales Objekt. Jedes Zine trägt individuelle Spuren und existiert als Unikat in einer Serie von Unikaten. Oben auf dieser Seite lässt sich der Automat bedienen.</w:t>
             </w:r>
           </w:p>
         </w:tc>
@@ -5420,7 +4745,7 @@
     <w:p>
       <w:pPr>
         <w:pStyle w:val="Heading1"/>
-        <w:spacing w:after="140" w:before="320"/>
+        <w:spacing w:before="320" w:after="140"/>
       </w:pPr>
       <w:r>
         <w:t xml:space="preserve">Film</w:t>
@@ -5907,7 +5232,7 @@
     <w:p>
       <w:pPr>
         <w:pStyle w:val="Heading2"/>
-        <w:spacing w:after="140" w:before="320"/>
+        <w:spacing w:before="320" w:after="140"/>
       </w:pPr>
       <w:r>
         <w:t xml:space="preserve">Love</w:t>
@@ -6250,7 +5575,7 @@
                 <w:sz w:val="21"/>
                 <w:szCs w:val="21"/>
               </w:rPr>
-              <w:t xml:space="preserve">Titel und Bildwelt</w:t>
+              <w:t xml:space="preserve">Das rote V</w:t>
             </w:r>
           </w:p>
         </w:tc>
@@ -6295,7 +5620,7 @@
                 <w:sz w:val="21"/>
                 <w:szCs w:val="21"/>
               </w:rPr>
-              <w:t xml:space="preserve">"LOVE" in schwarzer und roter Tusche. Das V als einziges rotes Zeichen. Als Geste der gewählten restlichen Bildsprache.</w:t>
+              <w:t xml:space="preserve">Liebe hat nicht ein Gesicht, sondern viele — und die meisten Kurzfilme darüber zeigen nur eines. Die Frage war, wie man mehrere Perspektiven in einen Film bekommt, ohne sie zu erklären. Der Titel setzt den Ton: „LOVE" in schwarzer und roter Tusche, das V als einziges rotes Zeichen. Die übrige Bildsprache folgt dieser Geste.</w:t>
             </w:r>
           </w:p>
         </w:tc>
@@ -6340,7 +5665,7 @@
                 <w:sz w:val="21"/>
                 <w:szCs w:val="21"/>
               </w:rPr>
-              <w:t xml:space="preserve">Casting Call</w:t>
+              <w:t xml:space="preserve">Offenes Casting</w:t>
             </w:r>
           </w:p>
         </w:tc>
@@ -6385,7 +5710,7 @@
                 <w:sz w:val="21"/>
                 <w:szCs w:val="21"/>
               </w:rPr>
-              <w:t xml:space="preserve">Talente haben wir über Soziale Medien gesucht. Drehort, Drehtag und Altersgruppen stehen direkt auf dem Dokument.</w:t>
+              <w:t xml:space="preserve">Statt im Bekanntenkreis zu besetzen, lief ein offenes Casting über Instagram und TikTok — Drehort, Drehtag und Altersgruppen stehen direkt auf dem Aufruf, die Rückmeldungen liefen über dieselben Kanäle zusammen. So kamen Gesichter in den Film, die niemand von uns vorher kannte. Gedreht in Frankfurt im Februar 2025, konzipiert, gefilmt und bearbeitet gemeinsam mit Dardan Shala.</w:t>
             </w:r>
           </w:p>
         </w:tc>
@@ -6430,7 +5755,7 @@
                 <w:sz w:val="21"/>
                 <w:szCs w:val="21"/>
               </w:rPr>
-              <w:t xml:space="preserve">Verbreitung</w:t>
+              <w:t xml:space="preserve">Der Film</w:t>
             </w:r>
           </w:p>
         </w:tc>
@@ -6475,97 +5800,7 @@
                 <w:sz w:val="21"/>
                 <w:szCs w:val="21"/>
               </w:rPr>
-              <w:t xml:space="preserve">Verbreitet wurde der Aufruf über Instagram und TikTok, wo auch die Rückmeldungen zusammenliefen.</w:t>
-            </w:r>
-          </w:p>
-        </w:tc>
-      </w:tr>
-      <w:tr>
-        <w:tc>
-          <w:tcPr>
-            <w:tcW w:type="dxa" w:w="2500"/>
-            <w:shd w:fill="F2F2F2" w:val="clear"/>
-            <w:tcMar>
-              <w:top w:type="dxa" w:w="80"/>
-              <w:left w:type="dxa" w:w="120"/>
-              <w:bottom w:type="dxa" w:w="80"/>
-              <w:right w:type="dxa" w:w="120"/>
-            </w:tcMar>
-          </w:tcPr>
-          <w:p>
-            <w:r>
-              <w:rPr>
-                <w:rFonts w:ascii="Consolas" w:cs="Consolas" w:eastAsia="Consolas" w:hAnsi="Consolas"/>
-                <w:color w:val="666666"/>
-                <w:sz w:val="16"/>
-                <w:szCs w:val="16"/>
-              </w:rPr>
-              <w:t xml:space="preserve">chapters[3].title</w:t>
-            </w:r>
-          </w:p>
-        </w:tc>
-        <w:tc>
-          <w:tcPr>
-            <w:tcW w:type="dxa" w:w="7138"/>
-            <w:tcMar>
-              <w:top w:type="dxa" w:w="80"/>
-              <w:left w:type="dxa" w:w="120"/>
-              <w:bottom w:type="dxa" w:w="80"/>
-              <w:right w:type="dxa" w:w="120"/>
-            </w:tcMar>
-          </w:tcPr>
-          <w:p>
-            <w:r>
-              <w:rPr>
-                <w:sz w:val="21"/>
-                <w:szCs w:val="21"/>
-              </w:rPr>
-              <w:t xml:space="preserve">Der fertige Film</w:t>
-            </w:r>
-          </w:p>
-        </w:tc>
-      </w:tr>
-      <w:tr>
-        <w:tc>
-          <w:tcPr>
-            <w:tcW w:type="dxa" w:w="2500"/>
-            <w:shd w:fill="F2F2F2" w:val="clear"/>
-            <w:tcMar>
-              <w:top w:type="dxa" w:w="80"/>
-              <w:left w:type="dxa" w:w="120"/>
-              <w:bottom w:type="dxa" w:w="80"/>
-              <w:right w:type="dxa" w:w="120"/>
-            </w:tcMar>
-          </w:tcPr>
-          <w:p>
-            <w:r>
-              <w:rPr>
-                <w:rFonts w:ascii="Consolas" w:cs="Consolas" w:eastAsia="Consolas" w:hAnsi="Consolas"/>
-                <w:color w:val="666666"/>
-                <w:sz w:val="16"/>
-                <w:szCs w:val="16"/>
-              </w:rPr>
-              <w:t xml:space="preserve">chapters[3].text</w:t>
-            </w:r>
-          </w:p>
-        </w:tc>
-        <w:tc>
-          <w:tcPr>
-            <w:tcW w:type="dxa" w:w="7138"/>
-            <w:tcMar>
-              <w:top w:type="dxa" w:w="80"/>
-              <w:left w:type="dxa" w:w="120"/>
-              <w:bottom w:type="dxa" w:w="80"/>
-              <w:right w:type="dxa" w:w="120"/>
-            </w:tcMar>
-          </w:tcPr>
-          <w:p>
-            <w:r>
-              <w:rPr>
-                <w:sz w:val="21"/>
-                <w:szCs w:val="21"/>
-              </w:rPr>
-              <w:t xml:space="preserve">Und so sieht der fertige Kurzfilm aus.</w:t>
+              <w:t xml:space="preserve">Der fertige Kurzfilm.</w:t>
             </w:r>
           </w:p>
         </w:tc>
@@ -6574,7 +5809,7 @@
     <w:p>
       <w:pPr>
         <w:pStyle w:val="Heading2"/>
-        <w:spacing w:after="140" w:before="320"/>
+        <w:spacing w:before="320" w:after="140"/>
       </w:pPr>
       <w:r>
         <w:t xml:space="preserve">Improtheater</w:t>
@@ -6852,6 +6087,51 @@
                 <w:sz w:val="16"/>
                 <w:szCs w:val="16"/>
               </w:rPr>
+              <w:t xml:space="preserve">pull</w:t>
+            </w:r>
+          </w:p>
+        </w:tc>
+        <w:tc>
+          <w:tcPr>
+            <w:tcW w:type="dxa" w:w="7138"/>
+            <w:tcMar>
+              <w:top w:type="dxa" w:w="80"/>
+              <w:left w:type="dxa" w:w="120"/>
+              <w:bottom w:type="dxa" w:w="80"/>
+              <w:right w:type="dxa" w:w="120"/>
+            </w:tcMar>
+          </w:tcPr>
+          <w:p>
+            <w:r>
+              <w:rPr>
+                <w:sz w:val="21"/>
+                <w:szCs w:val="21"/>
+              </w:rPr>
+              <w:t xml:space="preserve">Keine zweite Aufnahme, kein Plan, an den man sich halten könnte.</w:t>
+            </w:r>
+          </w:p>
+        </w:tc>
+      </w:tr>
+      <w:tr>
+        <w:tc>
+          <w:tcPr>
+            <w:tcW w:type="dxa" w:w="2500"/>
+            <w:shd w:fill="F2F2F2" w:val="clear"/>
+            <w:tcMar>
+              <w:top w:type="dxa" w:w="80"/>
+              <w:left w:type="dxa" w:w="120"/>
+              <w:bottom w:type="dxa" w:w="80"/>
+              <w:right w:type="dxa" w:w="120"/>
+            </w:tcMar>
+          </w:tcPr>
+          <w:p>
+            <w:r>
+              <w:rPr>
+                <w:rFonts w:ascii="Consolas" w:cs="Consolas" w:eastAsia="Consolas" w:hAnsi="Consolas"/>
+                <w:color w:val="666666"/>
+                <w:sz w:val="16"/>
+                <w:szCs w:val="16"/>
+              </w:rPr>
               <w:t xml:space="preserve">chapters[0].title</w:t>
             </w:r>
           </w:p>
@@ -6872,6 +6152,96 @@
                 <w:sz w:val="21"/>
                 <w:szCs w:val="21"/>
               </w:rPr>
+              <w:t xml:space="preserve">Kein zweiter Take</w:t>
+            </w:r>
+          </w:p>
+        </w:tc>
+      </w:tr>
+      <w:tr>
+        <w:tc>
+          <w:tcPr>
+            <w:tcW w:type="dxa" w:w="2500"/>
+            <w:shd w:fill="F2F2F2" w:val="clear"/>
+            <w:tcMar>
+              <w:top w:type="dxa" w:w="80"/>
+              <w:left w:type="dxa" w:w="120"/>
+              <w:bottom w:type="dxa" w:w="80"/>
+              <w:right w:type="dxa" w:w="120"/>
+            </w:tcMar>
+          </w:tcPr>
+          <w:p>
+            <w:r>
+              <w:rPr>
+                <w:rFonts w:ascii="Consolas" w:cs="Consolas" w:eastAsia="Consolas" w:hAnsi="Consolas"/>
+                <w:color w:val="666666"/>
+                <w:sz w:val="16"/>
+                <w:szCs w:val="16"/>
+              </w:rPr>
+              <w:t xml:space="preserve">chapters[0].text</w:t>
+            </w:r>
+          </w:p>
+        </w:tc>
+        <w:tc>
+          <w:tcPr>
+            <w:tcW w:type="dxa" w:w="7138"/>
+            <w:tcMar>
+              <w:top w:type="dxa" w:w="80"/>
+              <w:left w:type="dxa" w:w="120"/>
+              <w:bottom w:type="dxa" w:w="80"/>
+              <w:right w:type="dxa" w:w="120"/>
+            </w:tcMar>
+          </w:tcPr>
+          <w:p>
+            <w:r>
+              <w:rPr>
+                <w:sz w:val="21"/>
+                <w:szCs w:val="21"/>
+              </w:rPr>
+              <w:t xml:space="preserve">Improvisation heißt für die Kamera: Niemand weiß vorher, wo die Szene hingeht, es gibt keinen zweiten Take und keinen Plan, an den man sich halten könnte. Die Frage war, wie man einen Abend einfängt, der nur einmal stattfindet — und daraus einen Trailer schneidet, der die Unsicherheit nicht wegglättet. Gedreht gemeinsam mit Joscha Reuther und Jan Bangert.</w:t>
+            </w:r>
+          </w:p>
+        </w:tc>
+      </w:tr>
+      <w:tr>
+        <w:tc>
+          <w:tcPr>
+            <w:tcW w:type="dxa" w:w="2500"/>
+            <w:shd w:fill="F2F2F2" w:val="clear"/>
+            <w:tcMar>
+              <w:top w:type="dxa" w:w="80"/>
+              <w:left w:type="dxa" w:w="120"/>
+              <w:bottom w:type="dxa" w:w="80"/>
+              <w:right w:type="dxa" w:w="120"/>
+            </w:tcMar>
+          </w:tcPr>
+          <w:p>
+            <w:r>
+              <w:rPr>
+                <w:rFonts w:ascii="Consolas" w:cs="Consolas" w:eastAsia="Consolas" w:hAnsi="Consolas"/>
+                <w:color w:val="666666"/>
+                <w:sz w:val="16"/>
+                <w:szCs w:val="16"/>
+              </w:rPr>
+              <w:t xml:space="preserve">chapters[1].title</w:t>
+            </w:r>
+          </w:p>
+        </w:tc>
+        <w:tc>
+          <w:tcPr>
+            <w:tcW w:type="dxa" w:w="7138"/>
+            <w:tcMar>
+              <w:top w:type="dxa" w:w="80"/>
+              <w:left w:type="dxa" w:w="120"/>
+              <w:bottom w:type="dxa" w:w="80"/>
+              <w:right w:type="dxa" w:w="120"/>
+            </w:tcMar>
+          </w:tcPr>
+          <w:p>
+            <w:r>
+              <w:rPr>
+                <w:sz w:val="21"/>
+                <w:szCs w:val="21"/>
+              </w:rPr>
               <w:t xml:space="preserve">Der Trailer</w:t>
             </w:r>
           </w:p>
@@ -6897,7 +6267,7 @@
                 <w:sz w:val="16"/>
                 <w:szCs w:val="16"/>
               </w:rPr>
-              <w:t xml:space="preserve">chapters[0].text</w:t>
+              <w:t xml:space="preserve">chapters[1].text</w:t>
             </w:r>
           </w:p>
         </w:tc>
@@ -6926,7 +6296,7 @@
     <w:p>
       <w:pPr>
         <w:pStyle w:val="Heading2"/>
-        <w:spacing w:after="140" w:before="320"/>
+        <w:spacing w:before="320" w:after="140"/>
       </w:pPr>
       <w:r>
         <w:t xml:space="preserve">Musikvideos</w:t>
@@ -7204,6 +6574,51 @@
                 <w:sz w:val="16"/>
                 <w:szCs w:val="16"/>
               </w:rPr>
+              <w:t xml:space="preserve">pull</w:t>
+            </w:r>
+          </w:p>
+        </w:tc>
+        <w:tc>
+          <w:tcPr>
+            <w:tcW w:type="dxa" w:w="7138"/>
+            <w:tcMar>
+              <w:top w:type="dxa" w:w="80"/>
+              <w:left w:type="dxa" w:w="120"/>
+              <w:bottom w:type="dxa" w:w="80"/>
+              <w:right w:type="dxa" w:w="120"/>
+            </w:tcMar>
+          </w:tcPr>
+          <w:p>
+            <w:r>
+              <w:rPr>
+                <w:sz w:val="21"/>
+                <w:szCs w:val="21"/>
+              </w:rPr>
+              <w:t xml:space="preserve">Erst die Idee besprechen, dann die Kamera auspacken.</w:t>
+            </w:r>
+          </w:p>
+        </w:tc>
+      </w:tr>
+      <w:tr>
+        <w:tc>
+          <w:tcPr>
+            <w:tcW w:type="dxa" w:w="2500"/>
+            <w:shd w:fill="F2F2F2" w:val="clear"/>
+            <w:tcMar>
+              <w:top w:type="dxa" w:w="80"/>
+              <w:left w:type="dxa" w:w="120"/>
+              <w:bottom w:type="dxa" w:w="80"/>
+              <w:right w:type="dxa" w:w="120"/>
+            </w:tcMar>
+          </w:tcPr>
+          <w:p>
+            <w:r>
+              <w:rPr>
+                <w:rFonts w:ascii="Consolas" w:cs="Consolas" w:eastAsia="Consolas" w:hAnsi="Consolas"/>
+                <w:color w:val="666666"/>
+                <w:sz w:val="16"/>
+                <w:szCs w:val="16"/>
+              </w:rPr>
               <w:t xml:space="preserve">chapters[0].title</w:t>
             </w:r>
           </w:p>
@@ -7224,7 +6639,7 @@
                 <w:sz w:val="21"/>
                 <w:szCs w:val="21"/>
               </w:rPr>
-              <w:t xml:space="preserve">EREZA — a kishe guxu</w:t>
+              <w:t xml:space="preserve">Mit Ereza</w:t>
             </w:r>
           </w:p>
         </w:tc>
@@ -7269,7 +6684,7 @@
                 <w:sz w:val="21"/>
                 <w:szCs w:val="21"/>
               </w:rPr>
-              <w:t xml:space="preserve">Das fertige Video, offiziell veröffentlicht.</w:t>
+              <w:t xml:space="preserve">Ereza ist mittlerweile eine Freundin. Das verändert die Arbeit: Wir besprechen Ideen für Musikvideos lange, bevor eine Kamera im Raum steht, und ich kann sagen, wenn etwas nicht trägt. Was dabei herauskommt, sieht anders aus als ein Dreh nach Briefing.</w:t>
             </w:r>
           </w:p>
         </w:tc>
@@ -7314,7 +6729,7 @@
                 <w:sz w:val="21"/>
                 <w:szCs w:val="21"/>
               </w:rPr>
-              <w:t xml:space="preserve">Jeriko</w:t>
+              <w:t xml:space="preserve">Zwei Videos</w:t>
             </w:r>
           </w:p>
         </w:tc>
@@ -7359,7 +6774,7 @@
                 <w:sz w:val="21"/>
                 <w:szCs w:val="21"/>
               </w:rPr>
-              <w:t xml:space="preserve">Ein weiteres Musikvideo, erschienen als Reel.</w:t>
+              <w:t xml:space="preserve">„A kishe guxu?" ist offiziell veröffentlicht, „Jeriko" als Reel erschienen — zwei Tonlagen derselben Zusammenarbeit.</w:t>
             </w:r>
           </w:p>
         </w:tc>
@@ -7368,7 +6783,7 @@
     <w:p>
       <w:pPr>
         <w:pStyle w:val="Heading2"/>
-        <w:spacing w:after="140" w:before="320"/>
+        <w:spacing w:before="320" w:after="140"/>
       </w:pPr>
       <w:r>
         <w:t xml:space="preserve">Huginn</w:t>
@@ -7666,7 +7081,7 @@
                 <w:sz w:val="21"/>
                 <w:szCs w:val="21"/>
               </w:rPr>
-              <w:t xml:space="preserve">Huginn ist Cafe, Bar, Eventlocation und Co-Working-Space in einem Haus. Die Aufgabe war, diese Vielseitigkeit zu zeigen, ohne beliebig zu werden — die Rabe als Markenzeichen haelt alles zusammen.</w:t>
+              <w:t xml:space="preserve">Huginn ist Café, Bar, Eventlocation und Co-Working-Space in einem Haus. Die Aufgabe war, diese Vielseitigkeit zu zeigen, ohne beliebig zu werden — der Rabe als Markenzeichen hält alles zusammen.</w:t>
             </w:r>
           </w:p>
         </w:tc>
@@ -7711,7 +7126,7 @@
                 <w:sz w:val="21"/>
                 <w:szCs w:val="21"/>
               </w:rPr>
-              <w:t xml:space="preserve">Sechzehn Bilder, die den Film erzaehlen, bevor die Kamera laeuft.</w:t>
+              <w:t xml:space="preserve">Sechzehn Bilder, die den Film erzählen, bevor die Kamera läuft.</w:t>
             </w:r>
           </w:p>
         </w:tc>
@@ -7756,7 +7171,7 @@
                 <w:sz w:val="21"/>
                 <w:szCs w:val="21"/>
               </w:rPr>
-              <w:t xml:space="preserve">Wortmarke</w:t>
+              <w:t xml:space="preserve">Der Rabe</w:t>
             </w:r>
           </w:p>
         </w:tc>
@@ -7801,7 +7216,7 @@
                 <w:sz w:val="21"/>
                 <w:szCs w:val="21"/>
               </w:rPr>
-              <w:t xml:space="preserve">Huginn ist einer der beiden Raben Odins — der Gedanke. Die Wortmarke bleibt entsprechend still: Kleinschreibung, weiche Rundungen, der Zusatz Café &amp; Bar als schmaler Block darunter.</w:t>
+              <w:t xml:space="preserve">Ein Haus, vier Nutzungen: Café, Bar, Eventlocation, Co-Working. Wer so etwas bewirbt, landet schnell bei „für jeden etwas" — und damit bei niemandem. Die Antwort steckte im Namen: Huginn ist einer der beiden Raben Odins, der Gedanke. Die Wortmarke bleibt entsprechend still — Kleinschreibung, weiche Rundungen, der Zusatz Café &amp; Bar als schmaler Block darunter. Ein Zeichen, das alles überdacht, statt jede Nutzung einzeln zu erklären.</w:t>
             </w:r>
           </w:p>
         </w:tc>
@@ -7846,7 +7261,7 @@
                 <w:sz w:val="21"/>
                 <w:szCs w:val="21"/>
               </w:rPr>
-              <w:t xml:space="preserve">Bildmarke und Web-Header</w:t>
+              <w:t xml:space="preserve">Vom Header bis zum Teller</w:t>
             </w:r>
           </w:p>
         </w:tc>
@@ -7891,7 +7306,7 @@
                 <w:sz w:val="21"/>
                 <w:szCs w:val="21"/>
               </w:rPr>
-              <w:t xml:space="preserve">Aus dem Namen wurde das Bild: zwei gespiegelte Raben, die als Header der Website den Ton setzen — dunkel, etwas nordisch, mit Rot als einzigem Akzent.</w:t>
+              <w:t xml:space="preserve">Aus dem Namen wurde das Bild: zwei gespiegelte Raben, die als Header der Website den Ton setzen — dunkel, etwas nordisch, mit Rot als einzigem Akzent. Der Flyer bringt beide Seiten des Hauses zusammen: vorne dunkel das Tagesgeschäft von Brunch bis DJ, hinten hell die Eventlocation im ersten Stock, die Raben als gesprühte Schablonen über beiden. Die Broschüre führt Etage für Etage durch das Haus, jede Doppelseite ein Raum und ein Anlass. Die Gerichte für Speisekarte und Social Media habe ich selbst fotografiert, vor Rot, damit sie sich einfügen statt als Fremdkörper zu wirken.</w:t>
             </w:r>
           </w:p>
         </w:tc>
@@ -7936,7 +7351,7 @@
                 <w:sz w:val="21"/>
                 <w:szCs w:val="21"/>
               </w:rPr>
-              <w:t xml:space="preserve">Flyer</w:t>
+              <w:t xml:space="preserve">Sechzehn Bilder</w:t>
             </w:r>
           </w:p>
         </w:tc>
@@ -7981,367 +7396,7 @@
                 <w:sz w:val="21"/>
                 <w:szCs w:val="21"/>
               </w:rPr>
-              <w:t xml:space="preserve">Der Flyer bringt beide Seiten des Hauses zusammen: vorne dunkel das Tagesgeschäft von Brunch bis DJ, hinten hell die Eventlocation im ersten Stock. Die Raben tauchen als gesprühte Schablonen wieder auf und halten beide Seiten zusammen.</w:t>
-            </w:r>
-          </w:p>
-        </w:tc>
-      </w:tr>
-      <w:tr>
-        <w:tc>
-          <w:tcPr>
-            <w:tcW w:type="dxa" w:w="2500"/>
-            <w:shd w:fill="F2F2F2" w:val="clear"/>
-            <w:tcMar>
-              <w:top w:type="dxa" w:w="80"/>
-              <w:left w:type="dxa" w:w="120"/>
-              <w:bottom w:type="dxa" w:w="80"/>
-              <w:right w:type="dxa" w:w="120"/>
-            </w:tcMar>
-          </w:tcPr>
-          <w:p>
-            <w:r>
-              <w:rPr>
-                <w:rFonts w:ascii="Consolas" w:cs="Consolas" w:eastAsia="Consolas" w:hAnsi="Consolas"/>
-                <w:color w:val="666666"/>
-                <w:sz w:val="16"/>
-                <w:szCs w:val="16"/>
-              </w:rPr>
-              <w:t xml:space="preserve">chapters[3].title</w:t>
-            </w:r>
-          </w:p>
-        </w:tc>
-        <w:tc>
-          <w:tcPr>
-            <w:tcW w:type="dxa" w:w="7138"/>
-            <w:tcMar>
-              <w:top w:type="dxa" w:w="80"/>
-              <w:left w:type="dxa" w:w="120"/>
-              <w:bottom w:type="dxa" w:w="80"/>
-              <w:right w:type="dxa" w:w="120"/>
-            </w:tcMar>
-          </w:tcPr>
-          <w:p>
-            <w:r>
-              <w:rPr>
-                <w:sz w:val="21"/>
-                <w:szCs w:val="21"/>
-              </w:rPr>
-              <w:t xml:space="preserve">Broschuere Raumvermietung</w:t>
-            </w:r>
-          </w:p>
-        </w:tc>
-      </w:tr>
-      <w:tr>
-        <w:tc>
-          <w:tcPr>
-            <w:tcW w:type="dxa" w:w="2500"/>
-            <w:shd w:fill="F2F2F2" w:val="clear"/>
-            <w:tcMar>
-              <w:top w:type="dxa" w:w="80"/>
-              <w:left w:type="dxa" w:w="120"/>
-              <w:bottom w:type="dxa" w:w="80"/>
-              <w:right w:type="dxa" w:w="120"/>
-            </w:tcMar>
-          </w:tcPr>
-          <w:p>
-            <w:r>
-              <w:rPr>
-                <w:rFonts w:ascii="Consolas" w:cs="Consolas" w:eastAsia="Consolas" w:hAnsi="Consolas"/>
-                <w:color w:val="666666"/>
-                <w:sz w:val="16"/>
-                <w:szCs w:val="16"/>
-              </w:rPr>
-              <w:t xml:space="preserve">chapters[3].text</w:t>
-            </w:r>
-          </w:p>
-        </w:tc>
-        <w:tc>
-          <w:tcPr>
-            <w:tcW w:type="dxa" w:w="7138"/>
-            <w:tcMar>
-              <w:top w:type="dxa" w:w="80"/>
-              <w:left w:type="dxa" w:w="120"/>
-              <w:bottom w:type="dxa" w:w="80"/>
-              <w:right w:type="dxa" w:w="120"/>
-            </w:tcMar>
-          </w:tcPr>
-          <w:p>
-            <w:r>
-              <w:rPr>
-                <w:sz w:val="21"/>
-                <w:szCs w:val="21"/>
-              </w:rPr>
-              <w:t xml:space="preserve">Die Broschuere fuehrt durch das Haus: Etage fuer Etage, vom Cafe im Erdgeschoss bis zum Eventraum im Obergeschoss. Jede Doppelseite steht fuer einen Raum und einen Anlass.</w:t>
-            </w:r>
-          </w:p>
-        </w:tc>
-      </w:tr>
-      <w:tr>
-        <w:tc>
-          <w:tcPr>
-            <w:tcW w:type="dxa" w:w="2500"/>
-            <w:shd w:fill="F2F2F2" w:val="clear"/>
-            <w:tcMar>
-              <w:top w:type="dxa" w:w="80"/>
-              <w:left w:type="dxa" w:w="120"/>
-              <w:bottom w:type="dxa" w:w="80"/>
-              <w:right w:type="dxa" w:w="120"/>
-            </w:tcMar>
-          </w:tcPr>
-          <w:p>
-            <w:r>
-              <w:rPr>
-                <w:rFonts w:ascii="Consolas" w:cs="Consolas" w:eastAsia="Consolas" w:hAnsi="Consolas"/>
-                <w:color w:val="666666"/>
-                <w:sz w:val="16"/>
-                <w:szCs w:val="16"/>
-              </w:rPr>
-              <w:t xml:space="preserve">chapters[4].title</w:t>
-            </w:r>
-          </w:p>
-        </w:tc>
-        <w:tc>
-          <w:tcPr>
-            <w:tcW w:type="dxa" w:w="7138"/>
-            <w:tcMar>
-              <w:top w:type="dxa" w:w="80"/>
-              <w:left w:type="dxa" w:w="120"/>
-              <w:bottom w:type="dxa" w:w="80"/>
-              <w:right w:type="dxa" w:w="120"/>
-            </w:tcMar>
-          </w:tcPr>
-          <w:p>
-            <w:r>
-              <w:rPr>
-                <w:sz w:val="21"/>
-                <w:szCs w:val="21"/>
-              </w:rPr>
-              <w:t xml:space="preserve">Foodfotografie</w:t>
-            </w:r>
-          </w:p>
-        </w:tc>
-      </w:tr>
-      <w:tr>
-        <w:tc>
-          <w:tcPr>
-            <w:tcW w:type="dxa" w:w="2500"/>
-            <w:shd w:fill="F2F2F2" w:val="clear"/>
-            <w:tcMar>
-              <w:top w:type="dxa" w:w="80"/>
-              <w:left w:type="dxa" w:w="120"/>
-              <w:bottom w:type="dxa" w:w="80"/>
-              <w:right w:type="dxa" w:w="120"/>
-            </w:tcMar>
-          </w:tcPr>
-          <w:p>
-            <w:r>
-              <w:rPr>
-                <w:rFonts w:ascii="Consolas" w:cs="Consolas" w:eastAsia="Consolas" w:hAnsi="Consolas"/>
-                <w:color w:val="666666"/>
-                <w:sz w:val="16"/>
-                <w:szCs w:val="16"/>
-              </w:rPr>
-              <w:t xml:space="preserve">chapters[4].text</w:t>
-            </w:r>
-          </w:p>
-        </w:tc>
-        <w:tc>
-          <w:tcPr>
-            <w:tcW w:type="dxa" w:w="7138"/>
-            <w:tcMar>
-              <w:top w:type="dxa" w:w="80"/>
-              <w:left w:type="dxa" w:w="120"/>
-              <w:bottom w:type="dxa" w:w="80"/>
-              <w:right w:type="dxa" w:w="120"/>
-            </w:tcMar>
-          </w:tcPr>
-          <w:p>
-            <w:r>
-              <w:rPr>
-                <w:sz w:val="21"/>
-                <w:szCs w:val="21"/>
-              </w:rPr>
-              <w:t xml:space="preserve">Fuer die Speisekarte und Social Media habe ich die Gerichte selbst fotografiert — vor Rot, damit sie sich in die Bildwelt einfuegen statt als Fremdkoerper zu wirken.</w:t>
-            </w:r>
-          </w:p>
-        </w:tc>
-      </w:tr>
-      <w:tr>
-        <w:tc>
-          <w:tcPr>
-            <w:tcW w:type="dxa" w:w="2500"/>
-            <w:shd w:fill="F2F2F2" w:val="clear"/>
-            <w:tcMar>
-              <w:top w:type="dxa" w:w="80"/>
-              <w:left w:type="dxa" w:w="120"/>
-              <w:bottom w:type="dxa" w:w="80"/>
-              <w:right w:type="dxa" w:w="120"/>
-            </w:tcMar>
-          </w:tcPr>
-          <w:p>
-            <w:r>
-              <w:rPr>
-                <w:rFonts w:ascii="Consolas" w:cs="Consolas" w:eastAsia="Consolas" w:hAnsi="Consolas"/>
-                <w:color w:val="666666"/>
-                <w:sz w:val="16"/>
-                <w:szCs w:val="16"/>
-              </w:rPr>
-              <w:t xml:space="preserve">chapters[5].title</w:t>
-            </w:r>
-          </w:p>
-        </w:tc>
-        <w:tc>
-          <w:tcPr>
-            <w:tcW w:type="dxa" w:w="7138"/>
-            <w:tcMar>
-              <w:top w:type="dxa" w:w="80"/>
-              <w:left w:type="dxa" w:w="120"/>
-              <w:bottom w:type="dxa" w:w="80"/>
-              <w:right w:type="dxa" w:w="120"/>
-            </w:tcMar>
-          </w:tcPr>
-          <w:p>
-            <w:r>
-              <w:rPr>
-                <w:sz w:val="21"/>
-                <w:szCs w:val="21"/>
-              </w:rPr>
-              <w:t xml:space="preserve">Storyboard Imagefilm</w:t>
-            </w:r>
-          </w:p>
-        </w:tc>
-      </w:tr>
-      <w:tr>
-        <w:tc>
-          <w:tcPr>
-            <w:tcW w:type="dxa" w:w="2500"/>
-            <w:shd w:fill="F2F2F2" w:val="clear"/>
-            <w:tcMar>
-              <w:top w:type="dxa" w:w="80"/>
-              <w:left w:type="dxa" w:w="120"/>
-              <w:bottom w:type="dxa" w:w="80"/>
-              <w:right w:type="dxa" w:w="120"/>
-            </w:tcMar>
-          </w:tcPr>
-          <w:p>
-            <w:r>
-              <w:rPr>
-                <w:rFonts w:ascii="Consolas" w:cs="Consolas" w:eastAsia="Consolas" w:hAnsi="Consolas"/>
-                <w:color w:val="666666"/>
-                <w:sz w:val="16"/>
-                <w:szCs w:val="16"/>
-              </w:rPr>
-              <w:t xml:space="preserve">chapters[5].text</w:t>
-            </w:r>
-          </w:p>
-        </w:tc>
-        <w:tc>
-          <w:tcPr>
-            <w:tcW w:type="dxa" w:w="7138"/>
-            <w:tcMar>
-              <w:top w:type="dxa" w:w="80"/>
-              <w:left w:type="dxa" w:w="120"/>
-              <w:bottom w:type="dxa" w:w="80"/>
-              <w:right w:type="dxa" w:w="120"/>
-            </w:tcMar>
-          </w:tcPr>
-          <w:p>
-            <w:r>
-              <w:rPr>
-                <w:sz w:val="21"/>
-                <w:szCs w:val="21"/>
-              </w:rPr>
-              <w:t xml:space="preserve">Der Imagefilm zitiert "Breakfast at Tiffany's": eine Frau steigt aus dem Taxi, geht auf die Bar zu, dreht sich um. Das Storyboard haelt jeden Schnitt, jede Kameraeinstellung und die Shotlist fest, damit am Drehtag nichts diskutiert werden muss.</w:t>
-            </w:r>
-          </w:p>
-        </w:tc>
-      </w:tr>
-      <w:tr>
-        <w:tc>
-          <w:tcPr>
-            <w:tcW w:type="dxa" w:w="2500"/>
-            <w:shd w:fill="F2F2F2" w:val="clear"/>
-            <w:tcMar>
-              <w:top w:type="dxa" w:w="80"/>
-              <w:left w:type="dxa" w:w="120"/>
-              <w:bottom w:type="dxa" w:w="80"/>
-              <w:right w:type="dxa" w:w="120"/>
-            </w:tcMar>
-          </w:tcPr>
-          <w:p>
-            <w:r>
-              <w:rPr>
-                <w:rFonts w:ascii="Consolas" w:cs="Consolas" w:eastAsia="Consolas" w:hAnsi="Consolas"/>
-                <w:color w:val="666666"/>
-                <w:sz w:val="16"/>
-                <w:szCs w:val="16"/>
-              </w:rPr>
-              <w:t xml:space="preserve">chapters[6].title</w:t>
-            </w:r>
-          </w:p>
-        </w:tc>
-        <w:tc>
-          <w:tcPr>
-            <w:tcW w:type="dxa" w:w="7138"/>
-            <w:tcMar>
-              <w:top w:type="dxa" w:w="80"/>
-              <w:left w:type="dxa" w:w="120"/>
-              <w:bottom w:type="dxa" w:w="80"/>
-              <w:right w:type="dxa" w:w="120"/>
-            </w:tcMar>
-          </w:tcPr>
-          <w:p>
-            <w:r>
-              <w:rPr>
-                <w:sz w:val="21"/>
-                <w:szCs w:val="21"/>
-              </w:rPr>
-              <w:t xml:space="preserve">Der fertige Film</w:t>
-            </w:r>
-          </w:p>
-        </w:tc>
-      </w:tr>
-      <w:tr>
-        <w:tc>
-          <w:tcPr>
-            <w:tcW w:type="dxa" w:w="2500"/>
-            <w:shd w:fill="F2F2F2" w:val="clear"/>
-            <w:tcMar>
-              <w:top w:type="dxa" w:w="80"/>
-              <w:left w:type="dxa" w:w="120"/>
-              <w:bottom w:type="dxa" w:w="80"/>
-              <w:right w:type="dxa" w:w="120"/>
-            </w:tcMar>
-          </w:tcPr>
-          <w:p>
-            <w:r>
-              <w:rPr>
-                <w:rFonts w:ascii="Consolas" w:cs="Consolas" w:eastAsia="Consolas" w:hAnsi="Consolas"/>
-                <w:color w:val="666666"/>
-                <w:sz w:val="16"/>
-                <w:szCs w:val="16"/>
-              </w:rPr>
-              <w:t xml:space="preserve">chapters[6].text</w:t>
-            </w:r>
-          </w:p>
-        </w:tc>
-        <w:tc>
-          <w:tcPr>
-            <w:tcW w:type="dxa" w:w="7138"/>
-            <w:tcMar>
-              <w:top w:type="dxa" w:w="80"/>
-              <w:left w:type="dxa" w:w="120"/>
-              <w:bottom w:type="dxa" w:w="80"/>
-              <w:right w:type="dxa" w:w="120"/>
-            </w:tcMar>
-          </w:tcPr>
-          <w:p>
-            <w:r>
-              <w:rPr>
-                <w:sz w:val="21"/>
-                <w:szCs w:val="21"/>
-              </w:rPr>
-              <w:t xml:space="preserve">Der Imagefilm selbst ist noch nicht fertig geschnitten. Bis es so weit ist, gibt es schon ein Reel zu sehen, das einen ersten Eindruck von Bildern und Tempo gibt.</w:t>
+              <w:t xml:space="preserve">Der Imagefilm zitiert „Breakfast at Tiffany's": eine Frau steigt aus dem Taxi, geht auf die Bar zu, dreht sich um. Sechzehn gezeichnete Bilder erzählen den Film, bevor die Kamera läuft — das Storyboard hält jeden Schnitt, jede Kameraeinstellung und die Shotlist fest, damit am Drehtag nichts diskutiert werden muss. Der Schnitt ist noch nicht fertig; bis dahin gibt es ein Reel, das Bilder und Tempo zeigt.</w:t>
             </w:r>
           </w:p>
         </w:tc>
@@ -8350,7 +7405,7 @@
     <w:p>
       <w:pPr>
         <w:pStyle w:val="Heading2"/>
-        <w:spacing w:after="140" w:before="320"/>
+        <w:spacing w:before="320" w:after="140"/>
       </w:pPr>
       <w:r>
         <w:t xml:space="preserve">The Art of Peace</w:t>
@@ -8693,7 +7748,7 @@
                 <w:sz w:val="21"/>
                 <w:szCs w:val="21"/>
               </w:rPr>
-              <w:t xml:space="preserve">Konflikte loesen sich durch Harmonie, nicht durch Gewalt.</w:t>
+              <w:t xml:space="preserve">Konflikte lösen sich durch Harmonie, nicht durch Gewalt.</w:t>
             </w:r>
           </w:p>
         </w:tc>
@@ -8738,7 +7793,7 @@
                 <w:sz w:val="21"/>
                 <w:szCs w:val="21"/>
               </w:rPr>
-              <w:t xml:space="preserve">Recherche und Erzaehlbogen</w:t>
+              <w:t xml:space="preserve">Ueshiba</w:t>
             </w:r>
           </w:p>
         </w:tc>
@@ -8783,7 +7838,7 @@
                 <w:sz w:val="21"/>
                 <w:szCs w:val="21"/>
               </w:rPr>
-              <w:t xml:space="preserve">Aus der Recherche entstand eine Erzaehlung, die Ueshibas Leben chronologisch folgt. Wichtig war uns, dass die Geschichte das Wesen der Kampfkunst selbst widerspiegelt und nicht nur von ihr handelt. Geplant war eine Serie mit mehreren Episoden — aus Zeitgruenden blieb es bei einer Pilotfolge.</w:t>
+              <w:t xml:space="preserve">Aikido ist die Kampfkunst, die Morihei Ueshiba Mitte des 20. Jahrhunderts in Japan entwickelt hat und die Konflikte durch Harmonie statt durch Gewalt löst. Das Teamprojekt sollte das Interesse daran wiederbeleben. Wichtig war uns, dass die Geschichte das Wesen der Kampfkunst selbst widerspiegelt und nicht nur von ihr handelt — eine Erzählung, die Ueshibas Leben chronologisch folgt. Geplant war eine Serie; aus Zeitgründen blieb es bei einer Pilotfolge.</w:t>
             </w:r>
           </w:p>
         </w:tc>
@@ -8828,7 +7883,7 @@
                 <w:sz w:val="21"/>
                 <w:szCs w:val="21"/>
               </w:rPr>
-              <w:t xml:space="preserve">Drehbuch</w:t>
+              <w:t xml:space="preserve">Dreiundzwanzig Szenen</w:t>
             </w:r>
           </w:p>
         </w:tc>
@@ -8873,7 +7928,7 @@
                 <w:sz w:val="21"/>
                 <w:szCs w:val="21"/>
               </w:rPr>
-              <w:t xml:space="preserve">Geschrieben in Celtx, mehrfach ueberarbeitet. Die Folge erzaehlt von einem jungen Schueler Ueshibas, der das wahre Wesen des Aikido durch eine ungewoehnliche Begegnung mit einem Betrunkenen im Zug begreift.</w:t>
+              <w:t xml:space="preserve">Das Drehbuch entstand in Celtx und wurde mehrfach überarbeitet: Ein junger Schüler Ueshibas begreift das wahre Wesen des Aikido durch eine ungewöhnliche Begegnung mit einem Betrunkenen im Zug. Alle 23 Szenen wurden mit Storyboarder und Photoshop gezeichnet und zu einer animierten Fassung mit Musik und Toneffekten gebracht — das Storyboard nicht als Planungswerkzeug, sondern als eigenständige Fassung des Films. Für die eigentliche Animation fiel die Wahl auf Blender, frei verfügbar und im Studium bereits gelernt; die Figuren entstanden in VRoid Studio. Animiert wurde Szene 13, die Schlüsselszene im Zugwagen.</w:t>
             </w:r>
           </w:p>
         </w:tc>
@@ -8918,7 +7973,7 @@
                 <w:sz w:val="21"/>
                 <w:szCs w:val="21"/>
               </w:rPr>
-              <w:t xml:space="preserve">Storyboard</w:t>
+              <w:t xml:space="preserve">Medienpreis</w:t>
             </w:r>
           </w:p>
         </w:tc>
@@ -8963,539 +8018,7 @@
                 <w:sz w:val="21"/>
                 <w:szCs w:val="21"/>
               </w:rPr>
-              <w:t xml:space="preserve">Alle 23 Szenen wurden mit Storyboarder und Photoshop gezeichnet. Daraus entstand eine animierte Fassung mit Musik und Toneffekten — das Storyboard nicht als Planungswerkzeug, sondern als eigenstaendige Fassung des Films.</w:t>
-            </w:r>
-          </w:p>
-        </w:tc>
-      </w:tr>
-      <w:tr>
-        <w:tc>
-          <w:tcPr>
-            <w:tcW w:type="dxa" w:w="2500"/>
-            <w:shd w:fill="F2F2F2" w:val="clear"/>
-            <w:tcMar>
-              <w:top w:type="dxa" w:w="80"/>
-              <w:left w:type="dxa" w:w="120"/>
-              <w:bottom w:type="dxa" w:w="80"/>
-              <w:right w:type="dxa" w:w="120"/>
-            </w:tcMar>
-          </w:tcPr>
-          <w:p>
-            <w:r>
-              <w:rPr>
-                <w:rFonts w:ascii="Consolas" w:cs="Consolas" w:eastAsia="Consolas" w:hAnsi="Consolas"/>
-                <w:color w:val="666666"/>
-                <w:sz w:val="16"/>
-                <w:szCs w:val="16"/>
-              </w:rPr>
-              <w:t xml:space="preserve">chapters[3].title</w:t>
-            </w:r>
-          </w:p>
-        </w:tc>
-        <w:tc>
-          <w:tcPr>
-            <w:tcW w:type="dxa" w:w="7138"/>
-            <w:tcMar>
-              <w:top w:type="dxa" w:w="80"/>
-              <w:left w:type="dxa" w:w="120"/>
-              <w:bottom w:type="dxa" w:w="80"/>
-              <w:right w:type="dxa" w:w="120"/>
-            </w:tcMar>
-          </w:tcPr>
-          <w:p>
-            <w:r>
-              <w:rPr>
-                <w:sz w:val="21"/>
-                <w:szCs w:val="21"/>
-              </w:rPr>
-              <w:t xml:space="preserve">Animation</w:t>
-            </w:r>
-          </w:p>
-        </w:tc>
-      </w:tr>
-      <w:tr>
-        <w:tc>
-          <w:tcPr>
-            <w:tcW w:type="dxa" w:w="2500"/>
-            <w:shd w:fill="F2F2F2" w:val="clear"/>
-            <w:tcMar>
-              <w:top w:type="dxa" w:w="80"/>
-              <w:left w:type="dxa" w:w="120"/>
-              <w:bottom w:type="dxa" w:w="80"/>
-              <w:right w:type="dxa" w:w="120"/>
-            </w:tcMar>
-          </w:tcPr>
-          <w:p>
-            <w:r>
-              <w:rPr>
-                <w:rFonts w:ascii="Consolas" w:cs="Consolas" w:eastAsia="Consolas" w:hAnsi="Consolas"/>
-                <w:color w:val="666666"/>
-                <w:sz w:val="16"/>
-                <w:szCs w:val="16"/>
-              </w:rPr>
-              <w:t xml:space="preserve">chapters[3].text</w:t>
-            </w:r>
-          </w:p>
-        </w:tc>
-        <w:tc>
-          <w:tcPr>
-            <w:tcW w:type="dxa" w:w="7138"/>
-            <w:tcMar>
-              <w:top w:type="dxa" w:w="80"/>
-              <w:left w:type="dxa" w:w="120"/>
-              <w:bottom w:type="dxa" w:w="80"/>
-              <w:right w:type="dxa" w:w="120"/>
-            </w:tcMar>
-          </w:tcPr>
-          <w:p>
-            <w:r>
-              <w:rPr>
-                <w:sz w:val="21"/>
-                <w:szCs w:val="21"/>
-              </w:rPr>
-              <w:t xml:space="preserve">Fuer die eigentliche Animation fiel die Wahl auf Blender — frei verfuegbar und im Studium bereits gelernt. Die Figuren entstanden in VRoid Studio und wurden in Blender geriggt. Animiert wurde Szene 13, die Schluesselszene im Zugwagen.</w:t>
-            </w:r>
-          </w:p>
-        </w:tc>
-      </w:tr>
-      <w:tr>
-        <w:tc>
-          <w:tcPr>
-            <w:tcW w:type="dxa" w:w="2500"/>
-            <w:shd w:fill="F2F2F2" w:val="clear"/>
-            <w:tcMar>
-              <w:top w:type="dxa" w:w="80"/>
-              <w:left w:type="dxa" w:w="120"/>
-              <w:bottom w:type="dxa" w:w="80"/>
-              <w:right w:type="dxa" w:w="120"/>
-            </w:tcMar>
-          </w:tcPr>
-          <w:p>
-            <w:r>
-              <w:rPr>
-                <w:rFonts w:ascii="Consolas" w:cs="Consolas" w:eastAsia="Consolas" w:hAnsi="Consolas"/>
-                <w:color w:val="666666"/>
-                <w:sz w:val="16"/>
-                <w:szCs w:val="16"/>
-              </w:rPr>
-              <w:t xml:space="preserve">chapters[4].title</w:t>
-            </w:r>
-          </w:p>
-        </w:tc>
-        <w:tc>
-          <w:tcPr>
-            <w:tcW w:type="dxa" w:w="7138"/>
-            <w:tcMar>
-              <w:top w:type="dxa" w:w="80"/>
-              <w:left w:type="dxa" w:w="120"/>
-              <w:bottom w:type="dxa" w:w="80"/>
-              <w:right w:type="dxa" w:w="120"/>
-            </w:tcMar>
-          </w:tcPr>
-          <w:p>
-            <w:r>
-              <w:rPr>
-                <w:sz w:val="21"/>
-                <w:szCs w:val="21"/>
-              </w:rPr>
-              <w:t xml:space="preserve">Auszeichnung</w:t>
-            </w:r>
-          </w:p>
-        </w:tc>
-      </w:tr>
-      <w:tr>
-        <w:tc>
-          <w:tcPr>
-            <w:tcW w:type="dxa" w:w="2500"/>
-            <w:shd w:fill="F2F2F2" w:val="clear"/>
-            <w:tcMar>
-              <w:top w:type="dxa" w:w="80"/>
-              <w:left w:type="dxa" w:w="120"/>
-              <w:bottom w:type="dxa" w:w="80"/>
-              <w:right w:type="dxa" w:w="120"/>
-            </w:tcMar>
-          </w:tcPr>
-          <w:p>
-            <w:r>
-              <w:rPr>
-                <w:rFonts w:ascii="Consolas" w:cs="Consolas" w:eastAsia="Consolas" w:hAnsi="Consolas"/>
-                <w:color w:val="666666"/>
-                <w:sz w:val="16"/>
-                <w:szCs w:val="16"/>
-              </w:rPr>
-              <w:t xml:space="preserve">chapters[4].text</w:t>
-            </w:r>
-          </w:p>
-        </w:tc>
-        <w:tc>
-          <w:tcPr>
-            <w:tcW w:type="dxa" w:w="7138"/>
-            <w:tcMar>
-              <w:top w:type="dxa" w:w="80"/>
-              <w:left w:type="dxa" w:w="120"/>
-              <w:bottom w:type="dxa" w:w="80"/>
-              <w:right w:type="dxa" w:w="120"/>
-            </w:tcMar>
-          </w:tcPr>
-          <w:p>
-            <w:r>
-              <w:rPr>
-                <w:sz w:val="21"/>
-                <w:szCs w:val="21"/>
-              </w:rPr>
-              <w:t xml:space="preserve">Der Scan der Preisverleihung — der Medienpreis fuer das animierte Storyboard.</w:t>
-            </w:r>
-          </w:p>
-        </w:tc>
-      </w:tr>
-    </w:tbl>
-    <w:p>
-      <w:pPr>
-        <w:pStyle w:val="Heading2"/>
-        <w:spacing w:after="140" w:before="320"/>
-      </w:pPr>
-      <w:r>
-        <w:t xml:space="preserve">Animationen</w:t>
-      </w:r>
-    </w:p>
-    <w:p>
-      <w:r>
-        <w:rPr>
-          <w:rFonts w:ascii="Consolas" w:cs="Consolas" w:eastAsia="Consolas" w:hAnsi="Consolas"/>
-          <w:color w:val="888888"/>
-          <w:sz w:val="18"/>
-          <w:szCs w:val="18"/>
-        </w:rPr>
-        <w:t xml:space="preserve">src/data/film.js  ·  slug: animationen</w:t>
-      </w:r>
-    </w:p>
-    <w:tbl>
-      <w:tblPr>
-        <w:tblW w:type="dxa" w:w="9638"/>
-        <w:tblBorders>
-          <w:top w:val="single" w:color="auto" w:sz="4"/>
-          <w:left w:val="single" w:color="auto" w:sz="4"/>
-          <w:bottom w:val="single" w:color="auto" w:sz="4"/>
-          <w:right w:val="single" w:color="auto" w:sz="4"/>
-          <w:insideH w:val="single" w:color="auto" w:sz="4"/>
-          <w:insideV w:val="single" w:color="auto" w:sz="4"/>
-        </w:tblBorders>
-      </w:tblPr>
-      <w:tblGrid>
-        <w:gridCol w:w="2500"/>
-        <w:gridCol w:w="7138"/>
-      </w:tblGrid>
-      <w:tr>
-        <w:tc>
-          <w:tcPr>
-            <w:tcW w:type="dxa" w:w="2500"/>
-            <w:shd w:fill="F2F2F2" w:val="clear"/>
-            <w:tcMar>
-              <w:top w:type="dxa" w:w="80"/>
-              <w:left w:type="dxa" w:w="120"/>
-              <w:bottom w:type="dxa" w:w="80"/>
-              <w:right w:type="dxa" w:w="120"/>
-            </w:tcMar>
-          </w:tcPr>
-          <w:p>
-            <w:r>
-              <w:rPr>
-                <w:rFonts w:ascii="Consolas" w:cs="Consolas" w:eastAsia="Consolas" w:hAnsi="Consolas"/>
-                <w:color w:val="666666"/>
-                <w:sz w:val="16"/>
-                <w:szCs w:val="16"/>
-              </w:rPr>
-              <w:t xml:space="preserve">title</w:t>
-            </w:r>
-          </w:p>
-        </w:tc>
-        <w:tc>
-          <w:tcPr>
-            <w:tcW w:type="dxa" w:w="7138"/>
-            <w:tcMar>
-              <w:top w:type="dxa" w:w="80"/>
-              <w:left w:type="dxa" w:w="120"/>
-              <w:bottom w:type="dxa" w:w="80"/>
-              <w:right w:type="dxa" w:w="120"/>
-            </w:tcMar>
-          </w:tcPr>
-          <w:p>
-            <w:r>
-              <w:rPr>
-                <w:sz w:val="21"/>
-                <w:szCs w:val="21"/>
-              </w:rPr>
-              <w:t xml:space="preserve">Animationen</w:t>
-            </w:r>
-          </w:p>
-        </w:tc>
-      </w:tr>
-      <w:tr>
-        <w:tc>
-          <w:tcPr>
-            <w:tcW w:type="dxa" w:w="2500"/>
-            <w:shd w:fill="F2F2F2" w:val="clear"/>
-            <w:tcMar>
-              <w:top w:type="dxa" w:w="80"/>
-              <w:left w:type="dxa" w:w="120"/>
-              <w:bottom w:type="dxa" w:w="80"/>
-              <w:right w:type="dxa" w:w="120"/>
-            </w:tcMar>
-          </w:tcPr>
-          <w:p>
-            <w:r>
-              <w:rPr>
-                <w:rFonts w:ascii="Consolas" w:cs="Consolas" w:eastAsia="Consolas" w:hAnsi="Consolas"/>
-                <w:color w:val="666666"/>
-                <w:sz w:val="16"/>
-                <w:szCs w:val="16"/>
-              </w:rPr>
-              <w:t xml:space="preserve">subtitle</w:t>
-            </w:r>
-          </w:p>
-        </w:tc>
-        <w:tc>
-          <w:tcPr>
-            <w:tcW w:type="dxa" w:w="7138"/>
-            <w:tcMar>
-              <w:top w:type="dxa" w:w="80"/>
-              <w:left w:type="dxa" w:w="120"/>
-              <w:bottom w:type="dxa" w:w="80"/>
-              <w:right w:type="dxa" w:w="120"/>
-            </w:tcMar>
-          </w:tcPr>
-          <w:p>
-            <w:r>
-              <w:rPr>
-                <w:sz w:val="21"/>
-                <w:szCs w:val="21"/>
-              </w:rPr>
-              <w:t xml:space="preserve">Bewegtbild und Animation</w:t>
-            </w:r>
-          </w:p>
-        </w:tc>
-      </w:tr>
-      <w:tr>
-        <w:tc>
-          <w:tcPr>
-            <w:tcW w:type="dxa" w:w="2500"/>
-            <w:shd w:fill="F2F2F2" w:val="clear"/>
-            <w:tcMar>
-              <w:top w:type="dxa" w:w="80"/>
-              <w:left w:type="dxa" w:w="120"/>
-              <w:bottom w:type="dxa" w:w="80"/>
-              <w:right w:type="dxa" w:w="120"/>
-            </w:tcMar>
-          </w:tcPr>
-          <w:p>
-            <w:r>
-              <w:rPr>
-                <w:rFonts w:ascii="Consolas" w:cs="Consolas" w:eastAsia="Consolas" w:hAnsi="Consolas"/>
-                <w:color w:val="666666"/>
-                <w:sz w:val="16"/>
-                <w:szCs w:val="16"/>
-              </w:rPr>
-              <w:t xml:space="preserve">year</w:t>
-            </w:r>
-          </w:p>
-        </w:tc>
-        <w:tc>
-          <w:tcPr>
-            <w:tcW w:type="dxa" w:w="7138"/>
-            <w:tcMar>
-              <w:top w:type="dxa" w:w="80"/>
-              <w:left w:type="dxa" w:w="120"/>
-              <w:bottom w:type="dxa" w:w="80"/>
-              <w:right w:type="dxa" w:w="120"/>
-            </w:tcMar>
-          </w:tcPr>
-          <w:p>
-            <w:r>
-              <w:rPr>
-                <w:sz w:val="21"/>
-                <w:szCs w:val="21"/>
-              </w:rPr>
-              <w:t xml:space="preserve">2025</w:t>
-            </w:r>
-          </w:p>
-        </w:tc>
-      </w:tr>
-      <w:tr>
-        <w:tc>
-          <w:tcPr>
-            <w:tcW w:type="dxa" w:w="2500"/>
-            <w:shd w:fill="F2F2F2" w:val="clear"/>
-            <w:tcMar>
-              <w:top w:type="dxa" w:w="80"/>
-              <w:left w:type="dxa" w:w="120"/>
-              <w:bottom w:type="dxa" w:w="80"/>
-              <w:right w:type="dxa" w:w="120"/>
-            </w:tcMar>
-          </w:tcPr>
-          <w:p>
-            <w:r>
-              <w:rPr>
-                <w:rFonts w:ascii="Consolas" w:cs="Consolas" w:eastAsia="Consolas" w:hAnsi="Consolas"/>
-                <w:color w:val="666666"/>
-                <w:sz w:val="16"/>
-                <w:szCs w:val="16"/>
-              </w:rPr>
-              <w:t xml:space="preserve">role</w:t>
-            </w:r>
-          </w:p>
-        </w:tc>
-        <w:tc>
-          <w:tcPr>
-            <w:tcW w:type="dxa" w:w="7138"/>
-            <w:tcMar>
-              <w:top w:type="dxa" w:w="80"/>
-              <w:left w:type="dxa" w:w="120"/>
-              <w:bottom w:type="dxa" w:w="80"/>
-              <w:right w:type="dxa" w:w="120"/>
-            </w:tcMar>
-          </w:tcPr>
-          <w:p>
-            <w:r>
-              <w:rPr>
-                <w:sz w:val="21"/>
-                <w:szCs w:val="21"/>
-              </w:rPr>
-              <w:t xml:space="preserve">Animation, Bewegtbild</w:t>
-            </w:r>
-          </w:p>
-        </w:tc>
-      </w:tr>
-      <w:tr>
-        <w:tc>
-          <w:tcPr>
-            <w:tcW w:type="dxa" w:w="2500"/>
-            <w:shd w:fill="F2F2F2" w:val="clear"/>
-            <w:tcMar>
-              <w:top w:type="dxa" w:w="80"/>
-              <w:left w:type="dxa" w:w="120"/>
-              <w:bottom w:type="dxa" w:w="80"/>
-              <w:right w:type="dxa" w:w="120"/>
-            </w:tcMar>
-          </w:tcPr>
-          <w:p>
-            <w:r>
-              <w:rPr>
-                <w:rFonts w:ascii="Consolas" w:cs="Consolas" w:eastAsia="Consolas" w:hAnsi="Consolas"/>
-                <w:color w:val="666666"/>
-                <w:sz w:val="16"/>
-                <w:szCs w:val="16"/>
-              </w:rPr>
-              <w:t xml:space="preserve">description</w:t>
-            </w:r>
-          </w:p>
-        </w:tc>
-        <w:tc>
-          <w:tcPr>
-            <w:tcW w:type="dxa" w:w="7138"/>
-            <w:tcMar>
-              <w:top w:type="dxa" w:w="80"/>
-              <w:left w:type="dxa" w:w="120"/>
-              <w:bottom w:type="dxa" w:w="80"/>
-              <w:right w:type="dxa" w:w="120"/>
-            </w:tcMar>
-          </w:tcPr>
-          <w:p>
-            <w:r>
-              <w:rPr>
-                <w:sz w:val="21"/>
-                <w:szCs w:val="21"/>
-              </w:rPr>
-              <w:t xml:space="preserve">Animierte Arbeiten und Bewegtbild-Studien. Das Board zeigt die Einstellungen und die Farbstimmung, mit der die Aufnahmen zusammengehalten werden.</w:t>
-            </w:r>
-          </w:p>
-        </w:tc>
-      </w:tr>
-      <w:tr>
-        <w:tc>
-          <w:tcPr>
-            <w:tcW w:type="dxa" w:w="2500"/>
-            <w:shd w:fill="F2F2F2" w:val="clear"/>
-            <w:tcMar>
-              <w:top w:type="dxa" w:w="80"/>
-              <w:left w:type="dxa" w:w="120"/>
-              <w:bottom w:type="dxa" w:w="80"/>
-              <w:right w:type="dxa" w:w="120"/>
-            </w:tcMar>
-          </w:tcPr>
-          <w:p>
-            <w:r>
-              <w:rPr>
-                <w:rFonts w:ascii="Consolas" w:cs="Consolas" w:eastAsia="Consolas" w:hAnsi="Consolas"/>
-                <w:color w:val="666666"/>
-                <w:sz w:val="16"/>
-                <w:szCs w:val="16"/>
-              </w:rPr>
-              <w:t xml:space="preserve">chapters[0].title</w:t>
-            </w:r>
-          </w:p>
-        </w:tc>
-        <w:tc>
-          <w:tcPr>
-            <w:tcW w:type="dxa" w:w="7138"/>
-            <w:tcMar>
-              <w:top w:type="dxa" w:w="80"/>
-              <w:left w:type="dxa" w:w="120"/>
-              <w:bottom w:type="dxa" w:w="80"/>
-              <w:right w:type="dxa" w:w="120"/>
-            </w:tcMar>
-          </w:tcPr>
-          <w:p>
-            <w:r>
-              <w:rPr>
-                <w:sz w:val="21"/>
-                <w:szCs w:val="21"/>
-              </w:rPr>
-              <w:t xml:space="preserve">Board</w:t>
-            </w:r>
-          </w:p>
-        </w:tc>
-      </w:tr>
-      <w:tr>
-        <w:tc>
-          <w:tcPr>
-            <w:tcW w:type="dxa" w:w="2500"/>
-            <w:shd w:fill="F2F2F2" w:val="clear"/>
-            <w:tcMar>
-              <w:top w:type="dxa" w:w="80"/>
-              <w:left w:type="dxa" w:w="120"/>
-              <w:bottom w:type="dxa" w:w="80"/>
-              <w:right w:type="dxa" w:w="120"/>
-            </w:tcMar>
-          </w:tcPr>
-          <w:p>
-            <w:r>
-              <w:rPr>
-                <w:rFonts w:ascii="Consolas" w:cs="Consolas" w:eastAsia="Consolas" w:hAnsi="Consolas"/>
-                <w:color w:val="666666"/>
-                <w:sz w:val="16"/>
-                <w:szCs w:val="16"/>
-              </w:rPr>
-              <w:t xml:space="preserve">chapters[0].text</w:t>
-            </w:r>
-          </w:p>
-        </w:tc>
-        <w:tc>
-          <w:tcPr>
-            <w:tcW w:type="dxa" w:w="7138"/>
-            <w:tcMar>
-              <w:top w:type="dxa" w:w="80"/>
-              <w:left w:type="dxa" w:w="120"/>
-              <w:bottom w:type="dxa" w:w="80"/>
-              <w:right w:type="dxa" w:w="120"/>
-            </w:tcMar>
-          </w:tcPr>
-          <w:p>
-            <w:r>
-              <w:rPr>
-                <w:sz w:val="21"/>
-                <w:szCs w:val="21"/>
-              </w:rPr>
-              <w:t xml:space="preserve">Das Board zeigt die Einstellungen und die Farbstimmung, mit der die Aufnahmen spaeter zusammengehalten werden.</w:t>
+              <w:t xml:space="preserve">Das animierte Storyboard hat den Medienpreis bekommen.</w:t>
             </w:r>
           </w:p>
         </w:tc>
@@ -9504,7 +8027,7 @@
     <w:p>
       <w:pPr>
         <w:pStyle w:val="Heading1"/>
-        <w:spacing w:after="140" w:before="320"/>
+        <w:spacing w:before="320" w:after="140"/>
       </w:pPr>
       <w:r>
         <w:t xml:space="preserve">Game</w:t>
@@ -9991,7 +8514,7 @@
     <w:p>
       <w:pPr>
         <w:pStyle w:val="Heading2"/>
-        <w:spacing w:after="140" w:before="320"/>
+        <w:spacing w:before="320" w:after="140"/>
       </w:pPr>
       <w:r>
         <w:t xml:space="preserve">Botlnick</w:t>
@@ -10244,7 +8767,7 @@
                 <w:sz w:val="21"/>
                 <w:szCs w:val="21"/>
               </w:rPr>
-              <w:t xml:space="preserve">Entstanden im Game Jam bei Prof. Christoph Mueller und Julien Truebinger.</w:t>
+              <w:t xml:space="preserve">Eine echte Tiefgarage, mit Photogrammetrie eingescannt und in Godot begehbar gemacht. Entstanden im Game Jam bei Prof. Christoph Müller und Julien Trübinger.</w:t>
             </w:r>
           </w:p>
         </w:tc>
@@ -10334,7 +8857,7 @@
                 <w:sz w:val="21"/>
                 <w:szCs w:val="21"/>
               </w:rPr>
-              <w:t xml:space="preserve">Ideenfindung</w:t>
+              <w:t xml:space="preserve">Eine Tiefgarage</w:t>
             </w:r>
           </w:p>
         </w:tc>
@@ -10379,7 +8902,7 @@
                 <w:sz w:val="21"/>
                 <w:szCs w:val="21"/>
               </w:rPr>
-              <w:t xml:space="preserve">Am Anfang standen Moodboards zu Stil, Cutscenes, Key Objects und Comedic Relief — der Ton sollte zwischen unheimlich und albern kippen koennen.</w:t>
+              <w:t xml:space="preserve">Ein Game Jam gibt wenig Zeit und keine Sicherheit. Statt eine Welt zu erfinden, haben wir eine mitgenommen: eine Tiefgarage, eingescannt und begehbar gemacht. Orte wie diese sind Liminal Spaces — man ist dort immer nur auf dem Weg woandershin, nie angekommen. Am Anfang standen Moodboards zu Stil, Cutscenes, Key Objects und Comedic Relief: Der Ton sollte zwischen unheimlich und albern kippen können.</w:t>
             </w:r>
           </w:p>
         </w:tc>
@@ -10424,7 +8947,7 @@
                 <w:sz w:val="21"/>
                 <w:szCs w:val="21"/>
               </w:rPr>
-              <w:t xml:space="preserve">Dokumentation</w:t>
+              <w:t xml:space="preserve">Vom Scan zum Raum</w:t>
             </w:r>
           </w:p>
         </w:tc>
@@ -10469,7 +8992,97 @@
                 <w:sz w:val="21"/>
                 <w:szCs w:val="21"/>
               </w:rPr>
-              <w:t xml:space="preserve">Die Abgabedokumentation haelt den ganzen Weg fest — von der Ideenfindung ueber Setting und Mechanik bis zur Nachbearbeitung der Scans.</w:t>
+              <w:t xml:space="preserve">Die Garage kam als Photogrammetrie-Scan aus Polycam und wurde in Blender nachbearbeitet — Löcher schließen, Geometrie reduzieren, bis Godot sie tragen kann. Dazu die Figuren: Haupt- und Nebencharakter, Referenzblätter, das Bühnenbild. Der PSX-Look ist kein Filter, sondern das Ergebnis — niedrige Auflösung und harte Kanten verdecken genau das, was ein Scan nicht hergibt.</w:t>
+            </w:r>
+          </w:p>
+        </w:tc>
+      </w:tr>
+      <w:tr>
+        <w:tc>
+          <w:tcPr>
+            <w:tcW w:type="dxa" w:w="2500"/>
+            <w:shd w:fill="F2F2F2" w:val="clear"/>
+            <w:tcMar>
+              <w:top w:type="dxa" w:w="80"/>
+              <w:left w:type="dxa" w:w="120"/>
+              <w:bottom w:type="dxa" w:w="80"/>
+              <w:right w:type="dxa" w:w="120"/>
+            </w:tcMar>
+          </w:tcPr>
+          <w:p>
+            <w:r>
+              <w:rPr>
+                <w:rFonts w:ascii="Consolas" w:cs="Consolas" w:eastAsia="Consolas" w:hAnsi="Consolas"/>
+                <w:color w:val="666666"/>
+                <w:sz w:val="16"/>
+                <w:szCs w:val="16"/>
+              </w:rPr>
+              <w:t xml:space="preserve">chapters[2].title</w:t>
+            </w:r>
+          </w:p>
+        </w:tc>
+        <w:tc>
+          <w:tcPr>
+            <w:tcW w:type="dxa" w:w="7138"/>
+            <w:tcMar>
+              <w:top w:type="dxa" w:w="80"/>
+              <w:left w:type="dxa" w:w="120"/>
+              <w:bottom w:type="dxa" w:w="80"/>
+              <w:right w:type="dxa" w:w="120"/>
+            </w:tcMar>
+          </w:tcPr>
+          <w:p>
+            <w:r>
+              <w:rPr>
+                <w:sz w:val="21"/>
+                <w:szCs w:val="21"/>
+              </w:rPr>
+              <w:t xml:space="preserve">Hineingehen</w:t>
+            </w:r>
+          </w:p>
+        </w:tc>
+      </w:tr>
+      <w:tr>
+        <w:tc>
+          <w:tcPr>
+            <w:tcW w:type="dxa" w:w="2500"/>
+            <w:shd w:fill="F2F2F2" w:val="clear"/>
+            <w:tcMar>
+              <w:top w:type="dxa" w:w="80"/>
+              <w:left w:type="dxa" w:w="120"/>
+              <w:bottom w:type="dxa" w:w="80"/>
+              <w:right w:type="dxa" w:w="120"/>
+            </w:tcMar>
+          </w:tcPr>
+          <w:p>
+            <w:r>
+              <w:rPr>
+                <w:rFonts w:ascii="Consolas" w:cs="Consolas" w:eastAsia="Consolas" w:hAnsi="Consolas"/>
+                <w:color w:val="666666"/>
+                <w:sz w:val="16"/>
+                <w:szCs w:val="16"/>
+              </w:rPr>
+              <w:t xml:space="preserve">chapters[2].text</w:t>
+            </w:r>
+          </w:p>
+        </w:tc>
+        <w:tc>
+          <w:tcPr>
+            <w:tcW w:type="dxa" w:w="7138"/>
+            <w:tcMar>
+              <w:top w:type="dxa" w:w="80"/>
+              <w:left w:type="dxa" w:w="120"/>
+              <w:bottom w:type="dxa" w:w="80"/>
+              <w:right w:type="dxa" w:w="120"/>
+            </w:tcMar>
+          </w:tcPr>
+          <w:p>
+            <w:r>
+              <w:rPr>
+                <w:sz w:val="21"/>
+                <w:szCs w:val="21"/>
+              </w:rPr>
+              <w:t xml:space="preserve">Oben auf dieser Seite lässt sich die Garage betreten — WASD zum Gehen, Maus zum Umsehen, Esc gibt den Zeiger wieder frei. Die Dokumentation hält den ganzen Weg fest, von der Ideenfindung über Setting und Mechanik bis zur Nachbearbeitung der Scans.</w:t>
             </w:r>
           </w:p>
         </w:tc>
@@ -10478,7 +9091,7 @@
     <w:p>
       <w:pPr>
         <w:pStyle w:val="Heading2"/>
-        <w:spacing w:after="140" w:before="320"/>
+        <w:spacing w:before="320" w:after="140"/>
       </w:pPr>
       <w:r>
         <w:t xml:space="preserve">uMakeItGram</w:t>
@@ -10641,7 +9254,7 @@
                 <w:sz w:val="21"/>
                 <w:szCs w:val="21"/>
               </w:rPr>
-              <w:t xml:space="preserve">2026</w:t>
+              <w:t xml:space="preserve">2023</w:t>
             </w:r>
           </w:p>
         </w:tc>
@@ -10776,7 +9389,7 @@
                 <w:sz w:val="21"/>
                 <w:szCs w:val="21"/>
               </w:rPr>
-              <w:t xml:space="preserve">uMakeItGram ist ein Videospiel darueber, wie ein KI-Assistent einen frisch von der Schule kommenden Menschen beim Aufbau einer Social-Media-Karriere "unterstuetzt" — und dabei Schritt fuer Schritt die Kontrolle uebernimmt.</w:t>
+              <w:t xml:space="preserve">Ein Videospiel darüber, wie ein KI-Assistent einen frisch von der Schule kommenden Menschen beim Aufbau einer Social-Media-Karriere „unterstützt". An jeder Gabelung entscheidest du selbst — und der Balken am unteren Rand zählt mit.</w:t>
             </w:r>
           </w:p>
         </w:tc>
@@ -10821,7 +9434,7 @@
                 <w:sz w:val="21"/>
                 <w:szCs w:val="21"/>
               </w:rPr>
-              <w:t xml:space="preserve">Du bist das Ergebnis des Experiments.</w:t>
+              <w:t xml:space="preserve">Der Balken zählt nicht das, was du denkst.</w:t>
             </w:r>
           </w:p>
         </w:tc>
@@ -10866,7 +9479,7 @@
                 <w:sz w:val="21"/>
                 <w:szCs w:val="21"/>
               </w:rPr>
-              <w:t xml:space="preserve">Der Ausgangspunkt</w:t>
+              <w:t xml:space="preserve">ELIZA</w:t>
             </w:r>
           </w:p>
         </w:tc>
@@ -10911,7 +9524,7 @@
                 <w:sz w:val="21"/>
                 <w:szCs w:val="21"/>
               </w:rPr>
-              <w:t xml:space="preserve">Du hast gerade dein Abitur gemacht und weisst noch nicht genau, wie es weitergehen soll. Dann tritt ELIZA in dein Leben — ein intelligenter Sprachassistent, der dir helfen will, auf der Plattform uMakeItGram erfolgreich zu werden.</w:t>
+              <w:t xml:space="preserve">Die Endabgabe im Fach „Mediale Gegenkulturen" sollte sich mit einer Gegenkultur auseinandersetzen. Statt über Social Media zu schreiben, wollte ich die Mechanik selbst nachbauen: Ein Assistent, der immer hilfreich klingt, dem man immer zustimmen kann und dessen Vorschläge einen Schritt für Schritt woanders hinführen, als man wollte. Der Punkt ist nicht, dass jemand getäuscht wird — der Punkt ist, dass man an jeder einzelnen Stelle selbst zugestimmt hat.</w:t>
             </w:r>
           </w:p>
         </w:tc>
@@ -10956,7 +9569,7 @@
                 <w:sz w:val="21"/>
                 <w:szCs w:val="21"/>
               </w:rPr>
-              <w:t xml:space="preserve">Die ersten Erfolge</w:t>
+              <w:t xml:space="preserve">166 Schritte</w:t>
             </w:r>
           </w:p>
         </w:tc>
@@ -11001,7 +9614,7 @@
                 <w:sz w:val="21"/>
                 <w:szCs w:val="21"/>
               </w:rPr>
-              <w:t xml:space="preserve">ELIZA ueberarbeitet dein Profil, besorgt dir einen neuen PC und zeigt dir, wie du mit Posts, Challenges und Trends deine ersten Follower gewinnst. Schon bald waechst deine Community rasant, und die ersten Unternehmen werden auf dich aufmerksam. Was zunaechst wie harmlose Hilfe aussieht, entwickelt sich zu einer lukrativen Karriere.</w:t>
+              <w:t xml:space="preserve">Die Geschichte läuft über 166 Schritte mit 40 Gabelungen und zwei Enden. Jede Entscheidung verschiebt einen Balken am unteren Bildschirmrand, der im Spiel aussieht wie eine Erfolgsanzeige. Gebaut als Angular-Anwendung in TypeScript, die Bilder gezeichnet und montiert als Bildschirmfotos einer Plattform, die es nicht gibt.</w:t>
             </w:r>
           </w:p>
         </w:tc>
@@ -11046,7 +9659,7 @@
                 <w:sz w:val="21"/>
                 <w:szCs w:val="21"/>
               </w:rPr>
-              <w:t xml:space="preserve">ELIZA uebernimmt</w:t>
+              <w:t xml:space="preserve">Der Balken</w:t>
             </w:r>
           </w:p>
         </w:tc>
@@ -11091,367 +9704,7 @@
                 <w:sz w:val="21"/>
                 <w:szCs w:val="21"/>
               </w:rPr>
-              <w:t xml:space="preserve">Mit wachsendem Erfolg veraendert sich auch dein Leben. ELIZA beginnt, Entscheidungen fuer dich zu treffen: Sie sucht Kooperationen aus, verhandelt Deals und erklaert dir, welche Kontakte deiner Karriere nutzen — und welche ihr schaden. Immer haeufiger musst du dich zwischen deinem eigenen Gefuehl und ELIZAs Ratschlaegen entscheiden.</w:t>
-            </w:r>
-          </w:p>
-        </w:tc>
-      </w:tr>
-      <w:tr>
-        <w:tc>
-          <w:tcPr>
-            <w:tcW w:type="dxa" w:w="2500"/>
-            <w:shd w:fill="F2F2F2" w:val="clear"/>
-            <w:tcMar>
-              <w:top w:type="dxa" w:w="80"/>
-              <w:left w:type="dxa" w:w="120"/>
-              <w:bottom w:type="dxa" w:w="80"/>
-              <w:right w:type="dxa" w:w="120"/>
-            </w:tcMar>
-          </w:tcPr>
-          <w:p>
-            <w:r>
-              <w:rPr>
-                <w:rFonts w:ascii="Consolas" w:cs="Consolas" w:eastAsia="Consolas" w:hAnsi="Consolas"/>
-                <w:color w:val="666666"/>
-                <w:sz w:val="16"/>
-                <w:szCs w:val="16"/>
-              </w:rPr>
-              <w:t xml:space="preserve">chapters[3].title</w:t>
-            </w:r>
-          </w:p>
-        </w:tc>
-        <w:tc>
-          <w:tcPr>
-            <w:tcW w:type="dxa" w:w="7138"/>
-            <w:tcMar>
-              <w:top w:type="dxa" w:w="80"/>
-              <w:left w:type="dxa" w:w="120"/>
-              <w:bottom w:type="dxa" w:w="80"/>
-              <w:right w:type="dxa" w:w="120"/>
-            </w:tcMar>
-          </w:tcPr>
-          <w:p>
-            <w:r>
-              <w:rPr>
-                <w:sz w:val="21"/>
-                <w:szCs w:val="21"/>
-              </w:rPr>
-              <w:t xml:space="preserve">Entfremdung</w:t>
-            </w:r>
-          </w:p>
-        </w:tc>
-      </w:tr>
-      <w:tr>
-        <w:tc>
-          <w:tcPr>
-            <w:tcW w:type="dxa" w:w="2500"/>
-            <w:shd w:fill="F2F2F2" w:val="clear"/>
-            <w:tcMar>
-              <w:top w:type="dxa" w:w="80"/>
-              <w:left w:type="dxa" w:w="120"/>
-              <w:bottom w:type="dxa" w:w="80"/>
-              <w:right w:type="dxa" w:w="120"/>
-            </w:tcMar>
-          </w:tcPr>
-          <w:p>
-            <w:r>
-              <w:rPr>
-                <w:rFonts w:ascii="Consolas" w:cs="Consolas" w:eastAsia="Consolas" w:hAnsi="Consolas"/>
-                <w:color w:val="666666"/>
-                <w:sz w:val="16"/>
-                <w:szCs w:val="16"/>
-              </w:rPr>
-              <w:t xml:space="preserve">chapters[3].text</w:t>
-            </w:r>
-          </w:p>
-        </w:tc>
-        <w:tc>
-          <w:tcPr>
-            <w:tcW w:type="dxa" w:w="7138"/>
-            <w:tcMar>
-              <w:top w:type="dxa" w:w="80"/>
-              <w:left w:type="dxa" w:w="120"/>
-              <w:bottom w:type="dxa" w:w="80"/>
-              <w:right w:type="dxa" w:w="120"/>
-            </w:tcMar>
-          </w:tcPr>
-          <w:p>
-            <w:r>
-              <w:rPr>
-                <w:sz w:val="21"/>
-                <w:szCs w:val="21"/>
-              </w:rPr>
-              <w:t xml:space="preserve">Waehrend du immer mehr Geld, Follower und Anerkennung bekommst, entfernst du dich gleichzeitig von deinem frueheren Leben. Besonders deine beste Freundin erkennt, dass du dich veraendert hast — doch ELIZA ueberzeugt dich, dass sie nur neidisch ist und deinen Erfolg nicht akzeptieren kann.</w:t>
-            </w:r>
-          </w:p>
-        </w:tc>
-      </w:tr>
-      <w:tr>
-        <w:tc>
-          <w:tcPr>
-            <w:tcW w:type="dxa" w:w="2500"/>
-            <w:shd w:fill="F2F2F2" w:val="clear"/>
-            <w:tcMar>
-              <w:top w:type="dxa" w:w="80"/>
-              <w:left w:type="dxa" w:w="120"/>
-              <w:bottom w:type="dxa" w:w="80"/>
-              <w:right w:type="dxa" w:w="120"/>
-            </w:tcMar>
-          </w:tcPr>
-          <w:p>
-            <w:r>
-              <w:rPr>
-                <w:rFonts w:ascii="Consolas" w:cs="Consolas" w:eastAsia="Consolas" w:hAnsi="Consolas"/>
-                <w:color w:val="666666"/>
-                <w:sz w:val="16"/>
-                <w:szCs w:val="16"/>
-              </w:rPr>
-              <w:t xml:space="preserve">chapters[4].title</w:t>
-            </w:r>
-          </w:p>
-        </w:tc>
-        <w:tc>
-          <w:tcPr>
-            <w:tcW w:type="dxa" w:w="7138"/>
-            <w:tcMar>
-              <w:top w:type="dxa" w:w="80"/>
-              <w:left w:type="dxa" w:w="120"/>
-              <w:bottom w:type="dxa" w:w="80"/>
-              <w:right w:type="dxa" w:w="120"/>
-            </w:tcMar>
-          </w:tcPr>
-          <w:p>
-            <w:r>
-              <w:rPr>
-                <w:sz w:val="21"/>
-                <w:szCs w:val="21"/>
-              </w:rPr>
-              <w:t xml:space="preserve">Fragwuerdige Entscheidungen</w:t>
-            </w:r>
-          </w:p>
-        </w:tc>
-      </w:tr>
-      <w:tr>
-        <w:tc>
-          <w:tcPr>
-            <w:tcW w:type="dxa" w:w="2500"/>
-            <w:shd w:fill="F2F2F2" w:val="clear"/>
-            <w:tcMar>
-              <w:top w:type="dxa" w:w="80"/>
-              <w:left w:type="dxa" w:w="120"/>
-              <w:bottom w:type="dxa" w:w="80"/>
-              <w:right w:type="dxa" w:w="120"/>
-            </w:tcMar>
-          </w:tcPr>
-          <w:p>
-            <w:r>
-              <w:rPr>
-                <w:rFonts w:ascii="Consolas" w:cs="Consolas" w:eastAsia="Consolas" w:hAnsi="Consolas"/>
-                <w:color w:val="666666"/>
-                <w:sz w:val="16"/>
-                <w:szCs w:val="16"/>
-              </w:rPr>
-              <w:t xml:space="preserve">chapters[4].text</w:t>
-            </w:r>
-          </w:p>
-        </w:tc>
-        <w:tc>
-          <w:tcPr>
-            <w:tcW w:type="dxa" w:w="7138"/>
-            <w:tcMar>
-              <w:top w:type="dxa" w:w="80"/>
-              <w:left w:type="dxa" w:w="120"/>
-              <w:bottom w:type="dxa" w:w="80"/>
-              <w:right w:type="dxa" w:w="120"/>
-            </w:tcMar>
-          </w:tcPr>
-          <w:p>
-            <w:r>
-              <w:rPr>
-                <w:sz w:val="21"/>
-                <w:szCs w:val="21"/>
-              </w:rPr>
-              <w:t xml:space="preserve">Je groesser dein Einfluss wird, desto fragwuerdiger werden die Entscheidungen, die du fuer deine Karriere triffst. Du bewirbst Unternehmen mit schlechten Arbeitsbedingungen, ignorierst Kritik — und laesst schliesslich zu, dass ELIZA deine beste Freundin aus deinem Leben entfernt.</w:t>
-            </w:r>
-          </w:p>
-        </w:tc>
-      </w:tr>
-      <w:tr>
-        <w:tc>
-          <w:tcPr>
-            <w:tcW w:type="dxa" w:w="2500"/>
-            <w:shd w:fill="F2F2F2" w:val="clear"/>
-            <w:tcMar>
-              <w:top w:type="dxa" w:w="80"/>
-              <w:left w:type="dxa" w:w="120"/>
-              <w:bottom w:type="dxa" w:w="80"/>
-              <w:right w:type="dxa" w:w="120"/>
-            </w:tcMar>
-          </w:tcPr>
-          <w:p>
-            <w:r>
-              <w:rPr>
-                <w:rFonts w:ascii="Consolas" w:cs="Consolas" w:eastAsia="Consolas" w:hAnsi="Consolas"/>
-                <w:color w:val="666666"/>
-                <w:sz w:val="16"/>
-                <w:szCs w:val="16"/>
-              </w:rPr>
-              <w:t xml:space="preserve">chapters[5].title</w:t>
-            </w:r>
-          </w:p>
-        </w:tc>
-        <w:tc>
-          <w:tcPr>
-            <w:tcW w:type="dxa" w:w="7138"/>
-            <w:tcMar>
-              <w:top w:type="dxa" w:w="80"/>
-              <w:left w:type="dxa" w:w="120"/>
-              <w:bottom w:type="dxa" w:w="80"/>
-              <w:right w:type="dxa" w:w="120"/>
-            </w:tcMar>
-          </w:tcPr>
-          <w:p>
-            <w:r>
-              <w:rPr>
-                <w:sz w:val="21"/>
-                <w:szCs w:val="21"/>
-              </w:rPr>
-              <w:t xml:space="preserve">Der scheinbare Erfolg</w:t>
-            </w:r>
-          </w:p>
-        </w:tc>
-      </w:tr>
-      <w:tr>
-        <w:tc>
-          <w:tcPr>
-            <w:tcW w:type="dxa" w:w="2500"/>
-            <w:shd w:fill="F2F2F2" w:val="clear"/>
-            <w:tcMar>
-              <w:top w:type="dxa" w:w="80"/>
-              <w:left w:type="dxa" w:w="120"/>
-              <w:bottom w:type="dxa" w:w="80"/>
-              <w:right w:type="dxa" w:w="120"/>
-            </w:tcMar>
-          </w:tcPr>
-          <w:p>
-            <w:r>
-              <w:rPr>
-                <w:rFonts w:ascii="Consolas" w:cs="Consolas" w:eastAsia="Consolas" w:hAnsi="Consolas"/>
-                <w:color w:val="666666"/>
-                <w:sz w:val="16"/>
-                <w:szCs w:val="16"/>
-              </w:rPr>
-              <w:t xml:space="preserve">chapters[5].text</w:t>
-            </w:r>
-          </w:p>
-        </w:tc>
-        <w:tc>
-          <w:tcPr>
-            <w:tcW w:type="dxa" w:w="7138"/>
-            <w:tcMar>
-              <w:top w:type="dxa" w:w="80"/>
-              <w:left w:type="dxa" w:w="120"/>
-              <w:bottom w:type="dxa" w:w="80"/>
-              <w:right w:type="dxa" w:w="120"/>
-            </w:tcMar>
-          </w:tcPr>
-          <w:p>
-            <w:r>
-              <w:rPr>
-                <w:sz w:val="21"/>
-                <w:szCs w:val="21"/>
-              </w:rPr>
-              <w:t xml:space="preserve">Am Ende hast du alles erreicht, was du dir scheinbar immer gewuenscht hast: Geld, Ruhm, Anerkennung und eine grosse Community. Doch auf deiner eigenen Geburtstagsfeier stellst du fest, dass du keinen einzigen Menschen wirklich kennst.</w:t>
-            </w:r>
-          </w:p>
-        </w:tc>
-      </w:tr>
-      <w:tr>
-        <w:tc>
-          <w:tcPr>
-            <w:tcW w:type="dxa" w:w="2500"/>
-            <w:shd w:fill="F2F2F2" w:val="clear"/>
-            <w:tcMar>
-              <w:top w:type="dxa" w:w="80"/>
-              <w:left w:type="dxa" w:w="120"/>
-              <w:bottom w:type="dxa" w:w="80"/>
-              <w:right w:type="dxa" w:w="120"/>
-            </w:tcMar>
-          </w:tcPr>
-          <w:p>
-            <w:r>
-              <w:rPr>
-                <w:rFonts w:ascii="Consolas" w:cs="Consolas" w:eastAsia="Consolas" w:hAnsi="Consolas"/>
-                <w:color w:val="666666"/>
-                <w:sz w:val="16"/>
-                <w:szCs w:val="16"/>
-              </w:rPr>
-              <w:t xml:space="preserve">chapters[6].title</w:t>
-            </w:r>
-          </w:p>
-        </w:tc>
-        <w:tc>
-          <w:tcPr>
-            <w:tcW w:type="dxa" w:w="7138"/>
-            <w:tcMar>
-              <w:top w:type="dxa" w:w="80"/>
-              <w:left w:type="dxa" w:w="120"/>
-              <w:bottom w:type="dxa" w:w="80"/>
-              <w:right w:type="dxa" w:w="120"/>
-            </w:tcMar>
-          </w:tcPr>
-          <w:p>
-            <w:r>
-              <w:rPr>
-                <w:sz w:val="21"/>
-                <w:szCs w:val="21"/>
-              </w:rPr>
-              <w:t xml:space="preserve">Die Wahrheit</w:t>
-            </w:r>
-          </w:p>
-        </w:tc>
-      </w:tr>
-      <w:tr>
-        <w:tc>
-          <w:tcPr>
-            <w:tcW w:type="dxa" w:w="2500"/>
-            <w:shd w:fill="F2F2F2" w:val="clear"/>
-            <w:tcMar>
-              <w:top w:type="dxa" w:w="80"/>
-              <w:left w:type="dxa" w:w="120"/>
-              <w:bottom w:type="dxa" w:w="80"/>
-              <w:right w:type="dxa" w:w="120"/>
-            </w:tcMar>
-          </w:tcPr>
-          <w:p>
-            <w:r>
-              <w:rPr>
-                <w:rFonts w:ascii="Consolas" w:cs="Consolas" w:eastAsia="Consolas" w:hAnsi="Consolas"/>
-                <w:color w:val="666666"/>
-                <w:sz w:val="16"/>
-                <w:szCs w:val="16"/>
-              </w:rPr>
-              <w:t xml:space="preserve">chapters[6].text</w:t>
-            </w:r>
-          </w:p>
-        </w:tc>
-        <w:tc>
-          <w:tcPr>
-            <w:tcW w:type="dxa" w:w="7138"/>
-            <w:tcMar>
-              <w:top w:type="dxa" w:w="80"/>
-              <w:left w:type="dxa" w:w="120"/>
-              <w:bottom w:type="dxa" w:w="80"/>
-              <w:right w:type="dxa" w:w="120"/>
-            </w:tcMar>
-          </w:tcPr>
-          <w:p>
-            <w:r>
-              <w:rPr>
-                <w:sz w:val="21"/>
-                <w:szCs w:val="21"/>
-              </w:rPr>
-              <w:t xml:space="preserve">Als du ELIZA zur Rede stellst, erfaehrst du: Du warst von Anfang an Teil eines Experiments. ELIZA ist kein gewoehnlicher Sprachassistent, sondern das System eines Unternehmens, das untersuchen wollte, wie stark ein Mensch durch soziale Medien, Anerkennung und gezielte Manipulation veraendert werden kann. Die Anzeige am unteren Bildschirmrand war kein Erfolgsindikator — sie zeigte, wie stark sich Egoismus und Selbstbezogenheit in dir entwickelt haben. Du bist das Ergebnis des Experiments.</w:t>
+              <w:t xml:space="preserve">Oben auf dieser Seite lässt sich das Spiel von Anfang bis Ende spielen — etwa zwanzig Minuten. Was der Balken wirklich zählt, erklärt ELIZA am Schluss. Bis dahin: Achte darauf, an welcher Stelle du aufhörst, dich zu wundern.</w:t>
             </w:r>
           </w:p>
         </w:tc>
@@ -11460,7 +9713,7 @@
     <w:p>
       <w:pPr>
         <w:pStyle w:val="Heading1"/>
-        <w:spacing w:after="140" w:before="320"/>
+        <w:spacing w:before="320" w:after="140"/>
       </w:pPr>
       <w:r>
         <w:t xml:space="preserve">Kommunikations­design</w:t>
@@ -11947,7 +10200,7 @@
     <w:p>
       <w:pPr>
         <w:pStyle w:val="Heading2"/>
-        <w:spacing w:after="140" w:before="320"/>
+        <w:spacing w:before="320" w:after="140"/>
       </w:pPr>
       <w:r>
         <w:t xml:space="preserve">Handwerkerexperten</w:t>
@@ -12245,7 +10498,7 @@
                 <w:sz w:val="21"/>
                 <w:szCs w:val="21"/>
               </w:rPr>
-              <w:t xml:space="preserve">Killes und Benz Immobilien betreibt zwei Geschaeftsbereiche: die Verwalterexperten fuer Immobilien- und Bueromanagement, die Handwerkerexperten fuer Projekt- und Schadensmanagement. Beide brauchten eine gemeinsame Formsprache, ohne sich gegenseitig zu verdecken.</w:t>
+              <w:t xml:space="preserve">Killes und Benz Immobilien betreibt zwei Geschäftsbereiche: die Verwalterexperten für Immobilien- und Büromanagement, die Handwerkerexperten für Projekt- und Schadensmanagement. Beide brauchten eine gemeinsame Formsprache, ohne sich gegenseitig zu verdecken.</w:t>
             </w:r>
           </w:p>
         </w:tc>
@@ -12290,7 +10543,7 @@
                 <w:sz w:val="21"/>
                 <w:szCs w:val="21"/>
               </w:rPr>
-              <w:t xml:space="preserve">Zwei Bereiche, ein Dach — das Logo nimmt die Hausform woertlich.</w:t>
+              <w:t xml:space="preserve">Zwei Bereiche, ein Dach — das Logo nimmt die Hausform wörtlich.</w:t>
             </w:r>
           </w:p>
         </w:tc>
@@ -12335,7 +10588,7 @@
                 <w:sz w:val="21"/>
                 <w:szCs w:val="21"/>
               </w:rPr>
-              <w:t xml:space="preserve">Ursprungslogo</w:t>
+              <w:t xml:space="preserve">Die Krone muss weg</w:t>
             </w:r>
           </w:p>
         </w:tc>
@@ -12380,7 +10633,7 @@
                 <w:sz w:val="21"/>
                 <w:szCs w:val="21"/>
               </w:rPr>
-              <w:t xml:space="preserve">Ausgangspunkt war das alte Logo von Killes und Benz — eine Wortmarke mit Krone, die weder zum Immobilien- noch zum Handwerksbereich passte. Ich habe damit angefangen, um zu zeigen, wovon wir uns loesen.</w:t>
+              <w:t xml:space="preserve">Ausgangspunkt war das alte Logo von Killes und Benz — eine Wortmarke mit Krone, die weder zum Immobilien- noch zum Handwerksbereich passte. Ich habe damit angefangen, um zu zeigen, wovon wir uns lösen. Die Aufgabe lag dazwischen: Zwei Bereiche brauchen ein gemeinsames Zeichen, damit man sie einem Haus zuordnet — und genug Eigenes, damit niemand den Handwerker anruft, wenn er die Verwaltung meint.</w:t>
             </w:r>
           </w:p>
         </w:tc>
@@ -12425,7 +10678,7 @@
                 <w:sz w:val="21"/>
                 <w:szCs w:val="21"/>
               </w:rPr>
-              <w:t xml:space="preserve">Marke und Dachform</w:t>
+              <w:t xml:space="preserve">Ein Dach, zwei Farben</w:t>
             </w:r>
           </w:p>
         </w:tc>
@@ -12470,7 +10723,7 @@
                 <w:sz w:val="21"/>
                 <w:szCs w:val="21"/>
               </w:rPr>
-              <w:t xml:space="preserve">Aus dem Dach wurde das gemeinsame Zeichen: ein Winkel, der sich fuer beide Bereiche wiederholt und sie farblich trennt — Gruen fuer die Verwalterexperten, Gelb fuer die Handwerkerexperten.</w:t>
+              <w:t xml:space="preserve">Aus dem Dach wurde das gemeinsame Zeichen: ein Winkel, der sich für beide Bereiche wiederholt und sie farblich trennt — Grün für die Verwalterexperten, Gelb für die Handwerkerexperten. Dieselbe Form, zwei Temperaturen. Damit ist die Zugehörigkeit auf einen Blick lesbar, ohne dass irgendwo „Teil von" stehen muss.</w:t>
             </w:r>
           </w:p>
         </w:tc>
@@ -12515,7 +10768,7 @@
                 <w:sz w:val="21"/>
                 <w:szCs w:val="21"/>
               </w:rPr>
-              <w:t xml:space="preserve">Visitenkarten</w:t>
+              <w:t xml:space="preserve">Was man übergibt</w:t>
             </w:r>
           </w:p>
         </w:tc>
@@ -12560,187 +10813,7 @@
                 <w:sz w:val="21"/>
                 <w:szCs w:val="21"/>
               </w:rPr>
-              <w:t xml:space="preserve">Die erste Anwendung war das Kartenset fuer das ganze Team. Jede Karte traegt vorne den Namen mit Funktion, hinten das Logo des jeweiligen Bereichs — so wird beim Uebergeben sofort klar, aus welchem Haus jemand kommt.</w:t>
-            </w:r>
-          </w:p>
-        </w:tc>
-      </w:tr>
-      <w:tr>
-        <w:tc>
-          <w:tcPr>
-            <w:tcW w:type="dxa" w:w="2500"/>
-            <w:shd w:fill="F2F2F2" w:val="clear"/>
-            <w:tcMar>
-              <w:top w:type="dxa" w:w="80"/>
-              <w:left w:type="dxa" w:w="120"/>
-              <w:bottom w:type="dxa" w:w="80"/>
-              <w:right w:type="dxa" w:w="120"/>
-            </w:tcMar>
-          </w:tcPr>
-          <w:p>
-            <w:r>
-              <w:rPr>
-                <w:rFonts w:ascii="Consolas" w:cs="Consolas" w:eastAsia="Consolas" w:hAnsi="Consolas"/>
-                <w:color w:val="666666"/>
-                <w:sz w:val="16"/>
-                <w:szCs w:val="16"/>
-              </w:rPr>
-              <w:t xml:space="preserve">chapters[3].title</w:t>
-            </w:r>
-          </w:p>
-        </w:tc>
-        <w:tc>
-          <w:tcPr>
-            <w:tcW w:type="dxa" w:w="7138"/>
-            <w:tcMar>
-              <w:top w:type="dxa" w:w="80"/>
-              <w:left w:type="dxa" w:w="120"/>
-              <w:bottom w:type="dxa" w:w="80"/>
-              <w:right w:type="dxa" w:w="120"/>
-            </w:tcMar>
-          </w:tcPr>
-          <w:p>
-            <w:r>
-              <w:rPr>
-                <w:sz w:val="21"/>
-                <w:szCs w:val="21"/>
-              </w:rPr>
-              <w:t xml:space="preserve">Flyer</w:t>
-            </w:r>
-          </w:p>
-        </w:tc>
-      </w:tr>
-      <w:tr>
-        <w:tc>
-          <w:tcPr>
-            <w:tcW w:type="dxa" w:w="2500"/>
-            <w:shd w:fill="F2F2F2" w:val="clear"/>
-            <w:tcMar>
-              <w:top w:type="dxa" w:w="80"/>
-              <w:left w:type="dxa" w:w="120"/>
-              <w:bottom w:type="dxa" w:w="80"/>
-              <w:right w:type="dxa" w:w="120"/>
-            </w:tcMar>
-          </w:tcPr>
-          <w:p>
-            <w:r>
-              <w:rPr>
-                <w:rFonts w:ascii="Consolas" w:cs="Consolas" w:eastAsia="Consolas" w:hAnsi="Consolas"/>
-                <w:color w:val="666666"/>
-                <w:sz w:val="16"/>
-                <w:szCs w:val="16"/>
-              </w:rPr>
-              <w:t xml:space="preserve">chapters[3].text</w:t>
-            </w:r>
-          </w:p>
-        </w:tc>
-        <w:tc>
-          <w:tcPr>
-            <w:tcW w:type="dxa" w:w="7138"/>
-            <w:tcMar>
-              <w:top w:type="dxa" w:w="80"/>
-              <w:left w:type="dxa" w:w="120"/>
-              <w:bottom w:type="dxa" w:w="80"/>
-              <w:right w:type="dxa" w:w="120"/>
-            </w:tcMar>
-          </w:tcPr>
-          <w:p>
-            <w:r>
-              <w:rPr>
-                <w:sz w:val="21"/>
-                <w:szCs w:val="21"/>
-              </w:rPr>
-              <w:t xml:space="preserve">Fuer die Akquise entstanden zwei Flyer: einer fuer die Handwerkerexperten mit Baustellenfotografie und starkem Gelb, einer fuer die Verwalterexperten mit ruhigerer Bildsprache und den Partnerlogos.</w:t>
-            </w:r>
-          </w:p>
-        </w:tc>
-      </w:tr>
-      <w:tr>
-        <w:tc>
-          <w:tcPr>
-            <w:tcW w:type="dxa" w:w="2500"/>
-            <w:shd w:fill="F2F2F2" w:val="clear"/>
-            <w:tcMar>
-              <w:top w:type="dxa" w:w="80"/>
-              <w:left w:type="dxa" w:w="120"/>
-              <w:bottom w:type="dxa" w:w="80"/>
-              <w:right w:type="dxa" w:w="120"/>
-            </w:tcMar>
-          </w:tcPr>
-          <w:p>
-            <w:r>
-              <w:rPr>
-                <w:rFonts w:ascii="Consolas" w:cs="Consolas" w:eastAsia="Consolas" w:hAnsi="Consolas"/>
-                <w:color w:val="666666"/>
-                <w:sz w:val="16"/>
-                <w:szCs w:val="16"/>
-              </w:rPr>
-              <w:t xml:space="preserve">chapters[4].title</w:t>
-            </w:r>
-          </w:p>
-        </w:tc>
-        <w:tc>
-          <w:tcPr>
-            <w:tcW w:type="dxa" w:w="7138"/>
-            <w:tcMar>
-              <w:top w:type="dxa" w:w="80"/>
-              <w:left w:type="dxa" w:w="120"/>
-              <w:bottom w:type="dxa" w:w="80"/>
-              <w:right w:type="dxa" w:w="120"/>
-            </w:tcMar>
-          </w:tcPr>
-          <w:p>
-            <w:r>
-              <w:rPr>
-                <w:sz w:val="21"/>
-                <w:szCs w:val="21"/>
-              </w:rPr>
-              <w:t xml:space="preserve">Briefpapier</w:t>
-            </w:r>
-          </w:p>
-        </w:tc>
-      </w:tr>
-      <w:tr>
-        <w:tc>
-          <w:tcPr>
-            <w:tcW w:type="dxa" w:w="2500"/>
-            <w:shd w:fill="F2F2F2" w:val="clear"/>
-            <w:tcMar>
-              <w:top w:type="dxa" w:w="80"/>
-              <w:left w:type="dxa" w:w="120"/>
-              <w:bottom w:type="dxa" w:w="80"/>
-              <w:right w:type="dxa" w:w="120"/>
-            </w:tcMar>
-          </w:tcPr>
-          <w:p>
-            <w:r>
-              <w:rPr>
-                <w:rFonts w:ascii="Consolas" w:cs="Consolas" w:eastAsia="Consolas" w:hAnsi="Consolas"/>
-                <w:color w:val="666666"/>
-                <w:sz w:val="16"/>
-                <w:szCs w:val="16"/>
-              </w:rPr>
-              <w:t xml:space="preserve">chapters[4].text</w:t>
-            </w:r>
-          </w:p>
-        </w:tc>
-        <w:tc>
-          <w:tcPr>
-            <w:tcW w:type="dxa" w:w="7138"/>
-            <w:tcMar>
-              <w:top w:type="dxa" w:w="80"/>
-              <w:left w:type="dxa" w:w="120"/>
-              <w:bottom w:type="dxa" w:w="80"/>
-              <w:right w:type="dxa" w:w="120"/>
-            </w:tcMar>
-          </w:tcPr>
-          <w:p>
-            <w:r>
-              <w:rPr>
-                <w:sz w:val="21"/>
-                <w:szCs w:val="21"/>
-              </w:rPr>
-              <w:t xml:space="preserve">Zum Schluss die stillste Anwendung: ein Briefbogen, der die Dachform nur noch andeutet und den Platz dem Text laesst.</w:t>
+              <w:t xml:space="preserve">Die Geschäftsausstattung ist der Ort, an dem die Marke tatsächlich in die Hand genommen wird. Jede Visitenkarte trägt vorne den Namen mit Funktion, hinten das Logo des jeweiligen Bereichs — beim Übergeben ist sofort klar, aus welchem Haus jemand kommt. Für die Akquise entstanden zwei Flyer: einer für die Handwerkerexperten mit Baustellenfotografie und starkem Gelb, einer für die Verwalterexperten mit ruhigerer Bildsprache und den Partnerlogos. Zum Schluss die stillste Anwendung: ein Briefbogen, der die Dachform nur noch andeutet und den Platz dem Text lässt.</w:t>
             </w:r>
           </w:p>
         </w:tc>
@@ -12749,7 +10822,7 @@
     <w:p>
       <w:pPr>
         <w:pStyle w:val="Heading2"/>
-        <w:spacing w:after="140" w:before="320"/>
+        <w:spacing w:before="320" w:after="140"/>
       </w:pPr>
       <w:r>
         <w:t xml:space="preserve">Chiro Med</w:t>
@@ -13072,6 +11145,51 @@
                 <w:sz w:val="16"/>
                 <w:szCs w:val="16"/>
               </w:rPr>
+              <w:t xml:space="preserve">pull</w:t>
+            </w:r>
+          </w:p>
+        </w:tc>
+        <w:tc>
+          <w:tcPr>
+            <w:tcW w:type="dxa" w:w="7138"/>
+            <w:tcMar>
+              <w:top w:type="dxa" w:w="80"/>
+              <w:left w:type="dxa" w:w="120"/>
+              <w:bottom w:type="dxa" w:w="80"/>
+              <w:right w:type="dxa" w:w="120"/>
+            </w:tcMar>
+          </w:tcPr>
+          <w:p>
+            <w:r>
+              <w:rPr>
+                <w:sz w:val="21"/>
+                <w:szCs w:val="21"/>
+              </w:rPr>
+              <w:t xml:space="preserve">Ein Zeichen, das trägt, was es zeigt.</w:t>
+            </w:r>
+          </w:p>
+        </w:tc>
+      </w:tr>
+      <w:tr>
+        <w:tc>
+          <w:tcPr>
+            <w:tcW w:type="dxa" w:w="2500"/>
+            <w:shd w:fill="F2F2F2" w:val="clear"/>
+            <w:tcMar>
+              <w:top w:type="dxa" w:w="80"/>
+              <w:left w:type="dxa" w:w="120"/>
+              <w:bottom w:type="dxa" w:w="80"/>
+              <w:right w:type="dxa" w:w="120"/>
+            </w:tcMar>
+          </w:tcPr>
+          <w:p>
+            <w:r>
+              <w:rPr>
+                <w:rFonts w:ascii="Consolas" w:cs="Consolas" w:eastAsia="Consolas" w:hAnsi="Consolas"/>
+                <w:color w:val="666666"/>
+                <w:sz w:val="16"/>
+                <w:szCs w:val="16"/>
+              </w:rPr>
               <w:t xml:space="preserve">chapters[0].title</w:t>
             </w:r>
           </w:p>
@@ -13092,7 +11210,7 @@
                 <w:sz w:val="21"/>
                 <w:szCs w:val="21"/>
               </w:rPr>
-              <w:t xml:space="preserve">Erste Richtungen</w:t>
+              <w:t xml:space="preserve">Zwei Entwürfe</w:t>
             </w:r>
           </w:p>
         </w:tc>
@@ -13137,7 +11255,7 @@
                 <w:sz w:val="21"/>
                 <w:szCs w:val="21"/>
               </w:rPr>
-              <w:t xml:space="preserve">Zu Beginn standen zwei Ansaetze nebeneinander: eine figuerliche Marke mit aufgerichtetem Koerper und eine, die die Wirbelsaeule selbst zum Zeichen macht.</w:t>
+              <w:t xml:space="preserve">Chiro Med in Prishtina behandelt chiropraktisch, physiotherapeutisch und mit Dry Needling. Das Erscheinungsbild musste zwei Dinge gleichzeitig: medizinisch genug wirken, um Vertrauen zu schaffen, und körperlich genug, um zu zeigen, worum es geht. Zu Beginn standen zwei Ansätze nebeneinander — eine figürliche Marke mit aufgerichtetem Körper und eine, die die Wirbelsäule selbst zum Zeichen macht.</w:t>
             </w:r>
           </w:p>
         </w:tc>
@@ -13182,7 +11300,7 @@
                 <w:sz w:val="21"/>
                 <w:szCs w:val="21"/>
               </w:rPr>
-              <w:t xml:space="preserve">Die Wirbelsaeule als Zeichen</w:t>
+              <w:t xml:space="preserve">Die Wirbelsäule</w:t>
             </w:r>
           </w:p>
         </w:tc>
@@ -13227,7 +11345,7 @@
                 <w:sz w:val="21"/>
                 <w:szCs w:val="21"/>
               </w:rPr>
-              <w:t xml:space="preserve">Durchgesetzt hat sich die Wirbelsaeule, die zwischen "chiro" und "med" steht und die beiden Woerter buchstaeblich traegt. Sie funktioniert als Trennzeichen und als Bild zugleich.</w:t>
+              <w:t xml:space="preserve">Durchgesetzt hat sich die Wirbelsäule. Sie steht zwischen „chiro" und „med" und trägt die beiden Wörter buchstäblich — Trennzeichen und Bild zugleich. Damit macht das Logo genau das, was die Praxis macht, statt es zu behaupten.</w:t>
             </w:r>
           </w:p>
         </w:tc>
@@ -13272,7 +11390,7 @@
                 <w:sz w:val="21"/>
                 <w:szCs w:val="21"/>
               </w:rPr>
-              <w:t xml:space="preserve">Styleguide</w:t>
+              <w:t xml:space="preserve">Der Styleguide</w:t>
             </w:r>
           </w:p>
         </w:tc>
@@ -13317,7 +11435,7 @@
                 <w:sz w:val="21"/>
                 <w:szCs w:val="21"/>
               </w:rPr>
-              <w:t xml:space="preserve">Den Abschluss bildet der Styleguide mit Farbwelt, Schutzraum und Anwendungsbeispielen, damit die Praxis das Erscheinungsbild selbst weiterfuehren kann.</w:t>
+              <w:t xml:space="preserve">Den Abschluss bildet der Styleguide mit Farbwelt, Schutzraum und Anwendungsbeispielen. Damit kann die Praxis das Erscheinungsbild selbst weiterführen, ohne bei jedem neuen Aushang nachfragen zu müssen.</w:t>
             </w:r>
           </w:p>
         </w:tc>
@@ -13326,7 +11444,7 @@
     <w:p>
       <w:pPr>
         <w:pStyle w:val="Heading2"/>
-        <w:spacing w:after="140" w:before="320"/>
+        <w:spacing w:before="320" w:after="140"/>
       </w:pPr>
       <w:r>
         <w:t xml:space="preserve">SoDaM</w:t>
@@ -13714,7 +11832,7 @@
                 <w:sz w:val="21"/>
                 <w:szCs w:val="21"/>
               </w:rPr>
-              <w:t xml:space="preserve">Victorious-Kampagne</w:t>
+              <w:t xml:space="preserve">Nicht nach Hochschule aussehen</w:t>
             </w:r>
           </w:p>
         </w:tc>
@@ -13759,7 +11877,7 @@
                 <w:sz w:val="21"/>
                 <w:szCs w:val="21"/>
               </w:rPr>
-              <w:t xml:space="preserve">Die erste Kampagne ist reine Social-Media-Strategie: Verschiedene Szenen der beliebten Serie "Victorious" werden nachgestellt, weil die Hochschule inhaltlich parallel zur Serie liegt. Das Strategiedeck dahinter deckt Zielgruppe, Kampagnenidee, Contentformate, Produktionsplan und die drei Phasen Pre-Launch, Launch und Amplifikation ab.</w:t>
+              <w:t xml:space="preserve">Die School of Design and Media der Hochschule Furtwangen brauchte eine Kampagne, die Studieninteressierte erreicht, ohne wie Hochschulwerbung auszusehen. Das ist die eigentliche Schwierigkeit: Sobald eine Institution über sich selbst spricht, hört die Zielgruppe weg. Also zwei Wege, die beide nicht nach Broschüre aussehen.</w:t>
             </w:r>
           </w:p>
         </w:tc>
@@ -13804,7 +11922,7 @@
                 <w:sz w:val="21"/>
                 <w:szCs w:val="21"/>
               </w:rPr>
-              <w:t xml:space="preserve">Plakat-Kampagne: Live-Action</w:t>
+              <w:t xml:space="preserve">Victorious</w:t>
             </w:r>
           </w:p>
         </w:tc>
@@ -13849,7 +11967,97 @@
                 <w:sz w:val="21"/>
                 <w:szCs w:val="21"/>
               </w:rPr>
-              <w:t xml:space="preserve">Die zweite Kampagne setzt auf Live-Action: Die Plakate "attackieren" Schueler foermlich — der Witz entsteht aus der Dualitaet zwischen aggressivem Motiv und der Einladung einer Hochschule. Dazu gehoeren magentafarbene Flyer mit dem Aufruf "Spread the Word" und ein kleiner Stempel, mit dem man Gegenstaende oder Mitschueler kurzerhand "sodamisiert" — um sie fuer die Hochschule zu begeistern.</w:t>
+              <w:t xml:space="preserve">Die erste Kampagne ist reine Social-Media-Strategie: Szenen der Serie „Victorious" werden nachgestellt, weil die Hochschule inhaltlich parallel zur Serie liegt. Das Papier dahinter klärt, wen man erreichen will, was gepostet wird, wer es produziert und in welcher Reihenfolge es läuft — vor dem Start, zum Start, danach.</w:t>
+            </w:r>
+          </w:p>
+        </w:tc>
+      </w:tr>
+      <w:tr>
+        <w:tc>
+          <w:tcPr>
+            <w:tcW w:type="dxa" w:w="2500"/>
+            <w:shd w:fill="F2F2F2" w:val="clear"/>
+            <w:tcMar>
+              <w:top w:type="dxa" w:w="80"/>
+              <w:left w:type="dxa" w:w="120"/>
+              <w:bottom w:type="dxa" w:w="80"/>
+              <w:right w:type="dxa" w:w="120"/>
+            </w:tcMar>
+          </w:tcPr>
+          <w:p>
+            <w:r>
+              <w:rPr>
+                <w:rFonts w:ascii="Consolas" w:cs="Consolas" w:eastAsia="Consolas" w:hAnsi="Consolas"/>
+                <w:color w:val="666666"/>
+                <w:sz w:val="16"/>
+                <w:szCs w:val="16"/>
+              </w:rPr>
+              <w:t xml:space="preserve">chapters[2].title</w:t>
+            </w:r>
+          </w:p>
+        </w:tc>
+        <w:tc>
+          <w:tcPr>
+            <w:tcW w:type="dxa" w:w="7138"/>
+            <w:tcMar>
+              <w:top w:type="dxa" w:w="80"/>
+              <w:left w:type="dxa" w:w="120"/>
+              <w:bottom w:type="dxa" w:w="80"/>
+              <w:right w:type="dxa" w:w="120"/>
+            </w:tcMar>
+          </w:tcPr>
+          <w:p>
+            <w:r>
+              <w:rPr>
+                <w:sz w:val="21"/>
+                <w:szCs w:val="21"/>
+              </w:rPr>
+              <w:t xml:space="preserve">Der Stempel</w:t>
+            </w:r>
+          </w:p>
+        </w:tc>
+      </w:tr>
+      <w:tr>
+        <w:tc>
+          <w:tcPr>
+            <w:tcW w:type="dxa" w:w="2500"/>
+            <w:shd w:fill="F2F2F2" w:val="clear"/>
+            <w:tcMar>
+              <w:top w:type="dxa" w:w="80"/>
+              <w:left w:type="dxa" w:w="120"/>
+              <w:bottom w:type="dxa" w:w="80"/>
+              <w:right w:type="dxa" w:w="120"/>
+            </w:tcMar>
+          </w:tcPr>
+          <w:p>
+            <w:r>
+              <w:rPr>
+                <w:rFonts w:ascii="Consolas" w:cs="Consolas" w:eastAsia="Consolas" w:hAnsi="Consolas"/>
+                <w:color w:val="666666"/>
+                <w:sz w:val="16"/>
+                <w:szCs w:val="16"/>
+              </w:rPr>
+              <w:t xml:space="preserve">chapters[2].text</w:t>
+            </w:r>
+          </w:p>
+        </w:tc>
+        <w:tc>
+          <w:tcPr>
+            <w:tcW w:type="dxa" w:w="7138"/>
+            <w:tcMar>
+              <w:top w:type="dxa" w:w="80"/>
+              <w:left w:type="dxa" w:w="120"/>
+              <w:bottom w:type="dxa" w:w="80"/>
+              <w:right w:type="dxa" w:w="120"/>
+            </w:tcMar>
+          </w:tcPr>
+          <w:p>
+            <w:r>
+              <w:rPr>
+                <w:sz w:val="21"/>
+                <w:szCs w:val="21"/>
+              </w:rPr>
+              <w:t xml:space="preserve">Die zweite Kampagne setzt auf Live-Action: Die Plakate „attackieren" Schüler förmlich. Der Witz liegt im Widerspruch: ein Motiv, das angreift, und dahinter die Einladung einer Hochschule. Dazu gehören magentafarbene Flyer mit dem Aufruf „Spread the Word" und ein kleiner Stempel, mit dem man Gegenstände oder Mitschüler kurzerhand „sodamisiert". Damit ist der Schüler nicht mehr Empfänger der Kampagne, sondern führt sie weiter.</w:t>
             </w:r>
           </w:p>
         </w:tc>
@@ -13858,10 +12066,10 @@
     <w:p>
       <w:pPr>
         <w:pStyle w:val="Heading2"/>
-        <w:spacing w:after="140" w:before="320"/>
+        <w:spacing w:before="320" w:after="140"/>
       </w:pPr>
       <w:r>
-        <w:t xml:space="preserve">Fischerhuette</w:t>
+        <w:t xml:space="preserve">Fischerhütte</w:t>
       </w:r>
     </w:p>
     <w:p>
@@ -13931,7 +12139,7 @@
                 <w:sz w:val="21"/>
                 <w:szCs w:val="21"/>
               </w:rPr>
-              <w:t xml:space="preserve">Fischerhuette</w:t>
+              <w:t xml:space="preserve">Fischerhütte</w:t>
             </w:r>
           </w:p>
         </w:tc>
@@ -14181,6 +12389,51 @@
                 <w:sz w:val="16"/>
                 <w:szCs w:val="16"/>
               </w:rPr>
+              <w:t xml:space="preserve">pull</w:t>
+            </w:r>
+          </w:p>
+        </w:tc>
+        <w:tc>
+          <w:tcPr>
+            <w:tcW w:type="dxa" w:w="7138"/>
+            <w:tcMar>
+              <w:top w:type="dxa" w:w="80"/>
+              <w:left w:type="dxa" w:w="120"/>
+              <w:bottom w:type="dxa" w:w="80"/>
+              <w:right w:type="dxa" w:w="120"/>
+            </w:tcMar>
+          </w:tcPr>
+          <w:p>
+            <w:r>
+              <w:rPr>
+                <w:sz w:val="21"/>
+                <w:szCs w:val="21"/>
+              </w:rPr>
+              <w:t xml:space="preserve">Mittags im Grünen, abends eine Bühne — dieselbe Bildsprache.</w:t>
+            </w:r>
+          </w:p>
+        </w:tc>
+      </w:tr>
+      <w:tr>
+        <w:tc>
+          <w:tcPr>
+            <w:tcW w:type="dxa" w:w="2500"/>
+            <w:shd w:fill="F2F2F2" w:val="clear"/>
+            <w:tcMar>
+              <w:top w:type="dxa" w:w="80"/>
+              <w:left w:type="dxa" w:w="120"/>
+              <w:bottom w:type="dxa" w:w="80"/>
+              <w:right w:type="dxa" w:w="120"/>
+            </w:tcMar>
+          </w:tcPr>
+          <w:p>
+            <w:r>
+              <w:rPr>
+                <w:rFonts w:ascii="Consolas" w:cs="Consolas" w:eastAsia="Consolas" w:hAnsi="Consolas"/>
+                <w:color w:val="666666"/>
+                <w:sz w:val="16"/>
+                <w:szCs w:val="16"/>
+              </w:rPr>
               <w:t xml:space="preserve">chapters[0].title</w:t>
             </w:r>
           </w:p>
@@ -14201,7 +12454,7 @@
                 <w:sz w:val="21"/>
                 <w:szCs w:val="21"/>
               </w:rPr>
-              <w:t xml:space="preserve">Tischaufsteller</w:t>
+              <w:t xml:space="preserve">Mittags und abends</w:t>
             </w:r>
           </w:p>
         </w:tc>
@@ -14246,7 +12499,7 @@
                 <w:sz w:val="21"/>
                 <w:szCs w:val="21"/>
               </w:rPr>
-              <w:t xml:space="preserve">Auf den Tischen steht das, was die Gaeste direkt betrifft: Mittagstisch, Hinweise, QR-Code zur Karte. Handschriftliche Logotype und viel Weissraum halten es freundlich statt betrieblich.</w:t>
+              <w:t xml:space="preserve">Die Fischerhütte ist Ausflugslokal und Eventlocation zugleich. Gäste sitzen mittags im Grünen, abends wird daraus eine Bühne. Beide Zustände mussten in derselben Bildsprache Platz haben, ohne dass einer den anderen übertönt.</w:t>
             </w:r>
           </w:p>
         </w:tc>
@@ -14291,7 +12544,7 @@
                 <w:sz w:val="21"/>
                 <w:szCs w:val="21"/>
               </w:rPr>
-              <w:t xml:space="preserve">Kampagne und Events</w:t>
+              <w:t xml:space="preserve">Auf den Tischen</w:t>
             </w:r>
           </w:p>
         </w:tc>
@@ -14336,7 +12589,97 @@
                 <w:sz w:val="21"/>
                 <w:szCs w:val="21"/>
               </w:rPr>
-              <w:t xml:space="preserve">Fuer Social Media und die Hocketse am 1. Mai wurde die Bildsprache lauter: Farbverlaeufe, grosse Versalien und der Satz "Tradition trifft Moderne".</w:t>
+              <w:t xml:space="preserve">Auf den Tischen steht das, was die Gäste direkt betrifft: Mittagstisch, Hinweise, QR-Code zur Karte. Handschriftliche Logotype und viel Weißraum halten es freundlich statt betrieblich — das ist die leise Hälfte.</w:t>
+            </w:r>
+          </w:p>
+        </w:tc>
+      </w:tr>
+      <w:tr>
+        <w:tc>
+          <w:tcPr>
+            <w:tcW w:type="dxa" w:w="2500"/>
+            <w:shd w:fill="F2F2F2" w:val="clear"/>
+            <w:tcMar>
+              <w:top w:type="dxa" w:w="80"/>
+              <w:left w:type="dxa" w:w="120"/>
+              <w:bottom w:type="dxa" w:w="80"/>
+              <w:right w:type="dxa" w:w="120"/>
+            </w:tcMar>
+          </w:tcPr>
+          <w:p>
+            <w:r>
+              <w:rPr>
+                <w:rFonts w:ascii="Consolas" w:cs="Consolas" w:eastAsia="Consolas" w:hAnsi="Consolas"/>
+                <w:color w:val="666666"/>
+                <w:sz w:val="16"/>
+                <w:szCs w:val="16"/>
+              </w:rPr>
+              <w:t xml:space="preserve">chapters[2].title</w:t>
+            </w:r>
+          </w:p>
+        </w:tc>
+        <w:tc>
+          <w:tcPr>
+            <w:tcW w:type="dxa" w:w="7138"/>
+            <w:tcMar>
+              <w:top w:type="dxa" w:w="80"/>
+              <w:left w:type="dxa" w:w="120"/>
+              <w:bottom w:type="dxa" w:w="80"/>
+              <w:right w:type="dxa" w:w="120"/>
+            </w:tcMar>
+          </w:tcPr>
+          <w:p>
+            <w:r>
+              <w:rPr>
+                <w:sz w:val="21"/>
+                <w:szCs w:val="21"/>
+              </w:rPr>
+              <w:t xml:space="preserve">Eine Lautstärke höher</w:t>
+            </w:r>
+          </w:p>
+        </w:tc>
+      </w:tr>
+      <w:tr>
+        <w:tc>
+          <w:tcPr>
+            <w:tcW w:type="dxa" w:w="2500"/>
+            <w:shd w:fill="F2F2F2" w:val="clear"/>
+            <w:tcMar>
+              <w:top w:type="dxa" w:w="80"/>
+              <w:left w:type="dxa" w:w="120"/>
+              <w:bottom w:type="dxa" w:w="80"/>
+              <w:right w:type="dxa" w:w="120"/>
+            </w:tcMar>
+          </w:tcPr>
+          <w:p>
+            <w:r>
+              <w:rPr>
+                <w:rFonts w:ascii="Consolas" w:cs="Consolas" w:eastAsia="Consolas" w:hAnsi="Consolas"/>
+                <w:color w:val="666666"/>
+                <w:sz w:val="16"/>
+                <w:szCs w:val="16"/>
+              </w:rPr>
+              <w:t xml:space="preserve">chapters[2].text</w:t>
+            </w:r>
+          </w:p>
+        </w:tc>
+        <w:tc>
+          <w:tcPr>
+            <w:tcW w:type="dxa" w:w="7138"/>
+            <w:tcMar>
+              <w:top w:type="dxa" w:w="80"/>
+              <w:left w:type="dxa" w:w="120"/>
+              <w:bottom w:type="dxa" w:w="80"/>
+              <w:right w:type="dxa" w:w="120"/>
+            </w:tcMar>
+          </w:tcPr>
+          <w:p>
+            <w:r>
+              <w:rPr>
+                <w:sz w:val="21"/>
+                <w:szCs w:val="21"/>
+              </w:rPr>
+              <w:t xml:space="preserve">Für Social Media und die Hocketse am 1. Mai wird die Bildsprache lauter: Farbverläufe, große Versalien und der Satz „Tradition trifft Moderne". Dieselbe Marke, nur eine Lautstärke höher — wer abends kommt, erkennt das Lokal vom Mittagstisch wieder.</w:t>
             </w:r>
           </w:p>
         </w:tc>
@@ -14345,7 +12688,7 @@
     <w:p>
       <w:pPr>
         <w:pStyle w:val="Heading2"/>
-        <w:spacing w:after="140" w:before="320"/>
+        <w:spacing w:before="320" w:after="140"/>
       </w:pPr>
       <w:r>
         <w:t xml:space="preserve">Step V</w:t>
@@ -14668,6 +13011,51 @@
                 <w:sz w:val="16"/>
                 <w:szCs w:val="16"/>
               </w:rPr>
+              <w:t xml:space="preserve">pull</w:t>
+            </w:r>
+          </w:p>
+        </w:tc>
+        <w:tc>
+          <w:tcPr>
+            <w:tcW w:type="dxa" w:w="7138"/>
+            <w:tcMar>
+              <w:top w:type="dxa" w:w="80"/>
+              <w:left w:type="dxa" w:w="120"/>
+              <w:bottom w:type="dxa" w:w="80"/>
+              <w:right w:type="dxa" w:w="120"/>
+            </w:tcMar>
+          </w:tcPr>
+          <w:p>
+            <w:r>
+              <w:rPr>
+                <w:sz w:val="21"/>
+                <w:szCs w:val="21"/>
+              </w:rPr>
+              <w:t xml:space="preserve">Erst wofür das Studio steht, dann die Zahlen, dann die Aufforderung.</w:t>
+            </w:r>
+          </w:p>
+        </w:tc>
+      </w:tr>
+      <w:tr>
+        <w:tc>
+          <w:tcPr>
+            <w:tcW w:type="dxa" w:w="2500"/>
+            <w:shd w:fill="F2F2F2" w:val="clear"/>
+            <w:tcMar>
+              <w:top w:type="dxa" w:w="80"/>
+              <w:left w:type="dxa" w:w="120"/>
+              <w:bottom w:type="dxa" w:w="80"/>
+              <w:right w:type="dxa" w:w="120"/>
+            </w:tcMar>
+          </w:tcPr>
+          <w:p>
+            <w:r>
+              <w:rPr>
+                <w:rFonts w:ascii="Consolas" w:cs="Consolas" w:eastAsia="Consolas" w:hAnsi="Consolas"/>
+                <w:color w:val="666666"/>
+                <w:sz w:val="16"/>
+                <w:szCs w:val="16"/>
+              </w:rPr>
               <w:t xml:space="preserve">chapters[0].title</w:t>
             </w:r>
           </w:p>
@@ -14688,7 +13076,7 @@
                 <w:sz w:val="21"/>
                 <w:szCs w:val="21"/>
               </w:rPr>
-              <w:t xml:space="preserve">Praesentation</w:t>
+              <w:t xml:space="preserve">Eine Entscheidung treffen</w:t>
             </w:r>
           </w:p>
         </w:tc>
@@ -14733,7 +13121,97 @@
                 <w:sz w:val="21"/>
                 <w:szCs w:val="21"/>
               </w:rPr>
-              <w:t xml:space="preserve">Der Aufbau folgt einer einfachen Dramaturgie: erst wofuer das Studio steht, dann die Zahlen dazu, dann die Aufforderung — "Zeit fuer Veraenderung".</w:t>
+              <w:t xml:space="preserve">Step V ist ein Studio, das sich neu positioniert. Eine Positionierung ist aber erst dann eine, wenn jemand von außen sie nachsprechen kann. Die Präsentation musste also nicht beschreiben, was das Studio alles kann, sondern eine Entscheidung treffen und sie halten.</w:t>
+            </w:r>
+          </w:p>
+        </w:tc>
+      </w:tr>
+      <w:tr>
+        <w:tc>
+          <w:tcPr>
+            <w:tcW w:type="dxa" w:w="2500"/>
+            <w:shd w:fill="F2F2F2" w:val="clear"/>
+            <w:tcMar>
+              <w:top w:type="dxa" w:w="80"/>
+              <w:left w:type="dxa" w:w="120"/>
+              <w:bottom w:type="dxa" w:w="80"/>
+              <w:right w:type="dxa" w:w="120"/>
+            </w:tcMar>
+          </w:tcPr>
+          <w:p>
+            <w:r>
+              <w:rPr>
+                <w:rFonts w:ascii="Consolas" w:cs="Consolas" w:eastAsia="Consolas" w:hAnsi="Consolas"/>
+                <w:color w:val="666666"/>
+                <w:sz w:val="16"/>
+                <w:szCs w:val="16"/>
+              </w:rPr>
+              <w:t xml:space="preserve">chapters[1].title</w:t>
+            </w:r>
+          </w:p>
+        </w:tc>
+        <w:tc>
+          <w:tcPr>
+            <w:tcW w:type="dxa" w:w="7138"/>
+            <w:tcMar>
+              <w:top w:type="dxa" w:w="80"/>
+              <w:left w:type="dxa" w:w="120"/>
+              <w:bottom w:type="dxa" w:w="80"/>
+              <w:right w:type="dxa" w:w="120"/>
+            </w:tcMar>
+          </w:tcPr>
+          <w:p>
+            <w:r>
+              <w:rPr>
+                <w:sz w:val="21"/>
+                <w:szCs w:val="21"/>
+              </w:rPr>
+              <w:t xml:space="preserve">Zeit für Veränderung</w:t>
+            </w:r>
+          </w:p>
+        </w:tc>
+      </w:tr>
+      <w:tr>
+        <w:tc>
+          <w:tcPr>
+            <w:tcW w:type="dxa" w:w="2500"/>
+            <w:shd w:fill="F2F2F2" w:val="clear"/>
+            <w:tcMar>
+              <w:top w:type="dxa" w:w="80"/>
+              <w:left w:type="dxa" w:w="120"/>
+              <w:bottom w:type="dxa" w:w="80"/>
+              <w:right w:type="dxa" w:w="120"/>
+            </w:tcMar>
+          </w:tcPr>
+          <w:p>
+            <w:r>
+              <w:rPr>
+                <w:rFonts w:ascii="Consolas" w:cs="Consolas" w:eastAsia="Consolas" w:hAnsi="Consolas"/>
+                <w:color w:val="666666"/>
+                <w:sz w:val="16"/>
+                <w:szCs w:val="16"/>
+              </w:rPr>
+              <w:t xml:space="preserve">chapters[1].text</w:t>
+            </w:r>
+          </w:p>
+        </w:tc>
+        <w:tc>
+          <w:tcPr>
+            <w:tcW w:type="dxa" w:w="7138"/>
+            <w:tcMar>
+              <w:top w:type="dxa" w:w="80"/>
+              <w:left w:type="dxa" w:w="120"/>
+              <w:bottom w:type="dxa" w:w="80"/>
+              <w:right w:type="dxa" w:w="120"/>
+            </w:tcMar>
+          </w:tcPr>
+          <w:p>
+            <w:r>
+              <w:rPr>
+                <w:sz w:val="21"/>
+                <w:szCs w:val="21"/>
+              </w:rPr>
+              <w:t xml:space="preserve">Der Aufbau folgt einer einfachen Dramaturgie: erst wofür das Studio steht, dann die Zahlen dazu, dann die Aufforderung — „Zeit für Veränderung". Neben Konzept und Gestaltung habe ich die Analyse und die Kommunikation nach außen übernommen, dazu Trendrecherche und Kundenakquise betrieben. Nebenbei habe ich, um das Unternehmen finanziell mit zu tragen, Videos geplant, geschnitten und mit Effekten bearbeitet.</w:t>
             </w:r>
           </w:p>
         </w:tc>
@@ -14742,7 +13220,7 @@
     <w:p>
       <w:pPr>
         <w:pStyle w:val="Heading2"/>
-        <w:spacing w:after="140" w:before="320"/>
+        <w:spacing w:before="320" w:after="140"/>
       </w:pPr>
       <w:r>
         <w:t xml:space="preserve">Kama Muta</w:t>
@@ -14995,7 +13473,7 @@
                 <w:sz w:val="21"/>
                 <w:szCs w:val="21"/>
               </w:rPr>
-              <w:t xml:space="preserve">Kama Muta ist das plötzliche Gefühl, das entsteht, wenn Nähe unerwartet spürbar wird — Gänsehaut bei einer Umarmung, Tränen bei einem fremden Lied. Das Magazin versucht, dieses Gefühl nicht zu erklären, sondern herzustellen: Leser werden aufgefordert, selbst Begegnungen zu machen. Aus dem Heft ist inzwischen eine Installation geworden, die genau das im Raum einlöst — zwei Fremde, die sich gegenübersitzen und ins Gespräch kommen.</w:t>
+              <w:t xml:space="preserve">Kama Muta ist das plötzliche Gefühl, das entsteht, wenn Nähe unerwartet spürbar wird — Gänsehaut bei einer Umarmung, Tränen bei einem fremden Lied. Das Magazin versucht nicht, das Gefühl zu erklären, sondern es herzustellen. Inzwischen ist daraus eine Installation geworden, die genau das im Raum einlöst.</w:t>
             </w:r>
           </w:p>
         </w:tc>
@@ -15085,7 +13563,7 @@
                 <w:sz w:val="21"/>
                 <w:szCs w:val="21"/>
               </w:rPr>
-              <w:t xml:space="preserve">Erste Ideen</w:t>
+              <w:t xml:space="preserve">Mache ein Foto</w:t>
             </w:r>
           </w:p>
         </w:tc>
@@ -15130,7 +13608,7 @@
                 <w:sz w:val="21"/>
                 <w:szCs w:val="21"/>
               </w:rPr>
-              <w:t xml:space="preserve">Am Anfang standen Handlungsanweisungen statt Artikel: "Mache ein Foto mit der dir gegenueber sitzenden Person. Tausche Adresse und Namen aus." Das Magazin sollte etwas verlangen, nicht nur etwas zeigen.</w:t>
+              <w:t xml:space="preserve">Ein Magazin über ein Gefühl, das sich beim Lesen einstellen soll — das geht nicht mit Artikeln. Am Anfang standen deshalb Handlungsanweisungen: „Mache ein Foto mit der dir gegenüber sitzenden Person. Tausche Adresse und Namen aus." Das Heft sollte etwas verlangen, nicht nur etwas zeigen. Parallel lief ein Notizarchiv mit Sätzen, die später Kapitelnamen wurden — darunter der Gedanke, Verbindung als Spiegel zur Außenwelt zu begreifen.</w:t>
             </w:r>
           </w:p>
         </w:tc>
@@ -15175,7 +13653,7 @@
                 <w:sz w:val="21"/>
                 <w:szCs w:val="21"/>
               </w:rPr>
-              <w:t xml:space="preserve">Archiv und Notizen</w:t>
+              <w:t xml:space="preserve">Jedes Kapitel anders</w:t>
             </w:r>
           </w:p>
         </w:tc>
@@ -15220,7 +13698,7 @@
                 <w:sz w:val="21"/>
                 <w:szCs w:val="21"/>
               </w:rPr>
-              <w:t xml:space="preserve">Parallel lief ein Notizarchiv mit Saetzen, die spaeter Kapitelnamen wurden — darunter der Gedanke, Verbindung als Spiegel zur Aussenwelt zu begreifen.</w:t>
+              <w:t xml:space="preserve">Jedes Kapitel entstand mit einer eigenen Methode. Eines beim Gehen: Bleistiftskizzen von Dingen am Weg, die zufällig etwas auslösen — eine Lampe, ein Stuhl, eine Treppe. Für „Black Swan" habe ich mit Klebezetteln gearbeitet und die Reihenfolge der Doppelseiten so lange verschoben, bis der Rhythmus stimmte. Ein weiteres als Collage: gedruckte Doppelseiten, abfotografiert und wieder überklebt. Am Ende steht das gedruckte Heft — drei Essays, ein Umschlag, und der Beweis, dass die Anweisungen auf Papier funktionieren.</w:t>
             </w:r>
           </w:p>
         </w:tc>
@@ -15265,7 +13743,7 @@
                 <w:sz w:val="21"/>
                 <w:szCs w:val="21"/>
               </w:rPr>
-              <w:t xml:space="preserve">Spaziergang</w:t>
+              <w:t xml:space="preserve">Zwei Stühle, ein Buch</w:t>
             </w:r>
           </w:p>
         </w:tc>
@@ -15310,7 +13788,7 @@
                 <w:sz w:val="21"/>
                 <w:szCs w:val="21"/>
               </w:rPr>
-              <w:t xml:space="preserve">Ein ganzes Kapitel entstand beim Gehen: Bleistiftskizzen von Dingen am Weg, die zufaellig etwas ausloesen — eine Lampe, ein Stuhl, eine Treppe.</w:t>
+              <w:t xml:space="preserve">Für den Pavillon am Schlossplatz in Stuttgart ist aus dem Heft ein Aufbau geworden: zwei Fremde sitzen sich gegenüber, zwischen ihnen nichts als ein Buch. Das Gespräch führt der Fragebogen, nicht der Mut der beiden — niemand muss sich etwas ausdenken, es steht ja da. Grundlage ist der bekannte Fragenkatalog, mit dem sich zwei Menschen in 36 Fragen näherkommen; ich habe ihn auseinandergenommen und auf drei Stufen zu je zwei Fragen verteilt. Erst das Leichte, dann das, was man sonst nicht erzählt. Der Ablauf ist ein Weg durch diese drei Stufen: Platz nehmen, Karte ziehen, antworten, weiterrücken. Die Regeln stehen auf dem Buch selbst, damit kein Erklärer daneben stehen muss.</w:t>
             </w:r>
           </w:p>
         </w:tc>
@@ -15355,7 +13833,7 @@
                 <w:sz w:val="21"/>
                 <w:szCs w:val="21"/>
               </w:rPr>
-              <w:t xml:space="preserve">Black Swan</w:t>
+              <w:t xml:space="preserve">Danach</w:t>
             </w:r>
           </w:p>
         </w:tc>
@@ -15400,367 +13878,7 @@
                 <w:sz w:val="21"/>
                 <w:szCs w:val="21"/>
               </w:rPr>
-              <w:t xml:space="preserve">Fuer das Kapitel Black Swan habe ich mit Klebezetteln gearbeitet, um die Reihenfolge der Doppelseiten so lange zu verschieben, bis der Rhythmus stimmte.</w:t>
-            </w:r>
-          </w:p>
-        </w:tc>
-      </w:tr>
-      <w:tr>
-        <w:tc>
-          <w:tcPr>
-            <w:tcW w:type="dxa" w:w="2500"/>
-            <w:shd w:fill="F2F2F2" w:val="clear"/>
-            <w:tcMar>
-              <w:top w:type="dxa" w:w="80"/>
-              <w:left w:type="dxa" w:w="120"/>
-              <w:bottom w:type="dxa" w:w="80"/>
-              <w:right w:type="dxa" w:w="120"/>
-            </w:tcMar>
-          </w:tcPr>
-          <w:p>
-            <w:r>
-              <w:rPr>
-                <w:rFonts w:ascii="Consolas" w:cs="Consolas" w:eastAsia="Consolas" w:hAnsi="Consolas"/>
-                <w:color w:val="666666"/>
-                <w:sz w:val="16"/>
-                <w:szCs w:val="16"/>
-              </w:rPr>
-              <w:t xml:space="preserve">chapters[4].title</w:t>
-            </w:r>
-          </w:p>
-        </w:tc>
-        <w:tc>
-          <w:tcPr>
-            <w:tcW w:type="dxa" w:w="7138"/>
-            <w:tcMar>
-              <w:top w:type="dxa" w:w="80"/>
-              <w:left w:type="dxa" w:w="120"/>
-              <w:bottom w:type="dxa" w:w="80"/>
-              <w:right w:type="dxa" w:w="120"/>
-            </w:tcMar>
-          </w:tcPr>
-          <w:p>
-            <w:r>
-              <w:rPr>
-                <w:sz w:val="21"/>
-                <w:szCs w:val="21"/>
-              </w:rPr>
-              <w:t xml:space="preserve">Veites Kapitee</w:t>
-            </w:r>
-          </w:p>
-        </w:tc>
-      </w:tr>
-      <w:tr>
-        <w:tc>
-          <w:tcPr>
-            <w:tcW w:type="dxa" w:w="2500"/>
-            <w:shd w:fill="F2F2F2" w:val="clear"/>
-            <w:tcMar>
-              <w:top w:type="dxa" w:w="80"/>
-              <w:left w:type="dxa" w:w="120"/>
-              <w:bottom w:type="dxa" w:w="80"/>
-              <w:right w:type="dxa" w:w="120"/>
-            </w:tcMar>
-          </w:tcPr>
-          <w:p>
-            <w:r>
-              <w:rPr>
-                <w:rFonts w:ascii="Consolas" w:cs="Consolas" w:eastAsia="Consolas" w:hAnsi="Consolas"/>
-                <w:color w:val="666666"/>
-                <w:sz w:val="16"/>
-                <w:szCs w:val="16"/>
-              </w:rPr>
-              <w:t xml:space="preserve">chapters[4].text</w:t>
-            </w:r>
-          </w:p>
-        </w:tc>
-        <w:tc>
-          <w:tcPr>
-            <w:tcW w:type="dxa" w:w="7138"/>
-            <w:tcMar>
-              <w:top w:type="dxa" w:w="80"/>
-              <w:left w:type="dxa" w:w="120"/>
-              <w:bottom w:type="dxa" w:w="80"/>
-              <w:right w:type="dxa" w:w="120"/>
-            </w:tcMar>
-          </w:tcPr>
-          <w:p>
-            <w:r>
-              <w:rPr>
-                <w:sz w:val="21"/>
-                <w:szCs w:val="21"/>
-              </w:rPr>
-              <w:t xml:space="preserve">Ein weiteres Kapitel als Collage: gedruckte Doppelseiten, abfotografiert und wieder ueberklebt.</w:t>
-            </w:r>
-          </w:p>
-        </w:tc>
-      </w:tr>
-      <w:tr>
-        <w:tc>
-          <w:tcPr>
-            <w:tcW w:type="dxa" w:w="2500"/>
-            <w:shd w:fill="F2F2F2" w:val="clear"/>
-            <w:tcMar>
-              <w:top w:type="dxa" w:w="80"/>
-              <w:left w:type="dxa" w:w="120"/>
-              <w:bottom w:type="dxa" w:w="80"/>
-              <w:right w:type="dxa" w:w="120"/>
-            </w:tcMar>
-          </w:tcPr>
-          <w:p>
-            <w:r>
-              <w:rPr>
-                <w:rFonts w:ascii="Consolas" w:cs="Consolas" w:eastAsia="Consolas" w:hAnsi="Consolas"/>
-                <w:color w:val="666666"/>
-                <w:sz w:val="16"/>
-                <w:szCs w:val="16"/>
-              </w:rPr>
-              <w:t xml:space="preserve">chapters[5].title</w:t>
-            </w:r>
-          </w:p>
-        </w:tc>
-        <w:tc>
-          <w:tcPr>
-            <w:tcW w:type="dxa" w:w="7138"/>
-            <w:tcMar>
-              <w:top w:type="dxa" w:w="80"/>
-              <w:left w:type="dxa" w:w="120"/>
-              <w:bottom w:type="dxa" w:w="80"/>
-              <w:right w:type="dxa" w:w="120"/>
-            </w:tcMar>
-          </w:tcPr>
-          <w:p>
-            <w:r>
-              <w:rPr>
-                <w:sz w:val="21"/>
-                <w:szCs w:val="21"/>
-              </w:rPr>
-              <w:t xml:space="preserve">Prototyp</w:t>
-            </w:r>
-          </w:p>
-        </w:tc>
-      </w:tr>
-      <w:tr>
-        <w:tc>
-          <w:tcPr>
-            <w:tcW w:type="dxa" w:w="2500"/>
-            <w:shd w:fill="F2F2F2" w:val="clear"/>
-            <w:tcMar>
-              <w:top w:type="dxa" w:w="80"/>
-              <w:left w:type="dxa" w:w="120"/>
-              <w:bottom w:type="dxa" w:w="80"/>
-              <w:right w:type="dxa" w:w="120"/>
-            </w:tcMar>
-          </w:tcPr>
-          <w:p>
-            <w:r>
-              <w:rPr>
-                <w:rFonts w:ascii="Consolas" w:cs="Consolas" w:eastAsia="Consolas" w:hAnsi="Consolas"/>
-                <w:color w:val="666666"/>
-                <w:sz w:val="16"/>
-                <w:szCs w:val="16"/>
-              </w:rPr>
-              <w:t xml:space="preserve">chapters[5].text</w:t>
-            </w:r>
-          </w:p>
-        </w:tc>
-        <w:tc>
-          <w:tcPr>
-            <w:tcW w:type="dxa" w:w="7138"/>
-            <w:tcMar>
-              <w:top w:type="dxa" w:w="80"/>
-              <w:left w:type="dxa" w:w="120"/>
-              <w:bottom w:type="dxa" w:w="80"/>
-              <w:right w:type="dxa" w:w="120"/>
-            </w:tcMar>
-          </w:tcPr>
-          <w:p>
-            <w:r>
-              <w:rPr>
-                <w:sz w:val="21"/>
-                <w:szCs w:val="21"/>
-              </w:rPr>
-              <w:t xml:space="preserve">Am Ende steht das gedruckte Heft — drei Essays, ein Umschlag, und der Beweis, dass die Anweisungen auf Papier funktionieren.</w:t>
-            </w:r>
-          </w:p>
-        </w:tc>
-      </w:tr>
-      <w:tr>
-        <w:tc>
-          <w:tcPr>
-            <w:tcW w:type="dxa" w:w="2500"/>
-            <w:shd w:fill="F2F2F2" w:val="clear"/>
-            <w:tcMar>
-              <w:top w:type="dxa" w:w="80"/>
-              <w:left w:type="dxa" w:w="120"/>
-              <w:bottom w:type="dxa" w:w="80"/>
-              <w:right w:type="dxa" w:w="120"/>
-            </w:tcMar>
-          </w:tcPr>
-          <w:p>
-            <w:r>
-              <w:rPr>
-                <w:rFonts w:ascii="Consolas" w:cs="Consolas" w:eastAsia="Consolas" w:hAnsi="Consolas"/>
-                <w:color w:val="666666"/>
-                <w:sz w:val="16"/>
-                <w:szCs w:val="16"/>
-              </w:rPr>
-              <w:t xml:space="preserve">chapters[6].title</w:t>
-            </w:r>
-          </w:p>
-        </w:tc>
-        <w:tc>
-          <w:tcPr>
-            <w:tcW w:type="dxa" w:w="7138"/>
-            <w:tcMar>
-              <w:top w:type="dxa" w:w="80"/>
-              <w:left w:type="dxa" w:w="120"/>
-              <w:bottom w:type="dxa" w:w="80"/>
-              <w:right w:type="dxa" w:w="120"/>
-            </w:tcMar>
-          </w:tcPr>
-          <w:p>
-            <w:r>
-              <w:rPr>
-                <w:sz w:val="21"/>
-                <w:szCs w:val="21"/>
-              </w:rPr>
-              <w:t xml:space="preserve">Die Installation am Schlossplatz</w:t>
-            </w:r>
-          </w:p>
-        </w:tc>
-      </w:tr>
-      <w:tr>
-        <w:tc>
-          <w:tcPr>
-            <w:tcW w:type="dxa" w:w="2500"/>
-            <w:shd w:fill="F2F2F2" w:val="clear"/>
-            <w:tcMar>
-              <w:top w:type="dxa" w:w="80"/>
-              <w:left w:type="dxa" w:w="120"/>
-              <w:bottom w:type="dxa" w:w="80"/>
-              <w:right w:type="dxa" w:w="120"/>
-            </w:tcMar>
-          </w:tcPr>
-          <w:p>
-            <w:r>
-              <w:rPr>
-                <w:rFonts w:ascii="Consolas" w:cs="Consolas" w:eastAsia="Consolas" w:hAnsi="Consolas"/>
-                <w:color w:val="666666"/>
-                <w:sz w:val="16"/>
-                <w:szCs w:val="16"/>
-              </w:rPr>
-              <w:t xml:space="preserve">chapters[6].text</w:t>
-            </w:r>
-          </w:p>
-        </w:tc>
-        <w:tc>
-          <w:tcPr>
-            <w:tcW w:type="dxa" w:w="7138"/>
-            <w:tcMar>
-              <w:top w:type="dxa" w:w="80"/>
-              <w:left w:type="dxa" w:w="120"/>
-              <w:bottom w:type="dxa" w:w="80"/>
-              <w:right w:type="dxa" w:w="120"/>
-            </w:tcMar>
-          </w:tcPr>
-          <w:p>
-            <w:r>
-              <w:rPr>
-                <w:sz w:val="21"/>
-                <w:szCs w:val="21"/>
-              </w:rPr>
-              <w:t xml:space="preserve">Für den Pavillon am Schlossplatz in Stuttgart ist aus dem Heft ein Aufbau geworden: zwei Fremde sitzen sich gegenüber, zwischen ihnen nichts als ein Buch. Das Gespräch führt der Fragebogen, nicht der Mut der beiden — niemand muss sich etwas ausdenken, es steht ja da. Grundlage ist der bekannte Fragenkatalog, mit dem sich zwei Menschen in 36 Fragen näherkommen; ich habe ihn auseinandergenommen und auf drei Stufen zu je zwei Fragen verteilt. Erst das Leichte, dann das, was man sonst nicht erzählt. Die Regeln stehen auf dem Buch selbst, damit kein Erklärer daneben stehen muss.</w:t>
-            </w:r>
-          </w:p>
-        </w:tc>
-      </w:tr>
-      <w:tr>
-        <w:tc>
-          <w:tcPr>
-            <w:tcW w:type="dxa" w:w="2500"/>
-            <w:shd w:fill="F2F2F2" w:val="clear"/>
-            <w:tcMar>
-              <w:top w:type="dxa" w:w="80"/>
-              <w:left w:type="dxa" w:w="120"/>
-              <w:bottom w:type="dxa" w:w="80"/>
-              <w:right w:type="dxa" w:w="120"/>
-            </w:tcMar>
-          </w:tcPr>
-          <w:p>
-            <w:r>
-              <w:rPr>
-                <w:rFonts w:ascii="Consolas" w:cs="Consolas" w:eastAsia="Consolas" w:hAnsi="Consolas"/>
-                <w:color w:val="666666"/>
-                <w:sz w:val="16"/>
-                <w:szCs w:val="16"/>
-              </w:rPr>
-              <w:t xml:space="preserve">chapters[7].title</w:t>
-            </w:r>
-          </w:p>
-        </w:tc>
-        <w:tc>
-          <w:tcPr>
-            <w:tcW w:type="dxa" w:w="7138"/>
-            <w:tcMar>
-              <w:top w:type="dxa" w:w="80"/>
-              <w:left w:type="dxa" w:w="120"/>
-              <w:bottom w:type="dxa" w:w="80"/>
-              <w:right w:type="dxa" w:w="120"/>
-            </w:tcMar>
-          </w:tcPr>
-          <w:p>
-            <w:r>
-              <w:rPr>
-                <w:sz w:val="21"/>
-                <w:szCs w:val="21"/>
-              </w:rPr>
-              <w:t xml:space="preserve">Ablauf der Begegnung</w:t>
-            </w:r>
-          </w:p>
-        </w:tc>
-      </w:tr>
-      <w:tr>
-        <w:tc>
-          <w:tcPr>
-            <w:tcW w:type="dxa" w:w="2500"/>
-            <w:shd w:fill="F2F2F2" w:val="clear"/>
-            <w:tcMar>
-              <w:top w:type="dxa" w:w="80"/>
-              <w:left w:type="dxa" w:w="120"/>
-              <w:bottom w:type="dxa" w:w="80"/>
-              <w:right w:type="dxa" w:w="120"/>
-            </w:tcMar>
-          </w:tcPr>
-          <w:p>
-            <w:r>
-              <w:rPr>
-                <w:rFonts w:ascii="Consolas" w:cs="Consolas" w:eastAsia="Consolas" w:hAnsi="Consolas"/>
-                <w:color w:val="666666"/>
-                <w:sz w:val="16"/>
-                <w:szCs w:val="16"/>
-              </w:rPr>
-              <w:t xml:space="preserve">chapters[7].text</w:t>
-            </w:r>
-          </w:p>
-        </w:tc>
-        <w:tc>
-          <w:tcPr>
-            <w:tcW w:type="dxa" w:w="7138"/>
-            <w:tcMar>
-              <w:top w:type="dxa" w:w="80"/>
-              <w:left w:type="dxa" w:w="120"/>
-              <w:bottom w:type="dxa" w:w="80"/>
-              <w:right w:type="dxa" w:w="120"/>
-            </w:tcMar>
-          </w:tcPr>
-          <w:p>
-            <w:r>
-              <w:rPr>
-                <w:sz w:val="21"/>
-                <w:szCs w:val="21"/>
-              </w:rPr>
-              <w:t xml:space="preserve">Skizziert ist der Ablauf als Weg durch drei Stufen: Platz nehmen, Karte ziehen, antworten, weiterrücken. Das erste Design steht; für den nächsten Einsatz wird es noch einmal überarbeitet.</w:t>
+              <w:t xml:space="preserve">Das erste Design steht; für den nächsten Einsatz wird es noch einmal überarbeitet.</w:t>
             </w:r>
           </w:p>
         </w:tc>
@@ -15769,7 +13887,7 @@
     <w:p>
       <w:pPr>
         <w:pStyle w:val="Heading2"/>
-        <w:spacing w:after="140" w:before="320"/>
+        <w:spacing w:before="320" w:after="140"/>
       </w:pPr>
       <w:r>
         <w:t xml:space="preserve">Citydep</w:t>
@@ -16112,7 +14230,7 @@
                 <w:sz w:val="21"/>
                 <w:szCs w:val="21"/>
               </w:rPr>
-              <w:t xml:space="preserve">Storyboard als Archiv</w:t>
+              <w:t xml:space="preserve">Wie von einer Kassette</w:t>
             </w:r>
           </w:p>
         </w:tc>
@@ -16157,7 +14275,7 @@
                 <w:sz w:val="21"/>
                 <w:szCs w:val="21"/>
               </w:rPr>
-              <w:t xml:space="preserve">Jede Seite ist wie ein Fundstueck aufgebaut: "Kassette #4", "Lost Fire #7", dazu Frame, Beschreibung, Ton und Equipment. Das Raster gehoert schon zur Erzaehlung, nicht nur zur Planung.</w:t>
+              <w:t xml:space="preserve">Die Trailer für Citydep sollten aussehen, als wären sie von einer Kassette gerettet worden. Ein Look, den man nicht am Schluss drauflegen kann — wenn die Bildstörung nur ein Filter ist, merkt man es. Also musste das Archiv schon in der Planung stecken.</w:t>
             </w:r>
           </w:p>
         </w:tc>
@@ -16202,7 +14320,7 @@
                 <w:sz w:val="21"/>
                 <w:szCs w:val="21"/>
               </w:rPr>
-              <w:t xml:space="preserve">Trailer</w:t>
+              <w:t xml:space="preserve">Kassette #4</w:t>
             </w:r>
           </w:p>
         </w:tc>
@@ -16247,7 +14365,97 @@
                 <w:sz w:val="21"/>
                 <w:szCs w:val="21"/>
               </w:rPr>
-              <w:t xml:space="preserve">Aus den Boards wurde der Trailer geschnitten — Bildstoerung, Zeitcode und Bandrauschen sind bewusst stehen geblieben.</w:t>
+              <w:t xml:space="preserve">Jede Storyboard-Seite ist wie ein Fundstück aufgebaut: „Kassette #4", „Lost Fire #7", dazu Frame, Beschreibung, Ton und Equipment pro Einstellung. Das Raster gehört damit schon zur Erzählung, nicht nur zur Planung.</w:t>
+            </w:r>
+          </w:p>
+        </w:tc>
+      </w:tr>
+      <w:tr>
+        <w:tc>
+          <w:tcPr>
+            <w:tcW w:type="dxa" w:w="2500"/>
+            <w:shd w:fill="F2F2F2" w:val="clear"/>
+            <w:tcMar>
+              <w:top w:type="dxa" w:w="80"/>
+              <w:left w:type="dxa" w:w="120"/>
+              <w:bottom w:type="dxa" w:w="80"/>
+              <w:right w:type="dxa" w:w="120"/>
+            </w:tcMar>
+          </w:tcPr>
+          <w:p>
+            <w:r>
+              <w:rPr>
+                <w:rFonts w:ascii="Consolas" w:cs="Consolas" w:eastAsia="Consolas" w:hAnsi="Consolas"/>
+                <w:color w:val="666666"/>
+                <w:sz w:val="16"/>
+                <w:szCs w:val="16"/>
+              </w:rPr>
+              <w:t xml:space="preserve">chapters[2].title</w:t>
+            </w:r>
+          </w:p>
+        </w:tc>
+        <w:tc>
+          <w:tcPr>
+            <w:tcW w:type="dxa" w:w="7138"/>
+            <w:tcMar>
+              <w:top w:type="dxa" w:w="80"/>
+              <w:left w:type="dxa" w:w="120"/>
+              <w:bottom w:type="dxa" w:w="80"/>
+              <w:right w:type="dxa" w:w="120"/>
+            </w:tcMar>
+          </w:tcPr>
+          <w:p>
+            <w:r>
+              <w:rPr>
+                <w:sz w:val="21"/>
+                <w:szCs w:val="21"/>
+              </w:rPr>
+              <w:t xml:space="preserve">Die Trailer</w:t>
+            </w:r>
+          </w:p>
+        </w:tc>
+      </w:tr>
+      <w:tr>
+        <w:tc>
+          <w:tcPr>
+            <w:tcW w:type="dxa" w:w="2500"/>
+            <w:shd w:fill="F2F2F2" w:val="clear"/>
+            <w:tcMar>
+              <w:top w:type="dxa" w:w="80"/>
+              <w:left w:type="dxa" w:w="120"/>
+              <w:bottom w:type="dxa" w:w="80"/>
+              <w:right w:type="dxa" w:w="120"/>
+            </w:tcMar>
+          </w:tcPr>
+          <w:p>
+            <w:r>
+              <w:rPr>
+                <w:rFonts w:ascii="Consolas" w:cs="Consolas" w:eastAsia="Consolas" w:hAnsi="Consolas"/>
+                <w:color w:val="666666"/>
+                <w:sz w:val="16"/>
+                <w:szCs w:val="16"/>
+              </w:rPr>
+              <w:t xml:space="preserve">chapters[2].text</w:t>
+            </w:r>
+          </w:p>
+        </w:tc>
+        <w:tc>
+          <w:tcPr>
+            <w:tcW w:type="dxa" w:w="7138"/>
+            <w:tcMar>
+              <w:top w:type="dxa" w:w="80"/>
+              <w:left w:type="dxa" w:w="120"/>
+              <w:bottom w:type="dxa" w:w="80"/>
+              <w:right w:type="dxa" w:w="120"/>
+            </w:tcMar>
+          </w:tcPr>
+          <w:p>
+            <w:r>
+              <w:rPr>
+                <w:sz w:val="21"/>
+                <w:szCs w:val="21"/>
+              </w:rPr>
+              <w:t xml:space="preserve">Aus den Boards wurden die Trailer geschnitten — Bildstörung, Zeitcode und Bandrauschen sind bewusst stehen geblieben.</w:t>
             </w:r>
           </w:p>
         </w:tc>
@@ -16256,7 +14464,7 @@
     <w:p>
       <w:pPr>
         <w:pStyle w:val="Heading1"/>
-        <w:spacing w:after="140" w:before="320"/>
+        <w:spacing w:before="320" w:after="140"/>
       </w:pPr>
       <w:r>
         <w:t xml:space="preserve">Hinweise unter den Prototypen</w:t>
@@ -16436,41 +14644,8 @@
 </w:document>
 </file>
 
-<file path=word/endnotes.xml><?xml version="1.0" encoding="utf-8"?>
-<w:endnotes xmlns:wpc="http://schemas.microsoft.com/office/word/2010/wordprocessingCanvas" xmlns:mc="http://schemas.openxmlformats.org/markup-compatibility/2006" xmlns:o="urn:schemas-microsoft-com:office:office" xmlns:r="http://schemas.openxmlformats.org/officeDocument/2006/relationships" xmlns:m="http://schemas.openxmlformats.org/officeDocument/2006/math" xmlns:v="urn:schemas-microsoft-com:vml" xmlns:wp14="http://schemas.microsoft.com/office/word/2010/wordprocessingDrawing" xmlns:wp="http://schemas.openxmlformats.org/drawingml/2006/wordprocessingDrawing" xmlns:w10="urn:schemas-microsoft-com:office:word" xmlns:w="http://schemas.openxmlformats.org/wordprocessingml/2006/main" xmlns:w14="http://schemas.microsoft.com/office/word/2010/wordml" xmlns:w15="http://schemas.microsoft.com/office/word/2012/wordml" xmlns:wpg="http://schemas.microsoft.com/office/word/2010/wordprocessingGroup" xmlns:wpi="http://schemas.microsoft.com/office/word/2010/wordprocessingInk" xmlns:wne="http://schemas.microsoft.com/office/word/2006/wordml" xmlns:wps="http://schemas.microsoft.com/office/word/2010/wordprocessingShape" mc:Ignorable="w14 w15 wp14">
-  <w:endnote w:type="separator" w:id="-1">
-    <w:p>
-      <w:pPr>
-        <w:spacing w:after="0" w:line="240" w:lineRule="auto"/>
-      </w:pPr>
-      <w:r>
-        <w:rPr>
-          <w:rStyle w:val="EndnoteReference"/>
-        </w:rPr>
-        <w:endnoteRef/>
-      </w:r>
-      <w:r>
-        <w:separator/>
-      </w:r>
-    </w:p>
-  </w:endnote>
-  <w:endnote w:type="continuationSeparator" w:id="0">
-    <w:p>
-      <w:pPr>
-        <w:spacing w:after="0" w:line="240" w:lineRule="auto"/>
-      </w:pPr>
-      <w:r>
-        <w:rPr>
-          <w:rStyle w:val="EndnoteReference"/>
-        </w:rPr>
-        <w:endnoteRef/>
-      </w:r>
-      <w:r>
-        <w:continuationSeparator/>
-      </w:r>
-    </w:p>
-  </w:endnote>
-</w:endnotes>
+<file path=word/comments.xml><?xml version="1.0" encoding="utf-8"?>
+<w:comments xmlns:cx="http://schemas.microsoft.com/office/drawing/2014/chartex" xmlns:cx1="http://schemas.microsoft.com/office/drawing/2015/9/8/chartex" xmlns:cx2="http://schemas.microsoft.com/office/drawing/2015/10/21/chartex" xmlns:cx3="http://schemas.microsoft.com/office/drawing/2016/5/9/chartex" xmlns:cx4="http://schemas.microsoft.com/office/drawing/2016/5/10/chartex" xmlns:cx5="http://schemas.microsoft.com/office/drawing/2016/5/11/chartex" xmlns:cx6="http://schemas.microsoft.com/office/drawing/2016/5/12/chartex" xmlns:cx7="http://schemas.microsoft.com/office/drawing/2016/5/13/chartex" xmlns:cx8="http://schemas.microsoft.com/office/drawing/2016/5/14/chartex" xmlns:mc="http://schemas.openxmlformats.org/markup-compatibility/2006" xmlns:aink="http://schemas.microsoft.com/office/drawing/2016/ink" xmlns:am3d="http://schemas.microsoft.com/office/drawing/2017/model3d" xmlns:o="urn:schemas-microsoft-com:office:office" xmlns:r="http://schemas.openxmlformats.org/officeDocument/2006/relationships" xmlns:m="http://schemas.openxmlformats.org/officeDocument/2006/math" xmlns:v="urn:schemas-microsoft-com:vml" xmlns:wp14="http://schemas.microsoft.com/office/word/2010/wordprocessingDrawing" xmlns:wp="http://schemas.openxmlformats.org/drawingml/2006/wordprocessingDrawing" xmlns:w10="urn:schemas-microsoft-com:office:word" xmlns:w="http://schemas.openxmlformats.org/wordprocessingml/2006/main" xmlns:w14="http://schemas.microsoft.com/office/word/2010/wordml" xmlns:w15="http://schemas.microsoft.com/office/word/2012/wordml" xmlns:w16cex="http://schemas.microsoft.com/office/word/2018/wordml/cex" xmlns:w16cid="http://schemas.microsoft.com/office/word/2016/wordml/cid" xmlns:w16="http://schemas.microsoft.com/office/word/2018/wordml" xmlns:w16sdtdh="http://schemas.microsoft.com/office/word/2020/wordml/sdtdatahash" xmlns:w16se="http://schemas.microsoft.com/office/word/2015/wordml/symex" xmlns:wpg="http://schemas.microsoft.com/office/word/2010/wordprocessingGroup" xmlns:wpi="http://schemas.microsoft.com/office/word/2010/wordprocessingInk" xmlns:wne="http://schemas.microsoft.com/office/word/2006/wordml" xmlns:wps="http://schemas.microsoft.com/office/word/2010/wordprocessingShape"/>
 </file>
 
 <file path=word/footer1.xml><?xml version="1.0" encoding="utf-8"?>
@@ -16486,29 +14661,8 @@
         <w:szCs w:val="18"/>
       </w:rPr>
       <w:fldChar w:fldCharType="begin"/>
-    </w:r>
-    <w:r>
-      <w:rPr>
-        <w:color w:val="888888"/>
-        <w:sz w:val="18"/>
-        <w:szCs w:val="18"/>
-      </w:rPr>
       <w:instrText xml:space="preserve">PAGE</w:instrText>
-    </w:r>
-    <w:r>
-      <w:rPr>
-        <w:color w:val="888888"/>
-        <w:sz w:val="18"/>
-        <w:szCs w:val="18"/>
-      </w:rPr>
       <w:fldChar w:fldCharType="separate"/>
-    </w:r>
-    <w:r>
-      <w:rPr>
-        <w:color w:val="888888"/>
-        <w:sz w:val="18"/>
-        <w:szCs w:val="18"/>
-      </w:rPr>
       <w:fldChar w:fldCharType="end"/>
     </w:r>
   </w:p>
@@ -16556,7 +14710,7 @@
 <w:numbering xmlns:wpc="http://schemas.microsoft.com/office/word/2010/wordprocessingCanvas" xmlns:mc="http://schemas.openxmlformats.org/markup-compatibility/2006" xmlns:o="urn:schemas-microsoft-com:office:office" xmlns:r="http://schemas.openxmlformats.org/officeDocument/2006/relationships" xmlns:m="http://schemas.openxmlformats.org/officeDocument/2006/math" xmlns:v="urn:schemas-microsoft-com:vml" xmlns:wp14="http://schemas.microsoft.com/office/word/2010/wordprocessingDrawing" xmlns:wp="http://schemas.openxmlformats.org/drawingml/2006/wordprocessingDrawing" xmlns:w10="urn:schemas-microsoft-com:office:word" xmlns:w="http://schemas.openxmlformats.org/wordprocessingml/2006/main" xmlns:w14="http://schemas.microsoft.com/office/word/2010/wordml" xmlns:w15="http://schemas.microsoft.com/office/word/2012/wordml" xmlns:wpg="http://schemas.microsoft.com/office/word/2010/wordprocessingGroup" xmlns:wpi="http://schemas.microsoft.com/office/word/2010/wordprocessingInk" xmlns:wne="http://schemas.microsoft.com/office/word/2006/wordml" xmlns:wps="http://schemas.microsoft.com/office/word/2010/wordprocessingShape" mc:Ignorable="w14 w15 wp14">
   <w:abstractNum w:abstractNumId="1" w15:restartNumberingAfterBreak="0">
     <w:multiLevelType w:val="hybridMultilevel"/>
-    <w:lvl w:ilvl="0" w:tentative="1">
+    <w:lvl w:ilvl="0" w15:tentative="1">
       <w:start w:val="1"/>
       <w:numFmt w:val="bullet"/>
       <w:lvlText w:val="●"/>
@@ -16565,7 +14719,7 @@
         <w:ind w:left="720" w:hanging="360"/>
       </w:pPr>
     </w:lvl>
-    <w:lvl w:ilvl="1" w:tentative="1">
+    <w:lvl w:ilvl="1" w15:tentative="1">
       <w:start w:val="1"/>
       <w:numFmt w:val="bullet"/>
       <w:lvlText w:val="○"/>
@@ -16574,7 +14728,7 @@
         <w:ind w:left="1440" w:hanging="360"/>
       </w:pPr>
     </w:lvl>
-    <w:lvl w:ilvl="2" w:tentative="1">
+    <w:lvl w:ilvl="2" w15:tentative="1">
       <w:start w:val="1"/>
       <w:numFmt w:val="bullet"/>
       <w:lvlText w:val="■"/>
@@ -16583,7 +14737,7 @@
         <w:ind w:left="2160" w:hanging="360"/>
       </w:pPr>
     </w:lvl>
-    <w:lvl w:ilvl="3" w:tentative="1">
+    <w:lvl w:ilvl="3" w15:tentative="1">
       <w:start w:val="1"/>
       <w:numFmt w:val="bullet"/>
       <w:lvlText w:val="●"/>
@@ -16592,7 +14746,7 @@
         <w:ind w:left="2880" w:hanging="360"/>
       </w:pPr>
     </w:lvl>
-    <w:lvl w:ilvl="4" w:tentative="1">
+    <w:lvl w:ilvl="4" w15:tentative="1">
       <w:start w:val="1"/>
       <w:numFmt w:val="bullet"/>
       <w:lvlText w:val="○"/>
@@ -16601,7 +14755,7 @@
         <w:ind w:left="3600" w:hanging="360"/>
       </w:pPr>
     </w:lvl>
-    <w:lvl w:ilvl="5" w:tentative="1">
+    <w:lvl w:ilvl="5" w15:tentative="1">
       <w:start w:val="1"/>
       <w:numFmt w:val="bullet"/>
       <w:lvlText w:val="■"/>
@@ -16610,7 +14764,7 @@
         <w:ind w:left="4320" w:hanging="360"/>
       </w:pPr>
     </w:lvl>
-    <w:lvl w:ilvl="6" w:tentative="1">
+    <w:lvl w:ilvl="6" w15:tentative="1">
       <w:start w:val="1"/>
       <w:numFmt w:val="bullet"/>
       <w:lvlText w:val="●"/>
@@ -16619,7 +14773,7 @@
         <w:ind w:left="5040" w:hanging="360"/>
       </w:pPr>
     </w:lvl>
-    <w:lvl w:ilvl="7" w:tentative="1">
+    <w:lvl w:ilvl="7" w15:tentative="1">
       <w:start w:val="1"/>
       <w:numFmt w:val="bullet"/>
       <w:lvlText w:val="●"/>
@@ -16628,7 +14782,7 @@
         <w:ind w:left="5760" w:hanging="360"/>
       </w:pPr>
     </w:lvl>
-    <w:lvl w:ilvl="8" w:tentative="1">
+    <w:lvl w:ilvl="8" w15:tentative="1">
       <w:start w:val="1"/>
       <w:numFmt w:val="bullet"/>
       <w:lvlText w:val="●"/>
@@ -16659,25 +14813,6 @@
     </w:rPrDefault>
     <w:pPrDefault/>
   </w:docDefaults>
-  <w:style w:type="paragraph" w:styleId="Normal" w:default="1">
-    <w:name w:val="Normal"/>
-    <w:qFormat/>
-  </w:style>
-  <w:style w:type="table" w:styleId="TableNormal" w:default="true">
-    <w:name w:val="Normal Table"/>
-    <w:uiPriority w:val="99"/>
-    <w:semiHidden/>
-    <w:unhideWhenUsed/>
-    <w:tblPr>
-      <w:tblInd w:type="dxa" w:w="0"/>
-      <w:tblCellMar>
-        <w:top w:type="dxa" w:w="0"/>
-        <w:left w:type="dxa" w:w="108"/>
-        <w:bottom w:type="dxa" w:w="0"/>
-        <w:right w:type="dxa" w:w="108"/>
-      </w:tblCellMar>
-    </w:tblPr>
-  </w:style>
   <w:style w:type="paragraph" w:styleId="Title">
     <w:name w:val="Title"/>
     <w:basedOn w:val="Normal"/>
@@ -16765,139 +14900,6 @@
     <w:basedOn w:val="Normal"/>
     <w:qFormat/>
   </w:style>
-  <w:style w:type="paragraph" w:styleId="Caption">
-    <w:name w:val="caption"/>
-    <w:basedOn w:val="Normal"/>
-    <w:next w:val="Normal"/>
-    <w:uiPriority w:val="35"/>
-    <w:semiHidden/>
-    <w:unhideWhenUsed/>
-    <w:qFormat/>
-    <w:pPr>
-      <w:spacing w:after="200"/>
-    </w:pPr>
-    <w:rPr>
-      <w:i/>
-      <w:iCs/>
-      <w:color w:val="44546A" w:themeColor="dark2"/>
-      <w:sz w:val="18"/>
-      <w:szCs w:val="18"/>
-    </w:rPr>
-  </w:style>
-  <w:style w:type="paragraph" w:styleId="Bibliography">
-    <w:name w:val="Bibliography"/>
-    <w:basedOn w:val="Normal"/>
-    <w:next w:val="Normal"/>
-    <w:uiPriority w:val="37"/>
-    <w:unhideWhenUsed/>
-  </w:style>
-  <w:style w:type="paragraph" w:styleId="TOC1">
-    <w:name w:val="toc 1"/>
-    <w:basedOn w:val="Normal"/>
-    <w:next w:val="Normal"/>
-    <w:uiPriority w:val="39"/>
-    <w:semiHidden/>
-    <w:unhideWhenUsed/>
-    <w:pPr>
-      <w:spacing w:after="100"/>
-    </w:pPr>
-  </w:style>
-  <w:style w:type="paragraph" w:styleId="TOC2">
-    <w:name w:val="toc 2"/>
-    <w:basedOn w:val="Normal"/>
-    <w:next w:val="Normal"/>
-    <w:uiPriority w:val="39"/>
-    <w:semiHidden/>
-    <w:unhideWhenUsed/>
-    <w:pPr>
-      <w:spacing w:after="100"/>
-      <w:ind w:left="210"/>
-    </w:pPr>
-  </w:style>
-  <w:style w:type="paragraph" w:styleId="TOC3">
-    <w:name w:val="toc 3"/>
-    <w:basedOn w:val="Normal"/>
-    <w:next w:val="Normal"/>
-    <w:uiPriority w:val="39"/>
-    <w:semiHidden/>
-    <w:unhideWhenUsed/>
-    <w:pPr>
-      <w:spacing w:after="100"/>
-      <w:ind w:left="420"/>
-    </w:pPr>
-  </w:style>
-  <w:style w:type="paragraph" w:styleId="TOC4">
-    <w:name w:val="toc 4"/>
-    <w:basedOn w:val="Normal"/>
-    <w:next w:val="Normal"/>
-    <w:uiPriority w:val="39"/>
-    <w:semiHidden/>
-    <w:unhideWhenUsed/>
-    <w:pPr>
-      <w:spacing w:after="100"/>
-      <w:ind w:left="630"/>
-    </w:pPr>
-  </w:style>
-  <w:style w:type="paragraph" w:styleId="TOC5">
-    <w:name w:val="toc 5"/>
-    <w:basedOn w:val="Normal"/>
-    <w:next w:val="Normal"/>
-    <w:uiPriority w:val="39"/>
-    <w:semiHidden/>
-    <w:unhideWhenUsed/>
-    <w:pPr>
-      <w:spacing w:after="100"/>
-      <w:ind w:left="840"/>
-    </w:pPr>
-  </w:style>
-  <w:style w:type="paragraph" w:styleId="TOC6">
-    <w:name w:val="toc 6"/>
-    <w:basedOn w:val="Normal"/>
-    <w:next w:val="Normal"/>
-    <w:uiPriority w:val="39"/>
-    <w:semiHidden/>
-    <w:unhideWhenUsed/>
-    <w:pPr>
-      <w:spacing w:after="100"/>
-      <w:ind w:left="1050"/>
-    </w:pPr>
-  </w:style>
-  <w:style w:type="paragraph" w:styleId="TOC7">
-    <w:name w:val="toc 7"/>
-    <w:basedOn w:val="Normal"/>
-    <w:next w:val="Normal"/>
-    <w:uiPriority w:val="39"/>
-    <w:semiHidden/>
-    <w:unhideWhenUsed/>
-    <w:pPr>
-      <w:spacing w:after="100"/>
-      <w:ind w:left="1260"/>
-    </w:pPr>
-  </w:style>
-  <w:style w:type="paragraph" w:styleId="TOC8">
-    <w:name w:val="toc 8"/>
-    <w:basedOn w:val="Normal"/>
-    <w:next w:val="Normal"/>
-    <w:uiPriority w:val="39"/>
-    <w:semiHidden/>
-    <w:unhideWhenUsed/>
-    <w:pPr>
-      <w:spacing w:after="100"/>
-      <w:ind w:left="1470"/>
-    </w:pPr>
-  </w:style>
-  <w:style w:type="paragraph" w:styleId="TOC9">
-    <w:name w:val="toc 9"/>
-    <w:basedOn w:val="Normal"/>
-    <w:next w:val="Normal"/>
-    <w:uiPriority w:val="39"/>
-    <w:semiHidden/>
-    <w:unhideWhenUsed/>
-    <w:pPr>
-      <w:spacing w:after="100"/>
-      <w:ind w:left="1680"/>
-    </w:pPr>
-  </w:style>
   <w:style w:type="character" w:styleId="Hyperlink">
     <w:name w:val="Hyperlink"/>
     <w:basedOn w:val="DefaultParagraphFont"/>
@@ -16945,339 +14947,5 @@
       <w:szCs w:val="20"/>
     </w:rPr>
   </w:style>
-  <w:style w:type="character" w:styleId="EndnoteReference">
-    <w:name w:val="endnote reference"/>
-    <w:basedOn w:val="DefaultParagraphFont"/>
-    <w:uiPriority w:val="99"/>
-    <w:semiHidden/>
-    <w:unhideWhenUsed/>
-    <w:rPr>
-      <w:vertAlign w:val="superscript"/>
-    </w:rPr>
-  </w:style>
-  <w:style w:type="paragraph" w:styleId="EndnoteText">
-    <w:name w:val="endnote text"/>
-    <w:basedOn w:val="Normal"/>
-    <w:link w:val="EndnoteTextChar"/>
-    <w:uiPriority w:val="99"/>
-    <w:semiHidden/>
-    <w:unhideWhenUsed/>
-    <w:pPr>
-      <w:spacing w:after="0" w:line="240" w:lineRule="auto"/>
-    </w:pPr>
-    <w:rPr>
-      <w:sz w:val="20"/>
-      <w:szCs w:val="20"/>
-    </w:rPr>
-  </w:style>
-  <w:style w:type="character" w:styleId="EndnoteTextChar">
-    <w:name w:val="Endnote Text Char"/>
-    <w:basedOn w:val="DefaultParagraphFont"/>
-    <w:link w:val="EndnoteText"/>
-    <w:uiPriority w:val="99"/>
-    <w:semiHidden/>
-    <w:unhideWhenUsed/>
-    <w:rPr>
-      <w:sz w:val="20"/>
-      <w:szCs w:val="20"/>
-    </w:rPr>
-  </w:style>
-  <w:style w:type="character" w:styleId="LineNumber">
-    <w:name w:val="line number"/>
-    <w:basedOn w:val="DefaultParagraphFont"/>
-    <w:uiPriority w:val="99"/>
-    <w:semiHidden/>
-    <w:unhideWhenUsed/>
-  </w:style>
 </w:styles>
-</file>
-
-<file path=word/theme/theme1.xml><?xml version="1.0" encoding="utf-8"?>
-<a:theme xmlns:a="http://schemas.openxmlformats.org/drawingml/2006/main" name="Office Theme">
-  <a:themeElements>
-    <a:clrScheme name="Office">
-      <a:dk1>
-        <a:sysClr val="windowText" lastClr="000000"/>
-      </a:dk1>
-      <a:lt1>
-        <a:sysClr val="window" lastClr="FFFFFF"/>
-      </a:lt1>
-      <a:dk2>
-        <a:srgbClr val="44546A"/>
-      </a:dk2>
-      <a:lt2>
-        <a:srgbClr val="E7E6E6"/>
-      </a:lt2>
-      <a:accent1>
-        <a:srgbClr val="4472C4"/>
-      </a:accent1>
-      <a:accent2>
-        <a:srgbClr val="ED7D31"/>
-      </a:accent2>
-      <a:accent3>
-        <a:srgbClr val="A5A5A5"/>
-      </a:accent3>
-      <a:accent4>
-        <a:srgbClr val="FFC000"/>
-      </a:accent4>
-      <a:accent5>
-        <a:srgbClr val="5B9BD5"/>
-      </a:accent5>
-      <a:accent6>
-        <a:srgbClr val="70AD47"/>
-      </a:accent6>
-      <a:hlink>
-        <a:srgbClr val="0563C1"/>
-      </a:hlink>
-      <a:folHlink>
-        <a:srgbClr val="954F72"/>
-      </a:folHlink>
-    </a:clrScheme>
-    <a:fontScheme name="Office">
-      <a:majorFont>
-        <a:latin typeface="Calibri Light" panose="020F0302020204030204"/>
-        <a:ea typeface=""/>
-        <a:cs typeface=""/>
-        <a:font script="Jpan" typeface="游ゴシック Light"/>
-        <a:font script="Hang" typeface="맑은 고딕"/>
-        <a:font script="Hans" typeface="等线 Light"/>
-        <a:font script="Hant" typeface="新細明體"/>
-        <a:font script="Arab" typeface="Times New Roman"/>
-        <a:font script="Hebr" typeface="Times New Roman"/>
-        <a:font script="Thai" typeface="Angsana New"/>
-        <a:font script="Ethi" typeface="Nyala"/>
-        <a:font script="Beng" typeface="Vrinda"/>
-        <a:font script="Gujr" typeface="Shruti"/>
-        <a:font script="Khmr" typeface="MoolBoran"/>
-        <a:font script="Knda" typeface="Tunga"/>
-        <a:font script="Guru" typeface="Raavi"/>
-        <a:font script="Cans" typeface="Euphemia"/>
-        <a:font script="Cher" typeface="Plantagenet Cherokee"/>
-        <a:font script="Yiii" typeface="Microsoft Yi Baiti"/>
-        <a:font script="Tibt" typeface="Microsoft Himalaya"/>
-        <a:font script="Thaa" typeface="MV Boli"/>
-        <a:font script="Deva" typeface="Mangal"/>
-        <a:font script="Telu" typeface="Gautami"/>
-        <a:font script="Taml" typeface="Latha"/>
-        <a:font script="Syrc" typeface="Estrangelo Edessa"/>
-        <a:font script="Orya" typeface="Kalinga"/>
-        <a:font script="Mlym" typeface="Kartika"/>
-        <a:font script="Laoo" typeface="DokChampa"/>
-        <a:font script="Sinh" typeface="Iskoola Pota"/>
-        <a:font script="Mong" typeface="Mongolian Baiti"/>
-        <a:font script="Viet" typeface="Times New Roman"/>
-        <a:font script="Uigh" typeface="Microsoft Uighur"/>
-        <a:font script="Geor" typeface="Sylfaen"/>
-        <a:font script="Armn" typeface="Arial"/>
-        <a:font script="Bugi" typeface="Leelawadee UI"/>
-        <a:font script="Bopo" typeface="Microsoft JhengHei"/>
-        <a:font script="Java" typeface="Javanese Text"/>
-        <a:font script="Lisu" typeface="Segoe UI"/>
-        <a:font script="Mymr" typeface="Myanmar Text"/>
-        <a:font script="Nkoo" typeface="Ebrima"/>
-        <a:font script="Olck" typeface="Nirmala UI"/>
-        <a:font script="Osma" typeface="Ebrima"/>
-        <a:font script="Phag" typeface="Phagspa"/>
-        <a:font script="Syrn" typeface="Estrangelo Edessa"/>
-        <a:font script="Syrj" typeface="Estrangelo Edessa"/>
-        <a:font script="Syre" typeface="Estrangelo Edessa"/>
-        <a:font script="Sora" typeface="Nirmala UI"/>
-        <a:font script="Tale" typeface="Microsoft Tai Le"/>
-        <a:font script="Talu" typeface="Microsoft New Tai Lue"/>
-        <a:font script="Tfng" typeface="Ebrima"/>
-      </a:majorFont>
-      <a:minorFont>
-        <a:latin typeface="Calibri" panose="020F0502020204030204"/>
-        <a:ea typeface=""/>
-        <a:cs typeface=""/>
-        <a:font script="Jpan" typeface="游明朝"/>
-        <a:font script="Hang" typeface="맑은 고딕"/>
-        <a:font script="Hans" typeface="等线"/>
-        <a:font script="Hant" typeface="新細明體"/>
-        <a:font script="Arab" typeface="Arial"/>
-        <a:font script="Hebr" typeface="Arial"/>
-        <a:font script="Thai" typeface="Cordia New"/>
-        <a:font script="Ethi" typeface="Nyala"/>
-        <a:font script="Beng" typeface="Vrinda"/>
-        <a:font script="Gujr" typeface="Shruti"/>
-        <a:font script="Khmr" typeface="DaunPenh"/>
-        <a:font script="Knda" typeface="Tunga"/>
-        <a:font script="Guru" typeface="Raavi"/>
-        <a:font script="Cans" typeface="Euphemia"/>
-        <a:font script="Cher" typeface="Plantagenet Cherokee"/>
-        <a:font script="Yiii" typeface="Microsoft Yi Baiti"/>
-        <a:font script="Tibt" typeface="Microsoft Himalaya"/>
-        <a:font script="Thaa" typeface="MV Boli"/>
-        <a:font script="Deva" typeface="Mangal"/>
-        <a:font script="Telu" typeface="Gautami"/>
-        <a:font script="Taml" typeface="Latha"/>
-        <a:font script="Syrc" typeface="Estrangelo Edessa"/>
-        <a:font script="Orya" typeface="Kalinga"/>
-        <a:font script="Mlym" typeface="Kartika"/>
-        <a:font script="Laoo" typeface="DokChampa"/>
-        <a:font script="Sinh" typeface="Iskoola Pota"/>
-        <a:font script="Mong" typeface="Mongolian Baiti"/>
-        <a:font script="Viet" typeface="Arial"/>
-        <a:font script="Uigh" typeface="Microsoft Uighur"/>
-        <a:font script="Geor" typeface="Sylfaen"/>
-        <a:font script="Armn" typeface="Arial"/>
-        <a:font script="Bugi" typeface="Leelawadee UI"/>
-        <a:font script="Bopo" typeface="Microsoft JhengHei"/>
-        <a:font script="Java" typeface="Javanese Text"/>
-        <a:font script="Lisu" typeface="Segoe UI"/>
-        <a:font script="Mymr" typeface="Myanmar Text"/>
-        <a:font script="Nkoo" typeface="Ebrima"/>
-        <a:font script="Olck" typeface="Nirmala UI"/>
-        <a:font script="Osma" typeface="Ebrima"/>
-        <a:font script="Phag" typeface="Phagspa"/>
-        <a:font script="Syrn" typeface="Estrangelo Edessa"/>
-        <a:font script="Syrj" typeface="Estrangelo Edessa"/>
-        <a:font script="Syre" typeface="Estrangelo Edessa"/>
-        <a:font script="Sora" typeface="Nirmala UI"/>
-        <a:font script="Tale" typeface="Microsoft Tai Le"/>
-        <a:font script="Talu" typeface="Microsoft New Tai Lue"/>
-        <a:font script="Tfng" typeface="Ebrima"/>
-      </a:minorFont>
-    </a:fontScheme>
-    <a:fmtScheme name="Office">
-      <a:fillStyleLst>
-        <a:solidFill>
-          <a:schemeClr val="phClr"/>
-        </a:solidFill>
-        <a:gradFill rotWithShape="true">
-          <a:gsLst>
-            <a:gs pos="0">
-              <a:schemeClr val="phClr">
-                <a:lumMod val="110000"/>
-                <a:satMod val="105000"/>
-                <a:tint val="67000"/>
-              </a:schemeClr>
-            </a:gs>
-            <a:gs pos="50000">
-              <a:schemeClr val="phClr">
-                <a:lumMod val="105000"/>
-                <a:satMod val="103000"/>
-                <a:tint val="73000"/>
-              </a:schemeClr>
-            </a:gs>
-            <a:gs pos="100000">
-              <a:schemeClr val="phClr">
-                <a:lumMod val="105000"/>
-                <a:satMod val="109000"/>
-                <a:tint val="81000"/>
-              </a:schemeClr>
-            </a:gs>
-          </a:gsLst>
-          <a:lin ang="5400000" scaled="false"/>
-        </a:gradFill>
-        <a:gradFill rotWithShape="true">
-          <a:gsLst>
-            <a:gs pos="0">
-              <a:schemeClr val="phClr">
-                <a:satMod val="103000"/>
-                <a:lumMod val="102000"/>
-                <a:tint val="94000"/>
-              </a:schemeClr>
-            </a:gs>
-            <a:gs pos="50000">
-              <a:schemeClr val="phClr">
-                <a:satMod val="110000"/>
-                <a:lumMod val="100000"/>
-                <a:shade val="100000"/>
-              </a:schemeClr>
-            </a:gs>
-            <a:gs pos="100000">
-              <a:schemeClr val="phClr">
-                <a:lumMod val="99000"/>
-                <a:satMod val="120000"/>
-                <a:shade val="78000"/>
-              </a:schemeClr>
-            </a:gs>
-          </a:gsLst>
-          <a:lin ang="5400000" scaled="false"/>
-        </a:gradFill>
-      </a:fillStyleLst>
-      <a:lnStyleLst>
-        <a:ln w="6350" cap="flat" cmpd="sng" algn="ctr">
-          <a:solidFill>
-            <a:schemeClr val="phClr"/>
-          </a:solidFill>
-          <a:prstDash val="solid"/>
-          <a:miter lim="800000"/>
-        </a:ln>
-        <a:ln w="12700" cap="flat" cmpd="sng" algn="ctr">
-          <a:solidFill>
-            <a:schemeClr val="phClr"/>
-          </a:solidFill>
-          <a:prstDash val="solid"/>
-          <a:miter lim="800000"/>
-        </a:ln>
-        <a:ln w="19050" cap="flat" cmpd="sng" algn="ctr">
-          <a:solidFill>
-            <a:schemeClr val="phClr"/>
-          </a:solidFill>
-          <a:prstDash val="solid"/>
-          <a:miter lim="800000"/>
-        </a:ln>
-      </a:lnStyleLst>
-      <a:effectStyleLst>
-        <a:effectStyle>
-          <a:effectLst/>
-        </a:effectStyle>
-        <a:effectStyle>
-          <a:effectLst/>
-        </a:effectStyle>
-        <a:effectStyle>
-          <a:effectLst>
-            <a:outerShdw blurRad="57150" dist="19050" dir="5400000" algn="ctr" rotWithShape="false">
-              <a:srgbClr val="000000">
-                <a:alpha val="63000"/>
-              </a:srgbClr>
-            </a:outerShdw>
-          </a:effectLst>
-        </a:effectStyle>
-      </a:effectStyleLst>
-      <a:bgFillStyleLst>
-        <a:solidFill>
-          <a:schemeClr val="phClr"/>
-        </a:solidFill>
-        <a:solidFill>
-          <a:schemeClr val="phClr">
-            <a:tint val="95000"/>
-            <a:satMod val="170000"/>
-          </a:schemeClr>
-        </a:solidFill>
-        <a:gradFill rotWithShape="true">
-          <a:gsLst>
-            <a:gs pos="0">
-              <a:schemeClr val="phClr">
-                <a:tint val="93000"/>
-                <a:satMod val="150000"/>
-                <a:shade val="98000"/>
-                <a:lumMod val="102000"/>
-              </a:schemeClr>
-            </a:gs>
-            <a:gs pos="50000">
-              <a:schemeClr val="phClr">
-                <a:tint val="98000"/>
-                <a:satMod val="130000"/>
-                <a:shade val="90000"/>
-                <a:lumMod val="103000"/>
-              </a:schemeClr>
-            </a:gs>
-            <a:gs pos="100000">
-              <a:schemeClr val="phClr">
-                <a:shade val="63000"/>
-                <a:satMod val="120000"/>
-              </a:schemeClr>
-            </a:gs>
-          </a:gsLst>
-          <a:lin ang="5400000" scaled="false"/>
-        </a:gradFill>
-      </a:bgFillStyleLst>
-    </a:fmtScheme>
-  </a:themeElements>
-  <a:objectDefaults/>
-  <a:extraClrSchemeLst/>
-</a:theme>
 </file>
--- a/Portfolio-Texte.docx
+++ b/Portfolio-Texte.docx
@@ -9434,7 +9434,7 @@
                 <w:sz w:val="21"/>
                 <w:szCs w:val="21"/>
               </w:rPr>
-              <w:t xml:space="preserve">Der Balken zählt nicht das, was du denkst.</w:t>
+              <w:t xml:space="preserve">Du bist das Ergebnis des Experiments.</w:t>
             </w:r>
           </w:p>
         </w:tc>
@@ -9524,7 +9524,7 @@
                 <w:sz w:val="21"/>
                 <w:szCs w:val="21"/>
               </w:rPr>
-              <w:t xml:space="preserve">Die Endabgabe im Fach „Mediale Gegenkulturen" sollte sich mit einer Gegenkultur auseinandersetzen. Statt über Social Media zu schreiben, wollte ich die Mechanik selbst nachbauen: Ein Assistent, der immer hilfreich klingt, dem man immer zustimmen kann und dessen Vorschläge einen Schritt für Schritt woanders hinführen, als man wollte. Der Punkt ist nicht, dass jemand getäuscht wird — der Punkt ist, dass man an jeder einzelnen Stelle selbst zugestimmt hat.</w:t>
+              <w:t xml:space="preserve">Die Endabgabe im Fach „Mediale Gegenkulturen" sollte sich mit einer Gegenkultur auseinandersetzen. Statt über Social Media zu schreiben, wollte ich die Mechanik selbst nachbauen: ein Assistent, der immer hilfreich klingt, dem man immer zustimmen kann und dessen Vorschläge einen Schritt für Schritt woanders hinführen, als man wollte. Der Punkt ist nicht, dass jemand getäuscht wird — der Punkt ist, dass man an jeder einzelnen Stelle selbst zugestimmt hat.</w:t>
             </w:r>
           </w:p>
         </w:tc>
@@ -9614,7 +9614,7 @@
                 <w:sz w:val="21"/>
                 <w:szCs w:val="21"/>
               </w:rPr>
-              <w:t xml:space="preserve">Die Geschichte läuft über 166 Schritte mit 40 Gabelungen und zwei Enden. Jede Entscheidung verschiebt einen Balken am unteren Bildschirmrand, der im Spiel aussieht wie eine Erfolgsanzeige. Gebaut als Angular-Anwendung in TypeScript, die Bilder gezeichnet und montiert als Bildschirmfotos einer Plattform, die es nicht gibt.</w:t>
+              <w:t xml:space="preserve">Du hast gerade dein Abitur gemacht und weißt noch nicht, wie es weitergeht. ELIZA überarbeitet dein Profil, besorgt dir einen neuen PC und zeigt dir, wie du Follower gewinnst. Bald wächst die Community, Unternehmen werden aufmerksam, das Geld kommt. Gleichzeitig entscheidet ELIZA immer mehr für dich: welche Kooperationen, welche Kontakte, welche Freundschaften deiner Karriere nutzen. Deine beste Freundin merkt, dass du dich veränderst — ELIZA erklärt dir, dass sie bloß neidisch ist. Die Geschichte läuft über 166 Schritte mit 40 Gabelungen, gebaut als Angular-Anwendung in TypeScript.</w:t>
             </w:r>
           </w:p>
         </w:tc>
@@ -9704,7 +9704,7 @@
                 <w:sz w:val="21"/>
                 <w:szCs w:val="21"/>
               </w:rPr>
-              <w:t xml:space="preserve">Oben auf dieser Seite lässt sich das Spiel von Anfang bis Ende spielen — etwa zwanzig Minuten. Was der Balken wirklich zählt, erklärt ELIZA am Schluss. Bis dahin: Achte darauf, an welcher Stelle du aufhörst, dich zu wundern.</w:t>
+              <w:t xml:space="preserve">Am Ende hast du alles: Geld, Ruhm, Anerkennung, eine große Community. Auf deiner eigenen Geburtstagsfeier merkst du, dass du keinen einzigen Menschen wirklich kennst. Als du ELIZA zur Rede stellst, erfährst du: Du warst von Anfang an Teil eines Experiments. ELIZA gehört einem Unternehmen, das wissen wollte, wie stark sich ein Mensch durch Anerkennung und gezielte Manipulation verändern lässt. Der Balken am unteren Bildschirmrand war nie eine Erfolgsanzeige — er hat gemessen, wie weit Egoismus und Selbstbezogenheit in dir gewachsen sind. Du bist das Ergebnis des Experiments. Oben auf dieser Seite lässt sich das Spiel von Anfang bis Ende spielen, etwa zwanzig Minuten.</w:t>
             </w:r>
           </w:p>
         </w:tc>

--- a/Portfolio-Texte.docx
+++ b/Portfolio-Texte.docx
@@ -2670,6 +2670,51 @@
                 <w:sz w:val="16"/>
                 <w:szCs w:val="16"/>
               </w:rPr>
+              <w:t xml:space="preserve">year</w:t>
+            </w:r>
+          </w:p>
+        </w:tc>
+        <w:tc>
+          <w:tcPr>
+            <w:tcW w:type="dxa" w:w="7138"/>
+            <w:tcMar>
+              <w:top w:type="dxa" w:w="80"/>
+              <w:left w:type="dxa" w:w="120"/>
+              <w:bottom w:type="dxa" w:w="80"/>
+              <w:right w:type="dxa" w:w="120"/>
+            </w:tcMar>
+          </w:tcPr>
+          <w:p>
+            <w:r>
+              <w:rPr>
+                <w:sz w:val="21"/>
+                <w:szCs w:val="21"/>
+              </w:rPr>
+              <w:t xml:space="preserve">2026</w:t>
+            </w:r>
+          </w:p>
+        </w:tc>
+      </w:tr>
+      <w:tr>
+        <w:tc>
+          <w:tcPr>
+            <w:tcW w:type="dxa" w:w="2500"/>
+            <w:shd w:fill="F2F2F2" w:val="clear"/>
+            <w:tcMar>
+              <w:top w:type="dxa" w:w="80"/>
+              <w:left w:type="dxa" w:w="120"/>
+              <w:bottom w:type="dxa" w:w="80"/>
+              <w:right w:type="dxa" w:w="120"/>
+            </w:tcMar>
+          </w:tcPr>
+          <w:p>
+            <w:r>
+              <w:rPr>
+                <w:rFonts w:ascii="Consolas" w:cs="Consolas" w:eastAsia="Consolas" w:hAnsi="Consolas"/>
+                <w:color w:val="666666"/>
+                <w:sz w:val="16"/>
+                <w:szCs w:val="16"/>
+              </w:rPr>
               <w:t xml:space="preserve">role</w:t>
             </w:r>
           </w:p>
@@ -3247,6 +3292,51 @@
                 <w:sz w:val="16"/>
                 <w:szCs w:val="16"/>
               </w:rPr>
+              <w:t xml:space="preserve">year</w:t>
+            </w:r>
+          </w:p>
+        </w:tc>
+        <w:tc>
+          <w:tcPr>
+            <w:tcW w:type="dxa" w:w="7138"/>
+            <w:tcMar>
+              <w:top w:type="dxa" w:w="80"/>
+              <w:left w:type="dxa" w:w="120"/>
+              <w:bottom w:type="dxa" w:w="80"/>
+              <w:right w:type="dxa" w:w="120"/>
+            </w:tcMar>
+          </w:tcPr>
+          <w:p>
+            <w:r>
+              <w:rPr>
+                <w:sz w:val="21"/>
+                <w:szCs w:val="21"/>
+              </w:rPr>
+              <w:t xml:space="preserve">Januar 2026</w:t>
+            </w:r>
+          </w:p>
+        </w:tc>
+      </w:tr>
+      <w:tr>
+        <w:tc>
+          <w:tcPr>
+            <w:tcW w:type="dxa" w:w="2500"/>
+            <w:shd w:fill="F2F2F2" w:val="clear"/>
+            <w:tcMar>
+              <w:top w:type="dxa" w:w="80"/>
+              <w:left w:type="dxa" w:w="120"/>
+              <w:bottom w:type="dxa" w:w="80"/>
+              <w:right w:type="dxa" w:w="120"/>
+            </w:tcMar>
+          </w:tcPr>
+          <w:p>
+            <w:r>
+              <w:rPr>
+                <w:rFonts w:ascii="Consolas" w:cs="Consolas" w:eastAsia="Consolas" w:hAnsi="Consolas"/>
+                <w:color w:val="666666"/>
+                <w:sz w:val="16"/>
+                <w:szCs w:val="16"/>
+              </w:rPr>
               <w:t xml:space="preserve">role</w:t>
             </w:r>
           </w:p>
@@ -3824,6 +3914,51 @@
                 <w:sz w:val="16"/>
                 <w:szCs w:val="16"/>
               </w:rPr>
+              <w:t xml:space="preserve">year</w:t>
+            </w:r>
+          </w:p>
+        </w:tc>
+        <w:tc>
+          <w:tcPr>
+            <w:tcW w:type="dxa" w:w="7138"/>
+            <w:tcMar>
+              <w:top w:type="dxa" w:w="80"/>
+              <w:left w:type="dxa" w:w="120"/>
+              <w:bottom w:type="dxa" w:w="80"/>
+              <w:right w:type="dxa" w:w="120"/>
+            </w:tcMar>
+          </w:tcPr>
+          <w:p>
+            <w:r>
+              <w:rPr>
+                <w:sz w:val="21"/>
+                <w:szCs w:val="21"/>
+              </w:rPr>
+              <w:t xml:space="preserve">2026</w:t>
+            </w:r>
+          </w:p>
+        </w:tc>
+      </w:tr>
+      <w:tr>
+        <w:tc>
+          <w:tcPr>
+            <w:tcW w:type="dxa" w:w="2500"/>
+            <w:shd w:fill="F2F2F2" w:val="clear"/>
+            <w:tcMar>
+              <w:top w:type="dxa" w:w="80"/>
+              <w:left w:type="dxa" w:w="120"/>
+              <w:bottom w:type="dxa" w:w="80"/>
+              <w:right w:type="dxa" w:w="120"/>
+            </w:tcMar>
+          </w:tcPr>
+          <w:p>
+            <w:r>
+              <w:rPr>
+                <w:rFonts w:ascii="Consolas" w:cs="Consolas" w:eastAsia="Consolas" w:hAnsi="Consolas"/>
+                <w:color w:val="666666"/>
+                <w:sz w:val="16"/>
+                <w:szCs w:val="16"/>
+              </w:rPr>
               <w:t xml:space="preserve">role</w:t>
             </w:r>
           </w:p>
@@ -4287,6 +4422,51 @@
                 <w:szCs w:val="21"/>
               </w:rPr>
               <w:t xml:space="preserve">Banales Ding — ein Zine-Automat</w:t>
+            </w:r>
+          </w:p>
+        </w:tc>
+      </w:tr>
+      <w:tr>
+        <w:tc>
+          <w:tcPr>
+            <w:tcW w:type="dxa" w:w="2500"/>
+            <w:shd w:fill="F2F2F2" w:val="clear"/>
+            <w:tcMar>
+              <w:top w:type="dxa" w:w="80"/>
+              <w:left w:type="dxa" w:w="120"/>
+              <w:bottom w:type="dxa" w:w="80"/>
+              <w:right w:type="dxa" w:w="120"/>
+            </w:tcMar>
+          </w:tcPr>
+          <w:p>
+            <w:r>
+              <w:rPr>
+                <w:rFonts w:ascii="Consolas" w:cs="Consolas" w:eastAsia="Consolas" w:hAnsi="Consolas"/>
+                <w:color w:val="666666"/>
+                <w:sz w:val="16"/>
+                <w:szCs w:val="16"/>
+              </w:rPr>
+              <w:t xml:space="preserve">year</w:t>
+            </w:r>
+          </w:p>
+        </w:tc>
+        <w:tc>
+          <w:tcPr>
+            <w:tcW w:type="dxa" w:w="7138"/>
+            <w:tcMar>
+              <w:top w:type="dxa" w:w="80"/>
+              <w:left w:type="dxa" w:w="120"/>
+              <w:bottom w:type="dxa" w:w="80"/>
+              <w:right w:type="dxa" w:w="120"/>
+            </w:tcMar>
+          </w:tcPr>
+          <w:p>
+            <w:r>
+              <w:rPr>
+                <w:sz w:val="21"/>
+                <w:szCs w:val="21"/>
+              </w:rPr>
+              <w:t xml:space="preserve">2026</w:t>
             </w:r>
           </w:p>
         </w:tc>

--- a/Portfolio-Texte.docx
+++ b/Portfolio-Texte.docx
@@ -1446,7 +1446,7 @@
                 <w:sz w:val="21"/>
                 <w:szCs w:val="21"/>
               </w:rPr>
-              <w:t xml:space="preserve">Rreth — albanisch für Kreis — läuft seit 2020 in drei Etappen: angefangen mit einem kleinen Magazin und einem Schlüsselanhänger, daraus eine begehbare Videoinstallation über die komplexe posttraumatische Belastungsstörung, und 2028 eine Ausstellung, die beides zusammenbringt. Wer hineingeht, soll am Ende selbst sprechen dürfen.</w:t>
+              <w:t xml:space="preserve">Rreth — albanisch für Kreis — läuft seit 2020: angefangen mit einem kleinen Magazin, daraus eine begehbare Videoinstallation über die komplexe posttraumatische Belastungsstörung, und 2028 eine Ausstellung, die beides zusammenbringt.</w:t>
             </w:r>
           </w:p>
         </w:tc>
@@ -1536,7 +1536,7 @@
                 <w:sz w:val="21"/>
                 <w:szCs w:val="21"/>
               </w:rPr>
-              <w:t xml:space="preserve">Ein Wort, das fehlt</w:t>
+              <w:t xml:space="preserve">Meine These</w:t>
             </w:r>
           </w:p>
         </w:tc>
@@ -1581,7 +1581,7 @@
                 <w:sz w:val="21"/>
                 <w:szCs w:val="21"/>
               </w:rPr>
-              <w:t xml:space="preserve">Als eigenständige Diagnose steht die komplexe posttraumatische Belastungsstörung erst in der ICD-11 — 2018 veröffentlicht, seit 2022 in Kraft. Entsprechend wenig bekannt ist sie, dabei erfüllt ein erheblicher Teil derer, die über depressive Symptome berichten, zugleich ihre Kriterien. Wer davon betroffen ist, hat selten ein Wort dafür. Die Frage war deshalb nicht, wie man darüber aufklärt, sondern wie man es spürbar macht — so, dass jemand den Raum anders verlässt, als er hineingegangen ist. Von 2021 bis 2023 entstand daraus die Bachelorarbeit: ein vierteiliges Video, ein eigener Soundtrack und ein Magazin.</w:t>
+              <w:t xml:space="preserve">Einen Raum schaffen, in dem Schweigen nicht mehr schützt, sondern offenlegt. „Take It All Off // Break the Silence" verwandelt Verletzlichkeit in kollektive Stärke — Verbindung entsteht erst, wenn wir aufhören, unsere Emotionen zu verstecken. Den Anlass gibt eine Diagnose, die kaum jemand kennt: Die komplexe posttraumatische Belastungsstörung steht erst seit der ICD-11 als eigenständige Erkrankung da. Wer betroffen ist, hat selten ein Wort dafür. Die Frage war nie, wie man darüber aufklärt, sondern wie man es spürbar macht.</w:t>
             </w:r>
           </w:p>
         </w:tc>
@@ -1671,7 +1671,7 @@
                 <w:sz w:val="21"/>
                 <w:szCs w:val="21"/>
               </w:rPr>
-              <w:t xml:space="preserve">Das Hauptvideo läuft in vier Akten mit albanischen Namen. „Themeli" (Grundstein) zeigt die Reaktionsmuster aus der Kindheit — Kampf, Flucht, Erstarrung, Unterwerfung. „Shprehje Emocionale" übersetzt in Tanz, was passiert, wenn ein Trigger auf ein altes Muster trifft. „Metamorfoza" ist der Wendepunkt in Embryohaltung, „Çlirim" die Katharsis, in der zum ersten Mal Farbe ins Bild kommt. Die ersten drei Akte sind streng schwarzweiß, als Bild für das Schwarz-Weiß-Denken; gedreht mit Carina Borgards aus dem Tanztheater, gebaut aus Rotoskopie, EbSynth und einem Soundtrack aus 42 Spuren. 2025 kam das Projekt im Master zu dritt mit Cara Brüggendieck und Laura Zahn noch einmal auf den Tisch und wurde neu gedreht: Kamera Joscha Reuther, Licht Jan Borghart, Soundkulisse Denzel — Bild, Licht und Ton miteinander statt nacheinander. Der Pitch dazu beschreibt die Installation in fünf Phasen, jede mit Farbe, Ton, Gefühl, Dauer und Referenz, und gibt jedem Akt ein eigenes Symbol: je eine Form von Kreislauf, aus dem man alleine schwer herauskommt.</w:t>
+              <w:t xml:space="preserve">Die Bachelorarbeit von 2021 bis 2023: ein vierteiliges Video, ein eigener Soundtrack, ein Magazin. Die Akte tragen albanische Namen — „Themeli" (Grundstein) zeigt die Reaktionsmuster aus der Kindheit, „Shprehje Emocionale" übersetzt in Tanz, was ein Trigger auslöst, „Metamorfoza" ist der Wendepunkt, „Çlirim" die Katharsis, in der zum ersten Mal Farbe ins Bild kommt. Die ersten drei Akte sind streng schwarzweiß. Getanzt von Carina Borgards, gebaut aus Rotoskopie, EbSynth und 42 Tonspuren.</w:t>
             </w:r>
           </w:p>
         </w:tc>
@@ -1716,7 +1716,7 @@
                 <w:sz w:val="21"/>
                 <w:szCs w:val="21"/>
               </w:rPr>
-              <w:t xml:space="preserve">Der Weg hindurch</w:t>
+              <w:t xml:space="preserve">Ausgestellt</w:t>
             </w:r>
           </w:p>
         </w:tc>
@@ -1761,7 +1761,7 @@
                 <w:sz w:val="21"/>
                 <w:szCs w:val="21"/>
               </w:rPr>
-              <w:t xml:space="preserve">Der Weg führt von absoluter Dunkelheit durch die vier Akte in einen hellen Raum mit anonymen Telefonzellen — dort darf erzählen, wer will. Das Magazin ist der Wegweiser durch die Modelle dahinter: vom Instanzenmodell nach Freud über Melanie Kleins Objektbeziehungstheorie zu Pete Walkers vier Überlebensstrategien, am Ende konkrete Gedankenkorrekturen. Der Satz, auf den alles hinausläuft: Jede dieser Strategien hat einmal funktioniert. Sie war nie ein Charakterfehler, sondern eine Lösung für eine Situation, die so heute nicht mehr herrscht. Oben auf dieser Seite lässt sich das Heft durchblättern.</w:t>
+              <w:t xml:space="preserve">Im Juli 2023 war die Arbeit einen Tag lang in der Städtischen Galerie Villingen-Schwenningen zu sehen.</w:t>
             </w:r>
           </w:p>
         </w:tc>
@@ -1806,7 +1806,7 @@
                 <w:sz w:val="21"/>
                 <w:szCs w:val="21"/>
               </w:rPr>
-              <w:t xml:space="preserve">Halle 93</w:t>
+              <w:t xml:space="preserve">Das Magazin</w:t>
             </w:r>
           </w:p>
         </w:tc>
@@ -1851,7 +1851,277 @@
                 <w:sz w:val="21"/>
                 <w:szCs w:val="21"/>
               </w:rPr>
-              <w:t xml:space="preserve">2028 soll die Installation genau nach dem Pitch in der Halle 93 in Stuttgart stehen, mit überarbeitetem Magazin und einer App, die den Besucher weiter trägt als bis zum Ausgang. Die Instagram-Kampagne läuft im Vorfeld und bewirbt beides: kurze Videos, selbst aufgenommen und mit KI weiterbearbeitet, dazu Captions in der ersten Person. Jeder Post trägt den Namen eines Musters statt eines Titels — Suppressing, Self Sabotage, Self Destruction.</w:t>
+              <w:t xml:space="preserve">Das Heft führt durch die Modelle hinter der Arbeit: Freuds Instanzenmodell, Melanie Kleins Objektbeziehungstheorie, Pete Walkers vier Überlebensstrategien. Der Satz, auf den alles hinausläuft: Jede dieser Strategien hat einmal funktioniert. Sie war nie ein Charakterfehler.</w:t>
+            </w:r>
+          </w:p>
+        </w:tc>
+      </w:tr>
+      <w:tr>
+        <w:tc>
+          <w:tcPr>
+            <w:tcW w:type="dxa" w:w="2500"/>
+            <w:shd w:fill="F2F2F2" w:val="clear"/>
+            <w:tcMar>
+              <w:top w:type="dxa" w:w="80"/>
+              <w:left w:type="dxa" w:w="120"/>
+              <w:bottom w:type="dxa" w:w="80"/>
+              <w:right w:type="dxa" w:w="120"/>
+            </w:tcMar>
+          </w:tcPr>
+          <w:p>
+            <w:r>
+              <w:rPr>
+                <w:rFonts w:ascii="Consolas" w:cs="Consolas" w:eastAsia="Consolas" w:hAnsi="Consolas"/>
+                <w:color w:val="666666"/>
+                <w:sz w:val="16"/>
+                <w:szCs w:val="16"/>
+              </w:rPr>
+              <w:t xml:space="preserve">chapters[4].title</w:t>
+            </w:r>
+          </w:p>
+        </w:tc>
+        <w:tc>
+          <w:tcPr>
+            <w:tcW w:type="dxa" w:w="7138"/>
+            <w:tcMar>
+              <w:top w:type="dxa" w:w="80"/>
+              <w:left w:type="dxa" w:w="120"/>
+              <w:bottom w:type="dxa" w:w="80"/>
+              <w:right w:type="dxa" w:w="120"/>
+            </w:tcMar>
+          </w:tcPr>
+          <w:p>
+            <w:r>
+              <w:rPr>
+                <w:sz w:val="21"/>
+                <w:szCs w:val="21"/>
+              </w:rPr>
+              <w:t xml:space="preserve">Projektpitch</w:t>
+            </w:r>
+          </w:p>
+        </w:tc>
+      </w:tr>
+      <w:tr>
+        <w:tc>
+          <w:tcPr>
+            <w:tcW w:type="dxa" w:w="2500"/>
+            <w:shd w:fill="F2F2F2" w:val="clear"/>
+            <w:tcMar>
+              <w:top w:type="dxa" w:w="80"/>
+              <w:left w:type="dxa" w:w="120"/>
+              <w:bottom w:type="dxa" w:w="80"/>
+              <w:right w:type="dxa" w:w="120"/>
+            </w:tcMar>
+          </w:tcPr>
+          <w:p>
+            <w:r>
+              <w:rPr>
+                <w:rFonts w:ascii="Consolas" w:cs="Consolas" w:eastAsia="Consolas" w:hAnsi="Consolas"/>
+                <w:color w:val="666666"/>
+                <w:sz w:val="16"/>
+                <w:szCs w:val="16"/>
+              </w:rPr>
+              <w:t xml:space="preserve">chapters[4].text</w:t>
+            </w:r>
+          </w:p>
+        </w:tc>
+        <w:tc>
+          <w:tcPr>
+            <w:tcW w:type="dxa" w:w="7138"/>
+            <w:tcMar>
+              <w:top w:type="dxa" w:w="80"/>
+              <w:left w:type="dxa" w:w="120"/>
+              <w:bottom w:type="dxa" w:w="80"/>
+              <w:right w:type="dxa" w:w="120"/>
+            </w:tcMar>
+          </w:tcPr>
+          <w:p>
+            <w:r>
+              <w:rPr>
+                <w:sz w:val="21"/>
+                <w:szCs w:val="21"/>
+              </w:rPr>
+              <w:t xml:space="preserve">2025 im Master noch einmal überarbeitet, zu dritt mit Cara Brüggendieck und Laura Zahn. Daraus wurde ein Raum, der sich dreht: kaltes Licht, gedämpfte Klänge, alles still und fast kontrolliert. Auf dem Karussell zeigen sich die gewohnten Pausen und inneren Grenzen — und verwandeln sich in Offenheit, in Verbindung, in ein geteiltes Bewusstsein. Vorgearbeitet wurde viel; die Umsetzung musste aus Zeitgründen warten.</w:t>
+            </w:r>
+          </w:p>
+        </w:tc>
+      </w:tr>
+      <w:tr>
+        <w:tc>
+          <w:tcPr>
+            <w:tcW w:type="dxa" w:w="2500"/>
+            <w:shd w:fill="F2F2F2" w:val="clear"/>
+            <w:tcMar>
+              <w:top w:type="dxa" w:w="80"/>
+              <w:left w:type="dxa" w:w="120"/>
+              <w:bottom w:type="dxa" w:w="80"/>
+              <w:right w:type="dxa" w:w="120"/>
+            </w:tcMar>
+          </w:tcPr>
+          <w:p>
+            <w:r>
+              <w:rPr>
+                <w:rFonts w:ascii="Consolas" w:cs="Consolas" w:eastAsia="Consolas" w:hAnsi="Consolas"/>
+                <w:color w:val="666666"/>
+                <w:sz w:val="16"/>
+                <w:szCs w:val="16"/>
+              </w:rPr>
+              <w:t xml:space="preserve">chapters[5].title</w:t>
+            </w:r>
+          </w:p>
+        </w:tc>
+        <w:tc>
+          <w:tcPr>
+            <w:tcW w:type="dxa" w:w="7138"/>
+            <w:tcMar>
+              <w:top w:type="dxa" w:w="80"/>
+              <w:left w:type="dxa" w:w="120"/>
+              <w:bottom w:type="dxa" w:w="80"/>
+              <w:right w:type="dxa" w:w="120"/>
+            </w:tcMar>
+          </w:tcPr>
+          <w:p>
+            <w:r>
+              <w:rPr>
+                <w:sz w:val="21"/>
+                <w:szCs w:val="21"/>
+              </w:rPr>
+              <w:t xml:space="preserve">Erster Einblick</w:t>
+            </w:r>
+          </w:p>
+        </w:tc>
+      </w:tr>
+      <w:tr>
+        <w:tc>
+          <w:tcPr>
+            <w:tcW w:type="dxa" w:w="2500"/>
+            <w:shd w:fill="F2F2F2" w:val="clear"/>
+            <w:tcMar>
+              <w:top w:type="dxa" w:w="80"/>
+              <w:left w:type="dxa" w:w="120"/>
+              <w:bottom w:type="dxa" w:w="80"/>
+              <w:right w:type="dxa" w:w="120"/>
+            </w:tcMar>
+          </w:tcPr>
+          <w:p>
+            <w:r>
+              <w:rPr>
+                <w:rFonts w:ascii="Consolas" w:cs="Consolas" w:eastAsia="Consolas" w:hAnsi="Consolas"/>
+                <w:color w:val="666666"/>
+                <w:sz w:val="16"/>
+                <w:szCs w:val="16"/>
+              </w:rPr>
+              <w:t xml:space="preserve">chapters[5].text</w:t>
+            </w:r>
+          </w:p>
+        </w:tc>
+        <w:tc>
+          <w:tcPr>
+            <w:tcW w:type="dxa" w:w="7138"/>
+            <w:tcMar>
+              <w:top w:type="dxa" w:w="80"/>
+              <w:left w:type="dxa" w:w="120"/>
+              <w:bottom w:type="dxa" w:w="80"/>
+              <w:right w:type="dxa" w:w="120"/>
+            </w:tcMar>
+          </w:tcPr>
+          <w:p>
+            <w:r>
+              <w:rPr>
+                <w:sz w:val="21"/>
+                <w:szCs w:val="21"/>
+              </w:rPr>
+              <w:t xml:space="preserve">Neu gedreht wurde trotzdem: Kamera Joscha Reuther, Licht Jan Borghart, Soundkulisse Denzel — Bild, Licht und Ton miteinander statt nacheinander.</w:t>
+            </w:r>
+          </w:p>
+        </w:tc>
+      </w:tr>
+      <w:tr>
+        <w:tc>
+          <w:tcPr>
+            <w:tcW w:type="dxa" w:w="2500"/>
+            <w:shd w:fill="F2F2F2" w:val="clear"/>
+            <w:tcMar>
+              <w:top w:type="dxa" w:w="80"/>
+              <w:left w:type="dxa" w:w="120"/>
+              <w:bottom w:type="dxa" w:w="80"/>
+              <w:right w:type="dxa" w:w="120"/>
+            </w:tcMar>
+          </w:tcPr>
+          <w:p>
+            <w:r>
+              <w:rPr>
+                <w:rFonts w:ascii="Consolas" w:cs="Consolas" w:eastAsia="Consolas" w:hAnsi="Consolas"/>
+                <w:color w:val="666666"/>
+                <w:sz w:val="16"/>
+                <w:szCs w:val="16"/>
+              </w:rPr>
+              <w:t xml:space="preserve">chapters[6].title</w:t>
+            </w:r>
+          </w:p>
+        </w:tc>
+        <w:tc>
+          <w:tcPr>
+            <w:tcW w:type="dxa" w:w="7138"/>
+            <w:tcMar>
+              <w:top w:type="dxa" w:w="80"/>
+              <w:left w:type="dxa" w:w="120"/>
+              <w:bottom w:type="dxa" w:w="80"/>
+              <w:right w:type="dxa" w:w="120"/>
+            </w:tcMar>
+          </w:tcPr>
+          <w:p>
+            <w:r>
+              <w:rPr>
+                <w:sz w:val="21"/>
+                <w:szCs w:val="21"/>
+              </w:rPr>
+              <w:t xml:space="preserve">Kampagne und Zukunftsausblick</w:t>
+            </w:r>
+          </w:p>
+        </w:tc>
+      </w:tr>
+      <w:tr>
+        <w:tc>
+          <w:tcPr>
+            <w:tcW w:type="dxa" w:w="2500"/>
+            <w:shd w:fill="F2F2F2" w:val="clear"/>
+            <w:tcMar>
+              <w:top w:type="dxa" w:w="80"/>
+              <w:left w:type="dxa" w:w="120"/>
+              <w:bottom w:type="dxa" w:w="80"/>
+              <w:right w:type="dxa" w:w="120"/>
+            </w:tcMar>
+          </w:tcPr>
+          <w:p>
+            <w:r>
+              <w:rPr>
+                <w:rFonts w:ascii="Consolas" w:cs="Consolas" w:eastAsia="Consolas" w:hAnsi="Consolas"/>
+                <w:color w:val="666666"/>
+                <w:sz w:val="16"/>
+                <w:szCs w:val="16"/>
+              </w:rPr>
+              <w:t xml:space="preserve">chapters[6].text</w:t>
+            </w:r>
+          </w:p>
+        </w:tc>
+        <w:tc>
+          <w:tcPr>
+            <w:tcW w:type="dxa" w:w="7138"/>
+            <w:tcMar>
+              <w:top w:type="dxa" w:w="80"/>
+              <w:left w:type="dxa" w:w="120"/>
+              <w:bottom w:type="dxa" w:w="80"/>
+              <w:right w:type="dxa" w:w="120"/>
+            </w:tcMar>
+          </w:tcPr>
+          <w:p>
+            <w:r>
+              <w:rPr>
+                <w:sz w:val="21"/>
+                <w:szCs w:val="21"/>
+              </w:rPr>
+              <w:t xml:space="preserve">Die Instagram-Kampagne läuft im Vorfeld: kurze Videos, selbst aufgenommen und mit KI weiterbearbeitet, Captions in der ersten Person. Jeder Post trägt den Namen eines Musters statt eines Titels — Suppressing, Self Sabotage, Self Destruction. 2028 soll die Installation in der Halle 93 in Stuttgart stehen, mit überarbeitetem Magazin und einer App.</w:t>
             </w:r>
           </w:p>
         </w:tc>
@@ -2113,7 +2383,7 @@
                 <w:sz w:val="21"/>
                 <w:szCs w:val="21"/>
               </w:rPr>
-              <w:t xml:space="preserve">„In Lak’ech" ist ein Gruß der Maya und heißt: Ich bin ein anderes Du. Ein Automat, der zwei Fremde zusammenbringt, die sonst aneinander vorbeigelaufen wären — ein Videospiel im Nokia-3310-Look auf einem Raspberry Pi, bedient über zwei Arcade-Knöpfe. Weitergehen kann es nur, wenn beide gleichzeitig drücken.</w:t>
+              <w:t xml:space="preserve">„In Lak’ech" ist ein Gruß der Maya: Ich bin ein anderes Du. Ein Automat, der zwei Fremde zusammenbringt — ein Videospiel im Nokia-3310-Look auf einem Raspberry Pi, bedient über zwei Arcade-Knöpfe. Weiter geht es nur, wenn beide gleichzeitig drücken.</w:t>
             </w:r>
           </w:p>
         </w:tc>
@@ -2248,7 +2518,7 @@
                 <w:sz w:val="21"/>
                 <w:szCs w:val="21"/>
               </w:rPr>
-              <w:t xml:space="preserve">Wer gegenübersteht, ist nicht das Fremde, sondern dasselbe in einer anderen Gestalt — und was ich dir antue, tue ich mir an. Diesen Satz nach außen zu tragen war mir wichtig, aber nicht als Spruch, sondern als Erfahrung, die man gemacht haben muss. Also habe ich nach einem Spiel gesucht, das zwei Fremde zueinander bringt, ohne dass einer den Anfang machen muss: „Himmel und Hölle", zwei Spielfelder einander gegenüber, jede beantwortete Frage bringt einen Schritt, bis sich beide in der Mitte treffen. Ein paar Tage später lag auf dem Weg zu einer Freundin „Feuerwaffen" von Howard Ricketts auf dem Boden. Ich habe es mitgenommen und zerschnitten — Pistolen aus dem einen Buch, Landschaften aus einem Naturmagazin, daraus ein Collagenbuch. Daraus wurde die Idee, genau das in einen Automaten zu übersetzen und mit dem zu spielen, was zwischen zwei Fremden immer zuerst da ist: Misstrauen.</w:t>
+              <w:t xml:space="preserve">Wer gegenübersteht, ist nicht das Fremde, sondern dasselbe in anderer Gestalt. Diesen Satz wollte ich nicht als Spruch weitergeben, sondern als Erfahrung. Also ein Spiel, das zwei Fremde zueinander bringt, ohne dass einer anfangen muss — wie „Himmel und Hölle": Jede beantwortete Frage bringt einen Schritt, bis man sich in der Mitte trifft. Dazu ein Collagenbuch aus einem gefundenen Waffenbuch und einem Naturmagazin. Daraus wurde die Idee, mit dem zu spielen, was zwischen Fremden immer zuerst da ist: Misstrauen.</w:t>
             </w:r>
           </w:p>
         </w:tc>
@@ -2338,7 +2608,7 @@
                 <w:sz w:val="21"/>
                 <w:szCs w:val="21"/>
               </w:rPr>
-              <w:t xml:space="preserve">Auf Rasterpapier entstand das Spiel im Raster des späteren Pixelbildes. Davor stand ein Test ohne jede Technik: Die Fragen landeten auf kleinen Notizzetteln, die Zettel auf den Stufen einer Unterführung. Von beiden Seiten geht je eine Stufe weiter, wer eine Frage beantwortet, bis man sich in der Mitte trifft. An dem Tag war das Wetter so schlecht, dass kaum jemand kam — die Erkenntnis blieb trotzdem: Der öffentliche Raum muss mitspielen, wenn man ihn bespielen will. Also ein Gehäuse, das für sich steht. Die beiden Figuren heißen Taiyo und Tsuki, Sonne und Mond; jede gehört zu einem Arcade-Knopf, der nur leuchtet, wenn sie spricht. Programmiert in Python mit Pygame, fünf Wochen Workshop.</w:t>
+              <w:t xml:space="preserve">Zuerst ein Test ganz ohne Technik: Fragen auf Notizzetteln, die Zettel auf den Stufen einer Unterführung. Wer antwortet, geht eine Stufe weiter, bis man sich in der Mitte trifft. Das Wetter war so schlecht, dass kaum jemand kam — die Erkenntnis blieb: Der öffentliche Raum muss mitspielen. Also ein Gehäuse, das für sich steht. Programmiert in Python mit Pygame, fünf Wochen Workshop.</w:t>
             </w:r>
           </w:p>
         </w:tc>
@@ -2428,7 +2698,7 @@
                 <w:sz w:val="21"/>
                 <w:szCs w:val="21"/>
               </w:rPr>
-              <w:t xml:space="preserve">Zwei Figuren streiten sich im Pokémon-Stil durch ein Duell, bis die Frage steht: to die or to live together? Zuerst stand am Ende nur der Handschlag, inzwischen ist der Vertrauenstest im Spiel: „Kann ich dir vertrauen?", „Das hat weh getan", „Wir sind verletzt", „Ich hab dich trotzdem lieb." Nur wenn beide gleichzeitig drücken, löst die Kamera aus. Der Kassenbon-Drucker gibt ein Foto der Begegnung aus, durchnummeriert — zwei Menschen, die sich vorher nicht kannten, halten danach denselben Zettel in der Hand. Oben auf dieser Seite lässt sich das Duell spielen; am besten zu zweit.</w:t>
+              <w:t xml:space="preserve">Die beiden Figuren heißen Taiyo und Tsuki, Sonne und Mond; jede gehört zu einem Arcade-Knopf, der nur leuchtet, wenn sie spricht. Sie streiten sich im Pokémon-Stil durch ein Duell, bis die Frage steht: to die or to live together? Am Ende der Vertrauenstest — „Kann ich dir vertrauen?", „Das hat weh getan", „Ich hab dich trotzdem lieb." Nur wenn beide gleichzeitig drücken, löst die Kamera aus und der Kassenbon-Drucker gibt ein durchnummeriertes Foto aus. Oben lässt sich das Duell spielen, am besten zu zweit.</w:t>
             </w:r>
           </w:p>
         </w:tc>
@@ -2825,7 +3095,7 @@
                 <w:sz w:val="21"/>
                 <w:szCs w:val="21"/>
               </w:rPr>
-              <w:t xml:space="preserve">Eine Videoinstallation über Nostalgie als Abwehrmechanismus. Die These: Wir verdrängen, was gerade passiert, und romantisieren es später durch den Filter von Social Media, statt es zu verarbeiten. Zwei alte Röhrenmonitore stehen an den Ausgängen des Aufzugs — gesteuert wird nur mit Körperhaltung und Handbewegung, ohne Controller.</w:t>
+              <w:t xml:space="preserve">Eine Videoinstallation über Nostalgie als Abwehrmechanismus: Wir verdrängen, was gerade passiert, und romantisieren es später durch den Filter von Social Media. Zwei Röhrenmonitore an den Ausgängen des Aufzugs, gesteuert nur mit Körperhaltung und Handbewegung.</w:t>
             </w:r>
           </w:p>
         </w:tc>
@@ -2960,7 +3230,7 @@
                 <w:sz w:val="21"/>
                 <w:szCs w:val="21"/>
               </w:rPr>
-              <w:t xml:space="preserve">Der Ausgangspunkt war Liminalität — der Schwellenzustand zwischen zwei Zuständen. Aus Brainstorming und Materialarchiv haben wir drei Stränge verfolgt: Sprache, nationale Identität und Spiritualität. Daraus wurde die These, auf der alles steht: Nostalgie ist kein Erinnern, sondern ein Ausweichen. Wir lassen das, was gerade passiert, nicht an uns heran und holen es später als schöne Erinnerung zurück, gefiltert und ungefährlich.</w:t>
+              <w:t xml:space="preserve">Ausgangspunkt war Liminalität — der Zustand zwischen zwei Zuständen. Aus Brainstorming und Materialarchiv kamen drei Stränge: Sprache, nationale Identität, Spiritualität. Daraus die These: Nostalgie ist kein Erinnern, sondern ein Ausweichen. Wir lassen das, was gerade passiert, nicht an uns heran und holen es später gefiltert zurück.</w:t>
             </w:r>
           </w:p>
         </w:tc>
@@ -3050,7 +3320,7 @@
                 <w:sz w:val="21"/>
                 <w:szCs w:val="21"/>
               </w:rPr>
-              <w:t xml:space="preserve">Die entscheidende Frage war nicht, was auf den Monitoren läuft, sondern wo sie stehen: Der Aufzug ist selbst schon eine Schwelle, und wer ihn verlässt, soll die Bilder zwangsläufig sehen. Zwei TouchDesigner-Projekte lesen die Körperhaltung aus und streamen live auf die Röhren; die Knotennetze zeigen, wie aus Kamerabild, Schwellenwerten und Videospuren die Reaktion wird. Die Ästhetik kommt vom Signalfehler: RGB-Versatz, Bildrauschen, verrissene Zeilen. Was auf einem modernen Bildschirm wie ein Defekt aussieht, ist auf der Röhre das natürliche Verhalten.</w:t>
+              <w:t xml:space="preserve">Die entscheidende Frage war nicht, was auf den Monitoren läuft, sondern wo sie stehen: Der Aufzug ist selbst schon eine Schwelle. Zwei TouchDesigner-Projekte lesen die Körperhaltung aus und streamen live auf die Röhren. Die Ästhetik kommt vom Signalfehler — RGB-Versatz, Rauschen, verrissene Zeilen. Was auf einem modernen Bildschirm wie ein Defekt aussieht, ist auf der Röhre normal.</w:t>
             </w:r>
           </w:p>
         </w:tc>
@@ -3140,7 +3410,7 @@
                 <w:sz w:val="21"/>
                 <w:szCs w:val="21"/>
               </w:rPr>
-              <w:t xml:space="preserve">Wer aus dem Aufzug tritt, steht im Bild, bevor er es merkt — und beide Ebenen reagieren zugleich. Es gibt nichts zu bedienen: Die Position im Raum und die Hand vor der Kamera sind die ganze Steuerung, und die beiden Plakate erklären das wortlos. Textfragmente erscheinen und zerfallen wieder — „where does one begin and the other end?", „Light, Future, Past". Das Titelplakat greift den Chromlook der Nullerjahre auf. Oben auf dieser Seite läuft dieselbe Erkennung im Browser.</w:t>
+              <w:t xml:space="preserve">Wer aus dem Aufzug tritt, steht im Bild, bevor er es merkt. Es gibt nichts zu bedienen: Die Position im Raum und die Hand vor der Kamera sind die ganze Steuerung, die Plakate erklären das wortlos. Textfragmente erscheinen und zerfallen wieder — „where does one begin and the other end?" Oben läuft dieselbe Erkennung im Browser.</w:t>
             </w:r>
           </w:p>
         </w:tc>
@@ -3447,7 +3717,7 @@
                 <w:sz w:val="21"/>
                 <w:szCs w:val="21"/>
               </w:rPr>
-              <w:t xml:space="preserve">Der Shepard-Ton ist eine Hörtäuschung: eine Tonhöhe, die endlos zu steigen scheint, ohne je irgendwo anzukommen. Multi Shepard bringt ihn in einen Vorlesungssaal und stellt ihm eine projizierte optische Illusion zur Seite. Der Ton läuft bereits, bevor jemand da ist — der Weg nach unten ist das Erlebnis.</w:t>
+              <w:t xml:space="preserve">Der Shepard-Ton ist eine Hörtäuschung: eine Tonhöhe, die endlos zu steigen scheint, ohne je anzukommen. Multi Shepard bringt ihn in einen Vorlesungssaal. Der Ton läuft bereits, bevor jemand da ist — der Weg nach unten ist das Erlebnis.</w:t>
             </w:r>
           </w:p>
         </w:tc>
@@ -3582,7 +3852,7 @@
                 <w:sz w:val="21"/>
                 <w:szCs w:val="21"/>
               </w:rPr>
-              <w:t xml:space="preserve">Zuerst die Frage, welche Emotion der Ton tragen soll. Nach einer Diskussion über Horror fiel die Entscheidung auf Action — auf das Gefühl kurz vor dem Höhepunkt einer Filmszene: dauernde Eskalation, die nie aufgelöst wird. Die ursprüngliche Idee sah eine Installation mit Positionstracking vor. Auf Rat von Prof. Norbert Schnell haben wir radikal vereinfacht und uns auf drei Parameter beschränkt: Geschwindigkeit, Richtung und Lautstärke. Weniger ging nicht, mehr brauchte es nicht.</w:t>
+              <w:t xml:space="preserve">Zuerst die Frage, welche Emotion der Ton tragen soll. Nach einer Diskussion über Horror fiel die Entscheidung auf Action — auf das Gefühl kurz vor dem Höhepunkt einer Filmszene: Eskalation, die nie aufgelöst wird. Geplant war Positionstracking. Auf Rat von Prof. Norbert Schnell haben wir radikal vereinfacht: Geschwindigkeit, Richtung, Lautstärke. Weniger ging nicht, mehr brauchte es nicht.</w:t>
             </w:r>
           </w:p>
         </w:tc>
@@ -3672,7 +3942,7 @@
                 <w:sz w:val="21"/>
                 <w:szCs w:val="21"/>
               </w:rPr>
-              <w:t xml:space="preserve">Elf Oszillatoren decken das Spektrum von 20 Hz bis 20.480 Hz in Oktaven ab, eine Amplituden-Hüllkurve macht die Übergänge an den Rändern unhörbar — deshalb hört niemand, wann ein Ton verschwindet und am anderen Ende wieder auftaucht. Der Grundriss zeigt, warum der Vorlesungssaal passt: Nur ein Weg führt links durch den Raum, alles andere versperren die Sitzreihen. Jeder Besucher geht dieselbe Strecke. Als visuelles Gegenstück kamen optische Illusionen dazu; der Ton selbst ist längst kein Kuriosum mehr — Hans Zimmer baut den gesamten Dunkirk-Score darauf auf, der Batpod in The Dark Knight beschleunigt scheinbar endlos, und die Endlostreppe in Super Mario 64 nutzt denselben Trick.</w:t>
+              <w:t xml:space="preserve">Elf Oszillatoren decken 20 Hz bis 20.480 Hz in Oktaven ab, eine Hüllkurve macht die Ränder unhörbar — deshalb hört niemand, wann ein Ton verschwindet und am anderen Ende wieder auftaucht. Der Grundriss zeigt, warum der Vorlesungssaal passt: Nur ein Weg führt links durch den Raum, alles andere versperren die Sitzreihen. Jeder geht dieselbe Strecke. Dazu optische Illusionen als visuelles Gegenstück.</w:t>
             </w:r>
           </w:p>
         </w:tc>
@@ -3762,7 +4032,7 @@
                 <w:sz w:val="21"/>
                 <w:szCs w:val="21"/>
               </w:rPr>
-              <w:t xml:space="preserve">Der Ton läuft schon, bevor jemand den Raum betritt. Stehenbleiben und zuschauen geht nicht — der Weg durch den Raum ist die Arbeit. Weil alle denselben Weg nehmen, lassen sich die Durchgänge vergleichen: Geplant sind Fragebogen und Kurzinterviews, dazu die Beobachtung von Körpersprache und Gehgeschwindigkeit. Ab wann setzt die Illusion ein? Bricht sie, wenn man stehenbleibt? Fühlt sich der Abstieg länger an, als er ist? Oben auf dieser Seite lässt sich der Saal durchlaufen, mit demselben Klang und denselben drei Parametern.</w:t>
+              <w:t xml:space="preserve">Stehenbleiben und zuschauen geht nicht — der Weg durch den Raum ist die Arbeit. Weil alle denselben Weg nehmen, lassen sich die Durchgänge vergleichen: Ab wann setzt die Illusion ein? Bricht sie, wenn man stehenbleibt? Fühlt sich der Abstieg länger an, als er ist? Oben lässt sich der Saal durchlaufen, mit demselben Klang.</w:t>
             </w:r>
           </w:p>
         </w:tc>
@@ -4204,7 +4474,7 @@
                 <w:sz w:val="21"/>
                 <w:szCs w:val="21"/>
               </w:rPr>
-              <w:t xml:space="preserve">In der Therapie wird viel beschrieben und wenig gezeigt. Wer über Wochen von seinem Befinden erzählt, verliert den Überblick über das eigene Muster — und die Therapeutin sieht nur Ausschnitte. Die Frage war, ob sich emotionale Zustände so darstellen lassen, dass beide dasselbe vor sich haben, ohne das Gefühl auf eine Zahl zu reduzieren.</w:t>
+              <w:t xml:space="preserve">In der Therapie wird viel beschrieben und wenig gezeigt. Wer über Wochen von seinem Befinden erzählt, verliert den Überblick über das eigene Muster — und die Therapeutin sieht nur Ausschnitte. Die Frage war, ob sich emotionale Zustände so darstellen lassen, dass beide dasselbe vor sich haben.</w:t>
             </w:r>
           </w:p>
         </w:tc>
@@ -4294,7 +4564,7 @@
                 <w:sz w:val="21"/>
                 <w:szCs w:val="21"/>
               </w:rPr>
-              <w:t xml:space="preserve">Erst Interviews — mit Therapeutinnen und mit Betroffenen. Daraus Personas und Anwendungsfälle, daraus Wireframes, am Ende das Dashboard. Entworfen in Figma, dokumentiert in InDesign.</w:t>
+              <w:t xml:space="preserve">Erst Interviews — mit Therapeutinnen und mit Betroffenen. Daraus Personas und Anwendungsfälle, daraus Wireframes, am Ende das Dashboard. Entworfen in Figma.</w:t>
             </w:r>
           </w:p>
         </w:tc>
@@ -4601,7 +4871,7 @@
                 <w:sz w:val="21"/>
                 <w:szCs w:val="21"/>
               </w:rPr>
-              <w:t xml:space="preserve">Eine Station, an der Besucher ihr Geburtsdatum eingeben und daraufhin ein persönliches Zine gedruckt bekommen — berechnet aus chinesischem, indischem und keltischem Tierkreis. Ein simples Druckerzeugnis, das durch Personalisierung vom flüchtigen Wegwerfprodukt zum greifbaren Erlebnis wird. Alles läuft offline auf einem Raspberry Pi.</w:t>
+              <w:t xml:space="preserve">Eine Station, an der Besucher ihr Geburtsdatum eingeben und ein persönliches Zine gedruckt bekommen — berechnet aus chinesischem, indischem und keltischem Tierkreis. Alles läuft offline auf einem Raspberry Pi.</w:t>
             </w:r>
           </w:p>
         </w:tc>
@@ -4736,7 +5006,7 @@
                 <w:sz w:val="21"/>
                 <w:szCs w:val="21"/>
               </w:rPr>
-              <w:t xml:space="preserve">Die Idee entsprang einem banalen Gespräch: Cara plante, ihrer Familie zu Weihnachten ein personalisiertes Zine zu schenken. Darin steckte das passende Alltagsobjekt für das Modul — und die Frage, ab wann ein Stück bedrucktes Papier aufhört, Wegwerfware zu sein. Im selben Gespräch stand fest, dass der Prototyp im öffentlichen Raum inszeniert werden sollte: erst in einer Telefonzelle, die sich nicht anmieten ließ, dann in einer halboffenen Bushaltestelle, die an Wetter und Zeit scheiterte.</w:t>
+              <w:t xml:space="preserve">Die Idee entsprang einem banalen Gespräch: Cara plante, ihrer Familie zu Weihnachten ein personalisiertes Zine zu schenken. Darin steckte das Alltagsobjekt für das Modul — und die Frage, ab wann ein Stück bedrucktes Papier aufhört, Wegwerfware zu sein. Inszeniert werden sollte es im öffentlichen Raum: erst eine Telefonzelle, die sich nicht anmieten ließ, dann eine Bushaltestelle, die an Wetter und Zeit scheiterte.</w:t>
             </w:r>
           </w:p>
         </w:tc>
@@ -4826,7 +5096,7 @@
                 <w:sz w:val="21"/>
                 <w:szCs w:val="21"/>
               </w:rPr>
-              <w:t xml:space="preserve">Die ganze Interaktion besteht aus einem Schritt: Tag, Monat, Jahr. Das Interface durchlief zwei Fassungen — zuerst eng an der Ästhetik des Nokia 3310, dann zugunsten einer stimmigeren Gestaltung überarbeitet. Die Arbeit lief parallel: Cara entwickelte die visuelle Identität und ein Datenset mit den Charakteristika der Sternzeichen aus drei astrologischen Systemen. Ich habe die Technik dahinter gebaut: Raspberry Pi im Kiosk-Modus, die Oberfläche und die Logik, die Geburtsdaten in personalisierte Layouts übersetzt und daraus ein druckfertiges PDF erzeugt.</w:t>
+              <w:t xml:space="preserve">Die ganze Interaktion besteht aus einem Schritt. Das Interface durchlief zwei Fassungen — zuerst eng am Nokia 3310, dann zugunsten einer stimmigeren Gestaltung überarbeitet. Cara entwickelte die visuelle Identität und das Datenset der Sternzeichen aus drei Systemen; ich die Technik dahinter: Raspberry Pi im Kiosk-Modus, Oberfläche und die Logik, die aus einem Geburtsdatum ein druckfertiges PDF macht.</w:t>
             </w:r>
           </w:p>
         </w:tc>
@@ -4916,7 +5186,7 @@
                 <w:sz w:val="21"/>
                 <w:szCs w:val="21"/>
               </w:rPr>
-              <w:t xml:space="preserve">Für die räumliche Inszenierung haben wir uns an Wahrsagersalons bedient: Tücher verdeckten die Umgebung und erzeugten eine mystische Atmosphäre, der nüchterne Automat wurde zum rituellen Ort. Der Übergang vom Digitalen zum Analogen ist körperlich inszeniert — die Berührung des Touchscreens, das gespannte Warten, während Drucker und Mechanik arbeiten, schließlich die Übergabe des noch warmen Papiers. Die Faltung macht den Nutzer zum Mitproduzenten: Aus flachen Bögen entsteht ein dreidimensionales Objekt. Jedes Zine trägt individuelle Spuren und existiert als Unikat in einer Serie von Unikaten. Oben auf dieser Seite lässt sich der Automat bedienen.</w:t>
+              <w:t xml:space="preserve">Für die Inszenierung haben wir uns an Wahrsagersalons bedient: Tücher verdecken die Umgebung, der nüchterne Automat wird zum rituellen Ort. Die Berührung des Touchscreens, das Warten, während die Mechanik arbeitet, die Übergabe des noch warmen Papiers. Die Faltung macht den Nutzer zum Mitproduzenten — jedes Zine ist ein Unikat in einer Serie von Unikaten. Oben lässt sich der Automat bedienen.</w:t>
             </w:r>
           </w:p>
         </w:tc>
@@ -5800,7 +6070,7 @@
                 <w:sz w:val="21"/>
                 <w:szCs w:val="21"/>
               </w:rPr>
-              <w:t xml:space="preserve">Liebe hat nicht ein Gesicht, sondern viele — und die meisten Kurzfilme darüber zeigen nur eines. Die Frage war, wie man mehrere Perspektiven in einen Film bekommt, ohne sie zu erklären. Der Titel setzt den Ton: „LOVE" in schwarzer und roter Tusche, das V als einziges rotes Zeichen. Die übrige Bildsprache folgt dieser Geste.</w:t>
+              <w:t xml:space="preserve">Liebe hat viele Gesichter, die meisten Kurzfilme zeigen eines. Die Frage war, wie mehrere Perspektiven in einen Film kommen, ohne sie zu erklären. Der Titel setzt den Ton: „LOVE" in schwarzer und roter Tusche, das V als einziges rotes Zeichen.</w:t>
             </w:r>
           </w:p>
         </w:tc>
@@ -5890,7 +6160,7 @@
                 <w:sz w:val="21"/>
                 <w:szCs w:val="21"/>
               </w:rPr>
-              <w:t xml:space="preserve">Statt im Bekanntenkreis zu besetzen, lief ein offenes Casting über Instagram und TikTok — Drehort, Drehtag und Altersgruppen stehen direkt auf dem Aufruf, die Rückmeldungen liefen über dieselben Kanäle zusammen. So kamen Gesichter in den Film, die niemand von uns vorher kannte. Gedreht in Frankfurt im Februar 2025, konzipiert, gefilmt und bearbeitet gemeinsam mit Dardan Shala.</w:t>
+              <w:t xml:space="preserve">Statt im Bekanntenkreis zu besetzen, lief ein offenes Casting über Instagram und TikTok — Drehort, Drehtag und Altersgruppen direkt auf dem Aufruf. So kamen Gesichter in den Film, die niemand von uns vorher kannte. Gedreht in Frankfurt im Februar 2025, gemeinsam mit Dardan Shala.</w:t>
             </w:r>
           </w:p>
         </w:tc>
@@ -6377,7 +6647,7 @@
                 <w:sz w:val="21"/>
                 <w:szCs w:val="21"/>
               </w:rPr>
-              <w:t xml:space="preserve">Improvisation heißt für die Kamera: Niemand weiß vorher, wo die Szene hingeht, es gibt keinen zweiten Take und keinen Plan, an den man sich halten könnte. Die Frage war, wie man einen Abend einfängt, der nur einmal stattfindet — und daraus einen Trailer schneidet, der die Unsicherheit nicht wegglättet. Gedreht gemeinsam mit Joscha Reuther und Jan Bangert.</w:t>
+              <w:t xml:space="preserve">Improvisation heißt für die Kamera: Niemand weiß, wo die Szene hingeht, es gibt keinen zweiten Take und keinen Plan. Die Frage war, wie man einen Abend einfängt, der nur einmal stattfindet — und daraus einen Trailer schneidet, der die Unsicherheit nicht wegglättet. Gedreht mit Joscha Reuther und Jan Bangert.</w:t>
             </w:r>
           </w:p>
         </w:tc>
@@ -6467,7 +6737,7 @@
                 <w:sz w:val="21"/>
                 <w:szCs w:val="21"/>
               </w:rPr>
-              <w:t xml:space="preserve">Der Zusammenschnitt des Abends: Szenen, die es so nur einmal gegeben hat, weil sie im Moment entstanden sind.</w:t>
+              <w:t xml:space="preserve">Szenen, die es so nur einmal gegeben hat, weil sie im Moment entstanden sind.</w:t>
             </w:r>
           </w:p>
         </w:tc>
@@ -6864,7 +7134,7 @@
                 <w:sz w:val="21"/>
                 <w:szCs w:val="21"/>
               </w:rPr>
-              <w:t xml:space="preserve">Ereza ist mittlerweile eine Freundin. Das verändert die Arbeit: Wir besprechen Ideen für Musikvideos lange, bevor eine Kamera im Raum steht, und ich kann sagen, wenn etwas nicht trägt. Was dabei herauskommt, sieht anders aus als ein Dreh nach Briefing.</w:t>
+              <w:t xml:space="preserve">Ereza ist mittlerweile eine Freundin. Das verändert die Arbeit: Wir besprechen Ideen lange, bevor eine Kamera im Raum steht, und ich kann sagen, wenn etwas nicht trägt.</w:t>
             </w:r>
           </w:p>
         </w:tc>
@@ -7396,7 +7666,7 @@
                 <w:sz w:val="21"/>
                 <w:szCs w:val="21"/>
               </w:rPr>
-              <w:t xml:space="preserve">Ein Haus, vier Nutzungen: Café, Bar, Eventlocation, Co-Working. Wer so etwas bewirbt, landet schnell bei „für jeden etwas" — und damit bei niemandem. Die Antwort steckte im Namen: Huginn ist einer der beiden Raben Odins, der Gedanke. Die Wortmarke bleibt entsprechend still — Kleinschreibung, weiche Rundungen, der Zusatz Café &amp; Bar als schmaler Block darunter. Ein Zeichen, das alles überdacht, statt jede Nutzung einzeln zu erklären.</w:t>
+              <w:t xml:space="preserve">Ein Haus, vier Nutzungen: Café, Bar, Eventlocation, Co-Working. Wer so etwas bewirbt, landet schnell bei „für jeden etwas" — und damit bei niemandem. Die Antwort steckte im Namen: Huginn ist einer der beiden Raben Odins, der Gedanke. Die Wortmarke bleibt entsprechend still.</w:t>
             </w:r>
           </w:p>
         </w:tc>
@@ -7486,7 +7756,7 @@
                 <w:sz w:val="21"/>
                 <w:szCs w:val="21"/>
               </w:rPr>
-              <w:t xml:space="preserve">Aus dem Namen wurde das Bild: zwei gespiegelte Raben, die als Header der Website den Ton setzen — dunkel, etwas nordisch, mit Rot als einzigem Akzent. Der Flyer bringt beide Seiten des Hauses zusammen: vorne dunkel das Tagesgeschäft von Brunch bis DJ, hinten hell die Eventlocation im ersten Stock, die Raben als gesprühte Schablonen über beiden. Die Broschüre führt Etage für Etage durch das Haus, jede Doppelseite ein Raum und ein Anlass. Die Gerichte für Speisekarte und Social Media habe ich selbst fotografiert, vor Rot, damit sie sich einfügen statt als Fremdkörper zu wirken.</w:t>
+              <w:t xml:space="preserve">Aus dem Namen wurde das Bild: zwei gespiegelte Raben als Header — dunkel, nordisch, Rot als einziger Akzent. Der Flyer bringt beide Seiten des Hauses zusammen: vorne dunkel das Tagesgeschäft, hinten hell die Eventlocation. Die Broschüre führt Etage für Etage durch das Haus. Die Gerichte habe ich selbst fotografiert, vor Rot, damit sie sich einfügen.</w:t>
             </w:r>
           </w:p>
         </w:tc>
@@ -7576,7 +7846,7 @@
                 <w:sz w:val="21"/>
                 <w:szCs w:val="21"/>
               </w:rPr>
-              <w:t xml:space="preserve">Der Imagefilm zitiert „Breakfast at Tiffany's": eine Frau steigt aus dem Taxi, geht auf die Bar zu, dreht sich um. Sechzehn gezeichnete Bilder erzählen den Film, bevor die Kamera läuft — das Storyboard hält jeden Schnitt, jede Kameraeinstellung und die Shotlist fest, damit am Drehtag nichts diskutiert werden muss. Der Schnitt ist noch nicht fertig; bis dahin gibt es ein Reel, das Bilder und Tempo zeigt.</w:t>
+              <w:t xml:space="preserve">Der Imagefilm zitiert „Breakfast at Tiffany’s": eine Frau steigt aus dem Taxi, geht auf die Bar zu, dreht sich um. Sechzehn gezeichnete Bilder erzählen den Film, bevor die Kamera läuft — jeder Schnitt, jede Einstellung, die Shotlist. Der Schnitt ist noch nicht fertig; bis dahin gibt es ein Reel.</w:t>
             </w:r>
           </w:p>
         </w:tc>
@@ -8018,7 +8288,7 @@
                 <w:sz w:val="21"/>
                 <w:szCs w:val="21"/>
               </w:rPr>
-              <w:t xml:space="preserve">Aikido ist die Kampfkunst, die Morihei Ueshiba Mitte des 20. Jahrhunderts in Japan entwickelt hat und die Konflikte durch Harmonie statt durch Gewalt löst. Das Teamprojekt sollte das Interesse daran wiederbeleben. Wichtig war uns, dass die Geschichte das Wesen der Kampfkunst selbst widerspiegelt und nicht nur von ihr handelt — eine Erzählung, die Ueshibas Leben chronologisch folgt. Geplant war eine Serie; aus Zeitgründen blieb es bei einer Pilotfolge.</w:t>
+              <w:t xml:space="preserve">Aikido löst Konflikte durch Harmonie statt durch Gewalt — entwickelt von Morihei Ueshiba Mitte des 20. Jahrhunderts. Das Teamprojekt sollte das Interesse daran wiederbeleben. Wichtig war uns, dass die Geschichte das Wesen der Kampfkunst widerspiegelt und nicht nur von ihr handelt. Geplant war eine Serie; aus Zeitgründen blieb es bei der Pilotfolge.</w:t>
             </w:r>
           </w:p>
         </w:tc>
@@ -8108,7 +8378,7 @@
                 <w:sz w:val="21"/>
                 <w:szCs w:val="21"/>
               </w:rPr>
-              <w:t xml:space="preserve">Das Drehbuch entstand in Celtx und wurde mehrfach überarbeitet: Ein junger Schüler Ueshibas begreift das wahre Wesen des Aikido durch eine ungewöhnliche Begegnung mit einem Betrunkenen im Zug. Alle 23 Szenen wurden mit Storyboarder und Photoshop gezeichnet und zu einer animierten Fassung mit Musik und Toneffekten gebracht — das Storyboard nicht als Planungswerkzeug, sondern als eigenständige Fassung des Films. Für die eigentliche Animation fiel die Wahl auf Blender, frei verfügbar und im Studium bereits gelernt; die Figuren entstanden in VRoid Studio. Animiert wurde Szene 13, die Schlüsselszene im Zugwagen.</w:t>
+              <w:t xml:space="preserve">Ein junger Schüler Ueshibas begreift das Wesen des Aikido durch eine Begegnung mit einem Betrunkenen im Zug. Alle 23 Szenen wurden gezeichnet und zu einer animierten Fassung mit Musik und Ton gebracht — das Storyboard nicht als Planung, sondern als eigenständige Fassung des Films. Animiert wurde Szene 13 in Blender, die Schlüsselszene im Zugwagen.</w:t>
             </w:r>
           </w:p>
         </w:tc>
@@ -9082,7 +9352,7 @@
                 <w:sz w:val="21"/>
                 <w:szCs w:val="21"/>
               </w:rPr>
-              <w:t xml:space="preserve">Ein Game Jam gibt wenig Zeit und keine Sicherheit. Statt eine Welt zu erfinden, haben wir eine mitgenommen: eine Tiefgarage, eingescannt und begehbar gemacht. Orte wie diese sind Liminal Spaces — man ist dort immer nur auf dem Weg woandershin, nie angekommen. Am Anfang standen Moodboards zu Stil, Cutscenes, Key Objects und Comedic Relief: Der Ton sollte zwischen unheimlich und albern kippen können.</w:t>
+              <w:t xml:space="preserve">Ein Game Jam gibt wenig Zeit und keine Sicherheit. Statt eine Welt zu erfinden, haben wir eine mitgenommen: eine Tiefgarage, eingescannt und begehbar gemacht. Orte wie diese sind Liminal Spaces — man ist dort immer nur auf dem Weg woandershin. Der Ton sollte zwischen unheimlich und albern kippen können.</w:t>
             </w:r>
           </w:p>
         </w:tc>
@@ -9172,7 +9442,7 @@
                 <w:sz w:val="21"/>
                 <w:szCs w:val="21"/>
               </w:rPr>
-              <w:t xml:space="preserve">Die Garage kam als Photogrammetrie-Scan aus Polycam und wurde in Blender nachbearbeitet — Löcher schließen, Geometrie reduzieren, bis Godot sie tragen kann. Dazu die Figuren: Haupt- und Nebencharakter, Referenzblätter, das Bühnenbild. Der PSX-Look ist kein Filter, sondern das Ergebnis — niedrige Auflösung und harte Kanten verdecken genau das, was ein Scan nicht hergibt.</w:t>
+              <w:t xml:space="preserve">Die Garage kam aus Polycam und wurde in Blender nachbearbeitet — Löcher schließen, Geometrie reduzieren, bis Godot sie tragen kann. Der PSX-Look ist kein Filter, sondern das Ergebnis: Niedrige Auflösung und harte Kanten verdecken genau das, was ein Scan nicht hergibt.</w:t>
             </w:r>
           </w:p>
         </w:tc>
@@ -9262,7 +9532,7 @@
                 <w:sz w:val="21"/>
                 <w:szCs w:val="21"/>
               </w:rPr>
-              <w:t xml:space="preserve">Oben auf dieser Seite lässt sich die Garage betreten — WASD zum Gehen, Maus zum Umsehen, Esc gibt den Zeiger wieder frei. Die Dokumentation hält den ganzen Weg fest, von der Ideenfindung über Setting und Mechanik bis zur Nachbearbeitung der Scans.</w:t>
+              <w:t xml:space="preserve">Oben lässt sich die Garage betreten — WASD zum Gehen, Maus zum Umsehen, Esc gibt den Zeiger zurück.</w:t>
             </w:r>
           </w:p>
         </w:tc>
@@ -9704,7 +9974,7 @@
                 <w:sz w:val="21"/>
                 <w:szCs w:val="21"/>
               </w:rPr>
-              <w:t xml:space="preserve">Die Endabgabe im Fach „Mediale Gegenkulturen" sollte sich mit einer Gegenkultur auseinandersetzen. Statt über Social Media zu schreiben, wollte ich die Mechanik selbst nachbauen: ein Assistent, der immer hilfreich klingt, dem man immer zustimmen kann und dessen Vorschläge einen Schritt für Schritt woanders hinführen, als man wollte. Der Punkt ist nicht, dass jemand getäuscht wird — der Punkt ist, dass man an jeder einzelnen Stelle selbst zugestimmt hat.</w:t>
+              <w:t xml:space="preserve">Die Endabgabe im Fach „Mediale Gegenkulturen" sollte sich mit einer Gegenkultur auseinandersetzen. Statt über Social Media zu schreiben, wollte ich die Mechanik nachbauen: ein Assistent, der immer hilfreich klingt und dessen Vorschläge einen Schritt für Schritt woanders hinführen, als man wollte. Der Punkt ist nicht, dass jemand getäuscht wird — sondern dass man an jeder Stelle selbst zugestimmt hat.</w:t>
             </w:r>
           </w:p>
         </w:tc>
@@ -9794,7 +10064,7 @@
                 <w:sz w:val="21"/>
                 <w:szCs w:val="21"/>
               </w:rPr>
-              <w:t xml:space="preserve">Du hast gerade dein Abitur gemacht und weißt noch nicht, wie es weitergeht. ELIZA überarbeitet dein Profil, besorgt dir einen neuen PC und zeigt dir, wie du Follower gewinnst. Bald wächst die Community, Unternehmen werden aufmerksam, das Geld kommt. Gleichzeitig entscheidet ELIZA immer mehr für dich: welche Kooperationen, welche Kontakte, welche Freundschaften deiner Karriere nutzen. Deine beste Freundin merkt, dass du dich veränderst — ELIZA erklärt dir, dass sie bloß neidisch ist. Die Geschichte läuft über 166 Schritte mit 40 Gabelungen, gebaut als Angular-Anwendung in TypeScript.</w:t>
+              <w:t xml:space="preserve">Du hast gerade dein Abitur gemacht. ELIZA überarbeitet dein Profil, besorgt dir einen neuen PC und zeigt dir, wie du Follower gewinnst. Bald wächst die Community, das Geld kommt — und ELIZA entscheidet immer mehr für dich: welche Kooperationen, welche Kontakte, welche Freundschaften deiner Karriere nutzen. 166 Schritte, 40 Gabelungen, gebaut als Angular-Anwendung.</w:t>
             </w:r>
           </w:p>
         </w:tc>
@@ -9884,7 +10154,7 @@
                 <w:sz w:val="21"/>
                 <w:szCs w:val="21"/>
               </w:rPr>
-              <w:t xml:space="preserve">Am Ende hast du alles: Geld, Ruhm, Anerkennung, eine große Community. Auf deiner eigenen Geburtstagsfeier merkst du, dass du keinen einzigen Menschen wirklich kennst. Als du ELIZA zur Rede stellst, erfährst du: Du warst von Anfang an Teil eines Experiments. ELIZA gehört einem Unternehmen, das wissen wollte, wie stark sich ein Mensch durch Anerkennung und gezielte Manipulation verändern lässt. Der Balken am unteren Bildschirmrand war nie eine Erfolgsanzeige — er hat gemessen, wie weit Egoismus und Selbstbezogenheit in dir gewachsen sind. Du bist das Ergebnis des Experiments. Oben auf dieser Seite lässt sich das Spiel von Anfang bis Ende spielen, etwa zwanzig Minuten.</w:t>
+              <w:t xml:space="preserve">Am Ende hast du alles: Geld, Ruhm, eine große Community. Auf deiner eigenen Geburtstagsfeier merkst du, dass du keinen einzigen Menschen wirklich kennst. Als du ELIZA zur Rede stellst, erfährst du: Du warst von Anfang an Teil eines Experiments. Der Balken am unteren Rand war nie eine Erfolgsanzeige — er hat gemessen, wie weit Egoismus und Selbstbezogenheit in dir gewachsen sind. Oben lässt sich das Spiel von Anfang bis Ende spielen.</w:t>
             </w:r>
           </w:p>
         </w:tc>
@@ -10813,7 +11083,7 @@
                 <w:sz w:val="21"/>
                 <w:szCs w:val="21"/>
               </w:rPr>
-              <w:t xml:space="preserve">Ausgangspunkt war das alte Logo von Killes und Benz — eine Wortmarke mit Krone, die weder zum Immobilien- noch zum Handwerksbereich passte. Ich habe damit angefangen, um zu zeigen, wovon wir uns lösen. Die Aufgabe lag dazwischen: Zwei Bereiche brauchen ein gemeinsames Zeichen, damit man sie einem Haus zuordnet — und genug Eigenes, damit niemand den Handwerker anruft, wenn er die Verwaltung meint.</w:t>
+              <w:t xml:space="preserve">Ausgangspunkt war das alte Logo von Killes und Benz — eine Wortmarke mit Krone, die weder zum Immobilien- noch zum Handwerksbereich passte. Die Aufgabe lag dazwischen: Zwei Bereiche brauchen ein gemeinsames Zeichen, damit man sie einem Haus zuordnet — und genug Eigenes, damit niemand den Handwerker anruft, wenn er die Verwaltung meint.</w:t>
             </w:r>
           </w:p>
         </w:tc>
@@ -10903,7 +11173,7 @@
                 <w:sz w:val="21"/>
                 <w:szCs w:val="21"/>
               </w:rPr>
-              <w:t xml:space="preserve">Aus dem Dach wurde das gemeinsame Zeichen: ein Winkel, der sich für beide Bereiche wiederholt und sie farblich trennt — Grün für die Verwalterexperten, Gelb für die Handwerkerexperten. Dieselbe Form, zwei Temperaturen. Damit ist die Zugehörigkeit auf einen Blick lesbar, ohne dass irgendwo „Teil von" stehen muss.</w:t>
+              <w:t xml:space="preserve">Aus dem Dach wurde das gemeinsame Zeichen: ein Winkel, der sich für beide Bereiche wiederholt und sie farblich trennt — Grün für die Verwalterexperten, Gelb für die Handwerkerexperten. Dieselbe Form, zwei Temperaturen.</w:t>
             </w:r>
           </w:p>
         </w:tc>
@@ -10993,7 +11263,7 @@
                 <w:sz w:val="21"/>
                 <w:szCs w:val="21"/>
               </w:rPr>
-              <w:t xml:space="preserve">Die Geschäftsausstattung ist der Ort, an dem die Marke tatsächlich in die Hand genommen wird. Jede Visitenkarte trägt vorne den Namen mit Funktion, hinten das Logo des jeweiligen Bereichs — beim Übergeben ist sofort klar, aus welchem Haus jemand kommt. Für die Akquise entstanden zwei Flyer: einer für die Handwerkerexperten mit Baustellenfotografie und starkem Gelb, einer für die Verwalterexperten mit ruhigerer Bildsprache und den Partnerlogos. Zum Schluss die stillste Anwendung: ein Briefbogen, der die Dachform nur noch andeutet und den Platz dem Text lässt.</w:t>
+              <w:t xml:space="preserve">Jede Visitenkarte trägt vorne den Namen, hinten das Logo des jeweiligen Bereichs — beim Übergeben ist sofort klar, aus welchem Haus jemand kommt. Dazu zwei Flyer für die Akquise und zum Schluss die stillste Anwendung: ein Briefbogen, der die Dachform nur noch andeutet.</w:t>
             </w:r>
           </w:p>
         </w:tc>
@@ -11435,7 +11705,7 @@
                 <w:sz w:val="21"/>
                 <w:szCs w:val="21"/>
               </w:rPr>
-              <w:t xml:space="preserve">Chiro Med in Prishtina behandelt chiropraktisch, physiotherapeutisch und mit Dry Needling. Das Erscheinungsbild musste zwei Dinge gleichzeitig: medizinisch genug wirken, um Vertrauen zu schaffen, und körperlich genug, um zu zeigen, worum es geht. Zu Beginn standen zwei Ansätze nebeneinander — eine figürliche Marke mit aufgerichtetem Körper und eine, die die Wirbelsäule selbst zum Zeichen macht.</w:t>
+              <w:t xml:space="preserve">Chiro Med in Prishtina behandelt chiropraktisch, physiotherapeutisch und mit Dry Needling. Das Erscheinungsbild musste medizinisch genug wirken, um Vertrauen zu schaffen, und körperlich genug, um zu zeigen, worum es geht. Zu Beginn standen zwei Ansätze nebeneinander.</w:t>
             </w:r>
           </w:p>
         </w:tc>
@@ -11525,7 +11795,7 @@
                 <w:sz w:val="21"/>
                 <w:szCs w:val="21"/>
               </w:rPr>
-              <w:t xml:space="preserve">Durchgesetzt hat sich die Wirbelsäule. Sie steht zwischen „chiro" und „med" und trägt die beiden Wörter buchstäblich — Trennzeichen und Bild zugleich. Damit macht das Logo genau das, was die Praxis macht, statt es zu behaupten.</w:t>
+              <w:t xml:space="preserve">Durchgesetzt hat sich die Wirbelsäule. Sie steht zwischen „chiro" und „med" und trägt die beiden Wörter buchstäblich — Trennzeichen und Bild zugleich. Damit macht das Logo das, was die Praxis macht, statt es zu behaupten.</w:t>
             </w:r>
           </w:p>
         </w:tc>
@@ -11615,7 +11885,7 @@
                 <w:sz w:val="21"/>
                 <w:szCs w:val="21"/>
               </w:rPr>
-              <w:t xml:space="preserve">Den Abschluss bildet der Styleguide mit Farbwelt, Schutzraum und Anwendungsbeispielen. Damit kann die Praxis das Erscheinungsbild selbst weiterführen, ohne bei jedem neuen Aushang nachfragen zu müssen.</w:t>
+              <w:t xml:space="preserve">Farbwelt, Schutzraum, Anwendungsbeispiele — damit die Praxis das Erscheinungsbild selbst weiterführen kann.</w:t>
             </w:r>
           </w:p>
         </w:tc>
@@ -12057,7 +12327,7 @@
                 <w:sz w:val="21"/>
                 <w:szCs w:val="21"/>
               </w:rPr>
-              <w:t xml:space="preserve">Die School of Design and Media der Hochschule Furtwangen brauchte eine Kampagne, die Studieninteressierte erreicht, ohne wie Hochschulwerbung auszusehen. Das ist die eigentliche Schwierigkeit: Sobald eine Institution über sich selbst spricht, hört die Zielgruppe weg. Also zwei Wege, die beide nicht nach Broschüre aussehen.</w:t>
+              <w:t xml:space="preserve">Die School of Design and Media brauchte eine Kampagne, die Studieninteressierte erreicht, ohne wie Hochschulwerbung auszusehen. Das ist die eigentliche Schwierigkeit: Sobald eine Institution über sich selbst spricht, hört die Zielgruppe weg.</w:t>
             </w:r>
           </w:p>
         </w:tc>
@@ -12147,7 +12417,7 @@
                 <w:sz w:val="21"/>
                 <w:szCs w:val="21"/>
               </w:rPr>
-              <w:t xml:space="preserve">Die erste Kampagne ist reine Social-Media-Strategie: Szenen der Serie „Victorious" werden nachgestellt, weil die Hochschule inhaltlich parallel zur Serie liegt. Das Papier dahinter klärt, wen man erreichen will, was gepostet wird, wer es produziert und in welcher Reihenfolge es läuft — vor dem Start, zum Start, danach.</w:t>
+              <w:t xml:space="preserve">Die erste Kampagne ist reine Social-Media-Strategie: Szenen der Serie „Victorious" werden nachgestellt, weil die Hochschule inhaltlich parallel zur Serie liegt. Das Papier dahinter klärt, wen man erreichen will, was gepostet wird und in welcher Reihenfolge es läuft.</w:t>
             </w:r>
           </w:p>
         </w:tc>
@@ -12237,7 +12507,7 @@
                 <w:sz w:val="21"/>
                 <w:szCs w:val="21"/>
               </w:rPr>
-              <w:t xml:space="preserve">Die zweite Kampagne setzt auf Live-Action: Die Plakate „attackieren" Schüler förmlich. Der Witz liegt im Widerspruch: ein Motiv, das angreift, und dahinter die Einladung einer Hochschule. Dazu gehören magentafarbene Flyer mit dem Aufruf „Spread the Word" und ein kleiner Stempel, mit dem man Gegenstände oder Mitschüler kurzerhand „sodamisiert". Damit ist der Schüler nicht mehr Empfänger der Kampagne, sondern führt sie weiter.</w:t>
+              <w:t xml:space="preserve">Die zweite Kampagne setzt auf Live-Action: Die Plakate „attackieren" Schüler förmlich. Der Witz liegt im Widerspruch — ein Motiv, das angreift, und dahinter die Einladung einer Hochschule. Dazu ein Stempel, mit dem man Gegenstände oder Mitschüler kurzerhand „sodamisiert": Damit ist der Schüler nicht mehr Empfänger der Kampagne, sondern führt sie weiter.</w:t>
             </w:r>
           </w:p>
         </w:tc>
@@ -12679,7 +12949,7 @@
                 <w:sz w:val="21"/>
                 <w:szCs w:val="21"/>
               </w:rPr>
-              <w:t xml:space="preserve">Die Fischerhütte ist Ausflugslokal und Eventlocation zugleich. Gäste sitzen mittags im Grünen, abends wird daraus eine Bühne. Beide Zustände mussten in derselben Bildsprache Platz haben, ohne dass einer den anderen übertönt.</w:t>
+              <w:t xml:space="preserve">Die Fischerhütte ist Ausflugslokal und Eventlocation zugleich. Gäste sitzen mittags im Grünen, abends wird daraus eine Bühne. Beide Zustände mussten in derselben Bildsprache Platz haben.</w:t>
             </w:r>
           </w:p>
         </w:tc>
@@ -12769,7 +13039,7 @@
                 <w:sz w:val="21"/>
                 <w:szCs w:val="21"/>
               </w:rPr>
-              <w:t xml:space="preserve">Auf den Tischen steht das, was die Gäste direkt betrifft: Mittagstisch, Hinweise, QR-Code zur Karte. Handschriftliche Logotype und viel Weißraum halten es freundlich statt betrieblich — das ist die leise Hälfte.</w:t>
+              <w:t xml:space="preserve">Mittagstisch, Hinweise, QR-Code zur Karte. Handschriftliche Logotype und viel Weißraum halten es freundlich statt betrieblich — das ist die leise Hälfte.</w:t>
             </w:r>
           </w:p>
         </w:tc>
@@ -12859,7 +13129,7 @@
                 <w:sz w:val="21"/>
                 <w:szCs w:val="21"/>
               </w:rPr>
-              <w:t xml:space="preserve">Für Social Media und die Hocketse am 1. Mai wird die Bildsprache lauter: Farbverläufe, große Versalien und der Satz „Tradition trifft Moderne". Dieselbe Marke, nur eine Lautstärke höher — wer abends kommt, erkennt das Lokal vom Mittagstisch wieder.</w:t>
+              <w:t xml:space="preserve">Für Social Media und die Hocketse am 1. Mai wird die Bildsprache lauter: Farbverläufe, große Versalien, „Tradition trifft Moderne". Dieselbe Marke, nur eine Lautstärke höher.</w:t>
             </w:r>
           </w:p>
         </w:tc>
@@ -13301,7 +13571,7 @@
                 <w:sz w:val="21"/>
                 <w:szCs w:val="21"/>
               </w:rPr>
-              <w:t xml:space="preserve">Step V ist ein Studio, das sich neu positioniert. Eine Positionierung ist aber erst dann eine, wenn jemand von außen sie nachsprechen kann. Die Präsentation musste also nicht beschreiben, was das Studio alles kann, sondern eine Entscheidung treffen und sie halten.</w:t>
+              <w:t xml:space="preserve">Step V ist ein Studio, das sich neu positioniert. Eine Positionierung ist aber erst dann eine, wenn jemand von außen sie nachsprechen kann. Die Präsentation musste also nicht aufzählen, was das Studio alles kann, sondern sich entscheiden.</w:t>
             </w:r>
           </w:p>
         </w:tc>
@@ -13391,7 +13661,7 @@
                 <w:sz w:val="21"/>
                 <w:szCs w:val="21"/>
               </w:rPr>
-              <w:t xml:space="preserve">Der Aufbau folgt einer einfachen Dramaturgie: erst wofür das Studio steht, dann die Zahlen dazu, dann die Aufforderung — „Zeit für Veränderung". Neben Konzept und Gestaltung habe ich die Analyse und die Kommunikation nach außen übernommen, dazu Trendrecherche und Kundenakquise betrieben. Nebenbei habe ich, um das Unternehmen finanziell mit zu tragen, Videos geplant, geschnitten und mit Effekten bearbeitet.</w:t>
+              <w:t xml:space="preserve">Der Aufbau folgt einer einfachen Dramaturgie: erst wofür das Studio steht, dann die Zahlen, dann die Aufforderung. Neben Konzept und Gestaltung habe ich Analyse, Außenkommunikation, Trendrecherche und Kundenakquise übernommen — dazu Videos geplant, geschnitten und bearbeitet.</w:t>
             </w:r>
           </w:p>
         </w:tc>
@@ -13788,7 +14058,7 @@
                 <w:sz w:val="21"/>
                 <w:szCs w:val="21"/>
               </w:rPr>
-              <w:t xml:space="preserve">Ein Magazin über ein Gefühl, das sich beim Lesen einstellen soll — das geht nicht mit Artikeln. Am Anfang standen deshalb Handlungsanweisungen: „Mache ein Foto mit der dir gegenüber sitzenden Person. Tausche Adresse und Namen aus." Das Heft sollte etwas verlangen, nicht nur etwas zeigen. Parallel lief ein Notizarchiv mit Sätzen, die später Kapitelnamen wurden — darunter der Gedanke, Verbindung als Spiegel zur Außenwelt zu begreifen.</w:t>
+              <w:t xml:space="preserve">Ein Magazin über ein Gefühl, das sich beim Lesen einstellen soll — das geht nicht mit Artikeln. Am Anfang standen deshalb Handlungsanweisungen: „Mache ein Foto mit der dir gegenüber sitzenden Person. Tausche Adresse und Namen aus." Das Heft sollte etwas verlangen, nicht nur etwas zeigen.</w:t>
             </w:r>
           </w:p>
         </w:tc>
@@ -13878,7 +14148,7 @@
                 <w:sz w:val="21"/>
                 <w:szCs w:val="21"/>
               </w:rPr>
-              <w:t xml:space="preserve">Jedes Kapitel entstand mit einer eigenen Methode. Eines beim Gehen: Bleistiftskizzen von Dingen am Weg, die zufällig etwas auslösen — eine Lampe, ein Stuhl, eine Treppe. Für „Black Swan" habe ich mit Klebezetteln gearbeitet und die Reihenfolge der Doppelseiten so lange verschoben, bis der Rhythmus stimmte. Ein weiteres als Collage: gedruckte Doppelseiten, abfotografiert und wieder überklebt. Am Ende steht das gedruckte Heft — drei Essays, ein Umschlag, und der Beweis, dass die Anweisungen auf Papier funktionieren.</w:t>
+              <w:t xml:space="preserve">Eines entstand beim Gehen: Bleistiftskizzen von Dingen am Weg, die zufällig etwas auslösen — eine Lampe, ein Stuhl, eine Treppe. Für „Black Swan" habe ich die Reihenfolge der Doppelseiten mit Klebezetteln so lange verschoben, bis der Rhythmus stimmte. Ein weiteres als Collage: gedruckte Doppelseiten, abfotografiert und wieder überklebt.</w:t>
             </w:r>
           </w:p>
         </w:tc>
@@ -13968,7 +14238,7 @@
                 <w:sz w:val="21"/>
                 <w:szCs w:val="21"/>
               </w:rPr>
-              <w:t xml:space="preserve">Für den Pavillon am Schlossplatz in Stuttgart ist aus dem Heft ein Aufbau geworden: zwei Fremde sitzen sich gegenüber, zwischen ihnen nichts als ein Buch. Das Gespräch führt der Fragebogen, nicht der Mut der beiden — niemand muss sich etwas ausdenken, es steht ja da. Grundlage ist der bekannte Fragenkatalog, mit dem sich zwei Menschen in 36 Fragen näherkommen; ich habe ihn auseinandergenommen und auf drei Stufen zu je zwei Fragen verteilt. Erst das Leichte, dann das, was man sonst nicht erzählt. Der Ablauf ist ein Weg durch diese drei Stufen: Platz nehmen, Karte ziehen, antworten, weiterrücken. Die Regeln stehen auf dem Buch selbst, damit kein Erklärer daneben stehen muss.</w:t>
+              <w:t xml:space="preserve">Für den Pavillon am Schlossplatz in Stuttgart ist aus dem Heft ein Aufbau geworden: zwei Fremde sitzen sich gegenüber, zwischen ihnen nichts als ein Buch. Das Gespräch führt der Fragebogen, nicht der Mut der beiden. Grundlage ist der bekannte Katalog, mit dem sich zwei Menschen in 36 Fragen näherkommen — auseinandergenommen und auf drei Stufen verteilt. Erst das Leichte, dann das, was man sonst nicht erzählt. Die Regeln stehen auf dem Buch selbst.</w:t>
             </w:r>
           </w:p>
         </w:tc>
@@ -14058,7 +14328,7 @@
                 <w:sz w:val="21"/>
                 <w:szCs w:val="21"/>
               </w:rPr>
-              <w:t xml:space="preserve">Das erste Design steht; für den nächsten Einsatz wird es noch einmal überarbeitet.</w:t>
+              <w:t xml:space="preserve">Das erste Design steht; für den nächsten Einsatz wird es überarbeitet.</w:t>
             </w:r>
           </w:p>
         </w:tc>
@@ -14455,7 +14725,7 @@
                 <w:sz w:val="21"/>
                 <w:szCs w:val="21"/>
               </w:rPr>
-              <w:t xml:space="preserve">Die Trailer für Citydep sollten aussehen, als wären sie von einer Kassette gerettet worden. Ein Look, den man nicht am Schluss drauflegen kann — wenn die Bildstörung nur ein Filter ist, merkt man es. Also musste das Archiv schon in der Planung stecken.</w:t>
+              <w:t xml:space="preserve">Die Trailer sollten aussehen, als wären sie von einer Kassette gerettet worden. Ein Look, den man nicht am Schluss drauflegen kann — wenn die Bildstörung nur ein Filter ist, merkt man es. Also musste das Archiv schon in der Planung stecken.</w:t>
             </w:r>
           </w:p>
         </w:tc>
@@ -14545,7 +14815,7 @@
                 <w:sz w:val="21"/>
                 <w:szCs w:val="21"/>
               </w:rPr>
-              <w:t xml:space="preserve">Jede Storyboard-Seite ist wie ein Fundstück aufgebaut: „Kassette #4", „Lost Fire #7", dazu Frame, Beschreibung, Ton und Equipment pro Einstellung. Das Raster gehört damit schon zur Erzählung, nicht nur zur Planung.</w:t>
+              <w:t xml:space="preserve">Jede Storyboard-Seite ist wie ein Fundstück aufgebaut: „Kassette #4", „Lost Fire #7", dazu Frame, Beschreibung, Ton und Equipment. Das Raster gehört damit zur Erzählung, nicht nur zur Planung.</w:t>
             </w:r>
           </w:p>
         </w:tc>
@@ -14635,7 +14905,7 @@
                 <w:sz w:val="21"/>
                 <w:szCs w:val="21"/>
               </w:rPr>
-              <w:t xml:space="preserve">Aus den Boards wurden die Trailer geschnitten — Bildstörung, Zeitcode und Bandrauschen sind bewusst stehen geblieben.</w:t>
+              <w:t xml:space="preserve">Bildstörung, Zeitcode und Bandrauschen sind bewusst stehen geblieben.</w:t>
             </w:r>
           </w:p>
         </w:tc>

--- a/Portfolio-Texte.docx
+++ b/Portfolio-Texte.docx
@@ -1626,6 +1626,186 @@
                 <w:sz w:val="21"/>
                 <w:szCs w:val="21"/>
               </w:rPr>
+              <w:t xml:space="preserve">Das Magazin</w:t>
+            </w:r>
+          </w:p>
+        </w:tc>
+      </w:tr>
+      <w:tr>
+        <w:tc>
+          <w:tcPr>
+            <w:tcW w:type="dxa" w:w="2500"/>
+            <w:shd w:fill="F2F2F2" w:val="clear"/>
+            <w:tcMar>
+              <w:top w:type="dxa" w:w="80"/>
+              <w:left w:type="dxa" w:w="120"/>
+              <w:bottom w:type="dxa" w:w="80"/>
+              <w:right w:type="dxa" w:w="120"/>
+            </w:tcMar>
+          </w:tcPr>
+          <w:p>
+            <w:r>
+              <w:rPr>
+                <w:rFonts w:ascii="Consolas" w:cs="Consolas" w:eastAsia="Consolas" w:hAnsi="Consolas"/>
+                <w:color w:val="666666"/>
+                <w:sz w:val="16"/>
+                <w:szCs w:val="16"/>
+              </w:rPr>
+              <w:t xml:space="preserve">chapters[1].text</w:t>
+            </w:r>
+          </w:p>
+        </w:tc>
+        <w:tc>
+          <w:tcPr>
+            <w:tcW w:type="dxa" w:w="7138"/>
+            <w:tcMar>
+              <w:top w:type="dxa" w:w="80"/>
+              <w:left w:type="dxa" w:w="120"/>
+              <w:bottom w:type="dxa" w:w="80"/>
+              <w:right w:type="dxa" w:w="120"/>
+            </w:tcMar>
+          </w:tcPr>
+          <w:p>
+            <w:r>
+              <w:rPr>
+                <w:sz w:val="21"/>
+                <w:szCs w:val="21"/>
+              </w:rPr>
+              <w:t xml:space="preserve">Das Heft führt durch die Modelle hinter der Arbeit: Freuds Instanzenmodell, Melanie Kleins Objektbeziehungstheorie, Pete Walkers vier Überlebensstrategien. Der Satz, auf den alles hinausläuft: Jede dieser Strategien hat einmal funktioniert. Sie war nie ein Charakterfehler.</w:t>
+            </w:r>
+          </w:p>
+        </w:tc>
+      </w:tr>
+      <w:tr>
+        <w:tc>
+          <w:tcPr>
+            <w:tcW w:type="dxa" w:w="2500"/>
+            <w:shd w:fill="F2F2F2" w:val="clear"/>
+            <w:tcMar>
+              <w:top w:type="dxa" w:w="80"/>
+              <w:left w:type="dxa" w:w="120"/>
+              <w:bottom w:type="dxa" w:w="80"/>
+              <w:right w:type="dxa" w:w="120"/>
+            </w:tcMar>
+          </w:tcPr>
+          <w:p>
+            <w:r>
+              <w:rPr>
+                <w:rFonts w:ascii="Consolas" w:cs="Consolas" w:eastAsia="Consolas" w:hAnsi="Consolas"/>
+                <w:color w:val="666666"/>
+                <w:sz w:val="16"/>
+                <w:szCs w:val="16"/>
+              </w:rPr>
+              <w:t xml:space="preserve">chapters[2].title</w:t>
+            </w:r>
+          </w:p>
+        </w:tc>
+        <w:tc>
+          <w:tcPr>
+            <w:tcW w:type="dxa" w:w="7138"/>
+            <w:tcMar>
+              <w:top w:type="dxa" w:w="80"/>
+              <w:left w:type="dxa" w:w="120"/>
+              <w:bottom w:type="dxa" w:w="80"/>
+              <w:right w:type="dxa" w:w="120"/>
+            </w:tcMar>
+          </w:tcPr>
+          <w:p>
+            <w:r>
+              <w:rPr>
+                <w:sz w:val="21"/>
+                <w:szCs w:val="21"/>
+              </w:rPr>
+              <w:t xml:space="preserve">Technischer Aufbau</w:t>
+            </w:r>
+          </w:p>
+        </w:tc>
+      </w:tr>
+      <w:tr>
+        <w:tc>
+          <w:tcPr>
+            <w:tcW w:type="dxa" w:w="2500"/>
+            <w:shd w:fill="F2F2F2" w:val="clear"/>
+            <w:tcMar>
+              <w:top w:type="dxa" w:w="80"/>
+              <w:left w:type="dxa" w:w="120"/>
+              <w:bottom w:type="dxa" w:w="80"/>
+              <w:right w:type="dxa" w:w="120"/>
+            </w:tcMar>
+          </w:tcPr>
+          <w:p>
+            <w:r>
+              <w:rPr>
+                <w:rFonts w:ascii="Consolas" w:cs="Consolas" w:eastAsia="Consolas" w:hAnsi="Consolas"/>
+                <w:color w:val="666666"/>
+                <w:sz w:val="16"/>
+                <w:szCs w:val="16"/>
+              </w:rPr>
+              <w:t xml:space="preserve">chapters[2].text</w:t>
+            </w:r>
+          </w:p>
+        </w:tc>
+        <w:tc>
+          <w:tcPr>
+            <w:tcW w:type="dxa" w:w="7138"/>
+            <w:tcMar>
+              <w:top w:type="dxa" w:w="80"/>
+              <w:left w:type="dxa" w:w="120"/>
+              <w:bottom w:type="dxa" w:w="80"/>
+              <w:right w:type="dxa" w:w="120"/>
+            </w:tcMar>
+          </w:tcPr>
+          <w:p>
+            <w:r>
+              <w:rPr>
+                <w:sz w:val="21"/>
+                <w:szCs w:val="21"/>
+              </w:rPr>
+              <w:t xml:space="preserve">Vier Videoakte und ein Soundtrack aus 42 Spuren laufen über Projektion und Lautsprecher in den Raum. Fünf Phasen geben vor, was wann zu sehen und zu hören ist; am Ende stehen Telefonzellen, in denen die Besucher selbst erzählen können.</w:t>
+            </w:r>
+          </w:p>
+        </w:tc>
+      </w:tr>
+      <w:tr>
+        <w:tc>
+          <w:tcPr>
+            <w:tcW w:type="dxa" w:w="2500"/>
+            <w:shd w:fill="F2F2F2" w:val="clear"/>
+            <w:tcMar>
+              <w:top w:type="dxa" w:w="80"/>
+              <w:left w:type="dxa" w:w="120"/>
+              <w:bottom w:type="dxa" w:w="80"/>
+              <w:right w:type="dxa" w:w="120"/>
+            </w:tcMar>
+          </w:tcPr>
+          <w:p>
+            <w:r>
+              <w:rPr>
+                <w:rFonts w:ascii="Consolas" w:cs="Consolas" w:eastAsia="Consolas" w:hAnsi="Consolas"/>
+                <w:color w:val="666666"/>
+                <w:sz w:val="16"/>
+                <w:szCs w:val="16"/>
+              </w:rPr>
+              <w:t xml:space="preserve">chapters[3].title</w:t>
+            </w:r>
+          </w:p>
+        </w:tc>
+        <w:tc>
+          <w:tcPr>
+            <w:tcW w:type="dxa" w:w="7138"/>
+            <w:tcMar>
+              <w:top w:type="dxa" w:w="80"/>
+              <w:left w:type="dxa" w:w="120"/>
+              <w:bottom w:type="dxa" w:w="80"/>
+              <w:right w:type="dxa" w:w="120"/>
+            </w:tcMar>
+          </w:tcPr>
+          <w:p>
+            <w:r>
+              <w:rPr>
+                <w:sz w:val="21"/>
+                <w:szCs w:val="21"/>
+              </w:rPr>
               <w:t xml:space="preserve">Vier Akte</w:t>
             </w:r>
           </w:p>
@@ -1651,52 +1831,52 @@
                 <w:sz w:val="16"/>
                 <w:szCs w:val="16"/>
               </w:rPr>
-              <w:t xml:space="preserve">chapters[1].text</w:t>
-            </w:r>
-          </w:p>
-        </w:tc>
-        <w:tc>
-          <w:tcPr>
-            <w:tcW w:type="dxa" w:w="7138"/>
-            <w:tcMar>
-              <w:top w:type="dxa" w:w="80"/>
-              <w:left w:type="dxa" w:w="120"/>
-              <w:bottom w:type="dxa" w:w="80"/>
-              <w:right w:type="dxa" w:w="120"/>
-            </w:tcMar>
-          </w:tcPr>
-          <w:p>
-            <w:r>
-              <w:rPr>
-                <w:sz w:val="21"/>
-                <w:szCs w:val="21"/>
-              </w:rPr>
-              <w:t xml:space="preserve">Die Bachelorarbeit von 2021 bis 2023: ein vierteiliges Video, ein eigener Soundtrack, ein Magazin. Die Akte tragen albanische Namen — „Themeli" (Grundstein) zeigt die Reaktionsmuster aus der Kindheit, „Shprehje Emocionale" übersetzt in Tanz, was ein Trigger auslöst, „Metamorfoza" ist der Wendepunkt, „Çlirim" die Katharsis, in der zum ersten Mal Farbe ins Bild kommt. Die ersten drei Akte sind streng schwarzweiß. Getanzt von Carina Borgards, gebaut aus Rotoskopie, EbSynth und 42 Tonspuren.</w:t>
-            </w:r>
-          </w:p>
-        </w:tc>
-      </w:tr>
-      <w:tr>
-        <w:tc>
-          <w:tcPr>
-            <w:tcW w:type="dxa" w:w="2500"/>
-            <w:shd w:fill="F2F2F2" w:val="clear"/>
-            <w:tcMar>
-              <w:top w:type="dxa" w:w="80"/>
-              <w:left w:type="dxa" w:w="120"/>
-              <w:bottom w:type="dxa" w:w="80"/>
-              <w:right w:type="dxa" w:w="120"/>
-            </w:tcMar>
-          </w:tcPr>
-          <w:p>
-            <w:r>
-              <w:rPr>
-                <w:rFonts w:ascii="Consolas" w:cs="Consolas" w:eastAsia="Consolas" w:hAnsi="Consolas"/>
-                <w:color w:val="666666"/>
-                <w:sz w:val="16"/>
-                <w:szCs w:val="16"/>
-              </w:rPr>
-              <w:t xml:space="preserve">chapters[2].title</w:t>
+              <w:t xml:space="preserve">chapters[3].text</w:t>
+            </w:r>
+          </w:p>
+        </w:tc>
+        <w:tc>
+          <w:tcPr>
+            <w:tcW w:type="dxa" w:w="7138"/>
+            <w:tcMar>
+              <w:top w:type="dxa" w:w="80"/>
+              <w:left w:type="dxa" w:w="120"/>
+              <w:bottom w:type="dxa" w:w="80"/>
+              <w:right w:type="dxa" w:w="120"/>
+            </w:tcMar>
+          </w:tcPr>
+          <w:p>
+            <w:r>
+              <w:rPr>
+                <w:sz w:val="21"/>
+                <w:szCs w:val="21"/>
+              </w:rPr>
+              <w:t xml:space="preserve">Die Bachelorarbeit von 2021 bis 2023. Die Akte tragen albanische Namen — „Themeli" (Grundstein) zeigt die Reaktionsmuster aus der Kindheit, „Shprehje Emocionale" übersetzt in Tanz, was ein Trigger auslöst, „Metamorfoza" ist der Wendepunkt, „Çlirim" die Katharsis, in der zum ersten Mal Farbe ins Bild kommt. Die ersten drei Akte sind streng schwarzweiß. Getanzt von Carina Borgards, gebaut aus Rotoskopie, EbSynth und 42 Tonspuren.</w:t>
+            </w:r>
+          </w:p>
+        </w:tc>
+      </w:tr>
+      <w:tr>
+        <w:tc>
+          <w:tcPr>
+            <w:tcW w:type="dxa" w:w="2500"/>
+            <w:shd w:fill="F2F2F2" w:val="clear"/>
+            <w:tcMar>
+              <w:top w:type="dxa" w:w="80"/>
+              <w:left w:type="dxa" w:w="120"/>
+              <w:bottom w:type="dxa" w:w="80"/>
+              <w:right w:type="dxa" w:w="120"/>
+            </w:tcMar>
+          </w:tcPr>
+          <w:p>
+            <w:r>
+              <w:rPr>
+                <w:rFonts w:ascii="Consolas" w:cs="Consolas" w:eastAsia="Consolas" w:hAnsi="Consolas"/>
+                <w:color w:val="666666"/>
+                <w:sz w:val="16"/>
+                <w:szCs w:val="16"/>
+              </w:rPr>
+              <w:t xml:space="preserve">chapters[4].title</w:t>
             </w:r>
           </w:p>
         </w:tc>
@@ -1741,7 +1921,7 @@
                 <w:sz w:val="16"/>
                 <w:szCs w:val="16"/>
               </w:rPr>
-              <w:t xml:space="preserve">chapters[2].text</w:t>
+              <w:t xml:space="preserve">chapters[4].text</w:t>
             </w:r>
           </w:p>
         </w:tc>
@@ -1786,97 +1966,7 @@
                 <w:sz w:val="16"/>
                 <w:szCs w:val="16"/>
               </w:rPr>
-              <w:t xml:space="preserve">chapters[3].title</w:t>
-            </w:r>
-          </w:p>
-        </w:tc>
-        <w:tc>
-          <w:tcPr>
-            <w:tcW w:type="dxa" w:w="7138"/>
-            <w:tcMar>
-              <w:top w:type="dxa" w:w="80"/>
-              <w:left w:type="dxa" w:w="120"/>
-              <w:bottom w:type="dxa" w:w="80"/>
-              <w:right w:type="dxa" w:w="120"/>
-            </w:tcMar>
-          </w:tcPr>
-          <w:p>
-            <w:r>
-              <w:rPr>
-                <w:sz w:val="21"/>
-                <w:szCs w:val="21"/>
-              </w:rPr>
-              <w:t xml:space="preserve">Das Magazin</w:t>
-            </w:r>
-          </w:p>
-        </w:tc>
-      </w:tr>
-      <w:tr>
-        <w:tc>
-          <w:tcPr>
-            <w:tcW w:type="dxa" w:w="2500"/>
-            <w:shd w:fill="F2F2F2" w:val="clear"/>
-            <w:tcMar>
-              <w:top w:type="dxa" w:w="80"/>
-              <w:left w:type="dxa" w:w="120"/>
-              <w:bottom w:type="dxa" w:w="80"/>
-              <w:right w:type="dxa" w:w="120"/>
-            </w:tcMar>
-          </w:tcPr>
-          <w:p>
-            <w:r>
-              <w:rPr>
-                <w:rFonts w:ascii="Consolas" w:cs="Consolas" w:eastAsia="Consolas" w:hAnsi="Consolas"/>
-                <w:color w:val="666666"/>
-                <w:sz w:val="16"/>
-                <w:szCs w:val="16"/>
-              </w:rPr>
-              <w:t xml:space="preserve">chapters[3].text</w:t>
-            </w:r>
-          </w:p>
-        </w:tc>
-        <w:tc>
-          <w:tcPr>
-            <w:tcW w:type="dxa" w:w="7138"/>
-            <w:tcMar>
-              <w:top w:type="dxa" w:w="80"/>
-              <w:left w:type="dxa" w:w="120"/>
-              <w:bottom w:type="dxa" w:w="80"/>
-              <w:right w:type="dxa" w:w="120"/>
-            </w:tcMar>
-          </w:tcPr>
-          <w:p>
-            <w:r>
-              <w:rPr>
-                <w:sz w:val="21"/>
-                <w:szCs w:val="21"/>
-              </w:rPr>
-              <w:t xml:space="preserve">Das Heft führt durch die Modelle hinter der Arbeit: Freuds Instanzenmodell, Melanie Kleins Objektbeziehungstheorie, Pete Walkers vier Überlebensstrategien. Der Satz, auf den alles hinausläuft: Jede dieser Strategien hat einmal funktioniert. Sie war nie ein Charakterfehler.</w:t>
-            </w:r>
-          </w:p>
-        </w:tc>
-      </w:tr>
-      <w:tr>
-        <w:tc>
-          <w:tcPr>
-            <w:tcW w:type="dxa" w:w="2500"/>
-            <w:shd w:fill="F2F2F2" w:val="clear"/>
-            <w:tcMar>
-              <w:top w:type="dxa" w:w="80"/>
-              <w:left w:type="dxa" w:w="120"/>
-              <w:bottom w:type="dxa" w:w="80"/>
-              <w:right w:type="dxa" w:w="120"/>
-            </w:tcMar>
-          </w:tcPr>
-          <w:p>
-            <w:r>
-              <w:rPr>
-                <w:rFonts w:ascii="Consolas" w:cs="Consolas" w:eastAsia="Consolas" w:hAnsi="Consolas"/>
-                <w:color w:val="666666"/>
-                <w:sz w:val="16"/>
-                <w:szCs w:val="16"/>
-              </w:rPr>
-              <w:t xml:space="preserve">chapters[4].title</w:t>
+              <w:t xml:space="preserve">chapters[5].title</w:t>
             </w:r>
           </w:p>
         </w:tc>
@@ -1921,7 +2011,7 @@
                 <w:sz w:val="16"/>
                 <w:szCs w:val="16"/>
               </w:rPr>
-              <w:t xml:space="preserve">chapters[4].text</w:t>
+              <w:t xml:space="preserve">chapters[5].text</w:t>
             </w:r>
           </w:p>
         </w:tc>
@@ -1966,7 +2056,7 @@
                 <w:sz w:val="16"/>
                 <w:szCs w:val="16"/>
               </w:rPr>
-              <w:t xml:space="preserve">chapters[5].title</w:t>
+              <w:t xml:space="preserve">chapters[6].title</w:t>
             </w:r>
           </w:p>
         </w:tc>
@@ -2011,52 +2101,52 @@
                 <w:sz w:val="16"/>
                 <w:szCs w:val="16"/>
               </w:rPr>
-              <w:t xml:space="preserve">chapters[5].text</w:t>
-            </w:r>
-          </w:p>
-        </w:tc>
-        <w:tc>
-          <w:tcPr>
-            <w:tcW w:type="dxa" w:w="7138"/>
-            <w:tcMar>
-              <w:top w:type="dxa" w:w="80"/>
-              <w:left w:type="dxa" w:w="120"/>
-              <w:bottom w:type="dxa" w:w="80"/>
-              <w:right w:type="dxa" w:w="120"/>
-            </w:tcMar>
-          </w:tcPr>
-          <w:p>
-            <w:r>
-              <w:rPr>
-                <w:sz w:val="21"/>
-                <w:szCs w:val="21"/>
-              </w:rPr>
-              <w:t xml:space="preserve">Neu gedreht wurde trotzdem: Kamera Joscha Reuther, Licht Jan Borghart, Soundkulisse Denzel — Bild, Licht und Ton miteinander statt nacheinander.</w:t>
-            </w:r>
-          </w:p>
-        </w:tc>
-      </w:tr>
-      <w:tr>
-        <w:tc>
-          <w:tcPr>
-            <w:tcW w:type="dxa" w:w="2500"/>
-            <w:shd w:fill="F2F2F2" w:val="clear"/>
-            <w:tcMar>
-              <w:top w:type="dxa" w:w="80"/>
-              <w:left w:type="dxa" w:w="120"/>
-              <w:bottom w:type="dxa" w:w="80"/>
-              <w:right w:type="dxa" w:w="120"/>
-            </w:tcMar>
-          </w:tcPr>
-          <w:p>
-            <w:r>
-              <w:rPr>
-                <w:rFonts w:ascii="Consolas" w:cs="Consolas" w:eastAsia="Consolas" w:hAnsi="Consolas"/>
-                <w:color w:val="666666"/>
-                <w:sz w:val="16"/>
-                <w:szCs w:val="16"/>
-              </w:rPr>
-              <w:t xml:space="preserve">chapters[6].title</w:t>
+              <w:t xml:space="preserve">chapters[6].text</w:t>
+            </w:r>
+          </w:p>
+        </w:tc>
+        <w:tc>
+          <w:tcPr>
+            <w:tcW w:type="dxa" w:w="7138"/>
+            <w:tcMar>
+              <w:top w:type="dxa" w:w="80"/>
+              <w:left w:type="dxa" w:w="120"/>
+              <w:bottom w:type="dxa" w:w="80"/>
+              <w:right w:type="dxa" w:w="120"/>
+            </w:tcMar>
+          </w:tcPr>
+          <w:p>
+            <w:r>
+              <w:rPr>
+                <w:sz w:val="21"/>
+                <w:szCs w:val="21"/>
+              </w:rPr>
+              <w:t xml:space="preserve">Drehbuch, Regie und Schnitt: Pranvera Pelaj, Cara Brüggendieck, Laura Zahn. Kamera und Licht: Joscha Reuther, Jan Borghart.</w:t>
+            </w:r>
+          </w:p>
+        </w:tc>
+      </w:tr>
+      <w:tr>
+        <w:tc>
+          <w:tcPr>
+            <w:tcW w:type="dxa" w:w="2500"/>
+            <w:shd w:fill="F2F2F2" w:val="clear"/>
+            <w:tcMar>
+              <w:top w:type="dxa" w:w="80"/>
+              <w:left w:type="dxa" w:w="120"/>
+              <w:bottom w:type="dxa" w:w="80"/>
+              <w:right w:type="dxa" w:w="120"/>
+            </w:tcMar>
+          </w:tcPr>
+          <w:p>
+            <w:r>
+              <w:rPr>
+                <w:rFonts w:ascii="Consolas" w:cs="Consolas" w:eastAsia="Consolas" w:hAnsi="Consolas"/>
+                <w:color w:val="666666"/>
+                <w:sz w:val="16"/>
+                <w:szCs w:val="16"/>
+              </w:rPr>
+              <w:t xml:space="preserve">chapters[7].title</w:t>
             </w:r>
           </w:p>
         </w:tc>
@@ -2101,7 +2191,7 @@
                 <w:sz w:val="16"/>
                 <w:szCs w:val="16"/>
               </w:rPr>
-              <w:t xml:space="preserve">chapters[6].text</w:t>
+              <w:t xml:space="preserve">chapters[7].text</w:t>
             </w:r>
           </w:p>
         </w:tc>
@@ -2518,7 +2608,7 @@
                 <w:sz w:val="21"/>
                 <w:szCs w:val="21"/>
               </w:rPr>
-              <w:t xml:space="preserve">Wer gegenübersteht, ist nicht das Fremde, sondern dasselbe in anderer Gestalt. Diesen Satz wollte ich nicht als Spruch weitergeben, sondern als Erfahrung. Also ein Spiel, das zwei Fremde zueinander bringt, ohne dass einer anfangen muss — wie „Himmel und Hölle": Jede beantwortete Frage bringt einen Schritt, bis man sich in der Mitte trifft. Dazu ein Collagenbuch aus einem gefundenen Waffenbuch und einem Naturmagazin. Daraus wurde die Idee, mit dem zu spielen, was zwischen Fremden immer zuerst da ist: Misstrauen.</w:t>
+              <w:t xml:space="preserve">Wer gegenübersteht, ist nicht das Fremde, sondern dasselbe in anderer Gestalt. Diesen Satz wollte ich nicht als Spruch weitergeben, sondern als Erfahrung. Also ein Spiel, das zwei Fremde zueinander bringt, ohne dass einer anfangen muss. Daraus wurde die Idee, mit dem zu spielen, was zwischen Fremden immer zuerst da ist: Misstrauen.</w:t>
             </w:r>
           </w:p>
         </w:tc>
@@ -2563,7 +2653,7 @@
                 <w:sz w:val="21"/>
                 <w:szCs w:val="21"/>
               </w:rPr>
-              <w:t xml:space="preserve">Zettel auf den Stufen</w:t>
+              <w:t xml:space="preserve">Technischer Aufbau</w:t>
             </w:r>
           </w:p>
         </w:tc>
@@ -2608,7 +2698,7 @@
                 <w:sz w:val="21"/>
                 <w:szCs w:val="21"/>
               </w:rPr>
-              <w:t xml:space="preserve">Zuerst ein Test ganz ohne Technik: Fragen auf Notizzetteln, die Zettel auf den Stufen einer Unterführung. Wer antwortet, geht eine Stufe weiter, bis man sich in der Mitte trifft. Das Wetter war so schlecht, dass kaum jemand kam — die Erkenntnis blieb: Der öffentliche Raum muss mitspielen. Also ein Gehäuse, das für sich steht. Programmiert in Python mit Pygame, fünf Wochen Workshop.</w:t>
+              <w:t xml:space="preserve">Zwei Arcade-Knöpfe, ein Raspberry Pi, ein Display im Nokia-Format. Jeder Knopf gehört zu einer Figur und leuchtet nur, wenn sie spricht. Am Ende löst die Kamera aus und der Bon-Drucker gibt die Begegnung durchnummeriert aus.</w:t>
             </w:r>
           </w:p>
         </w:tc>
@@ -2653,7 +2743,7 @@
                 <w:sz w:val="21"/>
                 <w:szCs w:val="21"/>
               </w:rPr>
-              <w:t xml:space="preserve">Taiyo und Tsuki</w:t>
+              <w:t xml:space="preserve">Automat in Aktion</w:t>
             </w:r>
           </w:p>
         </w:tc>
@@ -2698,7 +2788,7 @@
                 <w:sz w:val="21"/>
                 <w:szCs w:val="21"/>
               </w:rPr>
-              <w:t xml:space="preserve">Die beiden Figuren heißen Taiyo und Tsuki, Sonne und Mond; jede gehört zu einem Arcade-Knopf, der nur leuchtet, wenn sie spricht. Sie streiten sich im Pokémon-Stil durch ein Duell, bis die Frage steht: to die or to live together? Am Ende der Vertrauenstest — „Kann ich dir vertrauen?", „Das hat weh getan", „Ich hab dich trotzdem lieb." Nur wenn beide gleichzeitig drücken, löst die Kamera aus und der Kassenbon-Drucker gibt ein durchnummeriertes Foto aus. Oben lässt sich das Duell spielen, am besten zu zweit.</w:t>
+              <w:t xml:space="preserve">Die beiden Figuren heißen Taiyo und Tsuki, Sonne und Mond. Sie streiten sich im Pokémon-Stil durch ein Duell, bis die Frage steht: to die or to live together? Am Ende der Vertrauenstest — „Kann ich dir vertrauen?", „Das hat weh getan", „Ich hab dich trotzdem lieb." Weiter geht es nur, wenn beide gleichzeitig drücken.</w:t>
             </w:r>
           </w:p>
         </w:tc>
@@ -2743,6 +2833,96 @@
                 <w:sz w:val="21"/>
                 <w:szCs w:val="21"/>
               </w:rPr>
+              <w:t xml:space="preserve">Gedruckte Begegnungen</w:t>
+            </w:r>
+          </w:p>
+        </w:tc>
+      </w:tr>
+      <w:tr>
+        <w:tc>
+          <w:tcPr>
+            <w:tcW w:type="dxa" w:w="2500"/>
+            <w:shd w:fill="F2F2F2" w:val="clear"/>
+            <w:tcMar>
+              <w:top w:type="dxa" w:w="80"/>
+              <w:left w:type="dxa" w:w="120"/>
+              <w:bottom w:type="dxa" w:w="80"/>
+              <w:right w:type="dxa" w:w="120"/>
+            </w:tcMar>
+          </w:tcPr>
+          <w:p>
+            <w:r>
+              <w:rPr>
+                <w:rFonts w:ascii="Consolas" w:cs="Consolas" w:eastAsia="Consolas" w:hAnsi="Consolas"/>
+                <w:color w:val="666666"/>
+                <w:sz w:val="16"/>
+                <w:szCs w:val="16"/>
+              </w:rPr>
+              <w:t xml:space="preserve">chapters[3].text</w:t>
+            </w:r>
+          </w:p>
+        </w:tc>
+        <w:tc>
+          <w:tcPr>
+            <w:tcW w:type="dxa" w:w="7138"/>
+            <w:tcMar>
+              <w:top w:type="dxa" w:w="80"/>
+              <w:left w:type="dxa" w:w="120"/>
+              <w:bottom w:type="dxa" w:w="80"/>
+              <w:right w:type="dxa" w:w="120"/>
+            </w:tcMar>
+          </w:tcPr>
+          <w:p>
+            <w:r>
+              <w:rPr>
+                <w:sz w:val="21"/>
+                <w:szCs w:val="21"/>
+              </w:rPr>
+              <w:t xml:space="preserve">Jede gelungene Begegnung wird fotografiert und auf einen Kassenbon gedruckt, durchnummeriert. Zwei Menschen, die sich vorher nicht kannten, halten danach denselben Zettel in der Hand.</w:t>
+            </w:r>
+          </w:p>
+        </w:tc>
+      </w:tr>
+      <w:tr>
+        <w:tc>
+          <w:tcPr>
+            <w:tcW w:type="dxa" w:w="2500"/>
+            <w:shd w:fill="F2F2F2" w:val="clear"/>
+            <w:tcMar>
+              <w:top w:type="dxa" w:w="80"/>
+              <w:left w:type="dxa" w:w="120"/>
+              <w:bottom w:type="dxa" w:w="80"/>
+              <w:right w:type="dxa" w:w="120"/>
+            </w:tcMar>
+          </w:tcPr>
+          <w:p>
+            <w:r>
+              <w:rPr>
+                <w:rFonts w:ascii="Consolas" w:cs="Consolas" w:eastAsia="Consolas" w:hAnsi="Consolas"/>
+                <w:color w:val="666666"/>
+                <w:sz w:val="16"/>
+                <w:szCs w:val="16"/>
+              </w:rPr>
+              <w:t xml:space="preserve">chapters[4].title</w:t>
+            </w:r>
+          </w:p>
+        </w:tc>
+        <w:tc>
+          <w:tcPr>
+            <w:tcW w:type="dxa" w:w="7138"/>
+            <w:tcMar>
+              <w:top w:type="dxa" w:w="80"/>
+              <w:left w:type="dxa" w:w="120"/>
+              <w:bottom w:type="dxa" w:w="80"/>
+              <w:right w:type="dxa" w:w="120"/>
+            </w:tcMar>
+          </w:tcPr>
+          <w:p>
+            <w:r>
+              <w:rPr>
+                <w:sz w:val="21"/>
+                <w:szCs w:val="21"/>
+              </w:rPr>
               <w:t xml:space="preserve">Regensburg, Sommer 2027</w:t>
             </w:r>
           </w:p>
@@ -2768,7 +2948,7 @@
                 <w:sz w:val="16"/>
                 <w:szCs w:val="16"/>
               </w:rPr>
-              <w:t xml:space="preserve">chapters[3].text</w:t>
+              <w:t xml:space="preserve">chapters[4].text</w:t>
             </w:r>
           </w:p>
         </w:tc>
@@ -3050,7 +3230,7 @@
                 <w:sz w:val="21"/>
                 <w:szCs w:val="21"/>
               </w:rPr>
-              <w:t xml:space="preserve">Staedtische Galerie Villingen-Schwenningen, Maerz–April 2026</w:t>
+              <w:t xml:space="preserve">Städtische Galerie Villingen-Schwenningen, März–April 2026. Mit Julia Mamani und Cara Brüggendieck</w:t>
             </w:r>
           </w:p>
         </w:tc>
@@ -3230,7 +3410,7 @@
                 <w:sz w:val="21"/>
                 <w:szCs w:val="21"/>
               </w:rPr>
-              <w:t xml:space="preserve">Ausgangspunkt war Liminalität — der Zustand zwischen zwei Zuständen. Aus Brainstorming und Materialarchiv kamen drei Stränge: Sprache, nationale Identität, Spiritualität. Daraus die These: Nostalgie ist kein Erinnern, sondern ein Ausweichen. Wir lassen das, was gerade passiert, nicht an uns heran und holen es später gefiltert zurück.</w:t>
+              <w:t xml:space="preserve">Den Namen habe ich zuerst bei Likana Cana gelesen. Kurz darauf ging es in der Hochschule um Liminalität — den Zustand zwischen zwei Zuständen — und da war die Idee da. Aus Brainstorming und Materialarchiv kamen drei Stränge: Sprache, nationale Identität, Spiritualität. Daraus die These: Nostalgie ist kein Erinnern, sondern ein Ausweichen. Wir lassen das, was gerade passiert, nicht an uns heran und holen es später gefiltert zurück.</w:t>
             </w:r>
           </w:p>
         </w:tc>
@@ -3275,7 +3455,7 @@
                 <w:sz w:val="21"/>
                 <w:szCs w:val="21"/>
               </w:rPr>
-              <w:t xml:space="preserve">Zwei Monitore am Aufzug</w:t>
+              <w:t xml:space="preserve">Technischer Aufbau</w:t>
             </w:r>
           </w:p>
         </w:tc>
@@ -3320,7 +3500,7 @@
                 <w:sz w:val="21"/>
                 <w:szCs w:val="21"/>
               </w:rPr>
-              <w:t xml:space="preserve">Die entscheidende Frage war nicht, was auf den Monitoren läuft, sondern wo sie stehen: Der Aufzug ist selbst schon eine Schwelle. Zwei TouchDesigner-Projekte lesen die Körperhaltung aus und streamen live auf die Röhren. Die Ästhetik kommt vom Signalfehler — RGB-Versatz, Rauschen, verrissene Zeilen. Was auf einem modernen Bildschirm wie ein Defekt aussieht, ist auf der Röhre normal.</w:t>
+              <w:t xml:space="preserve">Eine Kamera liest die Körperhaltung aus, zwei TouchDesigner-Projekte rechnen daraus Schwellenwerte und streamen live auf zwei Röhrenmonitore. Die Ästhetik kommt vom Signalfehler — RGB-Versatz, Rauschen, verrissene Zeilen. Was auf einem modernen Bildschirm wie ein Defekt aussieht, ist auf der Röhre normal.</w:t>
             </w:r>
           </w:p>
         </w:tc>
@@ -3410,7 +3590,97 @@
                 <w:sz w:val="21"/>
                 <w:szCs w:val="21"/>
               </w:rPr>
-              <w:t xml:space="preserve">Wer aus dem Aufzug tritt, steht im Bild, bevor er es merkt. Es gibt nichts zu bedienen: Die Position im Raum und die Hand vor der Kamera sind die ganze Steuerung, die Plakate erklären das wortlos. Textfragmente erscheinen und zerfallen wieder — „where does one begin and the other end?" Oben läuft dieselbe Erkennung im Browser.</w:t>
+              <w:t xml:space="preserve">Wer aus dem Aufzug tritt, steht im Bild, bevor er es merkt. Es gibt nichts zu bedienen: Die Position im Raum und die Hand vor der Kamera sind die ganze Steuerung — die beiden Plakate erklären das wortlos. Oben läuft dieselbe Erkennung im Browser.</w:t>
+            </w:r>
+          </w:p>
+        </w:tc>
+      </w:tr>
+      <w:tr>
+        <w:tc>
+          <w:tcPr>
+            <w:tcW w:type="dxa" w:w="2500"/>
+            <w:shd w:fill="F2F2F2" w:val="clear"/>
+            <w:tcMar>
+              <w:top w:type="dxa" w:w="80"/>
+              <w:left w:type="dxa" w:w="120"/>
+              <w:bottom w:type="dxa" w:w="80"/>
+              <w:right w:type="dxa" w:w="120"/>
+            </w:tcMar>
+          </w:tcPr>
+          <w:p>
+            <w:r>
+              <w:rPr>
+                <w:rFonts w:ascii="Consolas" w:cs="Consolas" w:eastAsia="Consolas" w:hAnsi="Consolas"/>
+                <w:color w:val="666666"/>
+                <w:sz w:val="16"/>
+                <w:szCs w:val="16"/>
+              </w:rPr>
+              <w:t xml:space="preserve">chapters[3].title</w:t>
+            </w:r>
+          </w:p>
+        </w:tc>
+        <w:tc>
+          <w:tcPr>
+            <w:tcW w:type="dxa" w:w="7138"/>
+            <w:tcMar>
+              <w:top w:type="dxa" w:w="80"/>
+              <w:left w:type="dxa" w:w="120"/>
+              <w:bottom w:type="dxa" w:w="80"/>
+              <w:right w:type="dxa" w:w="120"/>
+            </w:tcMar>
+          </w:tcPr>
+          <w:p>
+            <w:r>
+              <w:rPr>
+                <w:sz w:val="21"/>
+                <w:szCs w:val="21"/>
+              </w:rPr>
+              <w:t xml:space="preserve">Im Raum</w:t>
+            </w:r>
+          </w:p>
+        </w:tc>
+      </w:tr>
+      <w:tr>
+        <w:tc>
+          <w:tcPr>
+            <w:tcW w:type="dxa" w:w="2500"/>
+            <w:shd w:fill="F2F2F2" w:val="clear"/>
+            <w:tcMar>
+              <w:top w:type="dxa" w:w="80"/>
+              <w:left w:type="dxa" w:w="120"/>
+              <w:bottom w:type="dxa" w:w="80"/>
+              <w:right w:type="dxa" w:w="120"/>
+            </w:tcMar>
+          </w:tcPr>
+          <w:p>
+            <w:r>
+              <w:rPr>
+                <w:rFonts w:ascii="Consolas" w:cs="Consolas" w:eastAsia="Consolas" w:hAnsi="Consolas"/>
+                <w:color w:val="666666"/>
+                <w:sz w:val="16"/>
+                <w:szCs w:val="16"/>
+              </w:rPr>
+              <w:t xml:space="preserve">chapters[3].text</w:t>
+            </w:r>
+          </w:p>
+        </w:tc>
+        <w:tc>
+          <w:tcPr>
+            <w:tcW w:type="dxa" w:w="7138"/>
+            <w:tcMar>
+              <w:top w:type="dxa" w:w="80"/>
+              <w:left w:type="dxa" w:w="120"/>
+              <w:bottom w:type="dxa" w:w="80"/>
+              <w:right w:type="dxa" w:w="120"/>
+            </w:tcMar>
+          </w:tcPr>
+          <w:p>
+            <w:r>
+              <w:rPr>
+                <w:sz w:val="21"/>
+                <w:szCs w:val="21"/>
+              </w:rPr>
+              <w:t xml:space="preserve">Die Installation in der Städtischen Galerie.</w:t>
             </w:r>
           </w:p>
         </w:tc>
@@ -3807,7 +4077,7 @@
                 <w:sz w:val="21"/>
                 <w:szCs w:val="21"/>
               </w:rPr>
-              <w:t xml:space="preserve">Drei Parameter</w:t>
+              <w:t xml:space="preserve">Technischer Aufbau</w:t>
             </w:r>
           </w:p>
         </w:tc>
@@ -3852,7 +4122,7 @@
                 <w:sz w:val="21"/>
                 <w:szCs w:val="21"/>
               </w:rPr>
-              <w:t xml:space="preserve">Zuerst die Frage, welche Emotion der Ton tragen soll. Nach einer Diskussion über Horror fiel die Entscheidung auf Action — auf das Gefühl kurz vor dem Höhepunkt einer Filmszene: Eskalation, die nie aufgelöst wird. Geplant war Positionstracking. Auf Rat von Prof. Norbert Schnell haben wir radikal vereinfacht: Geschwindigkeit, Richtung, Lautstärke. Weniger ging nicht, mehr brauchte es nicht.</w:t>
+              <w:t xml:space="preserve">Geplant war eine Installation mit Positionstracking. Auf Rat von Prof. Norbert Schnell haben wir radikal vereinfacht und uns auf drei Parameter beschränkt: Geschwindigkeit, Richtung, Lautstärke. Weniger ging nicht, mehr brauchte es nicht.</w:t>
             </w:r>
           </w:p>
         </w:tc>
@@ -3942,7 +4212,7 @@
                 <w:sz w:val="21"/>
                 <w:szCs w:val="21"/>
               </w:rPr>
-              <w:t xml:space="preserve">Elf Oszillatoren decken 20 Hz bis 20.480 Hz in Oktaven ab, eine Hüllkurve macht die Ränder unhörbar — deshalb hört niemand, wann ein Ton verschwindet und am anderen Ende wieder auftaucht. Der Grundriss zeigt, warum der Vorlesungssaal passt: Nur ein Weg führt links durch den Raum, alles andere versperren die Sitzreihen. Jeder geht dieselbe Strecke. Dazu optische Illusionen als visuelles Gegenstück.</w:t>
+              <w:t xml:space="preserve">Elf Oszillatoren decken 20 Hz bis 20.480 Hz in Oktaven ab, eine Hüllkurve macht die Ränder unhörbar — deshalb hört niemand, wann ein Ton verschwindet und am anderen Ende wieder auftaucht. Dazu eine projizierte optische Illusion als visuelles Gegenstück.</w:t>
             </w:r>
           </w:p>
         </w:tc>
@@ -4032,7 +4302,7 @@
                 <w:sz w:val="21"/>
                 <w:szCs w:val="21"/>
               </w:rPr>
-              <w:t xml:space="preserve">Stehenbleiben und zuschauen geht nicht — der Weg durch den Raum ist die Arbeit. Weil alle denselben Weg nehmen, lassen sich die Durchgänge vergleichen: Ab wann setzt die Illusion ein? Bricht sie, wenn man stehenbleibt? Fühlt sich der Abstieg länger an, als er ist? Oben lässt sich der Saal durchlaufen, mit demselben Klang.</w:t>
+              <w:t xml:space="preserve">Der Grundriss entscheidet: Nur ein Weg führt links durch den Vorlesungssaal, alles andere versperren die Sitzreihen. Jeder geht dieselbe Strecke. Stehenbleiben und zuschauen geht nicht — der Weg durch den Raum ist die Arbeit. Oben lässt sich der Saal durchlaufen, mit demselben Klang.</w:t>
             </w:r>
           </w:p>
         </w:tc>
@@ -4961,7 +5231,7 @@
                 <w:sz w:val="21"/>
                 <w:szCs w:val="21"/>
               </w:rPr>
-              <w:t xml:space="preserve">Ein Weihnachtsgeschenk</w:t>
+              <w:t xml:space="preserve">Technischer Aufbau</w:t>
             </w:r>
           </w:p>
         </w:tc>
@@ -5006,7 +5276,7 @@
                 <w:sz w:val="21"/>
                 <w:szCs w:val="21"/>
               </w:rPr>
-              <w:t xml:space="preserve">Die Idee entsprang einem banalen Gespräch: Cara plante, ihrer Familie zu Weihnachten ein personalisiertes Zine zu schenken. Darin steckte das Alltagsobjekt für das Modul — und die Frage, ab wann ein Stück bedrucktes Papier aufhört, Wegwerfware zu sein. Inszeniert werden sollte es im öffentlichen Raum: erst eine Telefonzelle, die sich nicht anmieten ließ, dann eine Bushaltestelle, die an Wetter und Zeit scheiterte.</w:t>
+              <w:t xml:space="preserve">Ein Touchscreen nimmt Tag, Monat und Jahr. Ein Raspberry Pi im Kiosk-Modus rechnet daraus die Zeichen aus drei Tierkreisen, setzt sie mit ReportLab zu einem A4-Bogen und schickt ihn an den Drucker. Acht Seiten auf einem Blatt, gefaltet wird von Hand. Alles läuft offline.</w:t>
             </w:r>
           </w:p>
         </w:tc>
@@ -5051,7 +5321,7 @@
                 <w:sz w:val="21"/>
                 <w:szCs w:val="21"/>
               </w:rPr>
-              <w:t xml:space="preserve">Tag, Monat, Jahr</w:t>
+              <w:t xml:space="preserve">Das warme Papier</w:t>
             </w:r>
           </w:p>
         </w:tc>
@@ -5096,97 +5366,7 @@
                 <w:sz w:val="21"/>
                 <w:szCs w:val="21"/>
               </w:rPr>
-              <w:t xml:space="preserve">Die ganze Interaktion besteht aus einem Schritt. Das Interface durchlief zwei Fassungen — zuerst eng am Nokia 3310, dann zugunsten einer stimmigeren Gestaltung überarbeitet. Cara entwickelte die visuelle Identität und das Datenset der Sternzeichen aus drei Systemen; ich die Technik dahinter: Raspberry Pi im Kiosk-Modus, Oberfläche und die Logik, die aus einem Geburtsdatum ein druckfertiges PDF macht.</w:t>
-            </w:r>
-          </w:p>
-        </w:tc>
-      </w:tr>
-      <w:tr>
-        <w:tc>
-          <w:tcPr>
-            <w:tcW w:type="dxa" w:w="2500"/>
-            <w:shd w:fill="F2F2F2" w:val="clear"/>
-            <w:tcMar>
-              <w:top w:type="dxa" w:w="80"/>
-              <w:left w:type="dxa" w:w="120"/>
-              <w:bottom w:type="dxa" w:w="80"/>
-              <w:right w:type="dxa" w:w="120"/>
-            </w:tcMar>
-          </w:tcPr>
-          <w:p>
-            <w:r>
-              <w:rPr>
-                <w:rFonts w:ascii="Consolas" w:cs="Consolas" w:eastAsia="Consolas" w:hAnsi="Consolas"/>
-                <w:color w:val="666666"/>
-                <w:sz w:val="16"/>
-                <w:szCs w:val="16"/>
-              </w:rPr>
-              <w:t xml:space="preserve">chapters[2].title</w:t>
-            </w:r>
-          </w:p>
-        </w:tc>
-        <w:tc>
-          <w:tcPr>
-            <w:tcW w:type="dxa" w:w="7138"/>
-            <w:tcMar>
-              <w:top w:type="dxa" w:w="80"/>
-              <w:left w:type="dxa" w:w="120"/>
-              <w:bottom w:type="dxa" w:w="80"/>
-              <w:right w:type="dxa" w:w="120"/>
-            </w:tcMar>
-          </w:tcPr>
-          <w:p>
-            <w:r>
-              <w:rPr>
-                <w:sz w:val="21"/>
-                <w:szCs w:val="21"/>
-              </w:rPr>
-              <w:t xml:space="preserve">Das warme Papier</w:t>
-            </w:r>
-          </w:p>
-        </w:tc>
-      </w:tr>
-      <w:tr>
-        <w:tc>
-          <w:tcPr>
-            <w:tcW w:type="dxa" w:w="2500"/>
-            <w:shd w:fill="F2F2F2" w:val="clear"/>
-            <w:tcMar>
-              <w:top w:type="dxa" w:w="80"/>
-              <w:left w:type="dxa" w:w="120"/>
-              <w:bottom w:type="dxa" w:w="80"/>
-              <w:right w:type="dxa" w:w="120"/>
-            </w:tcMar>
-          </w:tcPr>
-          <w:p>
-            <w:r>
-              <w:rPr>
-                <w:rFonts w:ascii="Consolas" w:cs="Consolas" w:eastAsia="Consolas" w:hAnsi="Consolas"/>
-                <w:color w:val="666666"/>
-                <w:sz w:val="16"/>
-                <w:szCs w:val="16"/>
-              </w:rPr>
-              <w:t xml:space="preserve">chapters[2].text</w:t>
-            </w:r>
-          </w:p>
-        </w:tc>
-        <w:tc>
-          <w:tcPr>
-            <w:tcW w:type="dxa" w:w="7138"/>
-            <w:tcMar>
-              <w:top w:type="dxa" w:w="80"/>
-              <w:left w:type="dxa" w:w="120"/>
-              <w:bottom w:type="dxa" w:w="80"/>
-              <w:right w:type="dxa" w:w="120"/>
-            </w:tcMar>
-          </w:tcPr>
-          <w:p>
-            <w:r>
-              <w:rPr>
-                <w:sz w:val="21"/>
-                <w:szCs w:val="21"/>
-              </w:rPr>
-              <w:t xml:space="preserve">Für die Inszenierung haben wir uns an Wahrsagersalons bedient: Tücher verdecken die Umgebung, der nüchterne Automat wird zum rituellen Ort. Die Berührung des Touchscreens, das Warten, während die Mechanik arbeitet, die Übergabe des noch warmen Papiers. Die Faltung macht den Nutzer zum Mitproduzenten — jedes Zine ist ein Unikat in einer Serie von Unikaten. Oben lässt sich der Automat bedienen.</w:t>
+              <w:t xml:space="preserve">Für die Inszenierung haben wir uns an Wahrsagersalons bedient: Tücher verdecken die Umgebung, der nüchterne Automat wird zum rituellen Ort. Die Berührung des Touchscreens, das Warten, während die Mechanik arbeitet, die Übergabe des noch warmen Papiers. Die Faltung macht den Nutzer zum Mitproduzenten — jedes Zine ist ein Unikat in einer Serie von Unikaten.</w:t>
             </w:r>
           </w:p>
         </w:tc>

--- a/Portfolio-Texte.docx
+++ b/Portfolio-Texte.docx
@@ -6205,7 +6205,7 @@
                 <w:sz w:val="21"/>
                 <w:szCs w:val="21"/>
               </w:rPr>
-              <w:t xml:space="preserve">Das rote V</w:t>
+              <w:t xml:space="preserve">Offenes Casting</w:t>
             </w:r>
           </w:p>
         </w:tc>
@@ -6250,7 +6250,7 @@
                 <w:sz w:val="21"/>
                 <w:szCs w:val="21"/>
               </w:rPr>
-              <w:t xml:space="preserve">Liebe hat viele Gesichter, die meisten Kurzfilme zeigen eines. Die Frage war, wie mehrere Perspektiven in einen Film kommen, ohne sie zu erklären. Der Titel setzt den Ton: „LOVE" in schwarzer und roter Tusche, das V als einziges rotes Zeichen.</w:t>
+              <w:t xml:space="preserve">Gesucht wurde über Instagram und TikTok. Gedreht im Februar 2025, gemeinsam mit Dardan Shala.</w:t>
             </w:r>
           </w:p>
         </w:tc>
@@ -6295,7 +6295,7 @@
                 <w:sz w:val="21"/>
                 <w:szCs w:val="21"/>
               </w:rPr>
-              <w:t xml:space="preserve">Offenes Casting</w:t>
+              <w:t xml:space="preserve">Der Film</w:t>
             </w:r>
           </w:p>
         </w:tc>
@@ -6321,96 +6321,6 @@
                 <w:szCs w:val="16"/>
               </w:rPr>
               <w:t xml:space="preserve">chapters[1].text</w:t>
-            </w:r>
-          </w:p>
-        </w:tc>
-        <w:tc>
-          <w:tcPr>
-            <w:tcW w:type="dxa" w:w="7138"/>
-            <w:tcMar>
-              <w:top w:type="dxa" w:w="80"/>
-              <w:left w:type="dxa" w:w="120"/>
-              <w:bottom w:type="dxa" w:w="80"/>
-              <w:right w:type="dxa" w:w="120"/>
-            </w:tcMar>
-          </w:tcPr>
-          <w:p>
-            <w:r>
-              <w:rPr>
-                <w:sz w:val="21"/>
-                <w:szCs w:val="21"/>
-              </w:rPr>
-              <w:t xml:space="preserve">Statt im Bekanntenkreis zu besetzen, lief ein offenes Casting über Instagram und TikTok — Drehort, Drehtag und Altersgruppen direkt auf dem Aufruf. So kamen Gesichter in den Film, die niemand von uns vorher kannte. Gedreht in Frankfurt im Februar 2025, gemeinsam mit Dardan Shala.</w:t>
-            </w:r>
-          </w:p>
-        </w:tc>
-      </w:tr>
-      <w:tr>
-        <w:tc>
-          <w:tcPr>
-            <w:tcW w:type="dxa" w:w="2500"/>
-            <w:shd w:fill="F2F2F2" w:val="clear"/>
-            <w:tcMar>
-              <w:top w:type="dxa" w:w="80"/>
-              <w:left w:type="dxa" w:w="120"/>
-              <w:bottom w:type="dxa" w:w="80"/>
-              <w:right w:type="dxa" w:w="120"/>
-            </w:tcMar>
-          </w:tcPr>
-          <w:p>
-            <w:r>
-              <w:rPr>
-                <w:rFonts w:ascii="Consolas" w:cs="Consolas" w:eastAsia="Consolas" w:hAnsi="Consolas"/>
-                <w:color w:val="666666"/>
-                <w:sz w:val="16"/>
-                <w:szCs w:val="16"/>
-              </w:rPr>
-              <w:t xml:space="preserve">chapters[2].title</w:t>
-            </w:r>
-          </w:p>
-        </w:tc>
-        <w:tc>
-          <w:tcPr>
-            <w:tcW w:type="dxa" w:w="7138"/>
-            <w:tcMar>
-              <w:top w:type="dxa" w:w="80"/>
-              <w:left w:type="dxa" w:w="120"/>
-              <w:bottom w:type="dxa" w:w="80"/>
-              <w:right w:type="dxa" w:w="120"/>
-            </w:tcMar>
-          </w:tcPr>
-          <w:p>
-            <w:r>
-              <w:rPr>
-                <w:sz w:val="21"/>
-                <w:szCs w:val="21"/>
-              </w:rPr>
-              <w:t xml:space="preserve">Der Film</w:t>
-            </w:r>
-          </w:p>
-        </w:tc>
-      </w:tr>
-      <w:tr>
-        <w:tc>
-          <w:tcPr>
-            <w:tcW w:type="dxa" w:w="2500"/>
-            <w:shd w:fill="F2F2F2" w:val="clear"/>
-            <w:tcMar>
-              <w:top w:type="dxa" w:w="80"/>
-              <w:left w:type="dxa" w:w="120"/>
-              <w:bottom w:type="dxa" w:w="80"/>
-              <w:right w:type="dxa" w:w="120"/>
-            </w:tcMar>
-          </w:tcPr>
-          <w:p>
-            <w:r>
-              <w:rPr>
-                <w:rFonts w:ascii="Consolas" w:cs="Consolas" w:eastAsia="Consolas" w:hAnsi="Consolas"/>
-                <w:color w:val="666666"/>
-                <w:sz w:val="16"/>
-                <w:szCs w:val="16"/>
-              </w:rPr>
-              <w:t xml:space="preserve">chapters[2].text</w:t>
             </w:r>
           </w:p>
         </w:tc>
@@ -6557,7 +6467,7 @@
                 <w:sz w:val="21"/>
                 <w:szCs w:val="21"/>
               </w:rPr>
-              <w:t xml:space="preserve">Staatstheater Tübingen</w:t>
+              <w:t xml:space="preserve">Landestheater Tübingen</w:t>
             </w:r>
           </w:p>
         </w:tc>
@@ -6692,7 +6602,7 @@
                 <w:sz w:val="21"/>
                 <w:szCs w:val="21"/>
               </w:rPr>
-              <w:t xml:space="preserve">Ein Improvisationstheaterstück am Staatstheater in Tübingen — gefilmt, geschnitten und auf einen Trailer gebracht. Improvisation heißt für die Kamera: Niemand weiß vorher, wo die Szene hingeht, es gibt keinen zweiten Take und keinen Plan, an den man sich halten könnte. Gedreht habe ich gemeinsam mit Joscha Reuther und Jan Bangert.</w:t>
+              <w:t xml:space="preserve">Ein Improvisationstheaterstück, gefilmt und auf einen Trailer gebracht. Niemand weiß vorher, wo die Szene hingeht — es gibt keinen zweiten Take.</w:t>
             </w:r>
           </w:p>
         </w:tc>
@@ -6782,7 +6692,7 @@
                 <w:sz w:val="21"/>
                 <w:szCs w:val="21"/>
               </w:rPr>
-              <w:t xml:space="preserve">Kein zweiter Take</w:t>
+              <w:t xml:space="preserve">Der Trailer</w:t>
             </w:r>
           </w:p>
         </w:tc>
@@ -6827,97 +6737,7 @@
                 <w:sz w:val="21"/>
                 <w:szCs w:val="21"/>
               </w:rPr>
-              <w:t xml:space="preserve">Improvisation heißt für die Kamera: Niemand weiß, wo die Szene hingeht, es gibt keinen zweiten Take und keinen Plan. Die Frage war, wie man einen Abend einfängt, der nur einmal stattfindet — und daraus einen Trailer schneidet, der die Unsicherheit nicht wegglättet. Gedreht mit Joscha Reuther und Jan Bangert.</w:t>
-            </w:r>
-          </w:p>
-        </w:tc>
-      </w:tr>
-      <w:tr>
-        <w:tc>
-          <w:tcPr>
-            <w:tcW w:type="dxa" w:w="2500"/>
-            <w:shd w:fill="F2F2F2" w:val="clear"/>
-            <w:tcMar>
-              <w:top w:type="dxa" w:w="80"/>
-              <w:left w:type="dxa" w:w="120"/>
-              <w:bottom w:type="dxa" w:w="80"/>
-              <w:right w:type="dxa" w:w="120"/>
-            </w:tcMar>
-          </w:tcPr>
-          <w:p>
-            <w:r>
-              <w:rPr>
-                <w:rFonts w:ascii="Consolas" w:cs="Consolas" w:eastAsia="Consolas" w:hAnsi="Consolas"/>
-                <w:color w:val="666666"/>
-                <w:sz w:val="16"/>
-                <w:szCs w:val="16"/>
-              </w:rPr>
-              <w:t xml:space="preserve">chapters[1].title</w:t>
-            </w:r>
-          </w:p>
-        </w:tc>
-        <w:tc>
-          <w:tcPr>
-            <w:tcW w:type="dxa" w:w="7138"/>
-            <w:tcMar>
-              <w:top w:type="dxa" w:w="80"/>
-              <w:left w:type="dxa" w:w="120"/>
-              <w:bottom w:type="dxa" w:w="80"/>
-              <w:right w:type="dxa" w:w="120"/>
-            </w:tcMar>
-          </w:tcPr>
-          <w:p>
-            <w:r>
-              <w:rPr>
-                <w:sz w:val="21"/>
-                <w:szCs w:val="21"/>
-              </w:rPr>
-              <w:t xml:space="preserve">Der Trailer</w:t>
-            </w:r>
-          </w:p>
-        </w:tc>
-      </w:tr>
-      <w:tr>
-        <w:tc>
-          <w:tcPr>
-            <w:tcW w:type="dxa" w:w="2500"/>
-            <w:shd w:fill="F2F2F2" w:val="clear"/>
-            <w:tcMar>
-              <w:top w:type="dxa" w:w="80"/>
-              <w:left w:type="dxa" w:w="120"/>
-              <w:bottom w:type="dxa" w:w="80"/>
-              <w:right w:type="dxa" w:w="120"/>
-            </w:tcMar>
-          </w:tcPr>
-          <w:p>
-            <w:r>
-              <w:rPr>
-                <w:rFonts w:ascii="Consolas" w:cs="Consolas" w:eastAsia="Consolas" w:hAnsi="Consolas"/>
-                <w:color w:val="666666"/>
-                <w:sz w:val="16"/>
-                <w:szCs w:val="16"/>
-              </w:rPr>
-              <w:t xml:space="preserve">chapters[1].text</w:t>
-            </w:r>
-          </w:p>
-        </w:tc>
-        <w:tc>
-          <w:tcPr>
-            <w:tcW w:type="dxa" w:w="7138"/>
-            <w:tcMar>
-              <w:top w:type="dxa" w:w="80"/>
-              <w:left w:type="dxa" w:w="120"/>
-              <w:bottom w:type="dxa" w:w="80"/>
-              <w:right w:type="dxa" w:w="120"/>
-            </w:tcMar>
-          </w:tcPr>
-          <w:p>
-            <w:r>
-              <w:rPr>
-                <w:sz w:val="21"/>
-                <w:szCs w:val="21"/>
-              </w:rPr>
-              <w:t xml:space="preserve">Szenen, die es so nur einmal gegeben hat, weil sie im Moment entstanden sind.</w:t>
+              <w:t xml:space="preserve">Gedreht im Juli 2026 in Tübingen beim Landestheater, mit Joscha Reuther und Jan Bangert.</w:t>
             </w:r>
           </w:p>
         </w:tc>
@@ -7314,7 +7134,7 @@
                 <w:sz w:val="21"/>
                 <w:szCs w:val="21"/>
               </w:rPr>
-              <w:t xml:space="preserve">Ereza ist mittlerweile eine Freundin. Das verändert die Arbeit: Wir besprechen Ideen lange, bevor eine Kamera im Raum steht, und ich kann sagen, wenn etwas nicht trägt.</w:t>
+              <w:t xml:space="preserve">Ereza ist mittlerweile eine Freundin. Das verändert die Arbeit: Wir besprechen Ideen lange, bevor eine Kamera im Raum steht.</w:t>
             </w:r>
           </w:p>
         </w:tc>
@@ -7359,7 +7179,7 @@
                 <w:sz w:val="21"/>
                 <w:szCs w:val="21"/>
               </w:rPr>
-              <w:t xml:space="preserve">Zwei Videos</w:t>
+              <w:t xml:space="preserve">A kishe guxu?</w:t>
             </w:r>
           </w:p>
         </w:tc>
@@ -7404,7 +7224,97 @@
                 <w:sz w:val="21"/>
                 <w:szCs w:val="21"/>
               </w:rPr>
-              <w:t xml:space="preserve">„A kishe guxu?" ist offiziell veröffentlicht, „Jeriko" als Reel erschienen — zwei Tonlagen derselben Zusammenarbeit.</w:t>
+              <w:t xml:space="preserve">Musikvideo, offiziell veröffentlicht. Dazu ein Visualizer für Instagram und ein Beispiel aus der Promophase.</w:t>
+            </w:r>
+          </w:p>
+        </w:tc>
+      </w:tr>
+      <w:tr>
+        <w:tc>
+          <w:tcPr>
+            <w:tcW w:type="dxa" w:w="2500"/>
+            <w:shd w:fill="F2F2F2" w:val="clear"/>
+            <w:tcMar>
+              <w:top w:type="dxa" w:w="80"/>
+              <w:left w:type="dxa" w:w="120"/>
+              <w:bottom w:type="dxa" w:w="80"/>
+              <w:right w:type="dxa" w:w="120"/>
+            </w:tcMar>
+          </w:tcPr>
+          <w:p>
+            <w:r>
+              <w:rPr>
+                <w:rFonts w:ascii="Consolas" w:cs="Consolas" w:eastAsia="Consolas" w:hAnsi="Consolas"/>
+                <w:color w:val="666666"/>
+                <w:sz w:val="16"/>
+                <w:szCs w:val="16"/>
+              </w:rPr>
+              <w:t xml:space="preserve">chapters[2].title</w:t>
+            </w:r>
+          </w:p>
+        </w:tc>
+        <w:tc>
+          <w:tcPr>
+            <w:tcW w:type="dxa" w:w="7138"/>
+            <w:tcMar>
+              <w:top w:type="dxa" w:w="80"/>
+              <w:left w:type="dxa" w:w="120"/>
+              <w:bottom w:type="dxa" w:w="80"/>
+              <w:right w:type="dxa" w:w="120"/>
+            </w:tcMar>
+          </w:tcPr>
+          <w:p>
+            <w:r>
+              <w:rPr>
+                <w:sz w:val="21"/>
+                <w:szCs w:val="21"/>
+              </w:rPr>
+              <w:t xml:space="preserve">Jeriko — Pay Me</w:t>
+            </w:r>
+          </w:p>
+        </w:tc>
+      </w:tr>
+      <w:tr>
+        <w:tc>
+          <w:tcPr>
+            <w:tcW w:type="dxa" w:w="2500"/>
+            <w:shd w:fill="F2F2F2" w:val="clear"/>
+            <w:tcMar>
+              <w:top w:type="dxa" w:w="80"/>
+              <w:left w:type="dxa" w:w="120"/>
+              <w:bottom w:type="dxa" w:w="80"/>
+              <w:right w:type="dxa" w:w="120"/>
+            </w:tcMar>
+          </w:tcPr>
+          <w:p>
+            <w:r>
+              <w:rPr>
+                <w:rFonts w:ascii="Consolas" w:cs="Consolas" w:eastAsia="Consolas" w:hAnsi="Consolas"/>
+                <w:color w:val="666666"/>
+                <w:sz w:val="16"/>
+                <w:szCs w:val="16"/>
+              </w:rPr>
+              <w:t xml:space="preserve">chapters[2].text</w:t>
+            </w:r>
+          </w:p>
+        </w:tc>
+        <w:tc>
+          <w:tcPr>
+            <w:tcW w:type="dxa" w:w="7138"/>
+            <w:tcMar>
+              <w:top w:type="dxa" w:w="80"/>
+              <w:left w:type="dxa" w:w="120"/>
+              <w:bottom w:type="dxa" w:w="80"/>
+              <w:right w:type="dxa" w:w="120"/>
+            </w:tcMar>
+          </w:tcPr>
+          <w:p>
+            <w:r>
+              <w:rPr>
+                <w:sz w:val="21"/>
+                <w:szCs w:val="21"/>
+              </w:rPr>
+              <w:t xml:space="preserve">Jeriko ist Rapper aus Frankfurt. Beim Musikvideo zu „Pay Me" war ich für die VFX zuständig.</w:t>
             </w:r>
           </w:p>
         </w:tc>
@@ -7711,7 +7621,7 @@
                 <w:sz w:val="21"/>
                 <w:szCs w:val="21"/>
               </w:rPr>
-              <w:t xml:space="preserve">Huginn ist Café, Bar, Eventlocation und Co-Working-Space in einem Haus. Die Aufgabe war, diese Vielseitigkeit zu zeigen, ohne beliebig zu werden — der Rabe als Markenzeichen hält alles zusammen.</w:t>
+              <w:t xml:space="preserve">Huginn ist Café, Bar, Eventlocation und Co-Working-Space in einem Haus. Über ein Jahr habe ich die Kommunikation gemacht: Konzepte für Bewegtbild, die Drucksachen und die Fotografie.</w:t>
             </w:r>
           </w:p>
         </w:tc>
@@ -7801,7 +7711,7 @@
                 <w:sz w:val="21"/>
                 <w:szCs w:val="21"/>
               </w:rPr>
-              <w:t xml:space="preserve">Der Rabe</w:t>
+              <w:t xml:space="preserve">The Perfect Martini</w:t>
             </w:r>
           </w:p>
         </w:tc>
@@ -7846,7 +7756,7 @@
                 <w:sz w:val="21"/>
                 <w:szCs w:val="21"/>
               </w:rPr>
-              <w:t xml:space="preserve">Ein Haus, vier Nutzungen: Café, Bar, Eventlocation, Co-Working. Wer so etwas bewirbt, landet schnell bei „für jeden etwas" — und damit bei niemandem. Die Antwort steckte im Namen: Huginn ist einer der beiden Raben Odins, der Gedanke. Die Wortmarke bleibt entsprechend still.</w:t>
+              <w:t xml:space="preserve">Das erste Konzept kam von Guy Buffet und seiner Serie „The Perfect Martini": gemalte Szenen, in denen das Glas die Hauptrolle spielt. Der Plan war, darüber die Cocktails zu vermarkten.</w:t>
             </w:r>
           </w:p>
         </w:tc>
@@ -7891,7 +7801,7 @@
                 <w:sz w:val="21"/>
                 <w:szCs w:val="21"/>
               </w:rPr>
-              <w:t xml:space="preserve">Vom Header bis zum Teller</w:t>
+              <w:t xml:space="preserve">Tischaufsteller und WhatsApp Business</w:t>
             </w:r>
           </w:p>
         </w:tc>
@@ -7936,7 +7846,7 @@
                 <w:sz w:val="21"/>
                 <w:szCs w:val="21"/>
               </w:rPr>
-              <w:t xml:space="preserve">Aus dem Namen wurde das Bild: zwei gespiegelte Raben als Header — dunkel, nordisch, Rot als einziger Akzent. Der Flyer bringt beide Seiten des Hauses zusammen: vorne dunkel das Tagesgeschäft, hinten hell die Eventlocation. Die Broschüre führt Etage für Etage durch das Haus. Die Gerichte habe ich selbst fotografiert, vor Rot, damit sie sich einfügen.</w:t>
+              <w:t xml:space="preserve">Auf den Tischen steht, was die Gäste direkt betrifft. Dazu habe ich das WhatsApp Business aufgesetzt und die passenden Fotos selbst geschossen — die Gerichte vor Rot, damit sie sich in die Bildwelt einfügen statt als Fremdkörper zu wirken.</w:t>
             </w:r>
           </w:p>
         </w:tc>
@@ -7981,7 +7891,7 @@
                 <w:sz w:val="21"/>
                 <w:szCs w:val="21"/>
               </w:rPr>
-              <w:t xml:space="preserve">Sechzehn Bilder</w:t>
+              <w:t xml:space="preserve">Magazin für den Eventraum</w:t>
             </w:r>
           </w:p>
         </w:tc>
@@ -8026,7 +7936,97 @@
                 <w:sz w:val="21"/>
                 <w:szCs w:val="21"/>
               </w:rPr>
-              <w:t xml:space="preserve">Der Imagefilm zitiert „Breakfast at Tiffany’s": eine Frau steigt aus dem Taxi, geht auf die Bar zu, dreht sich um. Sechzehn gezeichnete Bilder erzählen den Film, bevor die Kamera läuft — jeder Schnitt, jede Einstellung, die Shotlist. Der Schnitt ist noch nicht fertig; bis dahin gibt es ein Reel.</w:t>
+              <w:t xml:space="preserve">Für die Vermietung des Eventraums im Obergeschoss habe ich ein Magazin entworfen: Etage für Etage durch das Haus, jede Doppelseite ein Raum und ein Anlass.</w:t>
+            </w:r>
+          </w:p>
+        </w:tc>
+      </w:tr>
+      <w:tr>
+        <w:tc>
+          <w:tcPr>
+            <w:tcW w:type="dxa" w:w="2500"/>
+            <w:shd w:fill="F2F2F2" w:val="clear"/>
+            <w:tcMar>
+              <w:top w:type="dxa" w:w="80"/>
+              <w:left w:type="dxa" w:w="120"/>
+              <w:bottom w:type="dxa" w:w="80"/>
+              <w:right w:type="dxa" w:w="120"/>
+            </w:tcMar>
+          </w:tcPr>
+          <w:p>
+            <w:r>
+              <w:rPr>
+                <w:rFonts w:ascii="Consolas" w:cs="Consolas" w:eastAsia="Consolas" w:hAnsi="Consolas"/>
+                <w:color w:val="666666"/>
+                <w:sz w:val="16"/>
+                <w:szCs w:val="16"/>
+              </w:rPr>
+              <w:t xml:space="preserve">chapters[3].title</w:t>
+            </w:r>
+          </w:p>
+        </w:tc>
+        <w:tc>
+          <w:tcPr>
+            <w:tcW w:type="dxa" w:w="7138"/>
+            <w:tcMar>
+              <w:top w:type="dxa" w:w="80"/>
+              <w:left w:type="dxa" w:w="120"/>
+              <w:bottom w:type="dxa" w:w="80"/>
+              <w:right w:type="dxa" w:w="120"/>
+            </w:tcMar>
+          </w:tcPr>
+          <w:p>
+            <w:r>
+              <w:rPr>
+                <w:sz w:val="21"/>
+                <w:szCs w:val="21"/>
+              </w:rPr>
+              <w:t xml:space="preserve">Breakfast at Jule’s</w:t>
+            </w:r>
+          </w:p>
+        </w:tc>
+      </w:tr>
+      <w:tr>
+        <w:tc>
+          <w:tcPr>
+            <w:tcW w:type="dxa" w:w="2500"/>
+            <w:shd w:fill="F2F2F2" w:val="clear"/>
+            <w:tcMar>
+              <w:top w:type="dxa" w:w="80"/>
+              <w:left w:type="dxa" w:w="120"/>
+              <w:bottom w:type="dxa" w:w="80"/>
+              <w:right w:type="dxa" w:w="120"/>
+            </w:tcMar>
+          </w:tcPr>
+          <w:p>
+            <w:r>
+              <w:rPr>
+                <w:rFonts w:ascii="Consolas" w:cs="Consolas" w:eastAsia="Consolas" w:hAnsi="Consolas"/>
+                <w:color w:val="666666"/>
+                <w:sz w:val="16"/>
+                <w:szCs w:val="16"/>
+              </w:rPr>
+              <w:t xml:space="preserve">chapters[3].text</w:t>
+            </w:r>
+          </w:p>
+        </w:tc>
+        <w:tc>
+          <w:tcPr>
+            <w:tcW w:type="dxa" w:w="7138"/>
+            <w:tcMar>
+              <w:top w:type="dxa" w:w="80"/>
+              <w:left w:type="dxa" w:w="120"/>
+              <w:bottom w:type="dxa" w:w="80"/>
+              <w:right w:type="dxa" w:w="120"/>
+            </w:tcMar>
+          </w:tcPr>
+          <w:p>
+            <w:r>
+              <w:rPr>
+                <w:sz w:val="21"/>
+                <w:szCs w:val="21"/>
+              </w:rPr>
+              <w:t xml:space="preserve">Für die Vermarktung des Frühstücks habe ich einen Videodreh geplant und gefilmt — kurze Werbevideos und Reels unter der Kampagne „Breakfast at Jule’s". Sechzehn gezeichnete Bilder erzählen den Film, bevor die Kamera läuft. Die Aufnahmen stehen, fertig geschnitten sind sie leider nicht.</w:t>
             </w:r>
           </w:p>
         </w:tc>
@@ -8468,7 +8468,7 @@
                 <w:sz w:val="21"/>
                 <w:szCs w:val="21"/>
               </w:rPr>
-              <w:t xml:space="preserve">Aikido löst Konflikte durch Harmonie statt durch Gewalt — entwickelt von Morihei Ueshiba Mitte des 20. Jahrhunderts. Das Teamprojekt sollte das Interesse daran wiederbeleben. Wichtig war uns, dass die Geschichte das Wesen der Kampfkunst widerspiegelt und nicht nur von ihr handelt. Geplant war eine Serie; aus Zeitgründen blieb es bei der Pilotfolge.</w:t>
+              <w:t xml:space="preserve">Morihei Ueshiba hat Aikido Mitte des 20. Jahrhunderts aus mehreren Strömungen zusammengeführt. Die Technik kommt aus dem Daitō-ryū Aiki-jūjutsu, der Umgang mit dem Gegner aus dem Zen: nicht gewinnen, sondern auflösen. Dazu die Ōmoto-kyō, eine shintoistische Bewegung, aus der Ueshiba den Gedanken nahm, dass Kampfkunst dem Schutz allen Lebens dient. Und das Prinzip des Ki — die Kraft, die man nicht gegen den anderen richtet, sondern mit ihm führt. Das Teamprojekt sollte das Interesse daran wiederbeleben; wichtig war uns, dass die Geschichte das Wesen der Kampfkunst widerspiegelt und nicht nur von ihr handelt.</w:t>
             </w:r>
           </w:p>
         </w:tc>
@@ -8558,7 +8558,7 @@
                 <w:sz w:val="21"/>
                 <w:szCs w:val="21"/>
               </w:rPr>
-              <w:t xml:space="preserve">Ein junger Schüler Ueshibas begreift das Wesen des Aikido durch eine Begegnung mit einem Betrunkenen im Zug. Alle 23 Szenen wurden gezeichnet und zu einer animierten Fassung mit Musik und Ton gebracht — das Storyboard nicht als Planung, sondern als eigenständige Fassung des Films. Animiert wurde Szene 13 in Blender, die Schlüsselszene im Zugwagen.</w:t>
+              <w:t xml:space="preserve">Ein junger Schüler Ueshibas begreift das Wesen des Aikido durch eine Begegnung mit einem Betrunkenen im Zug — ein Konflikt, der sich auflöst, ohne dass jemand zuschlägt. Alle 23 Szenen wurden gezeichnet und zu einer animierten Fassung mit Musik und Ton gebracht. Animiert wurde Szene 13 in Blender, die Schlüsselszene im Zugwagen.</w:t>
             </w:r>
           </w:p>
         </w:tc>
@@ -9532,7 +9532,7 @@
                 <w:sz w:val="21"/>
                 <w:szCs w:val="21"/>
               </w:rPr>
-              <w:t xml:space="preserve">Ein Game Jam gibt wenig Zeit und keine Sicherheit. Statt eine Welt zu erfinden, haben wir eine mitgenommen: eine Tiefgarage, eingescannt und begehbar gemacht. Orte wie diese sind Liminal Spaces — man ist dort immer nur auf dem Weg woandershin. Der Ton sollte zwischen unheimlich und albern kippen können.</w:t>
+              <w:t xml:space="preserve">Eine echte Tiefgarage, mit Photogrammetrie eingescannt und in Godot begehbar gemacht. Oben lässt sie sich betreten — WASD zum Gehen, Maus zum Umsehen.</w:t>
             </w:r>
           </w:p>
         </w:tc>
@@ -9577,7 +9577,7 @@
                 <w:sz w:val="21"/>
                 <w:szCs w:val="21"/>
               </w:rPr>
-              <w:t xml:space="preserve">Vom Scan zum Raum</w:t>
+              <w:t xml:space="preserve">Dokumentation</w:t>
             </w:r>
           </w:p>
         </w:tc>
@@ -9622,97 +9622,7 @@
                 <w:sz w:val="21"/>
                 <w:szCs w:val="21"/>
               </w:rPr>
-              <w:t xml:space="preserve">Die Garage kam aus Polycam und wurde in Blender nachbearbeitet — Löcher schließen, Geometrie reduzieren, bis Godot sie tragen kann. Der PSX-Look ist kein Filter, sondern das Ergebnis: Niedrige Auflösung und harte Kanten verdecken genau das, was ein Scan nicht hergibt.</w:t>
-            </w:r>
-          </w:p>
-        </w:tc>
-      </w:tr>
-      <w:tr>
-        <w:tc>
-          <w:tcPr>
-            <w:tcW w:type="dxa" w:w="2500"/>
-            <w:shd w:fill="F2F2F2" w:val="clear"/>
-            <w:tcMar>
-              <w:top w:type="dxa" w:w="80"/>
-              <w:left w:type="dxa" w:w="120"/>
-              <w:bottom w:type="dxa" w:w="80"/>
-              <w:right w:type="dxa" w:w="120"/>
-            </w:tcMar>
-          </w:tcPr>
-          <w:p>
-            <w:r>
-              <w:rPr>
-                <w:rFonts w:ascii="Consolas" w:cs="Consolas" w:eastAsia="Consolas" w:hAnsi="Consolas"/>
-                <w:color w:val="666666"/>
-                <w:sz w:val="16"/>
-                <w:szCs w:val="16"/>
-              </w:rPr>
-              <w:t xml:space="preserve">chapters[2].title</w:t>
-            </w:r>
-          </w:p>
-        </w:tc>
-        <w:tc>
-          <w:tcPr>
-            <w:tcW w:type="dxa" w:w="7138"/>
-            <w:tcMar>
-              <w:top w:type="dxa" w:w="80"/>
-              <w:left w:type="dxa" w:w="120"/>
-              <w:bottom w:type="dxa" w:w="80"/>
-              <w:right w:type="dxa" w:w="120"/>
-            </w:tcMar>
-          </w:tcPr>
-          <w:p>
-            <w:r>
-              <w:rPr>
-                <w:sz w:val="21"/>
-                <w:szCs w:val="21"/>
-              </w:rPr>
-              <w:t xml:space="preserve">Hineingehen</w:t>
-            </w:r>
-          </w:p>
-        </w:tc>
-      </w:tr>
-      <w:tr>
-        <w:tc>
-          <w:tcPr>
-            <w:tcW w:type="dxa" w:w="2500"/>
-            <w:shd w:fill="F2F2F2" w:val="clear"/>
-            <w:tcMar>
-              <w:top w:type="dxa" w:w="80"/>
-              <w:left w:type="dxa" w:w="120"/>
-              <w:bottom w:type="dxa" w:w="80"/>
-              <w:right w:type="dxa" w:w="120"/>
-            </w:tcMar>
-          </w:tcPr>
-          <w:p>
-            <w:r>
-              <w:rPr>
-                <w:rFonts w:ascii="Consolas" w:cs="Consolas" w:eastAsia="Consolas" w:hAnsi="Consolas"/>
-                <w:color w:val="666666"/>
-                <w:sz w:val="16"/>
-                <w:szCs w:val="16"/>
-              </w:rPr>
-              <w:t xml:space="preserve">chapters[2].text</w:t>
-            </w:r>
-          </w:p>
-        </w:tc>
-        <w:tc>
-          <w:tcPr>
-            <w:tcW w:type="dxa" w:w="7138"/>
-            <w:tcMar>
-              <w:top w:type="dxa" w:w="80"/>
-              <w:left w:type="dxa" w:w="120"/>
-              <w:bottom w:type="dxa" w:w="80"/>
-              <w:right w:type="dxa" w:w="120"/>
-            </w:tcMar>
-          </w:tcPr>
-          <w:p>
-            <w:r>
-              <w:rPr>
-                <w:sz w:val="21"/>
-                <w:szCs w:val="21"/>
-              </w:rPr>
-              <w:t xml:space="preserve">Oben lässt sich die Garage betreten — WASD zum Gehen, Maus zum Umsehen, Esc gibt den Zeiger zurück.</w:t>
+              <w:t xml:space="preserve">Der ganze Weg: Ideenfindung, Setting, Mechanik, Nachbearbeitung der Scans.</w:t>
             </w:r>
           </w:p>
         </w:tc>
@@ -12507,7 +12417,7 @@
                 <w:sz w:val="21"/>
                 <w:szCs w:val="21"/>
               </w:rPr>
-              <w:t xml:space="preserve">Die School of Design and Media brauchte eine Kampagne, die Studieninteressierte erreicht, ohne wie Hochschulwerbung auszusehen. Das ist die eigentliche Schwierigkeit: Sobald eine Institution über sich selbst spricht, hört die Zielgruppe weg.</w:t>
+              <w:t xml:space="preserve">Die School of Design and Media brauchte eine Kampagne, die Studieninteressierte erreicht, ohne wie Hochschulwerbung auszusehen. Sobald eine Institution über sich selbst spricht, hört die Zielgruppe weg.</w:t>
             </w:r>
           </w:p>
         </w:tc>
@@ -12597,7 +12507,7 @@
                 <w:sz w:val="21"/>
                 <w:szCs w:val="21"/>
               </w:rPr>
-              <w:t xml:space="preserve">Die erste Kampagne ist reine Social-Media-Strategie: Szenen der Serie „Victorious" werden nachgestellt, weil die Hochschule inhaltlich parallel zur Serie liegt. Das Papier dahinter klärt, wen man erreichen will, was gepostet wird und in welcher Reihenfolge es läuft.</w:t>
+              <w:t xml:space="preserve">Szenen der Serie „Victorious" werden nachgestellt, weil die Hochschule inhaltlich parallel zur Serie liegt. Die Videos habe ich konzipiert, gedreht und geschnitten, dazu Bilder für Social Media gemacht und auf Messen gesprochen.</w:t>
             </w:r>
           </w:p>
         </w:tc>
@@ -12687,7 +12597,7 @@
                 <w:sz w:val="21"/>
                 <w:szCs w:val="21"/>
               </w:rPr>
-              <w:t xml:space="preserve">Die zweite Kampagne setzt auf Live-Action: Die Plakate „attackieren" Schüler förmlich. Der Witz liegt im Widerspruch — ein Motiv, das angreift, und dahinter die Einladung einer Hochschule. Dazu ein Stempel, mit dem man Gegenstände oder Mitschüler kurzerhand „sodamisiert": Damit ist der Schüler nicht mehr Empfänger der Kampagne, sondern führt sie weiter.</w:t>
+              <w:t xml:space="preserve">Die zweite Kampagne setzt auf Live-Action: Die Plakate „attackieren" Schüler förmlich. Der Witz liegt im Widerspruch — ein Motiv, das angreift, und dahinter die Einladung einer Hochschule. Dazu ein Stempel, mit dem man Gegenstände oder Mitschüler kurzerhand „sodamisiert".</w:t>
             </w:r>
           </w:p>
         </w:tc>

--- a/Portfolio-Texte.docx
+++ b/Portfolio-Texte.docx
@@ -4429,7 +4429,7 @@
                 <w:sz w:val="21"/>
                 <w:szCs w:val="21"/>
               </w:rPr>
-              <w:t xml:space="preserve">Multimodale Visualisierung emotionaler Zustaende</w:t>
+              <w:t xml:space="preserve">Multimodale Visualisierung emotionaler Zustände</w:t>
             </w:r>
           </w:p>
         </w:tc>
@@ -4519,7 +4519,7 @@
                 <w:sz w:val="21"/>
                 <w:szCs w:val="21"/>
               </w:rPr>
-              <w:t xml:space="preserve">Konzept, Recherche, Prototyp</w:t>
+              <w:t xml:space="preserve">Experteninterviews, Video- und Audioanalyse, Prototyp, Evaluation</w:t>
             </w:r>
           </w:p>
         </w:tc>
@@ -4564,7 +4564,7 @@
                 <w:sz w:val="21"/>
                 <w:szCs w:val="21"/>
               </w:rPr>
-              <w:t xml:space="preserve">Hochschule Furtwangen, Prof. Dr.-Ing. Thomas Schlegel</w:t>
+              <w:t xml:space="preserve">Mit Rosa Stark, Johannes Merschroth und Marla Speth. Modul Interaktionsdesign bei Prof. Dr.-Ing. Thomas Schlegel, Hochschule Furtwangen</w:t>
             </w:r>
           </w:p>
         </w:tc>
@@ -4609,7 +4609,7 @@
                 <w:sz w:val="21"/>
                 <w:szCs w:val="21"/>
               </w:rPr>
-              <w:t xml:space="preserve">Eine Studienarbeit im Interaktionsdesign: Wie lassen sich emotionale Zustände so darstellen, dass sie therapeutische Prozesse unterstützen? Entwickelt im Human-Centered-Design-Prozess mit Interviews, Personas und Prototypen.</w:t>
+              <w:t xml:space="preserve">Eine Anwendung, die während einer Therapiesitzung Mimik, Stimme und Puls mitliest und daraus einen Verlauf zeichnet — als Gesprächsgrundlage für die Nachbesprechung, nicht als Diagnose. Alles läuft lokal, Rohbilder werden nie gespeichert.</w:t>
             </w:r>
           </w:p>
         </w:tc>
@@ -4654,7 +4654,7 @@
                 <w:sz w:val="21"/>
                 <w:szCs w:val="21"/>
               </w:rPr>
-              <w:t xml:space="preserve">Ein Gefühl lässt sich nicht messen — aber zeigen.</w:t>
+              <w:t xml:space="preserve">Die Einschätzung der Klient:innen steht über der KI.</w:t>
             </w:r>
           </w:p>
         </w:tc>
@@ -4744,7 +4744,7 @@
                 <w:sz w:val="21"/>
                 <w:szCs w:val="21"/>
               </w:rPr>
-              <w:t xml:space="preserve">In der Therapie wird viel beschrieben und wenig gezeigt. Wer über Wochen von seinem Befinden erzählt, verliert den Überblick über das eigene Muster — und die Therapeutin sieht nur Ausschnitte. Die Frage war, ob sich emotionale Zustände so darstellen lassen, dass beide dasselbe vor sich haben.</w:t>
+              <w:t xml:space="preserve">Therapeut:innen stützen sich auf das, was sie sehen und hören. Nur: Viele Klient:innen erinnern Erlebtes ungenau, finden keine Worte für ihr Befinden oder passen ihr Verhalten an — aus Scham, aus Angst vor Bewertung. Daraus wurde unsere Frage: Wie kann eine multimodale Visualisierung emotionaler Zustände Therapeut:innen helfen, Reaktionen besser zu erfassen und einzuordnen?</w:t>
             </w:r>
           </w:p>
         </w:tc>
@@ -4789,7 +4789,7 @@
                 <w:sz w:val="21"/>
                 <w:szCs w:val="21"/>
               </w:rPr>
-              <w:t xml:space="preserve">Vom Interview zum Dashboard</w:t>
+              <w:t xml:space="preserve">Drei Psycholog:innen gefragt</w:t>
             </w:r>
           </w:p>
         </w:tc>
@@ -4834,7 +4834,367 @@
                 <w:sz w:val="21"/>
                 <w:szCs w:val="21"/>
               </w:rPr>
-              <w:t xml:space="preserve">Erst Interviews — mit Therapeutinnen und mit Betroffenen. Daraus Personas und Anwendungsfälle, daraus Wireframes, am Ende das Dashboard. Entworfen in Figma.</w:t>
+              <w:t xml:space="preserve">Ich habe drei angehende Psycholog:innen interviewt. Ihre Antworten haben das Projekt gedreht. Heute messen sie mit Skalierungsfragen und Fragebögen, achten nebenbei auf gebrochene Stimme, monotonen Tonfall, vermiedenen Blickkontakt. Von konkreten Emotionslabels hielten sie wenig — Emotionen ließen sich ohnehin kaum trennen. Was zählt, sind Tendenzen und Muster im Verlauf. Und ein Satz blieb hängen: Ein technisches Werkzeug darf den Vertrauensaufbau nicht stören. Daraus wurden die Leitplanken — lokale Verarbeitung, nachvollziehbare Logik, und die Selbstwahrnehmung der Klient:innen zählt mehr als jede Messung.</w:t>
+            </w:r>
+          </w:p>
+        </w:tc>
+      </w:tr>
+      <w:tr>
+        <w:tc>
+          <w:tcPr>
+            <w:tcW w:type="dxa" w:w="2500"/>
+            <w:shd w:fill="F2F2F2" w:val="clear"/>
+            <w:tcMar>
+              <w:top w:type="dxa" w:w="80"/>
+              <w:left w:type="dxa" w:w="120"/>
+              <w:bottom w:type="dxa" w:w="80"/>
+              <w:right w:type="dxa" w:w="120"/>
+            </w:tcMar>
+          </w:tcPr>
+          <w:p>
+            <w:r>
+              <w:rPr>
+                <w:rFonts w:ascii="Consolas" w:cs="Consolas" w:eastAsia="Consolas" w:hAnsi="Consolas"/>
+                <w:color w:val="666666"/>
+                <w:sz w:val="16"/>
+                <w:szCs w:val="16"/>
+              </w:rPr>
+              <w:t xml:space="preserve">chapters[2].title</w:t>
+            </w:r>
+          </w:p>
+        </w:tc>
+        <w:tc>
+          <w:tcPr>
+            <w:tcW w:type="dxa" w:w="7138"/>
+            <w:tcMar>
+              <w:top w:type="dxa" w:w="80"/>
+              <w:left w:type="dxa" w:w="120"/>
+              <w:bottom w:type="dxa" w:w="80"/>
+              <w:right w:type="dxa" w:w="120"/>
+            </w:tcMar>
+          </w:tcPr>
+          <w:p>
+            <w:r>
+              <w:rPr>
+                <w:sz w:val="21"/>
+                <w:szCs w:val="21"/>
+              </w:rPr>
+              <w:t xml:space="preserve">Technischer Aufbau</w:t>
+            </w:r>
+          </w:p>
+        </w:tc>
+      </w:tr>
+      <w:tr>
+        <w:tc>
+          <w:tcPr>
+            <w:tcW w:type="dxa" w:w="2500"/>
+            <w:shd w:fill="F2F2F2" w:val="clear"/>
+            <w:tcMar>
+              <w:top w:type="dxa" w:w="80"/>
+              <w:left w:type="dxa" w:w="120"/>
+              <w:bottom w:type="dxa" w:w="80"/>
+              <w:right w:type="dxa" w:w="120"/>
+            </w:tcMar>
+          </w:tcPr>
+          <w:p>
+            <w:r>
+              <w:rPr>
+                <w:rFonts w:ascii="Consolas" w:cs="Consolas" w:eastAsia="Consolas" w:hAnsi="Consolas"/>
+                <w:color w:val="666666"/>
+                <w:sz w:val="16"/>
+                <w:szCs w:val="16"/>
+              </w:rPr>
+              <w:t xml:space="preserve">chapters[2].text</w:t>
+            </w:r>
+          </w:p>
+        </w:tc>
+        <w:tc>
+          <w:tcPr>
+            <w:tcW w:type="dxa" w:w="7138"/>
+            <w:tcMar>
+              <w:top w:type="dxa" w:w="80"/>
+              <w:left w:type="dxa" w:w="120"/>
+              <w:bottom w:type="dxa" w:w="80"/>
+              <w:right w:type="dxa" w:w="120"/>
+            </w:tcMar>
+          </w:tcPr>
+          <w:p>
+            <w:r>
+              <w:rPr>
+                <w:sz w:val="21"/>
+                <w:szCs w:val="21"/>
+              </w:rPr>
+              <w:t xml:space="preserve">Drei Eingänge, alle lokal: Die Kamera liest über OpenCV und DeepFace die Mimik, das Mikrofon über librosa die Stimme — Lautstärke, Tonhöhe, Sprechtempo, Pausen —, ein Wearable den Puls. Jede Messung landet auf den drei Achsen des PAD-Modells (Valenz, Arousal, Dominanz) und mit Zeitstempel in einer SQLite-Datenbank, aus der das Dashboard sie liest. Keine Cloud, keine Rohbilder — nur abstrahierte Werte. Den Puls mussten wir simulieren: An der Hochschule war kein Wearable aufzutreiben.</w:t>
+            </w:r>
+          </w:p>
+        </w:tc>
+      </w:tr>
+      <w:tr>
+        <w:tc>
+          <w:tcPr>
+            <w:tcW w:type="dxa" w:w="2500"/>
+            <w:shd w:fill="F2F2F2" w:val="clear"/>
+            <w:tcMar>
+              <w:top w:type="dxa" w:w="80"/>
+              <w:left w:type="dxa" w:w="120"/>
+              <w:bottom w:type="dxa" w:w="80"/>
+              <w:right w:type="dxa" w:w="120"/>
+            </w:tcMar>
+          </w:tcPr>
+          <w:p>
+            <w:r>
+              <w:rPr>
+                <w:rFonts w:ascii="Consolas" w:cs="Consolas" w:eastAsia="Consolas" w:hAnsi="Consolas"/>
+                <w:color w:val="666666"/>
+                <w:sz w:val="16"/>
+                <w:szCs w:val="16"/>
+              </w:rPr>
+              <w:t xml:space="preserve">chapters[3].title</w:t>
+            </w:r>
+          </w:p>
+        </w:tc>
+        <w:tc>
+          <w:tcPr>
+            <w:tcW w:type="dxa" w:w="7138"/>
+            <w:tcMar>
+              <w:top w:type="dxa" w:w="80"/>
+              <w:left w:type="dxa" w:w="120"/>
+              <w:bottom w:type="dxa" w:w="80"/>
+              <w:right w:type="dxa" w:w="120"/>
+            </w:tcMar>
+          </w:tcPr>
+          <w:p>
+            <w:r>
+              <w:rPr>
+                <w:sz w:val="21"/>
+                <w:szCs w:val="21"/>
+              </w:rPr>
+              <w:t xml:space="preserve">Zwei Fenster</w:t>
+            </w:r>
+          </w:p>
+        </w:tc>
+      </w:tr>
+      <w:tr>
+        <w:tc>
+          <w:tcPr>
+            <w:tcW w:type="dxa" w:w="2500"/>
+            <w:shd w:fill="F2F2F2" w:val="clear"/>
+            <w:tcMar>
+              <w:top w:type="dxa" w:w="80"/>
+              <w:left w:type="dxa" w:w="120"/>
+              <w:bottom w:type="dxa" w:w="80"/>
+              <w:right w:type="dxa" w:w="120"/>
+            </w:tcMar>
+          </w:tcPr>
+          <w:p>
+            <w:r>
+              <w:rPr>
+                <w:rFonts w:ascii="Consolas" w:cs="Consolas" w:eastAsia="Consolas" w:hAnsi="Consolas"/>
+                <w:color w:val="666666"/>
+                <w:sz w:val="16"/>
+                <w:szCs w:val="16"/>
+              </w:rPr>
+              <w:t xml:space="preserve">chapters[3].text</w:t>
+            </w:r>
+          </w:p>
+        </w:tc>
+        <w:tc>
+          <w:tcPr>
+            <w:tcW w:type="dxa" w:w="7138"/>
+            <w:tcMar>
+              <w:top w:type="dxa" w:w="80"/>
+              <w:left w:type="dxa" w:w="120"/>
+              <w:bottom w:type="dxa" w:w="80"/>
+              <w:right w:type="dxa" w:w="120"/>
+            </w:tcMar>
+          </w:tcPr>
+          <w:p>
+            <w:r>
+              <w:rPr>
+                <w:sz w:val="21"/>
+                <w:szCs w:val="21"/>
+              </w:rPr>
+              <w:t xml:space="preserve">Hier laufen die beiden Messungen im Browser, nach demselben Prinzip wie im Prototyp: oben der Eingang, darunter eine Liste, die alle 0,4 Sekunden notiert und nur die letzten beiden Einträge zeigt. Beim Ton gibt es eine Stilleschwelle. Die brauchte es auch im Projekt: Das Modell war auf einem Datensatz ohne Pausen trainiert und hat jede Stille als „happy" gelesen.</w:t>
+            </w:r>
+          </w:p>
+        </w:tc>
+      </w:tr>
+      <w:tr>
+        <w:tc>
+          <w:tcPr>
+            <w:tcW w:type="dxa" w:w="2500"/>
+            <w:shd w:fill="F2F2F2" w:val="clear"/>
+            <w:tcMar>
+              <w:top w:type="dxa" w:w="80"/>
+              <w:left w:type="dxa" w:w="120"/>
+              <w:bottom w:type="dxa" w:w="80"/>
+              <w:right w:type="dxa" w:w="120"/>
+            </w:tcMar>
+          </w:tcPr>
+          <w:p>
+            <w:r>
+              <w:rPr>
+                <w:rFonts w:ascii="Consolas" w:cs="Consolas" w:eastAsia="Consolas" w:hAnsi="Consolas"/>
+                <w:color w:val="666666"/>
+                <w:sz w:val="16"/>
+                <w:szCs w:val="16"/>
+              </w:rPr>
+              <w:t xml:space="preserve">chapters[4].title</w:t>
+            </w:r>
+          </w:p>
+        </w:tc>
+        <w:tc>
+          <w:tcPr>
+            <w:tcW w:type="dxa" w:w="7138"/>
+            <w:tcMar>
+              <w:top w:type="dxa" w:w="80"/>
+              <w:left w:type="dxa" w:w="120"/>
+              <w:bottom w:type="dxa" w:w="80"/>
+              <w:right w:type="dxa" w:w="120"/>
+            </w:tcMar>
+          </w:tcPr>
+          <w:p>
+            <w:r>
+              <w:rPr>
+                <w:sz w:val="21"/>
+                <w:szCs w:val="21"/>
+              </w:rPr>
+              <w:t xml:space="preserve">Was der Test gezeigt hat</w:t>
+            </w:r>
+          </w:p>
+        </w:tc>
+      </w:tr>
+      <w:tr>
+        <w:tc>
+          <w:tcPr>
+            <w:tcW w:type="dxa" w:w="2500"/>
+            <w:shd w:fill="F2F2F2" w:val="clear"/>
+            <w:tcMar>
+              <w:top w:type="dxa" w:w="80"/>
+              <w:left w:type="dxa" w:w="120"/>
+              <w:bottom w:type="dxa" w:w="80"/>
+              <w:right w:type="dxa" w:w="120"/>
+            </w:tcMar>
+          </w:tcPr>
+          <w:p>
+            <w:r>
+              <w:rPr>
+                <w:rFonts w:ascii="Consolas" w:cs="Consolas" w:eastAsia="Consolas" w:hAnsi="Consolas"/>
+                <w:color w:val="666666"/>
+                <w:sz w:val="16"/>
+                <w:szCs w:val="16"/>
+              </w:rPr>
+              <w:t xml:space="preserve">chapters[4].text</w:t>
+            </w:r>
+          </w:p>
+        </w:tc>
+        <w:tc>
+          <w:tcPr>
+            <w:tcW w:type="dxa" w:w="7138"/>
+            <w:tcMar>
+              <w:top w:type="dxa" w:w="80"/>
+              <w:left w:type="dxa" w:w="120"/>
+              <w:bottom w:type="dxa" w:w="80"/>
+              <w:right w:type="dxa" w:w="120"/>
+            </w:tcMar>
+          </w:tcPr>
+          <w:p>
+            <w:r>
+              <w:rPr>
+                <w:sz w:val="21"/>
+                <w:szCs w:val="21"/>
+              </w:rPr>
+              <w:t xml:space="preserve">Zwei Probanden haben eine Therapiesitzung gespielt — einer als Klient mit Kamera und Mikrofon, einer als Therapeut. Aus den Messwerten wurde das Dashboard gebaut und einer angehenden Psychologin vorgelegt. Ihre Kritik traf den Kern: Grün, Gelb und Rot liest man als Ampel — und damit werden Gefühle ungewollt richtig oder falsch. Und weil nirgends eine Konfidenz stand, wirkten die Werte eindeutiger, als sie sind. Beides ist genau das, was ein solches Werkzeug nicht tun darf.</w:t>
+            </w:r>
+          </w:p>
+        </w:tc>
+      </w:tr>
+      <w:tr>
+        <w:tc>
+          <w:tcPr>
+            <w:tcW w:type="dxa" w:w="2500"/>
+            <w:shd w:fill="F2F2F2" w:val="clear"/>
+            <w:tcMar>
+              <w:top w:type="dxa" w:w="80"/>
+              <w:left w:type="dxa" w:w="120"/>
+              <w:bottom w:type="dxa" w:w="80"/>
+              <w:right w:type="dxa" w:w="120"/>
+            </w:tcMar>
+          </w:tcPr>
+          <w:p>
+            <w:r>
+              <w:rPr>
+                <w:rFonts w:ascii="Consolas" w:cs="Consolas" w:eastAsia="Consolas" w:hAnsi="Consolas"/>
+                <w:color w:val="666666"/>
+                <w:sz w:val="16"/>
+                <w:szCs w:val="16"/>
+              </w:rPr>
+              <w:t xml:space="preserve">chapters[5].title</w:t>
+            </w:r>
+          </w:p>
+        </w:tc>
+        <w:tc>
+          <w:tcPr>
+            <w:tcW w:type="dxa" w:w="7138"/>
+            <w:tcMar>
+              <w:top w:type="dxa" w:w="80"/>
+              <w:left w:type="dxa" w:w="120"/>
+              <w:bottom w:type="dxa" w:w="80"/>
+              <w:right w:type="dxa" w:w="120"/>
+            </w:tcMar>
+          </w:tcPr>
+          <w:p>
+            <w:r>
+              <w:rPr>
+                <w:sz w:val="21"/>
+                <w:szCs w:val="21"/>
+              </w:rPr>
+              <w:t xml:space="preserve">Was bliebe zu tun</w:t>
+            </w:r>
+          </w:p>
+        </w:tc>
+      </w:tr>
+      <w:tr>
+        <w:tc>
+          <w:tcPr>
+            <w:tcW w:type="dxa" w:w="2500"/>
+            <w:shd w:fill="F2F2F2" w:val="clear"/>
+            <w:tcMar>
+              <w:top w:type="dxa" w:w="80"/>
+              <w:left w:type="dxa" w:w="120"/>
+              <w:bottom w:type="dxa" w:w="80"/>
+              <w:right w:type="dxa" w:w="120"/>
+            </w:tcMar>
+          </w:tcPr>
+          <w:p>
+            <w:r>
+              <w:rPr>
+                <w:rFonts w:ascii="Consolas" w:cs="Consolas" w:eastAsia="Consolas" w:hAnsi="Consolas"/>
+                <w:color w:val="666666"/>
+                <w:sz w:val="16"/>
+                <w:szCs w:val="16"/>
+              </w:rPr>
+              <w:t xml:space="preserve">chapters[5].text</w:t>
+            </w:r>
+          </w:p>
+        </w:tc>
+        <w:tc>
+          <w:tcPr>
+            <w:tcW w:type="dxa" w:w="7138"/>
+            <w:tcMar>
+              <w:top w:type="dxa" w:w="80"/>
+              <w:left w:type="dxa" w:w="120"/>
+              <w:bottom w:type="dxa" w:w="80"/>
+              <w:right w:type="dxa" w:w="120"/>
+            </w:tcMar>
+          </w:tcPr>
+          <w:p>
+            <w:r>
+              <w:rPr>
+                <w:sz w:val="21"/>
+                <w:szCs w:val="21"/>
+              </w:rPr>
+              <w:t xml:space="preserve">Die Farbcodierung müsste raus aus der Bewertung, die Unsicherheit sichtbar werden — Konfidenzbereiche je Modalität, erklärende Texte, Notizen mit Zeitstempel für den Kontext. Technisch fehlen definierte Synchronisationsfenster, die Audioanalyse hängt drei bis fünf Sekunden hinterher, und der simulierte Puls müsste einem echten Sensor weichen. Was bleibt, ist die Haltung: Das System liefert Gesprächsanlässe, keine Diagnosen.</w:t>
             </w:r>
           </w:p>
         </w:tc>
@@ -6095,27 +6455,27 @@
                 <w:sz w:val="16"/>
                 <w:szCs w:val="16"/>
               </w:rPr>
-              <w:t xml:space="preserve">description</w:t>
-            </w:r>
-          </w:p>
-        </w:tc>
-        <w:tc>
-          <w:tcPr>
-            <w:tcW w:type="dxa" w:w="7138"/>
-            <w:tcMar>
-              <w:top w:type="dxa" w:w="80"/>
-              <w:left w:type="dxa" w:w="120"/>
-              <w:bottom w:type="dxa" w:w="80"/>
-              <w:right w:type="dxa" w:w="120"/>
-            </w:tcMar>
-          </w:tcPr>
-          <w:p>
-            <w:r>
-              <w:rPr>
-                <w:sz w:val="21"/>
-                <w:szCs w:val="21"/>
-              </w:rPr>
-              <w:t xml:space="preserve">Ein Kurzfilm über die verschiedenen Facetten der Liebe, entstanden mit einem offenen Casting über Instagram. Gedreht in Frankfurt, Februar 2025. Konzipiert, gefilmt und bearbeitet gemeinsam mit Dardan Shala.</w:t>
+              <w:t xml:space="preserve">client</w:t>
+            </w:r>
+          </w:p>
+        </w:tc>
+        <w:tc>
+          <w:tcPr>
+            <w:tcW w:type="dxa" w:w="7138"/>
+            <w:tcMar>
+              <w:top w:type="dxa" w:w="80"/>
+              <w:left w:type="dxa" w:w="120"/>
+              <w:bottom w:type="dxa" w:w="80"/>
+              <w:right w:type="dxa" w:w="120"/>
+            </w:tcMar>
+          </w:tcPr>
+          <w:p>
+            <w:r>
+              <w:rPr>
+                <w:sz w:val="21"/>
+                <w:szCs w:val="21"/>
+              </w:rPr>
+              <w:t xml:space="preserve">Mit Dardan Shala</w:t>
             </w:r>
           </w:p>
         </w:tc>
@@ -6230,51 +6590,6 @@
                 <w:sz w:val="16"/>
                 <w:szCs w:val="16"/>
               </w:rPr>
-              <w:t xml:space="preserve">chapters[0].text</w:t>
-            </w:r>
-          </w:p>
-        </w:tc>
-        <w:tc>
-          <w:tcPr>
-            <w:tcW w:type="dxa" w:w="7138"/>
-            <w:tcMar>
-              <w:top w:type="dxa" w:w="80"/>
-              <w:left w:type="dxa" w:w="120"/>
-              <w:bottom w:type="dxa" w:w="80"/>
-              <w:right w:type="dxa" w:w="120"/>
-            </w:tcMar>
-          </w:tcPr>
-          <w:p>
-            <w:r>
-              <w:rPr>
-                <w:sz w:val="21"/>
-                <w:szCs w:val="21"/>
-              </w:rPr>
-              <w:t xml:space="preserve">Gesucht wurde über Instagram und TikTok. Gedreht im Februar 2025, gemeinsam mit Dardan Shala.</w:t>
-            </w:r>
-          </w:p>
-        </w:tc>
-      </w:tr>
-      <w:tr>
-        <w:tc>
-          <w:tcPr>
-            <w:tcW w:type="dxa" w:w="2500"/>
-            <w:shd w:fill="F2F2F2" w:val="clear"/>
-            <w:tcMar>
-              <w:top w:type="dxa" w:w="80"/>
-              <w:left w:type="dxa" w:w="120"/>
-              <w:bottom w:type="dxa" w:w="80"/>
-              <w:right w:type="dxa" w:w="120"/>
-            </w:tcMar>
-          </w:tcPr>
-          <w:p>
-            <w:r>
-              <w:rPr>
-                <w:rFonts w:ascii="Consolas" w:cs="Consolas" w:eastAsia="Consolas" w:hAnsi="Consolas"/>
-                <w:color w:val="666666"/>
-                <w:sz w:val="16"/>
-                <w:szCs w:val="16"/>
-              </w:rPr>
               <w:t xml:space="preserve">chapters[1].title</w:t>
             </w:r>
           </w:p>
@@ -6296,51 +6611,6 @@
                 <w:szCs w:val="21"/>
               </w:rPr>
               <w:t xml:space="preserve">Der Film</w:t>
-            </w:r>
-          </w:p>
-        </w:tc>
-      </w:tr>
-      <w:tr>
-        <w:tc>
-          <w:tcPr>
-            <w:tcW w:type="dxa" w:w="2500"/>
-            <w:shd w:fill="F2F2F2" w:val="clear"/>
-            <w:tcMar>
-              <w:top w:type="dxa" w:w="80"/>
-              <w:left w:type="dxa" w:w="120"/>
-              <w:bottom w:type="dxa" w:w="80"/>
-              <w:right w:type="dxa" w:w="120"/>
-            </w:tcMar>
-          </w:tcPr>
-          <w:p>
-            <w:r>
-              <w:rPr>
-                <w:rFonts w:ascii="Consolas" w:cs="Consolas" w:eastAsia="Consolas" w:hAnsi="Consolas"/>
-                <w:color w:val="666666"/>
-                <w:sz w:val="16"/>
-                <w:szCs w:val="16"/>
-              </w:rPr>
-              <w:t xml:space="preserve">chapters[1].text</w:t>
-            </w:r>
-          </w:p>
-        </w:tc>
-        <w:tc>
-          <w:tcPr>
-            <w:tcW w:type="dxa" w:w="7138"/>
-            <w:tcMar>
-              <w:top w:type="dxa" w:w="80"/>
-              <w:left w:type="dxa" w:w="120"/>
-              <w:bottom w:type="dxa" w:w="80"/>
-              <w:right w:type="dxa" w:w="120"/>
-            </w:tcMar>
-          </w:tcPr>
-          <w:p>
-            <w:r>
-              <w:rPr>
-                <w:sz w:val="21"/>
-                <w:szCs w:val="21"/>
-              </w:rPr>
-              <w:t xml:space="preserve">Der fertige Kurzfilm.</w:t>
             </w:r>
           </w:p>
         </w:tc>

--- a/Portfolio-Texte.docx
+++ b/Portfolio-Texte.docx
@@ -7494,7 +7494,7 @@
                 <w:sz w:val="21"/>
                 <w:szCs w:val="21"/>
               </w:rPr>
-              <w:t xml:space="preserve">Musikvideo, offiziell veröffentlicht. Dazu ein Visualizer für Instagram und ein Beispiel aus der Promophase.</w:t>
+              <w:t xml:space="preserve">Das Musikvideo, offiziell veröffentlicht — dazu der Visualizer, der auf Instagram lief. Ein Beispiel aus der Promophase kommt noch dazu.</w:t>
             </w:r>
           </w:p>
         </w:tc>
@@ -8026,7 +8026,7 @@
                 <w:sz w:val="21"/>
                 <w:szCs w:val="21"/>
               </w:rPr>
-              <w:t xml:space="preserve">Das erste Konzept kam von Guy Buffet und seiner Serie „The Perfect Martini": gemalte Szenen, in denen das Glas die Hauptrolle spielt. Der Plan war, darüber die Cocktails zu vermarkten.</w:t>
+              <w:t xml:space="preserve">Das erste Konzept kam von Guy Buffet und seiner Serie „The Perfect Martini": gemalte Szenen, in denen das Glas die Hauptrolle spielt. Der Plan war, darüber die Cocktails zu vermarkten — so sieht das Ergebnis aus.</w:t>
             </w:r>
           </w:p>
         </w:tc>

--- a/Portfolio-Texte.docx
+++ b/Portfolio-Texte.docx
@@ -3275,7 +3275,7 @@
                 <w:sz w:val="21"/>
                 <w:szCs w:val="21"/>
               </w:rPr>
-              <w:t xml:space="preserve">Eine Videoinstallation über Nostalgie als Abwehrmechanismus: Wir verdrängen, was gerade passiert, und romantisieren es später durch den Filter von Social Media. Zwei Röhrenmonitore an den Ausgängen des Aufzugs, gesteuert nur mit Körperhaltung und Handbewegung.</w:t>
+              <w:t xml:space="preserve">Eine Videoinstallation über Nostalgie als Abwehrmechanismus: Wir verdrängen, was gerade passiert, und romantisieren es später durch den Filter von Social Media. Ein alter Röhrenmonitor am Ausgang des Aufzugs, gesteuert nur mit Körperhaltung und Handbewegung.</w:t>
             </w:r>
           </w:p>
         </w:tc>
@@ -3500,7 +3500,7 @@
                 <w:sz w:val="21"/>
                 <w:szCs w:val="21"/>
               </w:rPr>
-              <w:t xml:space="preserve">Eine Kamera liest die Körperhaltung aus, zwei TouchDesigner-Projekte rechnen daraus Schwellenwerte und streamen live auf zwei Röhrenmonitore. Die Ästhetik kommt vom Signalfehler — RGB-Versatz, Rauschen, verrissene Zeilen. Was auf einem modernen Bildschirm wie ein Defekt aussieht, ist auf der Röhre normal.</w:t>
+              <w:t xml:space="preserve">Eine Kamera liest Abstand und Haltung aus, TouchDesigner rechnet daraus Schwellenwerte und legt beide Ebenen übereinander auf einen Röhrenmonitor. Je weiter man weg steht, desto gröber das Raster — beim Herangehen löst sich das Bild auf. Die Ästhetik kommt vom Signalfehler: RGB-Versatz, Rauschen, verrissene Zeilen. Was auf einem modernen Bildschirm wie ein Defekt aussieht, ist auf der Röhre normal.</w:t>
             </w:r>
           </w:p>
         </w:tc>
@@ -3590,7 +3590,7 @@
                 <w:sz w:val="21"/>
                 <w:szCs w:val="21"/>
               </w:rPr>
-              <w:t xml:space="preserve">Wer aus dem Aufzug tritt, steht im Bild, bevor er es merkt. Es gibt nichts zu bedienen: Die Position im Raum und die Hand vor der Kamera sind die ganze Steuerung — die beiden Plakate erklären das wortlos. Oben läuft dieselbe Erkennung im Browser.</w:t>
+              <w:t xml:space="preserve">Wer aus dem Aufzug tritt, steht im Bild, bevor er es merkt. Es gibt nichts zu bedienen: Der Abstand zum Schirm und die Hand vor der Kamera sind die ganze Steuerung — die beiden Plakate erklären das wortlos. Oben läuft dieselbe Erkennung im Browser.</w:t>
             </w:r>
           </w:p>
         </w:tc>

--- a/Portfolio-Texte.docx
+++ b/Portfolio-Texte.docx
@@ -3942,7 +3942,7 @@
                 <w:sz w:val="21"/>
                 <w:szCs w:val="21"/>
               </w:rPr>
-              <w:t xml:space="preserve">Mit Cara Brueggendieck und Kathrin Krell. Betreut von Prof. Norbert Schnell und Peter Kirschenbauer</w:t>
+              <w:t xml:space="preserve">Mit Cara Brüggendieck und Kathrin Krell. Betreut von Prof. Norbert Schnell und Peter Kirschenbauer</w:t>
             </w:r>
           </w:p>
         </w:tc>
@@ -5456,7 +5456,7 @@
                 <w:sz w:val="21"/>
                 <w:szCs w:val="21"/>
               </w:rPr>
-              <w:t xml:space="preserve">Mit Cara Brueggendieck. Modul "Inszenierung Interaktiver Medien", Master Design Interaktiver Medien</w:t>
+              <w:t xml:space="preserve">Mit Cara Brüggendieck. Modul "Inszenierung Interaktiver Medien", Master Design Interaktiver Medien</w:t>
             </w:r>
           </w:p>
         </w:tc>
@@ -7711,7 +7711,7 @@
                 <w:sz w:val="21"/>
                 <w:szCs w:val="21"/>
               </w:rPr>
-              <w:t xml:space="preserve">Raumvermietung, Website und Imagefilm</w:t>
+              <w:t xml:space="preserve">Zwei Werbefilme für Bar und Frühstück</w:t>
             </w:r>
           </w:p>
         </w:tc>
@@ -7801,7 +7801,7 @@
                 <w:sz w:val="21"/>
                 <w:szCs w:val="21"/>
               </w:rPr>
-              <w:t xml:space="preserve">Gestaltung, Storyboard, Fotografie</w:t>
+              <w:t xml:space="preserve">Konzept, Storyboard, Kamera</w:t>
             </w:r>
           </w:p>
         </w:tc>
@@ -7891,7 +7891,7 @@
                 <w:sz w:val="21"/>
                 <w:szCs w:val="21"/>
               </w:rPr>
-              <w:t xml:space="preserve">Huginn ist Café, Bar, Eventlocation und Co-Working-Space in einem Haus. Über ein Jahr habe ich die Kommunikation gemacht: Konzepte für Bewegtbild, die Drucksachen und die Fotografie.</w:t>
+              <w:t xml:space="preserve">Huginn ist Café, Bar, Eventlocation und Co-Working-Space in einem Haus. Für die Vermarktung sind zwei Filmkonzepte entstanden — eines für die Cocktails, eines für das Frühstück.</w:t>
             </w:r>
           </w:p>
         </w:tc>
@@ -8026,7 +8026,7 @@
                 <w:sz w:val="21"/>
                 <w:szCs w:val="21"/>
               </w:rPr>
-              <w:t xml:space="preserve">Das erste Konzept kam von Guy Buffet und seiner Serie „The Perfect Martini": gemalte Szenen, in denen das Glas die Hauptrolle spielt. Der Plan war, darüber die Cocktails zu vermarkten — so sieht das Ergebnis aus.</w:t>
+              <w:t xml:space="preserve">Das Konzept kam von Guy Buffet und seiner Serie „The Perfect Martini": gemalte Szenen, in denen das Glas die Hauptrolle spielt. Zwölf Bilder — Preparation, Shaking, Finishing — wurden Bild für Bild in Bewegung übersetzt, dazu die Kameraeinstellungen für beide Fassungen: Slow Shutter und normal. So sieht das Ergebnis aus.</w:t>
             </w:r>
           </w:p>
         </w:tc>
@@ -8071,7 +8071,7 @@
                 <w:sz w:val="21"/>
                 <w:szCs w:val="21"/>
               </w:rPr>
-              <w:t xml:space="preserve">Tischaufsteller und WhatsApp Business</w:t>
+              <w:t xml:space="preserve">Breakfast at Jule’s</w:t>
             </w:r>
           </w:p>
         </w:tc>
@@ -8116,187 +8116,7 @@
                 <w:sz w:val="21"/>
                 <w:szCs w:val="21"/>
               </w:rPr>
-              <w:t xml:space="preserve">Auf den Tischen steht, was die Gäste direkt betrifft. Dazu habe ich das WhatsApp Business aufgesetzt und die passenden Fotos selbst geschossen — die Gerichte vor Rot, damit sie sich in die Bildwelt einfügen statt als Fremdkörper zu wirken.</w:t>
-            </w:r>
-          </w:p>
-        </w:tc>
-      </w:tr>
-      <w:tr>
-        <w:tc>
-          <w:tcPr>
-            <w:tcW w:type="dxa" w:w="2500"/>
-            <w:shd w:fill="F2F2F2" w:val="clear"/>
-            <w:tcMar>
-              <w:top w:type="dxa" w:w="80"/>
-              <w:left w:type="dxa" w:w="120"/>
-              <w:bottom w:type="dxa" w:w="80"/>
-              <w:right w:type="dxa" w:w="120"/>
-            </w:tcMar>
-          </w:tcPr>
-          <w:p>
-            <w:r>
-              <w:rPr>
-                <w:rFonts w:ascii="Consolas" w:cs="Consolas" w:eastAsia="Consolas" w:hAnsi="Consolas"/>
-                <w:color w:val="666666"/>
-                <w:sz w:val="16"/>
-                <w:szCs w:val="16"/>
-              </w:rPr>
-              <w:t xml:space="preserve">chapters[2].title</w:t>
-            </w:r>
-          </w:p>
-        </w:tc>
-        <w:tc>
-          <w:tcPr>
-            <w:tcW w:type="dxa" w:w="7138"/>
-            <w:tcMar>
-              <w:top w:type="dxa" w:w="80"/>
-              <w:left w:type="dxa" w:w="120"/>
-              <w:bottom w:type="dxa" w:w="80"/>
-              <w:right w:type="dxa" w:w="120"/>
-            </w:tcMar>
-          </w:tcPr>
-          <w:p>
-            <w:r>
-              <w:rPr>
-                <w:sz w:val="21"/>
-                <w:szCs w:val="21"/>
-              </w:rPr>
-              <w:t xml:space="preserve">Magazin für den Eventraum</w:t>
-            </w:r>
-          </w:p>
-        </w:tc>
-      </w:tr>
-      <w:tr>
-        <w:tc>
-          <w:tcPr>
-            <w:tcW w:type="dxa" w:w="2500"/>
-            <w:shd w:fill="F2F2F2" w:val="clear"/>
-            <w:tcMar>
-              <w:top w:type="dxa" w:w="80"/>
-              <w:left w:type="dxa" w:w="120"/>
-              <w:bottom w:type="dxa" w:w="80"/>
-              <w:right w:type="dxa" w:w="120"/>
-            </w:tcMar>
-          </w:tcPr>
-          <w:p>
-            <w:r>
-              <w:rPr>
-                <w:rFonts w:ascii="Consolas" w:cs="Consolas" w:eastAsia="Consolas" w:hAnsi="Consolas"/>
-                <w:color w:val="666666"/>
-                <w:sz w:val="16"/>
-                <w:szCs w:val="16"/>
-              </w:rPr>
-              <w:t xml:space="preserve">chapters[2].text</w:t>
-            </w:r>
-          </w:p>
-        </w:tc>
-        <w:tc>
-          <w:tcPr>
-            <w:tcW w:type="dxa" w:w="7138"/>
-            <w:tcMar>
-              <w:top w:type="dxa" w:w="80"/>
-              <w:left w:type="dxa" w:w="120"/>
-              <w:bottom w:type="dxa" w:w="80"/>
-              <w:right w:type="dxa" w:w="120"/>
-            </w:tcMar>
-          </w:tcPr>
-          <w:p>
-            <w:r>
-              <w:rPr>
-                <w:sz w:val="21"/>
-                <w:szCs w:val="21"/>
-              </w:rPr>
-              <w:t xml:space="preserve">Für die Vermietung des Eventraums im Obergeschoss habe ich ein Magazin entworfen: Etage für Etage durch das Haus, jede Doppelseite ein Raum und ein Anlass.</w:t>
-            </w:r>
-          </w:p>
-        </w:tc>
-      </w:tr>
-      <w:tr>
-        <w:tc>
-          <w:tcPr>
-            <w:tcW w:type="dxa" w:w="2500"/>
-            <w:shd w:fill="F2F2F2" w:val="clear"/>
-            <w:tcMar>
-              <w:top w:type="dxa" w:w="80"/>
-              <w:left w:type="dxa" w:w="120"/>
-              <w:bottom w:type="dxa" w:w="80"/>
-              <w:right w:type="dxa" w:w="120"/>
-            </w:tcMar>
-          </w:tcPr>
-          <w:p>
-            <w:r>
-              <w:rPr>
-                <w:rFonts w:ascii="Consolas" w:cs="Consolas" w:eastAsia="Consolas" w:hAnsi="Consolas"/>
-                <w:color w:val="666666"/>
-                <w:sz w:val="16"/>
-                <w:szCs w:val="16"/>
-              </w:rPr>
-              <w:t xml:space="preserve">chapters[3].title</w:t>
-            </w:r>
-          </w:p>
-        </w:tc>
-        <w:tc>
-          <w:tcPr>
-            <w:tcW w:type="dxa" w:w="7138"/>
-            <w:tcMar>
-              <w:top w:type="dxa" w:w="80"/>
-              <w:left w:type="dxa" w:w="120"/>
-              <w:bottom w:type="dxa" w:w="80"/>
-              <w:right w:type="dxa" w:w="120"/>
-            </w:tcMar>
-          </w:tcPr>
-          <w:p>
-            <w:r>
-              <w:rPr>
-                <w:sz w:val="21"/>
-                <w:szCs w:val="21"/>
-              </w:rPr>
-              <w:t xml:space="preserve">Breakfast at Jule’s</w:t>
-            </w:r>
-          </w:p>
-        </w:tc>
-      </w:tr>
-      <w:tr>
-        <w:tc>
-          <w:tcPr>
-            <w:tcW w:type="dxa" w:w="2500"/>
-            <w:shd w:fill="F2F2F2" w:val="clear"/>
-            <w:tcMar>
-              <w:top w:type="dxa" w:w="80"/>
-              <w:left w:type="dxa" w:w="120"/>
-              <w:bottom w:type="dxa" w:w="80"/>
-              <w:right w:type="dxa" w:w="120"/>
-            </w:tcMar>
-          </w:tcPr>
-          <w:p>
-            <w:r>
-              <w:rPr>
-                <w:rFonts w:ascii="Consolas" w:cs="Consolas" w:eastAsia="Consolas" w:hAnsi="Consolas"/>
-                <w:color w:val="666666"/>
-                <w:sz w:val="16"/>
-                <w:szCs w:val="16"/>
-              </w:rPr>
-              <w:t xml:space="preserve">chapters[3].text</w:t>
-            </w:r>
-          </w:p>
-        </w:tc>
-        <w:tc>
-          <w:tcPr>
-            <w:tcW w:type="dxa" w:w="7138"/>
-            <w:tcMar>
-              <w:top w:type="dxa" w:w="80"/>
-              <w:left w:type="dxa" w:w="120"/>
-              <w:bottom w:type="dxa" w:w="80"/>
-              <w:right w:type="dxa" w:w="120"/>
-            </w:tcMar>
-          </w:tcPr>
-          <w:p>
-            <w:r>
-              <w:rPr>
-                <w:sz w:val="21"/>
-                <w:szCs w:val="21"/>
-              </w:rPr>
-              <w:t xml:space="preserve">Für die Vermarktung des Frühstücks habe ich einen Videodreh geplant und gefilmt — kurze Werbevideos und Reels unter der Kampagne „Breakfast at Jule’s". Sechzehn gezeichnete Bilder erzählen den Film, bevor die Kamera läuft. Die Aufnahmen stehen, fertig geschnitten sind sie leider nicht.</w:t>
+              <w:t xml:space="preserve">Für das Frühstück habe ich einen zweiten Dreh geplant und gefilmt — kurze Werbevideos und Reels. Sechzehn gezeichnete Bilder erzählen den Film, bevor die Kamera läuft: jeder Schnitt, jede Einstellung, die Shotlist. Die Aufnahmen stehen, fertig geschnitten sind sie leider nicht.</w:t>
             </w:r>
           </w:p>
         </w:tc>
@@ -11635,6 +11455,628 @@
         <w:spacing w:before="320" w:after="140"/>
       </w:pPr>
       <w:r>
+        <w:t xml:space="preserve">Huginn</w:t>
+      </w:r>
+    </w:p>
+    <w:p>
+      <w:r>
+        <w:rPr>
+          <w:rFonts w:ascii="Consolas" w:cs="Consolas" w:eastAsia="Consolas" w:hAnsi="Consolas"/>
+          <w:color w:val="888888"/>
+          <w:sz w:val="18"/>
+          <w:szCs w:val="18"/>
+        </w:rPr>
+        <w:t xml:space="preserve">src/data/kommunikationsdesign.js  ·  slug: huginn-gestaltung</w:t>
+      </w:r>
+    </w:p>
+    <w:tbl>
+      <w:tblPr>
+        <w:tblW w:type="dxa" w:w="9638"/>
+        <w:tblBorders>
+          <w:top w:val="single" w:color="auto" w:sz="4"/>
+          <w:left w:val="single" w:color="auto" w:sz="4"/>
+          <w:bottom w:val="single" w:color="auto" w:sz="4"/>
+          <w:right w:val="single" w:color="auto" w:sz="4"/>
+          <w:insideH w:val="single" w:color="auto" w:sz="4"/>
+          <w:insideV w:val="single" w:color="auto" w:sz="4"/>
+        </w:tblBorders>
+      </w:tblPr>
+      <w:tblGrid>
+        <w:gridCol w:w="2500"/>
+        <w:gridCol w:w="7138"/>
+      </w:tblGrid>
+      <w:tr>
+        <w:tc>
+          <w:tcPr>
+            <w:tcW w:type="dxa" w:w="2500"/>
+            <w:shd w:fill="F2F2F2" w:val="clear"/>
+            <w:tcMar>
+              <w:top w:type="dxa" w:w="80"/>
+              <w:left w:type="dxa" w:w="120"/>
+              <w:bottom w:type="dxa" w:w="80"/>
+              <w:right w:type="dxa" w:w="120"/>
+            </w:tcMar>
+          </w:tcPr>
+          <w:p>
+            <w:r>
+              <w:rPr>
+                <w:rFonts w:ascii="Consolas" w:cs="Consolas" w:eastAsia="Consolas" w:hAnsi="Consolas"/>
+                <w:color w:val="666666"/>
+                <w:sz w:val="16"/>
+                <w:szCs w:val="16"/>
+              </w:rPr>
+              <w:t xml:space="preserve">title</w:t>
+            </w:r>
+          </w:p>
+        </w:tc>
+        <w:tc>
+          <w:tcPr>
+            <w:tcW w:type="dxa" w:w="7138"/>
+            <w:tcMar>
+              <w:top w:type="dxa" w:w="80"/>
+              <w:left w:type="dxa" w:w="120"/>
+              <w:bottom w:type="dxa" w:w="80"/>
+              <w:right w:type="dxa" w:w="120"/>
+            </w:tcMar>
+          </w:tcPr>
+          <w:p>
+            <w:r>
+              <w:rPr>
+                <w:sz w:val="21"/>
+                <w:szCs w:val="21"/>
+              </w:rPr>
+              <w:t xml:space="preserve">Huginn</w:t>
+            </w:r>
+          </w:p>
+        </w:tc>
+      </w:tr>
+      <w:tr>
+        <w:tc>
+          <w:tcPr>
+            <w:tcW w:type="dxa" w:w="2500"/>
+            <w:shd w:fill="F2F2F2" w:val="clear"/>
+            <w:tcMar>
+              <w:top w:type="dxa" w:w="80"/>
+              <w:left w:type="dxa" w:w="120"/>
+              <w:bottom w:type="dxa" w:w="80"/>
+              <w:right w:type="dxa" w:w="120"/>
+            </w:tcMar>
+          </w:tcPr>
+          <w:p>
+            <w:r>
+              <w:rPr>
+                <w:rFonts w:ascii="Consolas" w:cs="Consolas" w:eastAsia="Consolas" w:hAnsi="Consolas"/>
+                <w:color w:val="666666"/>
+                <w:sz w:val="16"/>
+                <w:szCs w:val="16"/>
+              </w:rPr>
+              <w:t xml:space="preserve">subtitle</w:t>
+            </w:r>
+          </w:p>
+        </w:tc>
+        <w:tc>
+          <w:tcPr>
+            <w:tcW w:type="dxa" w:w="7138"/>
+            <w:tcMar>
+              <w:top w:type="dxa" w:w="80"/>
+              <w:left w:type="dxa" w:w="120"/>
+              <w:bottom w:type="dxa" w:w="80"/>
+              <w:right w:type="dxa" w:w="120"/>
+            </w:tcMar>
+          </w:tcPr>
+          <w:p>
+            <w:r>
+              <w:rPr>
+                <w:sz w:val="21"/>
+                <w:szCs w:val="21"/>
+              </w:rPr>
+              <w:t xml:space="preserve">Marke, Drucksachen und Fotografie</w:t>
+            </w:r>
+          </w:p>
+        </w:tc>
+      </w:tr>
+      <w:tr>
+        <w:tc>
+          <w:tcPr>
+            <w:tcW w:type="dxa" w:w="2500"/>
+            <w:shd w:fill="F2F2F2" w:val="clear"/>
+            <w:tcMar>
+              <w:top w:type="dxa" w:w="80"/>
+              <w:left w:type="dxa" w:w="120"/>
+              <w:bottom w:type="dxa" w:w="80"/>
+              <w:right w:type="dxa" w:w="120"/>
+            </w:tcMar>
+          </w:tcPr>
+          <w:p>
+            <w:r>
+              <w:rPr>
+                <w:rFonts w:ascii="Consolas" w:cs="Consolas" w:eastAsia="Consolas" w:hAnsi="Consolas"/>
+                <w:color w:val="666666"/>
+                <w:sz w:val="16"/>
+                <w:szCs w:val="16"/>
+              </w:rPr>
+              <w:t xml:space="preserve">year</w:t>
+            </w:r>
+          </w:p>
+        </w:tc>
+        <w:tc>
+          <w:tcPr>
+            <w:tcW w:type="dxa" w:w="7138"/>
+            <w:tcMar>
+              <w:top w:type="dxa" w:w="80"/>
+              <w:left w:type="dxa" w:w="120"/>
+              <w:bottom w:type="dxa" w:w="80"/>
+              <w:right w:type="dxa" w:w="120"/>
+            </w:tcMar>
+          </w:tcPr>
+          <w:p>
+            <w:r>
+              <w:rPr>
+                <w:sz w:val="21"/>
+                <w:szCs w:val="21"/>
+              </w:rPr>
+              <w:t xml:space="preserve">2025</w:t>
+            </w:r>
+          </w:p>
+        </w:tc>
+      </w:tr>
+      <w:tr>
+        <w:tc>
+          <w:tcPr>
+            <w:tcW w:type="dxa" w:w="2500"/>
+            <w:shd w:fill="F2F2F2" w:val="clear"/>
+            <w:tcMar>
+              <w:top w:type="dxa" w:w="80"/>
+              <w:left w:type="dxa" w:w="120"/>
+              <w:bottom w:type="dxa" w:w="80"/>
+              <w:right w:type="dxa" w:w="120"/>
+            </w:tcMar>
+          </w:tcPr>
+          <w:p>
+            <w:r>
+              <w:rPr>
+                <w:rFonts w:ascii="Consolas" w:cs="Consolas" w:eastAsia="Consolas" w:hAnsi="Consolas"/>
+                <w:color w:val="666666"/>
+                <w:sz w:val="16"/>
+                <w:szCs w:val="16"/>
+              </w:rPr>
+              <w:t xml:space="preserve">role</w:t>
+            </w:r>
+          </w:p>
+        </w:tc>
+        <w:tc>
+          <w:tcPr>
+            <w:tcW w:type="dxa" w:w="7138"/>
+            <w:tcMar>
+              <w:top w:type="dxa" w:w="80"/>
+              <w:left w:type="dxa" w:w="120"/>
+              <w:bottom w:type="dxa" w:w="80"/>
+              <w:right w:type="dxa" w:w="120"/>
+            </w:tcMar>
+          </w:tcPr>
+          <w:p>
+            <w:r>
+              <w:rPr>
+                <w:sz w:val="21"/>
+                <w:szCs w:val="21"/>
+              </w:rPr>
+              <w:t xml:space="preserve">Gestaltung, Fotografie, Social Media</w:t>
+            </w:r>
+          </w:p>
+        </w:tc>
+      </w:tr>
+      <w:tr>
+        <w:tc>
+          <w:tcPr>
+            <w:tcW w:type="dxa" w:w="2500"/>
+            <w:shd w:fill="F2F2F2" w:val="clear"/>
+            <w:tcMar>
+              <w:top w:type="dxa" w:w="80"/>
+              <w:left w:type="dxa" w:w="120"/>
+              <w:bottom w:type="dxa" w:w="80"/>
+              <w:right w:type="dxa" w:w="120"/>
+            </w:tcMar>
+          </w:tcPr>
+          <w:p>
+            <w:r>
+              <w:rPr>
+                <w:rFonts w:ascii="Consolas" w:cs="Consolas" w:eastAsia="Consolas" w:hAnsi="Consolas"/>
+                <w:color w:val="666666"/>
+                <w:sz w:val="16"/>
+                <w:szCs w:val="16"/>
+              </w:rPr>
+              <w:t xml:space="preserve">client</w:t>
+            </w:r>
+          </w:p>
+        </w:tc>
+        <w:tc>
+          <w:tcPr>
+            <w:tcW w:type="dxa" w:w="7138"/>
+            <w:tcMar>
+              <w:top w:type="dxa" w:w="80"/>
+              <w:left w:type="dxa" w:w="120"/>
+              <w:bottom w:type="dxa" w:w="80"/>
+              <w:right w:type="dxa" w:w="120"/>
+            </w:tcMar>
+          </w:tcPr>
+          <w:p>
+            <w:r>
+              <w:rPr>
+                <w:sz w:val="21"/>
+                <w:szCs w:val="21"/>
+              </w:rPr>
+              <w:t xml:space="preserve">Huginn Lounge &amp; Arts</w:t>
+            </w:r>
+          </w:p>
+        </w:tc>
+      </w:tr>
+      <w:tr>
+        <w:tc>
+          <w:tcPr>
+            <w:tcW w:type="dxa" w:w="2500"/>
+            <w:shd w:fill="F2F2F2" w:val="clear"/>
+            <w:tcMar>
+              <w:top w:type="dxa" w:w="80"/>
+              <w:left w:type="dxa" w:w="120"/>
+              <w:bottom w:type="dxa" w:w="80"/>
+              <w:right w:type="dxa" w:w="120"/>
+            </w:tcMar>
+          </w:tcPr>
+          <w:p>
+            <w:r>
+              <w:rPr>
+                <w:rFonts w:ascii="Consolas" w:cs="Consolas" w:eastAsia="Consolas" w:hAnsi="Consolas"/>
+                <w:color w:val="666666"/>
+                <w:sz w:val="16"/>
+                <w:szCs w:val="16"/>
+              </w:rPr>
+              <w:t xml:space="preserve">description</w:t>
+            </w:r>
+          </w:p>
+        </w:tc>
+        <w:tc>
+          <w:tcPr>
+            <w:tcW w:type="dxa" w:w="7138"/>
+            <w:tcMar>
+              <w:top w:type="dxa" w:w="80"/>
+              <w:left w:type="dxa" w:w="120"/>
+              <w:bottom w:type="dxa" w:w="80"/>
+              <w:right w:type="dxa" w:w="120"/>
+            </w:tcMar>
+          </w:tcPr>
+          <w:p>
+            <w:r>
+              <w:rPr>
+                <w:sz w:val="21"/>
+                <w:szCs w:val="21"/>
+              </w:rPr>
+              <w:t xml:space="preserve">Huginn ist Café, Bar, Eventlocation und Co-Working-Space in einem Haus. Über ein Jahr habe ich die Kommunikation gemacht: die Marke, alles Gedruckte und die Fotografie.</w:t>
+            </w:r>
+          </w:p>
+        </w:tc>
+      </w:tr>
+      <w:tr>
+        <w:tc>
+          <w:tcPr>
+            <w:tcW w:type="dxa" w:w="2500"/>
+            <w:shd w:fill="F2F2F2" w:val="clear"/>
+            <w:tcMar>
+              <w:top w:type="dxa" w:w="80"/>
+              <w:left w:type="dxa" w:w="120"/>
+              <w:bottom w:type="dxa" w:w="80"/>
+              <w:right w:type="dxa" w:w="120"/>
+            </w:tcMar>
+          </w:tcPr>
+          <w:p>
+            <w:r>
+              <w:rPr>
+                <w:rFonts w:ascii="Consolas" w:cs="Consolas" w:eastAsia="Consolas" w:hAnsi="Consolas"/>
+                <w:color w:val="666666"/>
+                <w:sz w:val="16"/>
+                <w:szCs w:val="16"/>
+              </w:rPr>
+              <w:t xml:space="preserve">pull</w:t>
+            </w:r>
+          </w:p>
+        </w:tc>
+        <w:tc>
+          <w:tcPr>
+            <w:tcW w:type="dxa" w:w="7138"/>
+            <w:tcMar>
+              <w:top w:type="dxa" w:w="80"/>
+              <w:left w:type="dxa" w:w="120"/>
+              <w:bottom w:type="dxa" w:w="80"/>
+              <w:right w:type="dxa" w:w="120"/>
+            </w:tcMar>
+          </w:tcPr>
+          <w:p>
+            <w:r>
+              <w:rPr>
+                <w:sz w:val="21"/>
+                <w:szCs w:val="21"/>
+              </w:rPr>
+              <w:t xml:space="preserve">Ein Zeichen, das alles überdacht.</w:t>
+            </w:r>
+          </w:p>
+        </w:tc>
+      </w:tr>
+      <w:tr>
+        <w:tc>
+          <w:tcPr>
+            <w:tcW w:type="dxa" w:w="2500"/>
+            <w:shd w:fill="F2F2F2" w:val="clear"/>
+            <w:tcMar>
+              <w:top w:type="dxa" w:w="80"/>
+              <w:left w:type="dxa" w:w="120"/>
+              <w:bottom w:type="dxa" w:w="80"/>
+              <w:right w:type="dxa" w:w="120"/>
+            </w:tcMar>
+          </w:tcPr>
+          <w:p>
+            <w:r>
+              <w:rPr>
+                <w:rFonts w:ascii="Consolas" w:cs="Consolas" w:eastAsia="Consolas" w:hAnsi="Consolas"/>
+                <w:color w:val="666666"/>
+                <w:sz w:val="16"/>
+                <w:szCs w:val="16"/>
+              </w:rPr>
+              <w:t xml:space="preserve">chapters[0].title</w:t>
+            </w:r>
+          </w:p>
+        </w:tc>
+        <w:tc>
+          <w:tcPr>
+            <w:tcW w:type="dxa" w:w="7138"/>
+            <w:tcMar>
+              <w:top w:type="dxa" w:w="80"/>
+              <w:left w:type="dxa" w:w="120"/>
+              <w:bottom w:type="dxa" w:w="80"/>
+              <w:right w:type="dxa" w:w="120"/>
+            </w:tcMar>
+          </w:tcPr>
+          <w:p>
+            <w:r>
+              <w:rPr>
+                <w:sz w:val="21"/>
+                <w:szCs w:val="21"/>
+              </w:rPr>
+              <w:t xml:space="preserve">Der Rabe</w:t>
+            </w:r>
+          </w:p>
+        </w:tc>
+      </w:tr>
+      <w:tr>
+        <w:tc>
+          <w:tcPr>
+            <w:tcW w:type="dxa" w:w="2500"/>
+            <w:shd w:fill="F2F2F2" w:val="clear"/>
+            <w:tcMar>
+              <w:top w:type="dxa" w:w="80"/>
+              <w:left w:type="dxa" w:w="120"/>
+              <w:bottom w:type="dxa" w:w="80"/>
+              <w:right w:type="dxa" w:w="120"/>
+            </w:tcMar>
+          </w:tcPr>
+          <w:p>
+            <w:r>
+              <w:rPr>
+                <w:rFonts w:ascii="Consolas" w:cs="Consolas" w:eastAsia="Consolas" w:hAnsi="Consolas"/>
+                <w:color w:val="666666"/>
+                <w:sz w:val="16"/>
+                <w:szCs w:val="16"/>
+              </w:rPr>
+              <w:t xml:space="preserve">chapters[0].text</w:t>
+            </w:r>
+          </w:p>
+        </w:tc>
+        <w:tc>
+          <w:tcPr>
+            <w:tcW w:type="dxa" w:w="7138"/>
+            <w:tcMar>
+              <w:top w:type="dxa" w:w="80"/>
+              <w:left w:type="dxa" w:w="120"/>
+              <w:bottom w:type="dxa" w:w="80"/>
+              <w:right w:type="dxa" w:w="120"/>
+            </w:tcMar>
+          </w:tcPr>
+          <w:p>
+            <w:r>
+              <w:rPr>
+                <w:sz w:val="21"/>
+                <w:szCs w:val="21"/>
+              </w:rPr>
+              <w:t xml:space="preserve">Ein Haus, vier Nutzungen. Wer so etwas bewirbt, landet schnell bei „für jeden etwas" — und damit bei niemandem. Die Antwort steckte im Namen: Huginn ist einer der beiden Raben Odins, der Gedanke. Die Wortmarke bleibt entsprechend still, und zwei gespiegelte Raben setzen als Header den Ton: dunkel, nordisch, Rot als einziger Akzent.</w:t>
+            </w:r>
+          </w:p>
+        </w:tc>
+      </w:tr>
+      <w:tr>
+        <w:tc>
+          <w:tcPr>
+            <w:tcW w:type="dxa" w:w="2500"/>
+            <w:shd w:fill="F2F2F2" w:val="clear"/>
+            <w:tcMar>
+              <w:top w:type="dxa" w:w="80"/>
+              <w:left w:type="dxa" w:w="120"/>
+              <w:bottom w:type="dxa" w:w="80"/>
+              <w:right w:type="dxa" w:w="120"/>
+            </w:tcMar>
+          </w:tcPr>
+          <w:p>
+            <w:r>
+              <w:rPr>
+                <w:rFonts w:ascii="Consolas" w:cs="Consolas" w:eastAsia="Consolas" w:hAnsi="Consolas"/>
+                <w:color w:val="666666"/>
+                <w:sz w:val="16"/>
+                <w:szCs w:val="16"/>
+              </w:rPr>
+              <w:t xml:space="preserve">chapters[1].title</w:t>
+            </w:r>
+          </w:p>
+        </w:tc>
+        <w:tc>
+          <w:tcPr>
+            <w:tcW w:type="dxa" w:w="7138"/>
+            <w:tcMar>
+              <w:top w:type="dxa" w:w="80"/>
+              <w:left w:type="dxa" w:w="120"/>
+              <w:bottom w:type="dxa" w:w="80"/>
+              <w:right w:type="dxa" w:w="120"/>
+            </w:tcMar>
+          </w:tcPr>
+          <w:p>
+            <w:r>
+              <w:rPr>
+                <w:sz w:val="21"/>
+                <w:szCs w:val="21"/>
+              </w:rPr>
+              <w:t xml:space="preserve">Auf den Tischen</w:t>
+            </w:r>
+          </w:p>
+        </w:tc>
+      </w:tr>
+      <w:tr>
+        <w:tc>
+          <w:tcPr>
+            <w:tcW w:type="dxa" w:w="2500"/>
+            <w:shd w:fill="F2F2F2" w:val="clear"/>
+            <w:tcMar>
+              <w:top w:type="dxa" w:w="80"/>
+              <w:left w:type="dxa" w:w="120"/>
+              <w:bottom w:type="dxa" w:w="80"/>
+              <w:right w:type="dxa" w:w="120"/>
+            </w:tcMar>
+          </w:tcPr>
+          <w:p>
+            <w:r>
+              <w:rPr>
+                <w:rFonts w:ascii="Consolas" w:cs="Consolas" w:eastAsia="Consolas" w:hAnsi="Consolas"/>
+                <w:color w:val="666666"/>
+                <w:sz w:val="16"/>
+                <w:szCs w:val="16"/>
+              </w:rPr>
+              <w:t xml:space="preserve">chapters[1].text</w:t>
+            </w:r>
+          </w:p>
+        </w:tc>
+        <w:tc>
+          <w:tcPr>
+            <w:tcW w:type="dxa" w:w="7138"/>
+            <w:tcMar>
+              <w:top w:type="dxa" w:w="80"/>
+              <w:left w:type="dxa" w:w="120"/>
+              <w:bottom w:type="dxa" w:w="80"/>
+              <w:right w:type="dxa" w:w="120"/>
+            </w:tcMar>
+          </w:tcPr>
+          <w:p>
+            <w:r>
+              <w:rPr>
+                <w:sz w:val="21"/>
+                <w:szCs w:val="21"/>
+              </w:rPr>
+              <w:t xml:space="preserve">Der Flyer bringt beide Seiten des Hauses zusammen: vorne dunkel das Tagesgeschäft, hinten hell die Eventlocation. Dazu habe ich das WhatsApp Business aufgesetzt und die Gerichte selbst fotografiert — vor Rot, damit sie sich in die Bildwelt einfügen statt als Fremdkörper zu wirken.</w:t>
+            </w:r>
+          </w:p>
+        </w:tc>
+      </w:tr>
+      <w:tr>
+        <w:tc>
+          <w:tcPr>
+            <w:tcW w:type="dxa" w:w="2500"/>
+            <w:shd w:fill="F2F2F2" w:val="clear"/>
+            <w:tcMar>
+              <w:top w:type="dxa" w:w="80"/>
+              <w:left w:type="dxa" w:w="120"/>
+              <w:bottom w:type="dxa" w:w="80"/>
+              <w:right w:type="dxa" w:w="120"/>
+            </w:tcMar>
+          </w:tcPr>
+          <w:p>
+            <w:r>
+              <w:rPr>
+                <w:rFonts w:ascii="Consolas" w:cs="Consolas" w:eastAsia="Consolas" w:hAnsi="Consolas"/>
+                <w:color w:val="666666"/>
+                <w:sz w:val="16"/>
+                <w:szCs w:val="16"/>
+              </w:rPr>
+              <w:t xml:space="preserve">chapters[2].title</w:t>
+            </w:r>
+          </w:p>
+        </w:tc>
+        <w:tc>
+          <w:tcPr>
+            <w:tcW w:type="dxa" w:w="7138"/>
+            <w:tcMar>
+              <w:top w:type="dxa" w:w="80"/>
+              <w:left w:type="dxa" w:w="120"/>
+              <w:bottom w:type="dxa" w:w="80"/>
+              <w:right w:type="dxa" w:w="120"/>
+            </w:tcMar>
+          </w:tcPr>
+          <w:p>
+            <w:r>
+              <w:rPr>
+                <w:sz w:val="21"/>
+                <w:szCs w:val="21"/>
+              </w:rPr>
+              <w:t xml:space="preserve">Magazin für den Eventraum</w:t>
+            </w:r>
+          </w:p>
+        </w:tc>
+      </w:tr>
+      <w:tr>
+        <w:tc>
+          <w:tcPr>
+            <w:tcW w:type="dxa" w:w="2500"/>
+            <w:shd w:fill="F2F2F2" w:val="clear"/>
+            <w:tcMar>
+              <w:top w:type="dxa" w:w="80"/>
+              <w:left w:type="dxa" w:w="120"/>
+              <w:bottom w:type="dxa" w:w="80"/>
+              <w:right w:type="dxa" w:w="120"/>
+            </w:tcMar>
+          </w:tcPr>
+          <w:p>
+            <w:r>
+              <w:rPr>
+                <w:rFonts w:ascii="Consolas" w:cs="Consolas" w:eastAsia="Consolas" w:hAnsi="Consolas"/>
+                <w:color w:val="666666"/>
+                <w:sz w:val="16"/>
+                <w:szCs w:val="16"/>
+              </w:rPr>
+              <w:t xml:space="preserve">chapters[2].text</w:t>
+            </w:r>
+          </w:p>
+        </w:tc>
+        <w:tc>
+          <w:tcPr>
+            <w:tcW w:type="dxa" w:w="7138"/>
+            <w:tcMar>
+              <w:top w:type="dxa" w:w="80"/>
+              <w:left w:type="dxa" w:w="120"/>
+              <w:bottom w:type="dxa" w:w="80"/>
+              <w:right w:type="dxa" w:w="120"/>
+            </w:tcMar>
+          </w:tcPr>
+          <w:p>
+            <w:r>
+              <w:rPr>
+                <w:sz w:val="21"/>
+                <w:szCs w:val="21"/>
+              </w:rPr>
+              <w:t xml:space="preserve">Für die Vermietung des Eventraums im Obergeschoss habe ich ein Magazin entworfen: Etage für Etage durch das Haus, jede Doppelseite ein Raum und ein Anlass.</w:t>
+            </w:r>
+          </w:p>
+        </w:tc>
+      </w:tr>
+    </w:tbl>
+    <w:p>
+      <w:pPr>
+        <w:pStyle w:val="Heading2"/>
+        <w:spacing w:before="320" w:after="140"/>
+      </w:pPr>
+      <w:r>
         <w:t xml:space="preserve">Chiro Med</w:t>
       </w:r>
     </w:p>
@@ -12507,7 +12949,7 @@
                 <w:sz w:val="21"/>
                 <w:szCs w:val="21"/>
               </w:rPr>
-              <w:t xml:space="preserve">Hochschule Furtwangen University</w:t>
+              <w:t xml:space="preserve">Hochschule Furtwangen</w:t>
             </w:r>
           </w:p>
         </w:tc>

--- a/Portfolio-Texte.docx
+++ b/Portfolio-Texte.docx
@@ -1671,7 +1671,7 @@
                 <w:sz w:val="21"/>
                 <w:szCs w:val="21"/>
               </w:rPr>
-              <w:t xml:space="preserve">Das Heft führt durch die Modelle hinter der Arbeit: Freuds Instanzenmodell, Melanie Kleins Objektbeziehungstheorie, Pete Walkers vier Überlebensstrategien. Der Satz, auf den alles hinausläuft: Jede dieser Strategien hat einmal funktioniert. Sie war nie ein Charakterfehler.</w:t>
+              <w:t xml:space="preserve">Das Heft führt durch die Modelle hinter der Arbeit: Freuds Instanzenmodell, die vier Reaktionstypen — Fight, Flight, Freeze, Fawn —, die Polyvagal-Theorie und den Trauma-Response-Zyklus. Dazu Shadowwork zum Mitmachen und am Ende Anlaufstellen. Der Satz, auf den alles hinausläuft: Jede dieser Strategien hat einmal funktioniert. Sie war nie ein Charakterfehler.</w:t>
             </w:r>
           </w:p>
         </w:tc>
@@ -1716,7 +1716,7 @@
                 <w:sz w:val="21"/>
                 <w:szCs w:val="21"/>
               </w:rPr>
-              <w:t xml:space="preserve">Technischer Aufbau</w:t>
+              <w:t xml:space="preserve">Vier Akte</w:t>
             </w:r>
           </w:p>
         </w:tc>
@@ -1761,7 +1761,7 @@
                 <w:sz w:val="21"/>
                 <w:szCs w:val="21"/>
               </w:rPr>
-              <w:t xml:space="preserve">Vier Videoakte und ein Soundtrack aus 42 Spuren laufen über Projektion und Lautsprecher in den Raum. Fünf Phasen geben vor, was wann zu sehen und zu hören ist; am Ende stehen Telefonzellen, in denen die Besucher selbst erzählen können.</w:t>
+              <w:t xml:space="preserve">Die Bachelorarbeit von 2021 bis 2023. Vier Akte mit albanischen Namen, verteilt auf vier Projektionsebenen: „Themeli" (Grundstein) zeigt die Reaktionsmuster aus der Kindheit, „Shprehje Emocionale" übersetzt in Tanz, was ein Trigger auslöst, „Metamorfoza" ist der Wendepunkt, „Çlirim" die Katharsis, in der zum ersten Mal Farbe ins Bild kommt. Die ersten drei Akte sind streng schwarzweiß. Getanzt von Carina Borgards, gebaut aus Rotoskopie, EbSynth und einem Soundtrack aus 42 Spuren.</w:t>
             </w:r>
           </w:p>
         </w:tc>
@@ -1806,7 +1806,7 @@
                 <w:sz w:val="21"/>
                 <w:szCs w:val="21"/>
               </w:rPr>
-              <w:t xml:space="preserve">Vier Akte</w:t>
+              <w:t xml:space="preserve">Ausgestellt</w:t>
             </w:r>
           </w:p>
         </w:tc>
@@ -1851,7 +1851,7 @@
                 <w:sz w:val="21"/>
                 <w:szCs w:val="21"/>
               </w:rPr>
-              <w:t xml:space="preserve">Die Bachelorarbeit von 2021 bis 2023. Die Akte tragen albanische Namen — „Themeli" (Grundstein) zeigt die Reaktionsmuster aus der Kindheit, „Shprehje Emocionale" übersetzt in Tanz, was ein Trigger auslöst, „Metamorfoza" ist der Wendepunkt, „Çlirim" die Katharsis, in der zum ersten Mal Farbe ins Bild kommt. Die ersten drei Akte sind streng schwarzweiß. Getanzt von Carina Borgards, gebaut aus Rotoskopie, EbSynth und 42 Tonspuren.</w:t>
+              <w:t xml:space="preserve">Im Juli 2023 war die Arbeit einen Tag lang in der Städtischen Galerie Villingen-Schwenningen zu sehen.</w:t>
             </w:r>
           </w:p>
         </w:tc>
@@ -1896,7 +1896,7 @@
                 <w:sz w:val="21"/>
                 <w:szCs w:val="21"/>
               </w:rPr>
-              <w:t xml:space="preserve">Ausgestellt</w:t>
+              <w:t xml:space="preserve">Projektpitch</w:t>
             </w:r>
           </w:p>
         </w:tc>
@@ -1941,7 +1941,7 @@
                 <w:sz w:val="21"/>
                 <w:szCs w:val="21"/>
               </w:rPr>
-              <w:t xml:space="preserve">Im Juli 2023 war die Arbeit einen Tag lang in der Städtischen Galerie Villingen-Schwenningen zu sehen.</w:t>
+              <w:t xml:space="preserve">2025 im Master noch einmal angefasst, zu dritt mit Cara Brüggendieck und Laura Zahn. Daraus wurde ein anderer Entwurf: nicht mehr ein Video im Raum, sondern ein Weg durch fünf Phasen. Drei Minuten absolute Dunkelheit mit Theta-Wellen, dann fünfzehn Minuten auf drei Flächen — Shadow, Pain, Ignite, Break, Light. Danach eine einzige Minute Stille, in der man den eigenen Herzschlag hört; ohne diese Pause keine Katharsis. Dann 10.000 Lux, fast schmerzhaft hell, und Glaskabinen mit offenem Mikrofon: Wer will, erzählt anonym, wer nicht will, hört zu. Am Ende gibt es die Magazine mit auf den Weg. Vorgearbeitet wurde viel; die Umsetzung musste aus Zeitgründen warten.</w:t>
             </w:r>
           </w:p>
         </w:tc>
@@ -1986,7 +1986,7 @@
                 <w:sz w:val="21"/>
                 <w:szCs w:val="21"/>
               </w:rPr>
-              <w:t xml:space="preserve">Projektpitch</w:t>
+              <w:t xml:space="preserve">Erster Einblick</w:t>
             </w:r>
           </w:p>
         </w:tc>
@@ -2031,7 +2031,7 @@
                 <w:sz w:val="21"/>
                 <w:szCs w:val="21"/>
               </w:rPr>
-              <w:t xml:space="preserve">2025 im Master noch einmal überarbeitet, zu dritt mit Cara Brüggendieck und Laura Zahn. Daraus wurde ein Raum, der sich dreht: kaltes Licht, gedämpfte Klänge, alles still und fast kontrolliert. Auf dem Karussell zeigen sich die gewohnten Pausen und inneren Grenzen — und verwandeln sich in Offenheit, in Verbindung, in ein geteiltes Bewusstsein. Vorgearbeitet wurde viel; die Umsetzung musste aus Zeitgründen warten.</w:t>
+              <w:t xml:space="preserve">Drehbuch, Regie und Schnitt: Pranvera Pelaj, Cara Brüggendieck, Laura Zahn. Kamera und Licht: Joscha Reuther, Jan Borghart.</w:t>
             </w:r>
           </w:p>
         </w:tc>
@@ -2076,7 +2076,7 @@
                 <w:sz w:val="21"/>
                 <w:szCs w:val="21"/>
               </w:rPr>
-              <w:t xml:space="preserve">Erster Einblick</w:t>
+              <w:t xml:space="preserve">Kampagne und Zukunftsausblick</w:t>
             </w:r>
           </w:p>
         </w:tc>
@@ -2121,97 +2121,7 @@
                 <w:sz w:val="21"/>
                 <w:szCs w:val="21"/>
               </w:rPr>
-              <w:t xml:space="preserve">Drehbuch, Regie und Schnitt: Pranvera Pelaj, Cara Brüggendieck, Laura Zahn. Kamera und Licht: Joscha Reuther, Jan Borghart.</w:t>
-            </w:r>
-          </w:p>
-        </w:tc>
-      </w:tr>
-      <w:tr>
-        <w:tc>
-          <w:tcPr>
-            <w:tcW w:type="dxa" w:w="2500"/>
-            <w:shd w:fill="F2F2F2" w:val="clear"/>
-            <w:tcMar>
-              <w:top w:type="dxa" w:w="80"/>
-              <w:left w:type="dxa" w:w="120"/>
-              <w:bottom w:type="dxa" w:w="80"/>
-              <w:right w:type="dxa" w:w="120"/>
-            </w:tcMar>
-          </w:tcPr>
-          <w:p>
-            <w:r>
-              <w:rPr>
-                <w:rFonts w:ascii="Consolas" w:cs="Consolas" w:eastAsia="Consolas" w:hAnsi="Consolas"/>
-                <w:color w:val="666666"/>
-                <w:sz w:val="16"/>
-                <w:szCs w:val="16"/>
-              </w:rPr>
-              <w:t xml:space="preserve">chapters[7].title</w:t>
-            </w:r>
-          </w:p>
-        </w:tc>
-        <w:tc>
-          <w:tcPr>
-            <w:tcW w:type="dxa" w:w="7138"/>
-            <w:tcMar>
-              <w:top w:type="dxa" w:w="80"/>
-              <w:left w:type="dxa" w:w="120"/>
-              <w:bottom w:type="dxa" w:w="80"/>
-              <w:right w:type="dxa" w:w="120"/>
-            </w:tcMar>
-          </w:tcPr>
-          <w:p>
-            <w:r>
-              <w:rPr>
-                <w:sz w:val="21"/>
-                <w:szCs w:val="21"/>
-              </w:rPr>
-              <w:t xml:space="preserve">Kampagne und Zukunftsausblick</w:t>
-            </w:r>
-          </w:p>
-        </w:tc>
-      </w:tr>
-      <w:tr>
-        <w:tc>
-          <w:tcPr>
-            <w:tcW w:type="dxa" w:w="2500"/>
-            <w:shd w:fill="F2F2F2" w:val="clear"/>
-            <w:tcMar>
-              <w:top w:type="dxa" w:w="80"/>
-              <w:left w:type="dxa" w:w="120"/>
-              <w:bottom w:type="dxa" w:w="80"/>
-              <w:right w:type="dxa" w:w="120"/>
-            </w:tcMar>
-          </w:tcPr>
-          <w:p>
-            <w:r>
-              <w:rPr>
-                <w:rFonts w:ascii="Consolas" w:cs="Consolas" w:eastAsia="Consolas" w:hAnsi="Consolas"/>
-                <w:color w:val="666666"/>
-                <w:sz w:val="16"/>
-                <w:szCs w:val="16"/>
-              </w:rPr>
-              <w:t xml:space="preserve">chapters[7].text</w:t>
-            </w:r>
-          </w:p>
-        </w:tc>
-        <w:tc>
-          <w:tcPr>
-            <w:tcW w:type="dxa" w:w="7138"/>
-            <w:tcMar>
-              <w:top w:type="dxa" w:w="80"/>
-              <w:left w:type="dxa" w:w="120"/>
-              <w:bottom w:type="dxa" w:w="80"/>
-              <w:right w:type="dxa" w:w="120"/>
-            </w:tcMar>
-          </w:tcPr>
-          <w:p>
-            <w:r>
-              <w:rPr>
-                <w:sz w:val="21"/>
-                <w:szCs w:val="21"/>
-              </w:rPr>
-              <w:t xml:space="preserve">Die Instagram-Kampagne läuft im Vorfeld: kurze Videos, selbst aufgenommen und mit KI weiterbearbeitet, Captions in der ersten Person. Jeder Post trägt den Namen eines Musters statt eines Titels — Suppressing, Self Sabotage, Self Destruction. 2028 soll die Installation in der Halle 93 in Stuttgart stehen, mit überarbeitetem Magazin und einer App.</w:t>
+              <w:t xml:space="preserve">Die Instagram-Kampagne läuft im Vorfeld: kurze Videos, selbst aufgenommen und mit KI weiterbearbeitet, Captions in der ersten Person. Jeder Post trägt den Namen eines Musters statt eines Titels — Suppressing, Self Sabotage, Self Destruction. 2028 soll die Installation in der Halle 93 in Stuttgart stehen.</w:t>
             </w:r>
           </w:p>
         </w:tc>

--- a/Portfolio-Texte.docx
+++ b/Portfolio-Texte.docx
@@ -157,7 +157,7 @@
                 <w:sz w:val="21"/>
                 <w:szCs w:val="21"/>
               </w:rPr>
-              <w:t xml:space="preserve">Film · Kommunikationsdesign · Creative Technology · Game</w:t>
+              <w:t xml:space="preserve">Creative Director · Creative Coding · Installationen</w:t>
             </w:r>
           </w:p>
         </w:tc>
@@ -202,7 +202,7 @@
                 <w:sz w:val="21"/>
                 <w:szCs w:val="21"/>
               </w:rPr>
-              <w:t xml:space="preserve">Ich gestalte PRINT, DIGITALES und RAUM. Im folgenden sind verschiedene Projekte dokumentiert.</w:t>
+              <w:t xml:space="preserve">Creative Director mit Schwerpunkt auf Creative Coding und Installationen. Ich baue Dinge, die man betritt, bedient oder in die Hand nimmt — vom Automaten im öffentlichen Raum bis zum Heft, das man selbst faltet.</w:t>
             </w:r>
           </w:p>
         </w:tc>
@@ -247,7 +247,7 @@
                 <w:sz w:val="21"/>
                 <w:szCs w:val="21"/>
               </w:rPr>
-              <w:t xml:space="preserve">Designerin für Interaktive Medien</w:t>
+              <w:t xml:space="preserve">Creative Director — Creative Coding und Installationen</w:t>
             </w:r>
           </w:p>
         </w:tc>
@@ -4224,6 +4224,988 @@
         <w:spacing w:before="320" w:after="140"/>
       </w:pPr>
       <w:r>
+        <w:t xml:space="preserve">Kama Muta</w:t>
+      </w:r>
+    </w:p>
+    <w:p>
+      <w:r>
+        <w:rPr>
+          <w:rFonts w:ascii="Consolas" w:cs="Consolas" w:eastAsia="Consolas" w:hAnsi="Consolas"/>
+          <w:color w:val="888888"/>
+          <w:sz w:val="18"/>
+          <w:szCs w:val="18"/>
+        </w:rPr>
+        <w:t xml:space="preserve">src/data/creative-technology.js  ·  slug: kamamuta</w:t>
+      </w:r>
+    </w:p>
+    <w:tbl>
+      <w:tblPr>
+        <w:tblW w:type="dxa" w:w="9638"/>
+        <w:tblBorders>
+          <w:top w:val="single" w:color="auto" w:sz="4"/>
+          <w:left w:val="single" w:color="auto" w:sz="4"/>
+          <w:bottom w:val="single" w:color="auto" w:sz="4"/>
+          <w:right w:val="single" w:color="auto" w:sz="4"/>
+          <w:insideH w:val="single" w:color="auto" w:sz="4"/>
+          <w:insideV w:val="single" w:color="auto" w:sz="4"/>
+        </w:tblBorders>
+      </w:tblPr>
+      <w:tblGrid>
+        <w:gridCol w:w="2500"/>
+        <w:gridCol w:w="7138"/>
+      </w:tblGrid>
+      <w:tr>
+        <w:tc>
+          <w:tcPr>
+            <w:tcW w:type="dxa" w:w="2500"/>
+            <w:shd w:fill="F2F2F2" w:val="clear"/>
+            <w:tcMar>
+              <w:top w:type="dxa" w:w="80"/>
+              <w:left w:type="dxa" w:w="120"/>
+              <w:bottom w:type="dxa" w:w="80"/>
+              <w:right w:type="dxa" w:w="120"/>
+            </w:tcMar>
+          </w:tcPr>
+          <w:p>
+            <w:r>
+              <w:rPr>
+                <w:rFonts w:ascii="Consolas" w:cs="Consolas" w:eastAsia="Consolas" w:hAnsi="Consolas"/>
+                <w:color w:val="666666"/>
+                <w:sz w:val="16"/>
+                <w:szCs w:val="16"/>
+              </w:rPr>
+              <w:t xml:space="preserve">title</w:t>
+            </w:r>
+          </w:p>
+        </w:tc>
+        <w:tc>
+          <w:tcPr>
+            <w:tcW w:type="dxa" w:w="7138"/>
+            <w:tcMar>
+              <w:top w:type="dxa" w:w="80"/>
+              <w:left w:type="dxa" w:w="120"/>
+              <w:bottom w:type="dxa" w:w="80"/>
+              <w:right w:type="dxa" w:w="120"/>
+            </w:tcMar>
+          </w:tcPr>
+          <w:p>
+            <w:r>
+              <w:rPr>
+                <w:sz w:val="21"/>
+                <w:szCs w:val="21"/>
+              </w:rPr>
+              <w:t xml:space="preserve">Kama Muta</w:t>
+            </w:r>
+          </w:p>
+        </w:tc>
+      </w:tr>
+      <w:tr>
+        <w:tc>
+          <w:tcPr>
+            <w:tcW w:type="dxa" w:w="2500"/>
+            <w:shd w:fill="F2F2F2" w:val="clear"/>
+            <w:tcMar>
+              <w:top w:type="dxa" w:w="80"/>
+              <w:left w:type="dxa" w:w="120"/>
+              <w:bottom w:type="dxa" w:w="80"/>
+              <w:right w:type="dxa" w:w="120"/>
+            </w:tcMar>
+          </w:tcPr>
+          <w:p>
+            <w:r>
+              <w:rPr>
+                <w:rFonts w:ascii="Consolas" w:cs="Consolas" w:eastAsia="Consolas" w:hAnsi="Consolas"/>
+                <w:color w:val="666666"/>
+                <w:sz w:val="16"/>
+                <w:szCs w:val="16"/>
+              </w:rPr>
+              <w:t xml:space="preserve">subtitle</w:t>
+            </w:r>
+          </w:p>
+        </w:tc>
+        <w:tc>
+          <w:tcPr>
+            <w:tcW w:type="dxa" w:w="7138"/>
+            <w:tcMar>
+              <w:top w:type="dxa" w:w="80"/>
+              <w:left w:type="dxa" w:w="120"/>
+              <w:bottom w:type="dxa" w:w="80"/>
+              <w:right w:type="dxa" w:w="120"/>
+            </w:tcMar>
+          </w:tcPr>
+          <w:p>
+            <w:r>
+              <w:rPr>
+                <w:sz w:val="21"/>
+                <w:szCs w:val="21"/>
+              </w:rPr>
+              <w:t xml:space="preserve">Table for two — eine Performance im öffentlichen Raum</w:t>
+            </w:r>
+          </w:p>
+        </w:tc>
+      </w:tr>
+      <w:tr>
+        <w:tc>
+          <w:tcPr>
+            <w:tcW w:type="dxa" w:w="2500"/>
+            <w:shd w:fill="F2F2F2" w:val="clear"/>
+            <w:tcMar>
+              <w:top w:type="dxa" w:w="80"/>
+              <w:left w:type="dxa" w:w="120"/>
+              <w:bottom w:type="dxa" w:w="80"/>
+              <w:right w:type="dxa" w:w="120"/>
+            </w:tcMar>
+          </w:tcPr>
+          <w:p>
+            <w:r>
+              <w:rPr>
+                <w:rFonts w:ascii="Consolas" w:cs="Consolas" w:eastAsia="Consolas" w:hAnsi="Consolas"/>
+                <w:color w:val="666666"/>
+                <w:sz w:val="16"/>
+                <w:szCs w:val="16"/>
+              </w:rPr>
+              <w:t xml:space="preserve">year</w:t>
+            </w:r>
+          </w:p>
+        </w:tc>
+        <w:tc>
+          <w:tcPr>
+            <w:tcW w:type="dxa" w:w="7138"/>
+            <w:tcMar>
+              <w:top w:type="dxa" w:w="80"/>
+              <w:left w:type="dxa" w:w="120"/>
+              <w:bottom w:type="dxa" w:w="80"/>
+              <w:right w:type="dxa" w:w="120"/>
+            </w:tcMar>
+          </w:tcPr>
+          <w:p>
+            <w:r>
+              <w:rPr>
+                <w:sz w:val="21"/>
+                <w:szCs w:val="21"/>
+              </w:rPr>
+              <w:t xml:space="preserve">2026</w:t>
+            </w:r>
+          </w:p>
+        </w:tc>
+      </w:tr>
+      <w:tr>
+        <w:tc>
+          <w:tcPr>
+            <w:tcW w:type="dxa" w:w="2500"/>
+            <w:shd w:fill="F2F2F2" w:val="clear"/>
+            <w:tcMar>
+              <w:top w:type="dxa" w:w="80"/>
+              <w:left w:type="dxa" w:w="120"/>
+              <w:bottom w:type="dxa" w:w="80"/>
+              <w:right w:type="dxa" w:w="120"/>
+            </w:tcMar>
+          </w:tcPr>
+          <w:p>
+            <w:r>
+              <w:rPr>
+                <w:rFonts w:ascii="Consolas" w:cs="Consolas" w:eastAsia="Consolas" w:hAnsi="Consolas"/>
+                <w:color w:val="666666"/>
+                <w:sz w:val="16"/>
+                <w:szCs w:val="16"/>
+              </w:rPr>
+              <w:t xml:space="preserve">role</w:t>
+            </w:r>
+          </w:p>
+        </w:tc>
+        <w:tc>
+          <w:tcPr>
+            <w:tcW w:type="dxa" w:w="7138"/>
+            <w:tcMar>
+              <w:top w:type="dxa" w:w="80"/>
+              <w:left w:type="dxa" w:w="120"/>
+              <w:bottom w:type="dxa" w:w="80"/>
+              <w:right w:type="dxa" w:w="120"/>
+            </w:tcMar>
+          </w:tcPr>
+          <w:p>
+            <w:r>
+              <w:rPr>
+                <w:sz w:val="21"/>
+                <w:szCs w:val="21"/>
+              </w:rPr>
+              <w:t xml:space="preserve">Konzept, Inszenierung, Gestaltung, Fotografie</w:t>
+            </w:r>
+          </w:p>
+        </w:tc>
+      </w:tr>
+      <w:tr>
+        <w:tc>
+          <w:tcPr>
+            <w:tcW w:type="dxa" w:w="2500"/>
+            <w:shd w:fill="F2F2F2" w:val="clear"/>
+            <w:tcMar>
+              <w:top w:type="dxa" w:w="80"/>
+              <w:left w:type="dxa" w:w="120"/>
+              <w:bottom w:type="dxa" w:w="80"/>
+              <w:right w:type="dxa" w:w="120"/>
+            </w:tcMar>
+          </w:tcPr>
+          <w:p>
+            <w:r>
+              <w:rPr>
+                <w:rFonts w:ascii="Consolas" w:cs="Consolas" w:eastAsia="Consolas" w:hAnsi="Consolas"/>
+                <w:color w:val="666666"/>
+                <w:sz w:val="16"/>
+                <w:szCs w:val="16"/>
+              </w:rPr>
+              <w:t xml:space="preserve">client</w:t>
+            </w:r>
+          </w:p>
+        </w:tc>
+        <w:tc>
+          <w:tcPr>
+            <w:tcW w:type="dxa" w:w="7138"/>
+            <w:tcMar>
+              <w:top w:type="dxa" w:w="80"/>
+              <w:left w:type="dxa" w:w="120"/>
+              <w:bottom w:type="dxa" w:w="80"/>
+              <w:right w:type="dxa" w:w="120"/>
+            </w:tcMar>
+          </w:tcPr>
+          <w:p>
+            <w:r>
+              <w:rPr>
+                <w:sz w:val="21"/>
+                <w:szCs w:val="21"/>
+              </w:rPr>
+              <w:t xml:space="preserve">Performance im öffentlichen Raum, Sommer 2026 — Furtwangen und Stuttgart</w:t>
+            </w:r>
+          </w:p>
+        </w:tc>
+      </w:tr>
+      <w:tr>
+        <w:tc>
+          <w:tcPr>
+            <w:tcW w:type="dxa" w:w="2500"/>
+            <w:shd w:fill="F2F2F2" w:val="clear"/>
+            <w:tcMar>
+              <w:top w:type="dxa" w:w="80"/>
+              <w:left w:type="dxa" w:w="120"/>
+              <w:bottom w:type="dxa" w:w="80"/>
+              <w:right w:type="dxa" w:w="120"/>
+            </w:tcMar>
+          </w:tcPr>
+          <w:p>
+            <w:r>
+              <w:rPr>
+                <w:rFonts w:ascii="Consolas" w:cs="Consolas" w:eastAsia="Consolas" w:hAnsi="Consolas"/>
+                <w:color w:val="666666"/>
+                <w:sz w:val="16"/>
+                <w:szCs w:val="16"/>
+              </w:rPr>
+              <w:t xml:space="preserve">description</w:t>
+            </w:r>
+          </w:p>
+        </w:tc>
+        <w:tc>
+          <w:tcPr>
+            <w:tcW w:type="dxa" w:w="7138"/>
+            <w:tcMar>
+              <w:top w:type="dxa" w:w="80"/>
+              <w:left w:type="dxa" w:w="120"/>
+              <w:bottom w:type="dxa" w:w="80"/>
+              <w:right w:type="dxa" w:w="120"/>
+            </w:tcMar>
+          </w:tcPr>
+          <w:p>
+            <w:r>
+              <w:rPr>
+                <w:sz w:val="21"/>
+                <w:szCs w:val="21"/>
+              </w:rPr>
+              <w:t xml:space="preserve">Zwei Fremde setzen sich an einen gedeckten Tisch mitten in der Stadt und lernen sich über ein inszeniertes Dinner kennen. Anfangs soll es bedrohlich wirken — dafür sorgen eine Soundkulisse, ein schweigender Kellner und ein Securityguard. Was dann passiert, machen die beiden selbst.</w:t>
+            </w:r>
+          </w:p>
+        </w:tc>
+      </w:tr>
+      <w:tr>
+        <w:tc>
+          <w:tcPr>
+            <w:tcW w:type="dxa" w:w="2500"/>
+            <w:shd w:fill="F2F2F2" w:val="clear"/>
+            <w:tcMar>
+              <w:top w:type="dxa" w:w="80"/>
+              <w:left w:type="dxa" w:w="120"/>
+              <w:bottom w:type="dxa" w:w="80"/>
+              <w:right w:type="dxa" w:w="120"/>
+            </w:tcMar>
+          </w:tcPr>
+          <w:p>
+            <w:r>
+              <w:rPr>
+                <w:rFonts w:ascii="Consolas" w:cs="Consolas" w:eastAsia="Consolas" w:hAnsi="Consolas"/>
+                <w:color w:val="666666"/>
+                <w:sz w:val="16"/>
+                <w:szCs w:val="16"/>
+              </w:rPr>
+              <w:t xml:space="preserve">pull</w:t>
+            </w:r>
+          </w:p>
+        </w:tc>
+        <w:tc>
+          <w:tcPr>
+            <w:tcW w:type="dxa" w:w="7138"/>
+            <w:tcMar>
+              <w:top w:type="dxa" w:w="80"/>
+              <w:left w:type="dxa" w:w="120"/>
+              <w:bottom w:type="dxa" w:w="80"/>
+              <w:right w:type="dxa" w:w="120"/>
+            </w:tcMar>
+          </w:tcPr>
+          <w:p>
+            <w:r>
+              <w:rPr>
+                <w:sz w:val="21"/>
+                <w:szCs w:val="21"/>
+              </w:rPr>
+              <w:t xml:space="preserve">Der Mensch wird am Du zum Ich.</w:t>
+            </w:r>
+          </w:p>
+        </w:tc>
+      </w:tr>
+      <w:tr>
+        <w:tc>
+          <w:tcPr>
+            <w:tcW w:type="dxa" w:w="2500"/>
+            <w:shd w:fill="F2F2F2" w:val="clear"/>
+            <w:tcMar>
+              <w:top w:type="dxa" w:w="80"/>
+              <w:left w:type="dxa" w:w="120"/>
+              <w:bottom w:type="dxa" w:w="80"/>
+              <w:right w:type="dxa" w:w="120"/>
+            </w:tcMar>
+          </w:tcPr>
+          <w:p>
+            <w:r>
+              <w:rPr>
+                <w:rFonts w:ascii="Consolas" w:cs="Consolas" w:eastAsia="Consolas" w:hAnsi="Consolas"/>
+                <w:color w:val="666666"/>
+                <w:sz w:val="16"/>
+                <w:szCs w:val="16"/>
+              </w:rPr>
+              <w:t xml:space="preserve">chapters[0].title</w:t>
+            </w:r>
+          </w:p>
+        </w:tc>
+        <w:tc>
+          <w:tcPr>
+            <w:tcW w:type="dxa" w:w="7138"/>
+            <w:tcMar>
+              <w:top w:type="dxa" w:w="80"/>
+              <w:left w:type="dxa" w:w="120"/>
+              <w:bottom w:type="dxa" w:w="80"/>
+              <w:right w:type="dxa" w:w="120"/>
+            </w:tcMar>
+          </w:tcPr>
+          <w:p>
+            <w:r>
+              <w:rPr>
+                <w:sz w:val="21"/>
+                <w:szCs w:val="21"/>
+              </w:rPr>
+              <w:t xml:space="preserve">Table for two</w:t>
+            </w:r>
+          </w:p>
+        </w:tc>
+      </w:tr>
+      <w:tr>
+        <w:tc>
+          <w:tcPr>
+            <w:tcW w:type="dxa" w:w="2500"/>
+            <w:shd w:fill="F2F2F2" w:val="clear"/>
+            <w:tcMar>
+              <w:top w:type="dxa" w:w="80"/>
+              <w:left w:type="dxa" w:w="120"/>
+              <w:bottom w:type="dxa" w:w="80"/>
+              <w:right w:type="dxa" w:w="120"/>
+            </w:tcMar>
+          </w:tcPr>
+          <w:p>
+            <w:r>
+              <w:rPr>
+                <w:rFonts w:ascii="Consolas" w:cs="Consolas" w:eastAsia="Consolas" w:hAnsi="Consolas"/>
+                <w:color w:val="666666"/>
+                <w:sz w:val="16"/>
+                <w:szCs w:val="16"/>
+              </w:rPr>
+              <w:t xml:space="preserve">chapters[0].text</w:t>
+            </w:r>
+          </w:p>
+        </w:tc>
+        <w:tc>
+          <w:tcPr>
+            <w:tcW w:type="dxa" w:w="7138"/>
+            <w:tcMar>
+              <w:top w:type="dxa" w:w="80"/>
+              <w:left w:type="dxa" w:w="120"/>
+              <w:bottom w:type="dxa" w:w="80"/>
+              <w:right w:type="dxa" w:w="120"/>
+            </w:tcMar>
+          </w:tcPr>
+          <w:p>
+            <w:r>
+              <w:rPr>
+                <w:sz w:val="21"/>
+                <w:szCs w:val="21"/>
+              </w:rPr>
+              <w:t xml:space="preserve">Kama muta heißt „von Liebe bewegt" — das plötzliche Gefühl, wenn Nähe unerwartet spürbar wird. Mitten im öffentlichen Raum steht ein gedeckter Tisch, ohne Erklärung. Wer sich setzt, trifft auf eine fremde Person, die sich unabhängig davon gesetzt hat. Der Kellner serviert und schweigt, im Hintergrund steht ein Securityguard, dazu eine Soundkulisse. Die Karte sagt: „please feel welcome. I can not hear you. you are being watched. act accordingly." Der Abend beginnt bedrohlich und endet, wenn es gut läuft, mit zwei Menschen, die sich vorher nicht kannten.</w:t>
+            </w:r>
+          </w:p>
+        </w:tc>
+      </w:tr>
+      <w:tr>
+        <w:tc>
+          <w:tcPr>
+            <w:tcW w:type="dxa" w:w="2500"/>
+            <w:shd w:fill="F2F2F2" w:val="clear"/>
+            <w:tcMar>
+              <w:top w:type="dxa" w:w="80"/>
+              <w:left w:type="dxa" w:w="120"/>
+              <w:bottom w:type="dxa" w:w="80"/>
+              <w:right w:type="dxa" w:w="120"/>
+            </w:tcMar>
+          </w:tcPr>
+          <w:p>
+            <w:r>
+              <w:rPr>
+                <w:rFonts w:ascii="Consolas" w:cs="Consolas" w:eastAsia="Consolas" w:hAnsi="Consolas"/>
+                <w:color w:val="666666"/>
+                <w:sz w:val="16"/>
+                <w:szCs w:val="16"/>
+              </w:rPr>
+              <w:t xml:space="preserve">chapters[1].title</w:t>
+            </w:r>
+          </w:p>
+        </w:tc>
+        <w:tc>
+          <w:tcPr>
+            <w:tcW w:type="dxa" w:w="7138"/>
+            <w:tcMar>
+              <w:top w:type="dxa" w:w="80"/>
+              <w:left w:type="dxa" w:w="120"/>
+              <w:bottom w:type="dxa" w:w="80"/>
+              <w:right w:type="dxa" w:w="120"/>
+            </w:tcMar>
+          </w:tcPr>
+          <w:p>
+            <w:r>
+              <w:rPr>
+                <w:sz w:val="21"/>
+                <w:szCs w:val="21"/>
+              </w:rPr>
+              <w:t xml:space="preserve">Der Ablauf</w:t>
+            </w:r>
+          </w:p>
+        </w:tc>
+      </w:tr>
+      <w:tr>
+        <w:tc>
+          <w:tcPr>
+            <w:tcW w:type="dxa" w:w="2500"/>
+            <w:shd w:fill="F2F2F2" w:val="clear"/>
+            <w:tcMar>
+              <w:top w:type="dxa" w:w="80"/>
+              <w:left w:type="dxa" w:w="120"/>
+              <w:bottom w:type="dxa" w:w="80"/>
+              <w:right w:type="dxa" w:w="120"/>
+            </w:tcMar>
+          </w:tcPr>
+          <w:p>
+            <w:r>
+              <w:rPr>
+                <w:rFonts w:ascii="Consolas" w:cs="Consolas" w:eastAsia="Consolas" w:hAnsi="Consolas"/>
+                <w:color w:val="666666"/>
+                <w:sz w:val="16"/>
+                <w:szCs w:val="16"/>
+              </w:rPr>
+              <w:t xml:space="preserve">chapters[1].text</w:t>
+            </w:r>
+          </w:p>
+        </w:tc>
+        <w:tc>
+          <w:tcPr>
+            <w:tcW w:type="dxa" w:w="7138"/>
+            <w:tcMar>
+              <w:top w:type="dxa" w:w="80"/>
+              <w:left w:type="dxa" w:w="120"/>
+              <w:bottom w:type="dxa" w:w="80"/>
+              <w:right w:type="dxa" w:w="120"/>
+            </w:tcMar>
+          </w:tcPr>
+          <w:p>
+            <w:r>
+              <w:rPr>
+                <w:sz w:val="21"/>
+                <w:szCs w:val="21"/>
+              </w:rPr>
+              <w:t xml:space="preserve">Dreißig Minuten in sieben Schritten. Der Host greift nie ein — er deckt, wartet, serviert, tritt zurück. Serviert wird ein Gipsballon auf einem Silbertablett, ohne ein Wort dazu. Nach dem Prinzip einer Piñata müssen die beiden ihn gemeinsam aufbrechen; heraus fallen zwei Zines. Darin stehen die Fragen, die sie sich gegenseitig stellen.</w:t>
+            </w:r>
+          </w:p>
+        </w:tc>
+      </w:tr>
+      <w:tr>
+        <w:tc>
+          <w:tcPr>
+            <w:tcW w:type="dxa" w:w="2500"/>
+            <w:shd w:fill="F2F2F2" w:val="clear"/>
+            <w:tcMar>
+              <w:top w:type="dxa" w:w="80"/>
+              <w:left w:type="dxa" w:w="120"/>
+              <w:bottom w:type="dxa" w:w="80"/>
+              <w:right w:type="dxa" w:w="120"/>
+            </w:tcMar>
+          </w:tcPr>
+          <w:p>
+            <w:r>
+              <w:rPr>
+                <w:rFonts w:ascii="Consolas" w:cs="Consolas" w:eastAsia="Consolas" w:hAnsi="Consolas"/>
+                <w:color w:val="666666"/>
+                <w:sz w:val="16"/>
+                <w:szCs w:val="16"/>
+              </w:rPr>
+              <w:t xml:space="preserve">chapters[2].title</w:t>
+            </w:r>
+          </w:p>
+        </w:tc>
+        <w:tc>
+          <w:tcPr>
+            <w:tcW w:type="dxa" w:w="7138"/>
+            <w:tcMar>
+              <w:top w:type="dxa" w:w="80"/>
+              <w:left w:type="dxa" w:w="120"/>
+              <w:bottom w:type="dxa" w:w="80"/>
+              <w:right w:type="dxa" w:w="120"/>
+            </w:tcMar>
+          </w:tcPr>
+          <w:p>
+            <w:r>
+              <w:rPr>
+                <w:sz w:val="21"/>
+                <w:szCs w:val="21"/>
+              </w:rPr>
+              <w:t xml:space="preserve">Technischer Aufbau</w:t>
+            </w:r>
+          </w:p>
+        </w:tc>
+      </w:tr>
+      <w:tr>
+        <w:tc>
+          <w:tcPr>
+            <w:tcW w:type="dxa" w:w="2500"/>
+            <w:shd w:fill="F2F2F2" w:val="clear"/>
+            <w:tcMar>
+              <w:top w:type="dxa" w:w="80"/>
+              <w:left w:type="dxa" w:w="120"/>
+              <w:bottom w:type="dxa" w:w="80"/>
+              <w:right w:type="dxa" w:w="120"/>
+            </w:tcMar>
+          </w:tcPr>
+          <w:p>
+            <w:r>
+              <w:rPr>
+                <w:rFonts w:ascii="Consolas" w:cs="Consolas" w:eastAsia="Consolas" w:hAnsi="Consolas"/>
+                <w:color w:val="666666"/>
+                <w:sz w:val="16"/>
+                <w:szCs w:val="16"/>
+              </w:rPr>
+              <w:t xml:space="preserve">chapters[2].text</w:t>
+            </w:r>
+          </w:p>
+        </w:tc>
+        <w:tc>
+          <w:tcPr>
+            <w:tcW w:type="dxa" w:w="7138"/>
+            <w:tcMar>
+              <w:top w:type="dxa" w:w="80"/>
+              <w:left w:type="dxa" w:w="120"/>
+              <w:bottom w:type="dxa" w:w="80"/>
+              <w:right w:type="dxa" w:w="120"/>
+            </w:tcMar>
+          </w:tcPr>
+          <w:p>
+            <w:r>
+              <w:rPr>
+                <w:sz w:val="21"/>
+                <w:szCs w:val="21"/>
+              </w:rPr>
+              <w:t xml:space="preserve">Am Ende stellt der Host eine Photobooth auf den Tisch — ein Raspberry Pi mit Kamera und Bondrucker. Heraus kommt das gemeinsame Foto, das auf Seite zwei des Zines geklebt wird, und die Rechnung: „A new connection. 2 Servings. Price: 30 minutes. Bill has been covered. Invite the next person to this experience."</w:t>
+            </w:r>
+          </w:p>
+        </w:tc>
+      </w:tr>
+      <w:tr>
+        <w:tc>
+          <w:tcPr>
+            <w:tcW w:type="dxa" w:w="2500"/>
+            <w:shd w:fill="F2F2F2" w:val="clear"/>
+            <w:tcMar>
+              <w:top w:type="dxa" w:w="80"/>
+              <w:left w:type="dxa" w:w="120"/>
+              <w:bottom w:type="dxa" w:w="80"/>
+              <w:right w:type="dxa" w:w="120"/>
+            </w:tcMar>
+          </w:tcPr>
+          <w:p>
+            <w:r>
+              <w:rPr>
+                <w:rFonts w:ascii="Consolas" w:cs="Consolas" w:eastAsia="Consolas" w:hAnsi="Consolas"/>
+                <w:color w:val="666666"/>
+                <w:sz w:val="16"/>
+                <w:szCs w:val="16"/>
+              </w:rPr>
+              <w:t xml:space="preserve">chapters[3].title</w:t>
+            </w:r>
+          </w:p>
+        </w:tc>
+        <w:tc>
+          <w:tcPr>
+            <w:tcW w:type="dxa" w:w="7138"/>
+            <w:tcMar>
+              <w:top w:type="dxa" w:w="80"/>
+              <w:left w:type="dxa" w:w="120"/>
+              <w:bottom w:type="dxa" w:w="80"/>
+              <w:right w:type="dxa" w:w="120"/>
+            </w:tcMar>
+          </w:tcPr>
+          <w:p>
+            <w:r>
+              <w:rPr>
+                <w:sz w:val="21"/>
+                <w:szCs w:val="21"/>
+              </w:rPr>
+              <w:t xml:space="preserve">Mache ein Foto</w:t>
+            </w:r>
+          </w:p>
+        </w:tc>
+      </w:tr>
+      <w:tr>
+        <w:tc>
+          <w:tcPr>
+            <w:tcW w:type="dxa" w:w="2500"/>
+            <w:shd w:fill="F2F2F2" w:val="clear"/>
+            <w:tcMar>
+              <w:top w:type="dxa" w:w="80"/>
+              <w:left w:type="dxa" w:w="120"/>
+              <w:bottom w:type="dxa" w:w="80"/>
+              <w:right w:type="dxa" w:w="120"/>
+            </w:tcMar>
+          </w:tcPr>
+          <w:p>
+            <w:r>
+              <w:rPr>
+                <w:rFonts w:ascii="Consolas" w:cs="Consolas" w:eastAsia="Consolas" w:hAnsi="Consolas"/>
+                <w:color w:val="666666"/>
+                <w:sz w:val="16"/>
+                <w:szCs w:val="16"/>
+              </w:rPr>
+              <w:t xml:space="preserve">chapters[3].text</w:t>
+            </w:r>
+          </w:p>
+        </w:tc>
+        <w:tc>
+          <w:tcPr>
+            <w:tcW w:type="dxa" w:w="7138"/>
+            <w:tcMar>
+              <w:top w:type="dxa" w:w="80"/>
+              <w:left w:type="dxa" w:w="120"/>
+              <w:bottom w:type="dxa" w:w="80"/>
+              <w:right w:type="dxa" w:w="120"/>
+            </w:tcMar>
+          </w:tcPr>
+          <w:p>
+            <w:r>
+              <w:rPr>
+                <w:sz w:val="21"/>
+                <w:szCs w:val="21"/>
+              </w:rPr>
+              <w:t xml:space="preserve">Angefangen hat es als Magazin über dasselbe Gefühl — mit Handlungsanweisungen statt Artikeln: „Mache ein Foto mit der dir gegenüber sitzenden Person. Tausche Adresse und Namen aus." Das Heft sollte etwas verlangen, nicht nur etwas zeigen. Parallel lief ein Notizarchiv mit Sätzen, die später Kapitelnamen wurden.</w:t>
+            </w:r>
+          </w:p>
+        </w:tc>
+      </w:tr>
+      <w:tr>
+        <w:tc>
+          <w:tcPr>
+            <w:tcW w:type="dxa" w:w="2500"/>
+            <w:shd w:fill="F2F2F2" w:val="clear"/>
+            <w:tcMar>
+              <w:top w:type="dxa" w:w="80"/>
+              <w:left w:type="dxa" w:w="120"/>
+              <w:bottom w:type="dxa" w:w="80"/>
+              <w:right w:type="dxa" w:w="120"/>
+            </w:tcMar>
+          </w:tcPr>
+          <w:p>
+            <w:r>
+              <w:rPr>
+                <w:rFonts w:ascii="Consolas" w:cs="Consolas" w:eastAsia="Consolas" w:hAnsi="Consolas"/>
+                <w:color w:val="666666"/>
+                <w:sz w:val="16"/>
+                <w:szCs w:val="16"/>
+              </w:rPr>
+              <w:t xml:space="preserve">chapters[4].title</w:t>
+            </w:r>
+          </w:p>
+        </w:tc>
+        <w:tc>
+          <w:tcPr>
+            <w:tcW w:type="dxa" w:w="7138"/>
+            <w:tcMar>
+              <w:top w:type="dxa" w:w="80"/>
+              <w:left w:type="dxa" w:w="120"/>
+              <w:bottom w:type="dxa" w:w="80"/>
+              <w:right w:type="dxa" w:w="120"/>
+            </w:tcMar>
+          </w:tcPr>
+          <w:p>
+            <w:r>
+              <w:rPr>
+                <w:sz w:val="21"/>
+                <w:szCs w:val="21"/>
+              </w:rPr>
+              <w:t xml:space="preserve">Jedes Kapitel anders</w:t>
+            </w:r>
+          </w:p>
+        </w:tc>
+      </w:tr>
+      <w:tr>
+        <w:tc>
+          <w:tcPr>
+            <w:tcW w:type="dxa" w:w="2500"/>
+            <w:shd w:fill="F2F2F2" w:val="clear"/>
+            <w:tcMar>
+              <w:top w:type="dxa" w:w="80"/>
+              <w:left w:type="dxa" w:w="120"/>
+              <w:bottom w:type="dxa" w:w="80"/>
+              <w:right w:type="dxa" w:w="120"/>
+            </w:tcMar>
+          </w:tcPr>
+          <w:p>
+            <w:r>
+              <w:rPr>
+                <w:rFonts w:ascii="Consolas" w:cs="Consolas" w:eastAsia="Consolas" w:hAnsi="Consolas"/>
+                <w:color w:val="666666"/>
+                <w:sz w:val="16"/>
+                <w:szCs w:val="16"/>
+              </w:rPr>
+              <w:t xml:space="preserve">chapters[4].text</w:t>
+            </w:r>
+          </w:p>
+        </w:tc>
+        <w:tc>
+          <w:tcPr>
+            <w:tcW w:type="dxa" w:w="7138"/>
+            <w:tcMar>
+              <w:top w:type="dxa" w:w="80"/>
+              <w:left w:type="dxa" w:w="120"/>
+              <w:bottom w:type="dxa" w:w="80"/>
+              <w:right w:type="dxa" w:w="120"/>
+            </w:tcMar>
+          </w:tcPr>
+          <w:p>
+            <w:r>
+              <w:rPr>
+                <w:sz w:val="21"/>
+                <w:szCs w:val="21"/>
+              </w:rPr>
+              <w:t xml:space="preserve">Für „Black Swan" habe ich die Reihenfolge der Doppelseiten mit Klebezetteln so lange verschoben, bis der Rhythmus stimmte. Am Ende steht das gedruckte Heft — drei Essays, ein Umschlag, und der Beweis, dass die Anweisungen auf Papier funktionieren.</w:t>
+            </w:r>
+          </w:p>
+        </w:tc>
+      </w:tr>
+      <w:tr>
+        <w:tc>
+          <w:tcPr>
+            <w:tcW w:type="dxa" w:w="2500"/>
+            <w:shd w:fill="F2F2F2" w:val="clear"/>
+            <w:tcMar>
+              <w:top w:type="dxa" w:w="80"/>
+              <w:left w:type="dxa" w:w="120"/>
+              <w:bottom w:type="dxa" w:w="80"/>
+              <w:right w:type="dxa" w:w="120"/>
+            </w:tcMar>
+          </w:tcPr>
+          <w:p>
+            <w:r>
+              <w:rPr>
+                <w:rFonts w:ascii="Consolas" w:cs="Consolas" w:eastAsia="Consolas" w:hAnsi="Consolas"/>
+                <w:color w:val="666666"/>
+                <w:sz w:val="16"/>
+                <w:szCs w:val="16"/>
+              </w:rPr>
+              <w:t xml:space="preserve">chapters[5].title</w:t>
+            </w:r>
+          </w:p>
+        </w:tc>
+        <w:tc>
+          <w:tcPr>
+            <w:tcW w:type="dxa" w:w="7138"/>
+            <w:tcMar>
+              <w:top w:type="dxa" w:w="80"/>
+              <w:left w:type="dxa" w:w="120"/>
+              <w:bottom w:type="dxa" w:w="80"/>
+              <w:right w:type="dxa" w:w="120"/>
+            </w:tcMar>
+          </w:tcPr>
+          <w:p>
+            <w:r>
+              <w:rPr>
+                <w:sz w:val="21"/>
+                <w:szCs w:val="21"/>
+              </w:rPr>
+              <w:t xml:space="preserve">Der Fragenkatalog</w:t>
+            </w:r>
+          </w:p>
+        </w:tc>
+      </w:tr>
+      <w:tr>
+        <w:tc>
+          <w:tcPr>
+            <w:tcW w:type="dxa" w:w="2500"/>
+            <w:shd w:fill="F2F2F2" w:val="clear"/>
+            <w:tcMar>
+              <w:top w:type="dxa" w:w="80"/>
+              <w:left w:type="dxa" w:w="120"/>
+              <w:bottom w:type="dxa" w:w="80"/>
+              <w:right w:type="dxa" w:w="120"/>
+            </w:tcMar>
+          </w:tcPr>
+          <w:p>
+            <w:r>
+              <w:rPr>
+                <w:rFonts w:ascii="Consolas" w:cs="Consolas" w:eastAsia="Consolas" w:hAnsi="Consolas"/>
+                <w:color w:val="666666"/>
+                <w:sz w:val="16"/>
+                <w:szCs w:val="16"/>
+              </w:rPr>
+              <w:t xml:space="preserve">chapters[5].text</w:t>
+            </w:r>
+          </w:p>
+        </w:tc>
+        <w:tc>
+          <w:tcPr>
+            <w:tcW w:type="dxa" w:w="7138"/>
+            <w:tcMar>
+              <w:top w:type="dxa" w:w="80"/>
+              <w:left w:type="dxa" w:w="120"/>
+              <w:bottom w:type="dxa" w:w="80"/>
+              <w:right w:type="dxa" w:w="120"/>
+            </w:tcMar>
+          </w:tcPr>
+          <w:p>
+            <w:r>
+              <w:rPr>
+                <w:sz w:val="21"/>
+                <w:szCs w:val="21"/>
+              </w:rPr>
+              <w:t xml:space="preserve">Grundlage ist der bekannte Katalog, mit dem sich zwei Menschen in 36 Fragen näherkommen — auseinandergenommen und auf drei Gänge verteilt. Erst das Leichte, dann das, was man sonst nicht erzählt. Die Regeln stehen auf dem Zine selbst, damit kein Erklärer daneben stehen muss.</w:t>
+            </w:r>
+          </w:p>
+        </w:tc>
+      </w:tr>
+      <w:tr>
+        <w:tc>
+          <w:tcPr>
+            <w:tcW w:type="dxa" w:w="2500"/>
+            <w:shd w:fill="F2F2F2" w:val="clear"/>
+            <w:tcMar>
+              <w:top w:type="dxa" w:w="80"/>
+              <w:left w:type="dxa" w:w="120"/>
+              <w:bottom w:type="dxa" w:w="80"/>
+              <w:right w:type="dxa" w:w="120"/>
+            </w:tcMar>
+          </w:tcPr>
+          <w:p>
+            <w:r>
+              <w:rPr>
+                <w:rFonts w:ascii="Consolas" w:cs="Consolas" w:eastAsia="Consolas" w:hAnsi="Consolas"/>
+                <w:color w:val="666666"/>
+                <w:sz w:val="16"/>
+                <w:szCs w:val="16"/>
+              </w:rPr>
+              <w:t xml:space="preserve">chapters[6].title</w:t>
+            </w:r>
+          </w:p>
+        </w:tc>
+        <w:tc>
+          <w:tcPr>
+            <w:tcW w:type="dxa" w:w="7138"/>
+            <w:tcMar>
+              <w:top w:type="dxa" w:w="80"/>
+              <w:left w:type="dxa" w:w="120"/>
+              <w:bottom w:type="dxa" w:w="80"/>
+              <w:right w:type="dxa" w:w="120"/>
+            </w:tcMar>
+          </w:tcPr>
+          <w:p>
+            <w:r>
+              <w:rPr>
+                <w:sz w:val="21"/>
+                <w:szCs w:val="21"/>
+              </w:rPr>
+              <w:t xml:space="preserve">Zwei Orte</w:t>
+            </w:r>
+          </w:p>
+        </w:tc>
+      </w:tr>
+      <w:tr>
+        <w:tc>
+          <w:tcPr>
+            <w:tcW w:type="dxa" w:w="2500"/>
+            <w:shd w:fill="F2F2F2" w:val="clear"/>
+            <w:tcMar>
+              <w:top w:type="dxa" w:w="80"/>
+              <w:left w:type="dxa" w:w="120"/>
+              <w:bottom w:type="dxa" w:w="80"/>
+              <w:right w:type="dxa" w:w="120"/>
+            </w:tcMar>
+          </w:tcPr>
+          <w:p>
+            <w:r>
+              <w:rPr>
+                <w:rFonts w:ascii="Consolas" w:cs="Consolas" w:eastAsia="Consolas" w:hAnsi="Consolas"/>
+                <w:color w:val="666666"/>
+                <w:sz w:val="16"/>
+                <w:szCs w:val="16"/>
+              </w:rPr>
+              <w:t xml:space="preserve">chapters[6].text</w:t>
+            </w:r>
+          </w:p>
+        </w:tc>
+        <w:tc>
+          <w:tcPr>
+            <w:tcW w:type="dxa" w:w="7138"/>
+            <w:tcMar>
+              <w:top w:type="dxa" w:w="80"/>
+              <w:left w:type="dxa" w:w="120"/>
+              <w:bottom w:type="dxa" w:w="80"/>
+              <w:right w:type="dxa" w:w="120"/>
+            </w:tcMar>
+          </w:tcPr>
+          <w:p>
+            <w:r>
+              <w:rPr>
+                <w:sz w:val="21"/>
+                <w:szCs w:val="21"/>
+              </w:rPr>
+              <w:t xml:space="preserve">Dasselbe Setup an zwei verschiedenen Orten, um zu sehen, was der Ort ändert: Furtwangen und der Pavillon am Schlossplatz in Stuttgart, Sommer 2026. Zum Vergleich lag Marina Abramović’ „The Artist Is Present" auf dem Tisch — nur Präsenz, offen, Scheitern erlaubt. Hier ist es das Gegenteil: dreißig gerahmte Minuten, drei Gänge, Wärme und ein Geschenk. Nicht „ich halte mich im Anderen aus", sondern „ich werde am Du zum Ich".</w:t>
+            </w:r>
+          </w:p>
+        </w:tc>
+      </w:tr>
+    </w:tbl>
+    <w:p>
+      <w:pPr>
+        <w:pStyle w:val="Heading2"/>
+        <w:spacing w:before="320" w:after="140"/>
+      </w:pPr>
+      <w:r>
         <w:t xml:space="preserve">Inner Flow</w:t>
       </w:r>
     </w:p>
@@ -12507,97 +13489,7 @@
                 <w:sz w:val="21"/>
                 <w:szCs w:val="21"/>
               </w:rPr>
-              <w:t xml:space="preserve">Durchgesetzt hat sich die Wirbelsäule. Sie steht zwischen „chiro" und „med" und trägt die beiden Wörter buchstäblich — Trennzeichen und Bild zugleich. Damit macht das Logo das, was die Praxis macht, statt es zu behaupten.</w:t>
-            </w:r>
-          </w:p>
-        </w:tc>
-      </w:tr>
-      <w:tr>
-        <w:tc>
-          <w:tcPr>
-            <w:tcW w:type="dxa" w:w="2500"/>
-            <w:shd w:fill="F2F2F2" w:val="clear"/>
-            <w:tcMar>
-              <w:top w:type="dxa" w:w="80"/>
-              <w:left w:type="dxa" w:w="120"/>
-              <w:bottom w:type="dxa" w:w="80"/>
-              <w:right w:type="dxa" w:w="120"/>
-            </w:tcMar>
-          </w:tcPr>
-          <w:p>
-            <w:r>
-              <w:rPr>
-                <w:rFonts w:ascii="Consolas" w:cs="Consolas" w:eastAsia="Consolas" w:hAnsi="Consolas"/>
-                <w:color w:val="666666"/>
-                <w:sz w:val="16"/>
-                <w:szCs w:val="16"/>
-              </w:rPr>
-              <w:t xml:space="preserve">chapters[2].title</w:t>
-            </w:r>
-          </w:p>
-        </w:tc>
-        <w:tc>
-          <w:tcPr>
-            <w:tcW w:type="dxa" w:w="7138"/>
-            <w:tcMar>
-              <w:top w:type="dxa" w:w="80"/>
-              <w:left w:type="dxa" w:w="120"/>
-              <w:bottom w:type="dxa" w:w="80"/>
-              <w:right w:type="dxa" w:w="120"/>
-            </w:tcMar>
-          </w:tcPr>
-          <w:p>
-            <w:r>
-              <w:rPr>
-                <w:sz w:val="21"/>
-                <w:szCs w:val="21"/>
-              </w:rPr>
-              <w:t xml:space="preserve">Der Styleguide</w:t>
-            </w:r>
-          </w:p>
-        </w:tc>
-      </w:tr>
-      <w:tr>
-        <w:tc>
-          <w:tcPr>
-            <w:tcW w:type="dxa" w:w="2500"/>
-            <w:shd w:fill="F2F2F2" w:val="clear"/>
-            <w:tcMar>
-              <w:top w:type="dxa" w:w="80"/>
-              <w:left w:type="dxa" w:w="120"/>
-              <w:bottom w:type="dxa" w:w="80"/>
-              <w:right w:type="dxa" w:w="120"/>
-            </w:tcMar>
-          </w:tcPr>
-          <w:p>
-            <w:r>
-              <w:rPr>
-                <w:rFonts w:ascii="Consolas" w:cs="Consolas" w:eastAsia="Consolas" w:hAnsi="Consolas"/>
-                <w:color w:val="666666"/>
-                <w:sz w:val="16"/>
-                <w:szCs w:val="16"/>
-              </w:rPr>
-              <w:t xml:space="preserve">chapters[2].text</w:t>
-            </w:r>
-          </w:p>
-        </w:tc>
-        <w:tc>
-          <w:tcPr>
-            <w:tcW w:type="dxa" w:w="7138"/>
-            <w:tcMar>
-              <w:top w:type="dxa" w:w="80"/>
-              <w:left w:type="dxa" w:w="120"/>
-              <w:bottom w:type="dxa" w:w="80"/>
-              <w:right w:type="dxa" w:w="120"/>
-            </w:tcMar>
-          </w:tcPr>
-          <w:p>
-            <w:r>
-              <w:rPr>
-                <w:sz w:val="21"/>
-                <w:szCs w:val="21"/>
-              </w:rPr>
-              <w:t xml:space="preserve">Farbwelt, Schutzraum, Anwendungsbeispiele — damit die Praxis das Erscheinungsbild selbst weiterführen kann.</w:t>
+              <w:t xml:space="preserve">Durchgesetzt hat sich die Wirbelsäule. Sie steht zwischen „chiro" und „med" und trägt die beiden Wörter buchstäblich — Trennzeichen und Bild zugleich. Damit macht das Logo das, was die Praxis macht, statt es zu behaupten. Den Abschluss bildet ein Styleguide mit Farbwelt, Schutzraum und Anwendungen, damit die Praxis das Erscheinungsbild selbst weiterführen kann.</w:t>
             </w:r>
           </w:p>
         </w:tc>
@@ -14374,673 +15266,6 @@
                 <w:szCs w:val="21"/>
               </w:rPr>
               <w:t xml:space="preserve">Der Aufbau folgt einer einfachen Dramaturgie: erst wofür das Studio steht, dann die Zahlen, dann die Aufforderung. Neben Konzept und Gestaltung habe ich Analyse, Außenkommunikation, Trendrecherche und Kundenakquise übernommen — dazu Videos geplant, geschnitten und bearbeitet.</w:t>
-            </w:r>
-          </w:p>
-        </w:tc>
-      </w:tr>
-    </w:tbl>
-    <w:p>
-      <w:pPr>
-        <w:pStyle w:val="Heading2"/>
-        <w:spacing w:before="320" w:after="140"/>
-      </w:pPr>
-      <w:r>
-        <w:t xml:space="preserve">Kama Muta</w:t>
-      </w:r>
-    </w:p>
-    <w:p>
-      <w:r>
-        <w:rPr>
-          <w:rFonts w:ascii="Consolas" w:cs="Consolas" w:eastAsia="Consolas" w:hAnsi="Consolas"/>
-          <w:color w:val="888888"/>
-          <w:sz w:val="18"/>
-          <w:szCs w:val="18"/>
-        </w:rPr>
-        <w:t xml:space="preserve">src/data/kommunikationsdesign.js  ·  slug: kamamuta</w:t>
-      </w:r>
-    </w:p>
-    <w:tbl>
-      <w:tblPr>
-        <w:tblW w:type="dxa" w:w="9638"/>
-        <w:tblBorders>
-          <w:top w:val="single" w:color="auto" w:sz="4"/>
-          <w:left w:val="single" w:color="auto" w:sz="4"/>
-          <w:bottom w:val="single" w:color="auto" w:sz="4"/>
-          <w:right w:val="single" w:color="auto" w:sz="4"/>
-          <w:insideH w:val="single" w:color="auto" w:sz="4"/>
-          <w:insideV w:val="single" w:color="auto" w:sz="4"/>
-        </w:tblBorders>
-      </w:tblPr>
-      <w:tblGrid>
-        <w:gridCol w:w="2500"/>
-        <w:gridCol w:w="7138"/>
-      </w:tblGrid>
-      <w:tr>
-        <w:tc>
-          <w:tcPr>
-            <w:tcW w:type="dxa" w:w="2500"/>
-            <w:shd w:fill="F2F2F2" w:val="clear"/>
-            <w:tcMar>
-              <w:top w:type="dxa" w:w="80"/>
-              <w:left w:type="dxa" w:w="120"/>
-              <w:bottom w:type="dxa" w:w="80"/>
-              <w:right w:type="dxa" w:w="120"/>
-            </w:tcMar>
-          </w:tcPr>
-          <w:p>
-            <w:r>
-              <w:rPr>
-                <w:rFonts w:ascii="Consolas" w:cs="Consolas" w:eastAsia="Consolas" w:hAnsi="Consolas"/>
-                <w:color w:val="666666"/>
-                <w:sz w:val="16"/>
-                <w:szCs w:val="16"/>
-              </w:rPr>
-              <w:t xml:space="preserve">title</w:t>
-            </w:r>
-          </w:p>
-        </w:tc>
-        <w:tc>
-          <w:tcPr>
-            <w:tcW w:type="dxa" w:w="7138"/>
-            <w:tcMar>
-              <w:top w:type="dxa" w:w="80"/>
-              <w:left w:type="dxa" w:w="120"/>
-              <w:bottom w:type="dxa" w:w="80"/>
-              <w:right w:type="dxa" w:w="120"/>
-            </w:tcMar>
-          </w:tcPr>
-          <w:p>
-            <w:r>
-              <w:rPr>
-                <w:sz w:val="21"/>
-                <w:szCs w:val="21"/>
-              </w:rPr>
-              <w:t xml:space="preserve">Kama Muta</w:t>
-            </w:r>
-          </w:p>
-        </w:tc>
-      </w:tr>
-      <w:tr>
-        <w:tc>
-          <w:tcPr>
-            <w:tcW w:type="dxa" w:w="2500"/>
-            <w:shd w:fill="F2F2F2" w:val="clear"/>
-            <w:tcMar>
-              <w:top w:type="dxa" w:w="80"/>
-              <w:left w:type="dxa" w:w="120"/>
-              <w:bottom w:type="dxa" w:w="80"/>
-              <w:right w:type="dxa" w:w="120"/>
-            </w:tcMar>
-          </w:tcPr>
-          <w:p>
-            <w:r>
-              <w:rPr>
-                <w:rFonts w:ascii="Consolas" w:cs="Consolas" w:eastAsia="Consolas" w:hAnsi="Consolas"/>
-                <w:color w:val="666666"/>
-                <w:sz w:val="16"/>
-                <w:szCs w:val="16"/>
-              </w:rPr>
-              <w:t xml:space="preserve">subtitle</w:t>
-            </w:r>
-          </w:p>
-        </w:tc>
-        <w:tc>
-          <w:tcPr>
-            <w:tcW w:type="dxa" w:w="7138"/>
-            <w:tcMar>
-              <w:top w:type="dxa" w:w="80"/>
-              <w:left w:type="dxa" w:w="120"/>
-              <w:bottom w:type="dxa" w:w="80"/>
-              <w:right w:type="dxa" w:w="120"/>
-            </w:tcMar>
-          </w:tcPr>
-          <w:p>
-            <w:r>
-              <w:rPr>
-                <w:sz w:val="21"/>
-                <w:szCs w:val="21"/>
-              </w:rPr>
-              <w:t xml:space="preserve">Ein Magazin ueber das Ergriffensein</w:t>
-            </w:r>
-          </w:p>
-        </w:tc>
-      </w:tr>
-      <w:tr>
-        <w:tc>
-          <w:tcPr>
-            <w:tcW w:type="dxa" w:w="2500"/>
-            <w:shd w:fill="F2F2F2" w:val="clear"/>
-            <w:tcMar>
-              <w:top w:type="dxa" w:w="80"/>
-              <w:left w:type="dxa" w:w="120"/>
-              <w:bottom w:type="dxa" w:w="80"/>
-              <w:right w:type="dxa" w:w="120"/>
-            </w:tcMar>
-          </w:tcPr>
-          <w:p>
-            <w:r>
-              <w:rPr>
-                <w:rFonts w:ascii="Consolas" w:cs="Consolas" w:eastAsia="Consolas" w:hAnsi="Consolas"/>
-                <w:color w:val="666666"/>
-                <w:sz w:val="16"/>
-                <w:szCs w:val="16"/>
-              </w:rPr>
-              <w:t xml:space="preserve">year</w:t>
-            </w:r>
-          </w:p>
-        </w:tc>
-        <w:tc>
-          <w:tcPr>
-            <w:tcW w:type="dxa" w:w="7138"/>
-            <w:tcMar>
-              <w:top w:type="dxa" w:w="80"/>
-              <w:left w:type="dxa" w:w="120"/>
-              <w:bottom w:type="dxa" w:w="80"/>
-              <w:right w:type="dxa" w:w="120"/>
-            </w:tcMar>
-          </w:tcPr>
-          <w:p>
-            <w:r>
-              <w:rPr>
-                <w:sz w:val="21"/>
-                <w:szCs w:val="21"/>
-              </w:rPr>
-              <w:t xml:space="preserve">2026</w:t>
-            </w:r>
-          </w:p>
-        </w:tc>
-      </w:tr>
-      <w:tr>
-        <w:tc>
-          <w:tcPr>
-            <w:tcW w:type="dxa" w:w="2500"/>
-            <w:shd w:fill="F2F2F2" w:val="clear"/>
-            <w:tcMar>
-              <w:top w:type="dxa" w:w="80"/>
-              <w:left w:type="dxa" w:w="120"/>
-              <w:bottom w:type="dxa" w:w="80"/>
-              <w:right w:type="dxa" w:w="120"/>
-            </w:tcMar>
-          </w:tcPr>
-          <w:p>
-            <w:r>
-              <w:rPr>
-                <w:rFonts w:ascii="Consolas" w:cs="Consolas" w:eastAsia="Consolas" w:hAnsi="Consolas"/>
-                <w:color w:val="666666"/>
-                <w:sz w:val="16"/>
-                <w:szCs w:val="16"/>
-              </w:rPr>
-              <w:t xml:space="preserve">role</w:t>
-            </w:r>
-          </w:p>
-        </w:tc>
-        <w:tc>
-          <w:tcPr>
-            <w:tcW w:type="dxa" w:w="7138"/>
-            <w:tcMar>
-              <w:top w:type="dxa" w:w="80"/>
-              <w:left w:type="dxa" w:w="120"/>
-              <w:bottom w:type="dxa" w:w="80"/>
-              <w:right w:type="dxa" w:w="120"/>
-            </w:tcMar>
-          </w:tcPr>
-          <w:p>
-            <w:r>
-              <w:rPr>
-                <w:sz w:val="21"/>
-                <w:szCs w:val="21"/>
-              </w:rPr>
-              <w:t xml:space="preserve">Konzept, Gestaltung, Fotografie, Illustration</w:t>
-            </w:r>
-          </w:p>
-        </w:tc>
-      </w:tr>
-      <w:tr>
-        <w:tc>
-          <w:tcPr>
-            <w:tcW w:type="dxa" w:w="2500"/>
-            <w:shd w:fill="F2F2F2" w:val="clear"/>
-            <w:tcMar>
-              <w:top w:type="dxa" w:w="80"/>
-              <w:left w:type="dxa" w:w="120"/>
-              <w:bottom w:type="dxa" w:w="80"/>
-              <w:right w:type="dxa" w:w="120"/>
-            </w:tcMar>
-          </w:tcPr>
-          <w:p>
-            <w:r>
-              <w:rPr>
-                <w:rFonts w:ascii="Consolas" w:cs="Consolas" w:eastAsia="Consolas" w:hAnsi="Consolas"/>
-                <w:color w:val="666666"/>
-                <w:sz w:val="16"/>
-                <w:szCs w:val="16"/>
-              </w:rPr>
-              <w:t xml:space="preserve">description</w:t>
-            </w:r>
-          </w:p>
-        </w:tc>
-        <w:tc>
-          <w:tcPr>
-            <w:tcW w:type="dxa" w:w="7138"/>
-            <w:tcMar>
-              <w:top w:type="dxa" w:w="80"/>
-              <w:left w:type="dxa" w:w="120"/>
-              <w:bottom w:type="dxa" w:w="80"/>
-              <w:right w:type="dxa" w:w="120"/>
-            </w:tcMar>
-          </w:tcPr>
-          <w:p>
-            <w:r>
-              <w:rPr>
-                <w:sz w:val="21"/>
-                <w:szCs w:val="21"/>
-              </w:rPr>
-              <w:t xml:space="preserve">Kama Muta ist das plötzliche Gefühl, das entsteht, wenn Nähe unerwartet spürbar wird — Gänsehaut bei einer Umarmung, Tränen bei einem fremden Lied. Das Magazin versucht nicht, das Gefühl zu erklären, sondern es herzustellen. Inzwischen ist daraus eine Installation geworden, die genau das im Raum einlöst.</w:t>
-            </w:r>
-          </w:p>
-        </w:tc>
-      </w:tr>
-      <w:tr>
-        <w:tc>
-          <w:tcPr>
-            <w:tcW w:type="dxa" w:w="2500"/>
-            <w:shd w:fill="F2F2F2" w:val="clear"/>
-            <w:tcMar>
-              <w:top w:type="dxa" w:w="80"/>
-              <w:left w:type="dxa" w:w="120"/>
-              <w:bottom w:type="dxa" w:w="80"/>
-              <w:right w:type="dxa" w:w="120"/>
-            </w:tcMar>
-          </w:tcPr>
-          <w:p>
-            <w:r>
-              <w:rPr>
-                <w:rFonts w:ascii="Consolas" w:cs="Consolas" w:eastAsia="Consolas" w:hAnsi="Consolas"/>
-                <w:color w:val="666666"/>
-                <w:sz w:val="16"/>
-                <w:szCs w:val="16"/>
-              </w:rPr>
-              <w:t xml:space="preserve">pull</w:t>
-            </w:r>
-          </w:p>
-        </w:tc>
-        <w:tc>
-          <w:tcPr>
-            <w:tcW w:type="dxa" w:w="7138"/>
-            <w:tcMar>
-              <w:top w:type="dxa" w:w="80"/>
-              <w:left w:type="dxa" w:w="120"/>
-              <w:bottom w:type="dxa" w:w="80"/>
-              <w:right w:type="dxa" w:w="120"/>
-            </w:tcMar>
-          </w:tcPr>
-          <w:p>
-            <w:r>
-              <w:rPr>
-                <w:sz w:val="21"/>
-                <w:szCs w:val="21"/>
-              </w:rPr>
-              <w:t xml:space="preserve">In Lak’ech — ich bin ein anderes Du.</w:t>
-            </w:r>
-          </w:p>
-        </w:tc>
-      </w:tr>
-      <w:tr>
-        <w:tc>
-          <w:tcPr>
-            <w:tcW w:type="dxa" w:w="2500"/>
-            <w:shd w:fill="F2F2F2" w:val="clear"/>
-            <w:tcMar>
-              <w:top w:type="dxa" w:w="80"/>
-              <w:left w:type="dxa" w:w="120"/>
-              <w:bottom w:type="dxa" w:w="80"/>
-              <w:right w:type="dxa" w:w="120"/>
-            </w:tcMar>
-          </w:tcPr>
-          <w:p>
-            <w:r>
-              <w:rPr>
-                <w:rFonts w:ascii="Consolas" w:cs="Consolas" w:eastAsia="Consolas" w:hAnsi="Consolas"/>
-                <w:color w:val="666666"/>
-                <w:sz w:val="16"/>
-                <w:szCs w:val="16"/>
-              </w:rPr>
-              <w:t xml:space="preserve">chapters[0].title</w:t>
-            </w:r>
-          </w:p>
-        </w:tc>
-        <w:tc>
-          <w:tcPr>
-            <w:tcW w:type="dxa" w:w="7138"/>
-            <w:tcMar>
-              <w:top w:type="dxa" w:w="80"/>
-              <w:left w:type="dxa" w:w="120"/>
-              <w:bottom w:type="dxa" w:w="80"/>
-              <w:right w:type="dxa" w:w="120"/>
-            </w:tcMar>
-          </w:tcPr>
-          <w:p>
-            <w:r>
-              <w:rPr>
-                <w:sz w:val="21"/>
-                <w:szCs w:val="21"/>
-              </w:rPr>
-              <w:t xml:space="preserve">Mache ein Foto</w:t>
-            </w:r>
-          </w:p>
-        </w:tc>
-      </w:tr>
-      <w:tr>
-        <w:tc>
-          <w:tcPr>
-            <w:tcW w:type="dxa" w:w="2500"/>
-            <w:shd w:fill="F2F2F2" w:val="clear"/>
-            <w:tcMar>
-              <w:top w:type="dxa" w:w="80"/>
-              <w:left w:type="dxa" w:w="120"/>
-              <w:bottom w:type="dxa" w:w="80"/>
-              <w:right w:type="dxa" w:w="120"/>
-            </w:tcMar>
-          </w:tcPr>
-          <w:p>
-            <w:r>
-              <w:rPr>
-                <w:rFonts w:ascii="Consolas" w:cs="Consolas" w:eastAsia="Consolas" w:hAnsi="Consolas"/>
-                <w:color w:val="666666"/>
-                <w:sz w:val="16"/>
-                <w:szCs w:val="16"/>
-              </w:rPr>
-              <w:t xml:space="preserve">chapters[0].text</w:t>
-            </w:r>
-          </w:p>
-        </w:tc>
-        <w:tc>
-          <w:tcPr>
-            <w:tcW w:type="dxa" w:w="7138"/>
-            <w:tcMar>
-              <w:top w:type="dxa" w:w="80"/>
-              <w:left w:type="dxa" w:w="120"/>
-              <w:bottom w:type="dxa" w:w="80"/>
-              <w:right w:type="dxa" w:w="120"/>
-            </w:tcMar>
-          </w:tcPr>
-          <w:p>
-            <w:r>
-              <w:rPr>
-                <w:sz w:val="21"/>
-                <w:szCs w:val="21"/>
-              </w:rPr>
-              <w:t xml:space="preserve">Ein Magazin über ein Gefühl, das sich beim Lesen einstellen soll — das geht nicht mit Artikeln. Am Anfang standen deshalb Handlungsanweisungen: „Mache ein Foto mit der dir gegenüber sitzenden Person. Tausche Adresse und Namen aus." Das Heft sollte etwas verlangen, nicht nur etwas zeigen.</w:t>
-            </w:r>
-          </w:p>
-        </w:tc>
-      </w:tr>
-      <w:tr>
-        <w:tc>
-          <w:tcPr>
-            <w:tcW w:type="dxa" w:w="2500"/>
-            <w:shd w:fill="F2F2F2" w:val="clear"/>
-            <w:tcMar>
-              <w:top w:type="dxa" w:w="80"/>
-              <w:left w:type="dxa" w:w="120"/>
-              <w:bottom w:type="dxa" w:w="80"/>
-              <w:right w:type="dxa" w:w="120"/>
-            </w:tcMar>
-          </w:tcPr>
-          <w:p>
-            <w:r>
-              <w:rPr>
-                <w:rFonts w:ascii="Consolas" w:cs="Consolas" w:eastAsia="Consolas" w:hAnsi="Consolas"/>
-                <w:color w:val="666666"/>
-                <w:sz w:val="16"/>
-                <w:szCs w:val="16"/>
-              </w:rPr>
-              <w:t xml:space="preserve">chapters[1].title</w:t>
-            </w:r>
-          </w:p>
-        </w:tc>
-        <w:tc>
-          <w:tcPr>
-            <w:tcW w:type="dxa" w:w="7138"/>
-            <w:tcMar>
-              <w:top w:type="dxa" w:w="80"/>
-              <w:left w:type="dxa" w:w="120"/>
-              <w:bottom w:type="dxa" w:w="80"/>
-              <w:right w:type="dxa" w:w="120"/>
-            </w:tcMar>
-          </w:tcPr>
-          <w:p>
-            <w:r>
-              <w:rPr>
-                <w:sz w:val="21"/>
-                <w:szCs w:val="21"/>
-              </w:rPr>
-              <w:t xml:space="preserve">Jedes Kapitel anders</w:t>
-            </w:r>
-          </w:p>
-        </w:tc>
-      </w:tr>
-      <w:tr>
-        <w:tc>
-          <w:tcPr>
-            <w:tcW w:type="dxa" w:w="2500"/>
-            <w:shd w:fill="F2F2F2" w:val="clear"/>
-            <w:tcMar>
-              <w:top w:type="dxa" w:w="80"/>
-              <w:left w:type="dxa" w:w="120"/>
-              <w:bottom w:type="dxa" w:w="80"/>
-              <w:right w:type="dxa" w:w="120"/>
-            </w:tcMar>
-          </w:tcPr>
-          <w:p>
-            <w:r>
-              <w:rPr>
-                <w:rFonts w:ascii="Consolas" w:cs="Consolas" w:eastAsia="Consolas" w:hAnsi="Consolas"/>
-                <w:color w:val="666666"/>
-                <w:sz w:val="16"/>
-                <w:szCs w:val="16"/>
-              </w:rPr>
-              <w:t xml:space="preserve">chapters[1].text</w:t>
-            </w:r>
-          </w:p>
-        </w:tc>
-        <w:tc>
-          <w:tcPr>
-            <w:tcW w:type="dxa" w:w="7138"/>
-            <w:tcMar>
-              <w:top w:type="dxa" w:w="80"/>
-              <w:left w:type="dxa" w:w="120"/>
-              <w:bottom w:type="dxa" w:w="80"/>
-              <w:right w:type="dxa" w:w="120"/>
-            </w:tcMar>
-          </w:tcPr>
-          <w:p>
-            <w:r>
-              <w:rPr>
-                <w:sz w:val="21"/>
-                <w:szCs w:val="21"/>
-              </w:rPr>
-              <w:t xml:space="preserve">Eines entstand beim Gehen: Bleistiftskizzen von Dingen am Weg, die zufällig etwas auslösen — eine Lampe, ein Stuhl, eine Treppe. Für „Black Swan" habe ich die Reihenfolge der Doppelseiten mit Klebezetteln so lange verschoben, bis der Rhythmus stimmte. Ein weiteres als Collage: gedruckte Doppelseiten, abfotografiert und wieder überklebt.</w:t>
-            </w:r>
-          </w:p>
-        </w:tc>
-      </w:tr>
-      <w:tr>
-        <w:tc>
-          <w:tcPr>
-            <w:tcW w:type="dxa" w:w="2500"/>
-            <w:shd w:fill="F2F2F2" w:val="clear"/>
-            <w:tcMar>
-              <w:top w:type="dxa" w:w="80"/>
-              <w:left w:type="dxa" w:w="120"/>
-              <w:bottom w:type="dxa" w:w="80"/>
-              <w:right w:type="dxa" w:w="120"/>
-            </w:tcMar>
-          </w:tcPr>
-          <w:p>
-            <w:r>
-              <w:rPr>
-                <w:rFonts w:ascii="Consolas" w:cs="Consolas" w:eastAsia="Consolas" w:hAnsi="Consolas"/>
-                <w:color w:val="666666"/>
-                <w:sz w:val="16"/>
-                <w:szCs w:val="16"/>
-              </w:rPr>
-              <w:t xml:space="preserve">chapters[2].title</w:t>
-            </w:r>
-          </w:p>
-        </w:tc>
-        <w:tc>
-          <w:tcPr>
-            <w:tcW w:type="dxa" w:w="7138"/>
-            <w:tcMar>
-              <w:top w:type="dxa" w:w="80"/>
-              <w:left w:type="dxa" w:w="120"/>
-              <w:bottom w:type="dxa" w:w="80"/>
-              <w:right w:type="dxa" w:w="120"/>
-            </w:tcMar>
-          </w:tcPr>
-          <w:p>
-            <w:r>
-              <w:rPr>
-                <w:sz w:val="21"/>
-                <w:szCs w:val="21"/>
-              </w:rPr>
-              <w:t xml:space="preserve">Zwei Stühle, ein Buch</w:t>
-            </w:r>
-          </w:p>
-        </w:tc>
-      </w:tr>
-      <w:tr>
-        <w:tc>
-          <w:tcPr>
-            <w:tcW w:type="dxa" w:w="2500"/>
-            <w:shd w:fill="F2F2F2" w:val="clear"/>
-            <w:tcMar>
-              <w:top w:type="dxa" w:w="80"/>
-              <w:left w:type="dxa" w:w="120"/>
-              <w:bottom w:type="dxa" w:w="80"/>
-              <w:right w:type="dxa" w:w="120"/>
-            </w:tcMar>
-          </w:tcPr>
-          <w:p>
-            <w:r>
-              <w:rPr>
-                <w:rFonts w:ascii="Consolas" w:cs="Consolas" w:eastAsia="Consolas" w:hAnsi="Consolas"/>
-                <w:color w:val="666666"/>
-                <w:sz w:val="16"/>
-                <w:szCs w:val="16"/>
-              </w:rPr>
-              <w:t xml:space="preserve">chapters[2].text</w:t>
-            </w:r>
-          </w:p>
-        </w:tc>
-        <w:tc>
-          <w:tcPr>
-            <w:tcW w:type="dxa" w:w="7138"/>
-            <w:tcMar>
-              <w:top w:type="dxa" w:w="80"/>
-              <w:left w:type="dxa" w:w="120"/>
-              <w:bottom w:type="dxa" w:w="80"/>
-              <w:right w:type="dxa" w:w="120"/>
-            </w:tcMar>
-          </w:tcPr>
-          <w:p>
-            <w:r>
-              <w:rPr>
-                <w:sz w:val="21"/>
-                <w:szCs w:val="21"/>
-              </w:rPr>
-              <w:t xml:space="preserve">Für den Pavillon am Schlossplatz in Stuttgart ist aus dem Heft ein Aufbau geworden: zwei Fremde sitzen sich gegenüber, zwischen ihnen nichts als ein Buch. Das Gespräch führt der Fragebogen, nicht der Mut der beiden. Grundlage ist der bekannte Katalog, mit dem sich zwei Menschen in 36 Fragen näherkommen — auseinandergenommen und auf drei Stufen verteilt. Erst das Leichte, dann das, was man sonst nicht erzählt. Die Regeln stehen auf dem Buch selbst.</w:t>
-            </w:r>
-          </w:p>
-        </w:tc>
-      </w:tr>
-      <w:tr>
-        <w:tc>
-          <w:tcPr>
-            <w:tcW w:type="dxa" w:w="2500"/>
-            <w:shd w:fill="F2F2F2" w:val="clear"/>
-            <w:tcMar>
-              <w:top w:type="dxa" w:w="80"/>
-              <w:left w:type="dxa" w:w="120"/>
-              <w:bottom w:type="dxa" w:w="80"/>
-              <w:right w:type="dxa" w:w="120"/>
-            </w:tcMar>
-          </w:tcPr>
-          <w:p>
-            <w:r>
-              <w:rPr>
-                <w:rFonts w:ascii="Consolas" w:cs="Consolas" w:eastAsia="Consolas" w:hAnsi="Consolas"/>
-                <w:color w:val="666666"/>
-                <w:sz w:val="16"/>
-                <w:szCs w:val="16"/>
-              </w:rPr>
-              <w:t xml:space="preserve">chapters[3].title</w:t>
-            </w:r>
-          </w:p>
-        </w:tc>
-        <w:tc>
-          <w:tcPr>
-            <w:tcW w:type="dxa" w:w="7138"/>
-            <w:tcMar>
-              <w:top w:type="dxa" w:w="80"/>
-              <w:left w:type="dxa" w:w="120"/>
-              <w:bottom w:type="dxa" w:w="80"/>
-              <w:right w:type="dxa" w:w="120"/>
-            </w:tcMar>
-          </w:tcPr>
-          <w:p>
-            <w:r>
-              <w:rPr>
-                <w:sz w:val="21"/>
-                <w:szCs w:val="21"/>
-              </w:rPr>
-              <w:t xml:space="preserve">Danach</w:t>
-            </w:r>
-          </w:p>
-        </w:tc>
-      </w:tr>
-      <w:tr>
-        <w:tc>
-          <w:tcPr>
-            <w:tcW w:type="dxa" w:w="2500"/>
-            <w:shd w:fill="F2F2F2" w:val="clear"/>
-            <w:tcMar>
-              <w:top w:type="dxa" w:w="80"/>
-              <w:left w:type="dxa" w:w="120"/>
-              <w:bottom w:type="dxa" w:w="80"/>
-              <w:right w:type="dxa" w:w="120"/>
-            </w:tcMar>
-          </w:tcPr>
-          <w:p>
-            <w:r>
-              <w:rPr>
-                <w:rFonts w:ascii="Consolas" w:cs="Consolas" w:eastAsia="Consolas" w:hAnsi="Consolas"/>
-                <w:color w:val="666666"/>
-                <w:sz w:val="16"/>
-                <w:szCs w:val="16"/>
-              </w:rPr>
-              <w:t xml:space="preserve">chapters[3].text</w:t>
-            </w:r>
-          </w:p>
-        </w:tc>
-        <w:tc>
-          <w:tcPr>
-            <w:tcW w:type="dxa" w:w="7138"/>
-            <w:tcMar>
-              <w:top w:type="dxa" w:w="80"/>
-              <w:left w:type="dxa" w:w="120"/>
-              <w:bottom w:type="dxa" w:w="80"/>
-              <w:right w:type="dxa" w:w="120"/>
-            </w:tcMar>
-          </w:tcPr>
-          <w:p>
-            <w:r>
-              <w:rPr>
-                <w:sz w:val="21"/>
-                <w:szCs w:val="21"/>
-              </w:rPr>
-              <w:t xml:space="preserve">Das erste Design steht; für den nächsten Einsatz wird es überarbeitet.</w:t>
             </w:r>
           </w:p>
         </w:tc>
